--- a/submission/IEEE-Access-Response-to-Reviewers.docx
+++ b/submission/IEEE-Access-Response-to-Reviewers.docx
@@ -2123,13 +2123,19 @@
         <w:t xml:space="preserve"> </w:t>
       </w:r>
       <w:r>
-        <w:t xml:space="preserve">appropriate, and cites the classifier-ensemble result that diversity and accuracy are</w:t>
-      </w:r>
-      <w:r>
-        <w:t xml:space="preserve"> </w:t>
-      </w:r>
-      <w:r>
-        <w:t xml:space="preserve">related but not interchangeable.</w:t>
+        <w:t xml:space="preserve">appropriate, and cites Kuncheva and Whitaker [17] for the classifier-ensemble result that</w:t>
+      </w:r>
+      <w:r>
+        <w:t xml:space="preserve"> </w:t>
+      </w:r>
+      <w:r>
+        <w:t xml:space="preserve">diversity and accuracy are related but not interchangeable, which is why reduced agreement</w:t>
+      </w:r>
+      <w:r>
+        <w:t xml:space="preserve"> </w:t>
+      </w:r>
+      <w:r>
+        <w:t xml:space="preserve">is not treated here as evidence of improved accuracy.</w:t>
       </w:r>
     </w:p>
     <w:p>

--- a/submission/IEEE-Access-Response-to-Reviewers.docx
+++ b/submission/IEEE-Access-Response-to-Reviewers.docx
@@ -1938,7 +1938,7 @@
         </w:numPr>
       </w:pPr>
       <w:r>
-        <w:t xml:space="preserve">This article does not propose a new ensemble algorithm, so a direct task-performance</w:t>
+        <w:t xml:space="preserve">This research paper does not propose a new ensemble algorithm, so a direct task-performance</w:t>
       </w:r>
       <w:r>
         <w:t xml:space="preserve"> </w:t>
@@ -4439,31 +4439,31 @@
         </w:numPr>
       </w:pPr>
       <w:r>
-        <w:t xml:space="preserve">Section IV-D now identifies the freeze receipts in the released package: the confirmatory</w:t>
-      </w:r>
-      <w:r>
-        <w:t xml:space="preserve"> </w:t>
-      </w:r>
-      <w:r>
-        <w:t xml:space="preserve">freeze is timestamped 2026-07-03T20:41:51Z and records the SHA-256 of the configuration,</w:t>
-      </w:r>
-      <w:r>
-        <w:t xml:space="preserve"> </w:t>
-      </w:r>
-      <w:r>
-        <w:t xml:space="preserve">agent and analysis code, prompt template, pre-registration, grid and model manifest together</w:t>
-      </w:r>
-      <w:r>
-        <w:t xml:space="preserve"> </w:t>
-      </w:r>
-      <w:r>
-        <w:t xml:space="preserve">with the commit that carried them; the cross-domain replication has its own receipt</w:t>
-      </w:r>
-      <w:r>
-        <w:t xml:space="preserve"> </w:t>
-      </w:r>
-      <w:r>
-        <w:t xml:space="preserve">timestamped 2026-09-29T14:47:54Z, recorded before any API call for that arm.</w:t>
+        <w:t xml:space="preserve">Section IV-D now identifies the freeze receipts in the released package. Each records the</w:t>
+      </w:r>
+      <w:r>
+        <w:t xml:space="preserve"> </w:t>
+      </w:r>
+      <w:r>
+        <w:t xml:space="preserve">UTC freeze time, the commit that carried the frozen artifacts, and the SHA-256 of the</w:t>
+      </w:r>
+      <w:r>
+        <w:t xml:space="preserve"> </w:t>
+      </w:r>
+      <w:r>
+        <w:t xml:space="preserve">configuration, agent and analysis code, prompt template, pre-registration, grid and model</w:t>
+      </w:r>
+      <w:r>
+        <w:t xml:space="preserve"> </w:t>
+      </w:r>
+      <w:r>
+        <w:t xml:space="preserve">manifest; the cross-domain replication has its own receipt, recorded before any API call for</w:t>
+      </w:r>
+      <w:r>
+        <w:t xml:space="preserve"> </w:t>
+      </w:r>
+      <w:r>
+        <w:t xml:space="preserve">that arm.</w:t>
       </w:r>
     </w:p>
     <w:p>

--- a/submission/IEEE-Access-Response-to-Reviewers.docx
+++ b/submission/IEEE-Access-Response-to-Reviewers.docx
@@ -291,13 +291,13 @@
         <w:t xml:space="preserve"> </w:t>
       </w:r>
       <w:r>
-        <w:t xml:space="preserve">difference is -0.001 with a 95% confidence interval of [-0.059, 0.060]. The corresponding two-</w:t>
-      </w:r>
-      <w:r>
-        <w:t xml:space="preserve"> </w:t>
-      </w:r>
-      <w:r>
-        <w:t xml:space="preserve">way interval is [-0.113, 0.115]. Both intervals contain zero.</w:t>
+        <w:t xml:space="preserve">difference is -0.001 with a 95% confidence interval of [-0.059, 0.060]. Under two-way equity</w:t>
+      </w:r>
+      <w:r>
+        <w:t xml:space="preserve"> </w:t>
+      </w:r>
+      <w:r>
+        <w:t xml:space="preserve">and date resampling, the interval is [-0.113, 0.115]. Both intervals contain zero.</w:t>
       </w:r>
     </w:p>
     <w:p>
@@ -315,13 +315,13 @@
         <w:t xml:space="preserve"> </w:t>
       </w:r>
       <w:r>
-        <w:t xml:space="preserve">selective risk in any configuration. We therefore claim no improvement in calibration or</w:t>
-      </w:r>
-      <w:r>
-        <w:t xml:space="preserve"> </w:t>
-      </w:r>
-      <w:r>
-        <w:t xml:space="preserve">abstention quality.</w:t>
+        <w:t xml:space="preserve">selective risk in any configuration. We therefore do not claim an improvement in calibration</w:t>
+      </w:r>
+      <w:r>
+        <w:t xml:space="preserve"> </w:t>
+      </w:r>
+      <w:r>
+        <w:t xml:space="preserve">or abstention quality.</w:t>
       </w:r>
     </w:p>
     <w:p>
@@ -333,13 +333,31 @@
         </w:numPr>
       </w:pPr>
       <w:r>
-        <w:t xml:space="preserve">The exploratory consensus analysis separately evaluates unanimous incorrect decisions and is</w:t>
-      </w:r>
-      <w:r>
-        <w:t xml:space="preserve"> </w:t>
-      </w:r>
-      <w:r>
-        <w:t xml:space="preserve">addressed under Reviewer #1, Concern #4.</w:t>
+        <w:t xml:space="preserve">We also evaluate a separate decision-relevant outcome, unanimous incorrect decisions. HOM</w:t>
+      </w:r>
+      <w:r>
+        <w:t xml:space="preserve"> </w:t>
+      </w:r>
+      <w:r>
+        <w:t xml:space="preserve">produces unanimous incorrect directional decisions at 1.84 times the rate of HET. The equity-</w:t>
+      </w:r>
+      <w:r>
+        <w:t xml:space="preserve"> </w:t>
+      </w:r>
+      <w:r>
+        <w:t xml:space="preserve">clustered 95% confidence interval is [1.42, 2.52], and the two-way interval is [1.13, 3.06].</w:t>
+      </w:r>
+      <w:r>
+        <w:t xml:space="preserve"> </w:t>
+      </w:r>
+      <w:r>
+        <w:t xml:space="preserve">Because this analysis is post hoc and no multiplicity adjustment is applied, we treat it as</w:t>
+      </w:r>
+      <w:r>
+        <w:t xml:space="preserve"> </w:t>
+      </w:r>
+      <w:r>
+        <w:t xml:space="preserve">exploratory rather than confirmatory.</w:t>
       </w:r>
     </w:p>
     <w:p>
@@ -392,7 +410,13 @@
         <w:t xml:space="preserve"> </w:t>
       </w:r>
       <w:r>
-        <w:t xml:space="preserve">was added to report the risk-coverage analysis and clustered AURC contrast.</w:t>
+        <w:t xml:space="preserve">was added to report the risk-coverage analysis and uncertainty for the HOM-HET</w:t>
+      </w:r>
+      <w:r>
+        <w:t xml:space="preserve"> </w:t>
+      </w:r>
+      <w:r>
+        <w:t xml:space="preserve">AURC contrast.</w:t>
       </w:r>
     </w:p>
     <w:p>
@@ -404,6 +428,42 @@
         </w:numPr>
       </w:pPr>
       <w:r>
+        <w:t xml:space="preserve">Section V-H,</w:t>
+      </w:r>
+      <w:r>
+        <w:t xml:space="preserve"> </w:t>
+      </w:r>
+      <w:r>
+        <w:t xml:space="preserve">“Exploratory Analysis of Consensus Errors,”</w:t>
+      </w:r>
+      <w:r>
+        <w:t xml:space="preserve"> </w:t>
+      </w:r>
+      <w:r>
+        <w:t xml:space="preserve">was revised to report the unanimous-</w:t>
+      </w:r>
+      <w:r>
+        <w:t xml:space="preserve"> </w:t>
+      </w:r>
+      <w:r>
+        <w:t xml:space="preserve">incorrect ratio with equity-clustered and two-way confidence intervals and to state explicitly</w:t>
+      </w:r>
+      <w:r>
+        <w:t xml:space="preserve"> </w:t>
+      </w:r>
+      <w:r>
+        <w:t xml:space="preserve">that the analysis is exploratory.</w:t>
+      </w:r>
+    </w:p>
+    <w:p>
+      <w:pPr>
+        <w:pStyle w:val="Compact"/>
+        <w:numPr>
+          <w:ilvl w:val="0"/>
+          <w:numId w:val="1002"/>
+        </w:numPr>
+      </w:pPr>
+      <w:r>
         <w:t xml:space="preserve">Section V-D,</w:t>
       </w:r>
       <w:r>
@@ -416,19 +476,19 @@
         <w:t xml:space="preserve"> </w:t>
       </w:r>
       <w:r>
-        <w:t xml:space="preserve">was revised to state explicitly that the frontier</w:t>
-      </w:r>
-      <w:r>
-        <w:t xml:space="preserve"> </w:t>
-      </w:r>
-      <w:r>
-        <w:t xml:space="preserve">describes the cost of greater behavioral diversity and does not establish improved downstream</w:t>
-      </w:r>
-      <w:r>
-        <w:t xml:space="preserve"> </w:t>
-      </w:r>
-      <w:r>
-        <w:t xml:space="preserve">decision quality.</w:t>
+        <w:t xml:space="preserve">was revised to state that the frontier quantifies</w:t>
+      </w:r>
+      <w:r>
+        <w:t xml:space="preserve"> </w:t>
+      </w:r>
+      <w:r>
+        <w:t xml:space="preserve">the cost associated with greater behavioral diversity and does not by itself establish</w:t>
+      </w:r>
+      <w:r>
+        <w:t xml:space="preserve"> </w:t>
+      </w:r>
+      <w:r>
+        <w:t xml:space="preserve">improved downstream decision quality.</w:t>
       </w:r>
     </w:p>
     <w:p>
@@ -516,19 +576,19 @@
         </w:numPr>
       </w:pPr>
       <w:r>
-        <w:t xml:space="preserve">We therefore added an additional capability comparison in the clinical replication. Within the</w:t>
-      </w:r>
-      <w:r>
-        <w:t xml:space="preserve"> </w:t>
-      </w:r>
-      <w:r>
-        <w:t xml:space="preserve">fully heterogeneous configuration, one same-provider pair and one cross-provider pair have</w:t>
-      </w:r>
-      <w:r>
-        <w:t xml:space="preserve"> </w:t>
-      </w:r>
-      <w:r>
-        <w:t xml:space="preserve">nearly identical mean member accuracy, 0.951 and 0.955 respectively.</w:t>
+        <w:t xml:space="preserve">We added an additional capability comparison in the clinical replication. Within the fully</w:t>
+      </w:r>
+      <w:r>
+        <w:t xml:space="preserve"> </w:t>
+      </w:r>
+      <w:r>
+        <w:t xml:space="preserve">heterogeneous configuration, one same-provider pair and one cross-provider pair have nearly</w:t>
+      </w:r>
+      <w:r>
+        <w:t xml:space="preserve"> </w:t>
+      </w:r>
+      <w:r>
+        <w:t xml:space="preserve">identical mean member accuracy, 0.951 and 0.955 respectively.</w:t>
       </w:r>
     </w:p>
     <w:p>
@@ -558,13 +618,19 @@
         </w:numPr>
       </w:pPr>
       <w:r>
-        <w:t xml:space="preserve">We describe this as approximate capability matching. Provider remains confounded with other</w:t>
-      </w:r>
-      <w:r>
-        <w:t xml:space="preserve"> </w:t>
-      </w:r>
-      <w:r>
-        <w:t xml:space="preserve">model-specific characteristics and is not identified as an independent causal factor.</w:t>
+        <w:t xml:space="preserve">We describe this as approximate capability matching. It reduces the capability confound but</w:t>
+      </w:r>
+      <w:r>
+        <w:t xml:space="preserve"> </w:t>
+      </w:r>
+      <w:r>
+        <w:t xml:space="preserve">does not eliminate the broader confounding between provider and other model-specific</w:t>
+      </w:r>
+      <w:r>
+        <w:t xml:space="preserve"> </w:t>
+      </w:r>
+      <w:r>
+        <w:t xml:space="preserve">characteristics. We therefore do not identify provider as an independent causal factor.</w:t>
       </w:r>
     </w:p>
     <w:p>
@@ -605,7 +671,7 @@
         <w:t xml:space="preserve"> </w:t>
       </w:r>
       <w:r>
-        <w:t xml:space="preserve">approximate capability-matched provider comparison.</w:t>
+        <w:t xml:space="preserve">approximate capability-matched same-provider versus cross-provider comparison.</w:t>
       </w:r>
     </w:p>
     <w:p>
@@ -635,13 +701,13 @@
         <w:t xml:space="preserve"> </w:t>
       </w:r>
       <w:r>
-        <w:t xml:space="preserve">tier-matched analysis and states explicitly that matching is approximate and covers only two</w:t>
-      </w:r>
-      <w:r>
-        <w:t xml:space="preserve"> </w:t>
-      </w:r>
-      <w:r>
-        <w:t xml:space="preserve">providers.</w:t>
+        <w:t xml:space="preserve">capability control, which preserves approximately 94% of the primary agreement contrast while</w:t>
+      </w:r>
+      <w:r>
+        <w:t xml:space="preserve"> </w:t>
+      </w:r>
+      <w:r>
+        <w:t xml:space="preserve">holding model tier approximately constant.</w:t>
       </w:r>
     </w:p>
     <w:p>
@@ -683,7 +749,13 @@
         <w:t xml:space="preserve"> </w:t>
       </w:r>
       <w:r>
-        <w:t xml:space="preserve">revised to retain the unresolved provider and capability limitations.</w:t>
+        <w:t xml:space="preserve">revised to state explicitly that provider remains confounded with model identity, training</w:t>
+      </w:r>
+      <w:r>
+        <w:t xml:space="preserve"> </w:t>
+      </w:r>
+      <w:r>
+        <w:t xml:space="preserve">data, architecture, alignment, and effective capability.</w:t>
       </w:r>
     </w:p>
     <w:p>
@@ -771,19 +843,19 @@
         </w:numPr>
       </w:pPr>
       <w:r>
-        <w:t xml:space="preserve">The response structure changes from three financial labels to four answer options with one</w:t>
-      </w:r>
-      <w:r>
-        <w:t xml:space="preserve"> </w:t>
-      </w:r>
-      <w:r>
-        <w:t xml:space="preserve">correct answer. The five-agent structure, three configurations, seeding procedure,</w:t>
-      </w:r>
-      <w:r>
-        <w:t xml:space="preserve"> </w:t>
-      </w:r>
-      <w:r>
-        <w:t xml:space="preserve">temperature, number of runs, and estimators remain unchanged.</w:t>
+        <w:t xml:space="preserve">The response structure changes from the three BUY, HOLD, and SELL labels used in finance to</w:t>
+      </w:r>
+      <w:r>
+        <w:t xml:space="preserve"> </w:t>
+      </w:r>
+      <w:r>
+        <w:t xml:space="preserve">four answer options with one correct answer. The five-agent structure, three configurations,</w:t>
+      </w:r>
+      <w:r>
+        <w:t xml:space="preserve"> </w:t>
+      </w:r>
+      <w:r>
+        <w:t xml:space="preserve">seeding procedure, temperature, number of runs, and estimators remain unchanged.</w:t>
       </w:r>
     </w:p>
     <w:p>
@@ -795,25 +867,25 @@
         </w:numPr>
       </w:pPr>
       <w:r>
-        <w:t xml:space="preserve">The directional ordering reproduces. Agreement decreases by delta-kappa = 0.072 with a 95%</w:t>
-      </w:r>
-      <w:r>
-        <w:t xml:space="preserve"> </w:t>
-      </w:r>
-      <w:r>
-        <w:t xml:space="preserve">confidence interval of [0.040, 0.104], compared with 0.336 in finance. Error correlation</w:t>
-      </w:r>
-      <w:r>
-        <w:t xml:space="preserve"> </w:t>
-      </w:r>
-      <w:r>
-        <w:t xml:space="preserve">decreases by delta-phi = 0.393 with a 95% confidence interval of [0.325, 0.459], compared with</w:t>
-      </w:r>
-      <w:r>
-        <w:t xml:space="preserve"> </w:t>
-      </w:r>
-      <w:r>
-        <w:t xml:space="preserve">0.454 in finance.</w:t>
+        <w:t xml:space="preserve">The ordering reproduces. Agreement decreases by delta-kappa = 0.072 with a 95% confidence</w:t>
+      </w:r>
+      <w:r>
+        <w:t xml:space="preserve"> </w:t>
+      </w:r>
+      <w:r>
+        <w:t xml:space="preserve">interval of [0.040, 0.104], compared with 0.336 in finance. Error correlation decreases by</w:t>
+      </w:r>
+      <w:r>
+        <w:t xml:space="preserve"> </w:t>
+      </w:r>
+      <w:r>
+        <w:t xml:space="preserve">delta-phi = 0.393 with a 95% confidence interval of [0.325, 0.459], compared with 0.454 in</w:t>
+      </w:r>
+      <w:r>
+        <w:t xml:space="preserve"> </w:t>
+      </w:r>
+      <w:r>
+        <w:t xml:space="preserve">finance.</w:t>
       </w:r>
     </w:p>
     <w:p>
@@ -825,13 +897,31 @@
         </w:numPr>
       </w:pPr>
       <w:r>
-        <w:t xml:space="preserve">We have not varied ensemble size or aggregation rule and now identify those remaining</w:t>
-      </w:r>
-      <w:r>
-        <w:t xml:space="preserve"> </w:t>
-      </w:r>
-      <w:r>
-        <w:t xml:space="preserve">dimensions explicitly as limitations.</w:t>
+        <w:t xml:space="preserve">The agreement contrast therefore changes substantially more across the two tasks than the</w:t>
+      </w:r>
+      <w:r>
+        <w:t xml:space="preserve"> </w:t>
+      </w:r>
+      <w:r>
+        <w:t xml:space="preserve">error-correlation contrast. We do not claim that the magnitude is invariant across domains.</w:t>
+      </w:r>
+    </w:p>
+    <w:p>
+      <w:pPr>
+        <w:pStyle w:val="Compact"/>
+        <w:numPr>
+          <w:ilvl w:val="0"/>
+          <w:numId w:val="1005"/>
+        </w:numPr>
+      </w:pPr>
+      <w:r>
+        <w:t xml:space="preserve">Ensemble size, aggregation rule, prompt format, and the particular model mixtures remain fixed</w:t>
+      </w:r>
+      <w:r>
+        <w:t xml:space="preserve"> </w:t>
+      </w:r>
+      <w:r>
+        <w:t xml:space="preserve">and are stated explicitly as limitations.</w:t>
       </w:r>
     </w:p>
     <w:p>
@@ -872,7 +962,7 @@
         <w:t xml:space="preserve"> </w:t>
       </w:r>
       <w:r>
-        <w:t xml:space="preserve">registered clinical replication.</w:t>
+        <w:t xml:space="preserve">registered 537-item clinical replication.</w:t>
       </w:r>
     </w:p>
     <w:p>
@@ -914,7 +1004,7 @@
         <w:t xml:space="preserve"> </w:t>
       </w:r>
       <w:r>
-        <w:t xml:space="preserve">state which dimensions were replicated and which remain fixed.</w:t>
+        <w:t xml:space="preserve">distinguish the dimensions tested across domains from those that remain fixed.</w:t>
       </w:r>
     </w:p>
     <w:p>
@@ -926,13 +1016,13 @@
         </w:numPr>
       </w:pPr>
       <w:r>
-        <w:t xml:space="preserve">The replication pre-registration and freeze receipt were added to the released reproducibility</w:t>
-      </w:r>
-      <w:r>
-        <w:t xml:space="preserve"> </w:t>
-      </w:r>
-      <w:r>
-        <w:t xml:space="preserve">materials.</w:t>
+        <w:t xml:space="preserve">The clinical replication pre-registration and freeze receipt were added to the released</w:t>
+      </w:r>
+      <w:r>
+        <w:t xml:space="preserve"> </w:t>
+      </w:r>
+      <w:r>
+        <w:t xml:space="preserve">reproducibility materials.</w:t>
       </w:r>
     </w:p>
     <w:p>
@@ -1002,7 +1092,7 @@
         </w:numPr>
       </w:pPr>
       <w:r>
-        <w:t xml:space="preserve">We now treat this analysis explicitly as exploratory.</w:t>
+        <w:t xml:space="preserve">We now treat the consensus analysis explicitly as exploratory.</w:t>
       </w:r>
     </w:p>
     <w:p>
@@ -1020,13 +1110,13 @@
         <w:t xml:space="preserve"> </w:t>
       </w:r>
       <w:r>
-        <w:t xml:space="preserve">is [1.42, 2.52]. Under the two-way equity and date resampling scheme, the interval is [1.13,</w:t>
-      </w:r>
-      <w:r>
-        <w:t xml:space="preserve"> </w:t>
-      </w:r>
-      <w:r>
-        <w:t xml:space="preserve">3.06]. Both exclude unity.</w:t>
+        <w:t xml:space="preserve">is [1.42, 2.52]. Under two-way equity and date resampling, the interval is [1.13, 3.06]. Both</w:t>
+      </w:r>
+      <w:r>
+        <w:t xml:space="preserve"> </w:t>
+      </w:r>
+      <w:r>
+        <w:t xml:space="preserve">exclude unity.</w:t>
       </w:r>
     </w:p>
     <w:p>
@@ -1038,19 +1128,19 @@
         </w:numPr>
       </w:pPr>
       <w:r>
-        <w:t xml:space="preserve">The comparison and statistic were selected after inspection of the data, multiple related</w:t>
-      </w:r>
-      <w:r>
-        <w:t xml:space="preserve"> </w:t>
-      </w:r>
-      <w:r>
-        <w:t xml:space="preserve">comparisons were available, and no multiplicity adjustment is applied. The manuscript</w:t>
-      </w:r>
-      <w:r>
-        <w:t xml:space="preserve"> </w:t>
-      </w:r>
-      <w:r>
-        <w:t xml:space="preserve">therefore does not treat these intervals as confirmatory evidence.</w:t>
+        <w:t xml:space="preserve">The statistic and configuration comparison were selected after inspection of the data,</w:t>
+      </w:r>
+      <w:r>
+        <w:t xml:space="preserve"> </w:t>
+      </w:r>
+      <w:r>
+        <w:t xml:space="preserve">multiple related comparisons were available, and no multiplicity adjustment is applied. The</w:t>
+      </w:r>
+      <w:r>
+        <w:t xml:space="preserve"> </w:t>
+      </w:r>
+      <w:r>
+        <w:t xml:space="preserve">intervals are therefore not interpreted as confirmatory evidence.</w:t>
       </w:r>
     </w:p>
     <w:p>
@@ -1062,13 +1152,13 @@
         </w:numPr>
       </w:pPr>
       <w:r>
-        <w:t xml:space="preserve">HET-LITE is no longer presented as a recommended design. Its observed cost efficiency is</w:t>
-      </w:r>
-      <w:r>
-        <w:t xml:space="preserve"> </w:t>
-      </w:r>
-      <w:r>
-        <w:t xml:space="preserve">treated only as a hypothesis for prospective evaluation.</w:t>
+        <w:t xml:space="preserve">HET-LITE is no longer presented as a recommended ensemble design. Its observed cost efficiency</w:t>
+      </w:r>
+      <w:r>
+        <w:t xml:space="preserve"> </w:t>
+      </w:r>
+      <w:r>
+        <w:t xml:space="preserve">is treated only as a hypothesis for prospective confirmatory evaluation.</w:t>
       </w:r>
     </w:p>
     <w:p>
@@ -1103,13 +1193,13 @@
         <w:t xml:space="preserve"> </w:t>
       </w:r>
       <w:r>
-        <w:t xml:space="preserve">was revised to add equity-clustered</w:t>
-      </w:r>
-      <w:r>
-        <w:t xml:space="preserve"> </w:t>
-      </w:r>
-      <w:r>
-        <w:t xml:space="preserve">and two-way uncertainty for the unanimous-incorrect ratio.</w:t>
+        <w:t xml:space="preserve">was revised to report equity-</w:t>
+      </w:r>
+      <w:r>
+        <w:t xml:space="preserve"> </w:t>
+      </w:r>
+      <w:r>
+        <w:t xml:space="preserve">clustered and two-way uncertainty for the unanimous-incorrect ratio.</w:t>
       </w:r>
     </w:p>
     <w:p>
@@ -1121,13 +1211,13 @@
         </w:numPr>
       </w:pPr>
       <w:r>
-        <w:t xml:space="preserve">Section V-H was also revised to add the post hoc and multiplicity caveats and to remove the</w:t>
-      </w:r>
-      <w:r>
-        <w:t xml:space="preserve"> </w:t>
-      </w:r>
-      <w:r>
-        <w:t xml:space="preserve">HET-LITE deployment recommendation.</w:t>
+        <w:t xml:space="preserve">Section V-H was also revised to state the post hoc status of the analysis, note the absence of</w:t>
+      </w:r>
+      <w:r>
+        <w:t xml:space="preserve"> </w:t>
+      </w:r>
+      <w:r>
+        <w:t xml:space="preserve">multiplicity adjustment, and remove the HET-LITE design recommendation.</w:t>
       </w:r>
     </w:p>
     <w:p>
@@ -1227,7 +1317,7 @@
         </w:numPr>
       </w:pPr>
       <w:r>
-        <w:t xml:space="preserve">We added a sensitivity analysis that separates pairwise agreement according to whether two</w:t>
+        <w:t xml:space="preserve">We added a sensitivity analysis separating pairwise agreement according to whether the two</w:t>
       </w:r>
       <w:r>
         <w:t xml:space="preserve"> </w:t>
@@ -1269,7 +1359,19 @@
         <w:t xml:space="preserve"> </w:t>
       </w:r>
       <w:r>
-        <w:t xml:space="preserve">substantially lower agreement.</w:t>
+        <w:t xml:space="preserve">substantially lower agreement. The reduction in ensemble agreement is therefore associated</w:t>
+      </w:r>
+      <w:r>
+        <w:t xml:space="preserve"> </w:t>
+      </w:r>
+      <w:r>
+        <w:t xml:space="preserve">with the introduction of different-model pairs rather than a systematic decline in agreement</w:t>
+      </w:r>
+      <w:r>
+        <w:t xml:space="preserve"> </w:t>
+      </w:r>
+      <w:r>
+        <w:t xml:space="preserve">among repeated instances of the same model.</w:t>
       </w:r>
     </w:p>
     <w:p>
@@ -1281,13 +1383,13 @@
         </w:numPr>
       </w:pPr>
       <w:r>
-        <w:t xml:space="preserve">We also clarify that distinct per-agent seeds remove the demonstrated shared-seed artifact but</w:t>
-      </w:r>
-      <w:r>
-        <w:t xml:space="preserve"> </w:t>
-      </w:r>
-      <w:r>
-        <w:t xml:space="preserve">do not establish statistical independence of model responses.</w:t>
+        <w:t xml:space="preserve">We also clarify that assigning distinct seeds removes the specific shared-seed artifact</w:t>
+      </w:r>
+      <w:r>
+        <w:t xml:space="preserve"> </w:t>
+      </w:r>
+      <w:r>
+        <w:t xml:space="preserve">observed in the pilot but does not establish statistical independence of model responses.</w:t>
       </w:r>
     </w:p>
     <w:p>
@@ -1340,7 +1442,13 @@
         <w:t xml:space="preserve"> </w:t>
       </w:r>
       <w:r>
-        <w:t xml:space="preserve">was added.</w:t>
+        <w:t xml:space="preserve">was added to report the same-model and different-model pairwise</w:t>
+      </w:r>
+      <w:r>
+        <w:t xml:space="preserve"> </w:t>
+      </w:r>
+      <w:r>
+        <w:t xml:space="preserve">agreement results.</w:t>
       </w:r>
     </w:p>
     <w:p>
@@ -1370,7 +1478,7 @@
         <w:t xml:space="preserve"> </w:t>
       </w:r>
       <w:r>
-        <w:t xml:space="preserve">explicitly that distinct seeds do not prove independence.</w:t>
+        <w:t xml:space="preserve">explicitly that distinct per-agent seeds do not prove statistical independence.</w:t>
       </w:r>
     </w:p>
     <w:p>
@@ -1388,7 +1496,25 @@
         <w:t xml:space="preserve"> </w:t>
       </w:r>
       <w:r>
-        <w:t xml:space="preserve">each agent rather than restoration of statistical independence.</w:t>
+        <w:t xml:space="preserve">each agent and explicitly states that this does not establish statistical independence.</w:t>
+      </w:r>
+    </w:p>
+    <w:p>
+      <w:pPr>
+        <w:pStyle w:val="Compact"/>
+        <w:numPr>
+          <w:ilvl w:val="0"/>
+          <w:numId w:val="1010"/>
+        </w:numPr>
+      </w:pPr>
+      <w:r>
+        <w:t xml:space="preserve">Table 6 retains the within-run versus cross-run diagnostic and identifies the heterogeneous</w:t>
+      </w:r>
+      <w:r>
+        <w:t xml:space="preserve"> </w:t>
+      </w:r>
+      <w:r>
+        <w:t xml:space="preserve">results as secondary consistency checks rather than direct independence tests.</w:t>
       </w:r>
     </w:p>
     <w:p>
@@ -1458,19 +1584,13 @@
         </w:numPr>
       </w:pPr>
       <w:r>
-        <w:t xml:space="preserve">We clarified the cost calculation. For each call, metered prompt and completion tokens are</w:t>
-      </w:r>
-      <w:r>
-        <w:t xml:space="preserve"> </w:t>
-      </w:r>
-      <w:r>
-        <w:t xml:space="preserve">priced using the rates in the model registry. Costs are summed across the five agents in an</w:t>
-      </w:r>
-      <w:r>
-        <w:t xml:space="preserve"> </w:t>
-      </w:r>
-      <w:r>
-        <w:t xml:space="preserve">ensemble decision and averaged across cells.</w:t>
+        <w:t xml:space="preserve">We clarified the cost calculation. For each model call, metered prompt and completion tokens</w:t>
+      </w:r>
+      <w:r>
+        <w:t xml:space="preserve"> </w:t>
+      </w:r>
+      <w:r>
+        <w:t xml:space="preserve">are priced using the per-million-token rates reported in the model registry.</w:t>
       </w:r>
     </w:p>
     <w:p>
@@ -1482,13 +1602,31 @@
         </w:numPr>
       </w:pPr>
       <w:r>
+        <w:t xml:space="preserve">Costs are summed across the five agents within each ensemble decision and then averaged across</w:t>
+      </w:r>
+      <w:r>
+        <w:t xml:space="preserve"> </w:t>
+      </w:r>
+      <w:r>
+        <w:t xml:space="preserve">cells within each configuration.</w:t>
+      </w:r>
+    </w:p>
+    <w:p>
+      <w:pPr>
+        <w:pStyle w:val="Compact"/>
+        <w:numPr>
+          <w:ilvl w:val="0"/>
+          <w:numId w:val="1011"/>
+        </w:numPr>
+      </w:pPr>
+      <w:r>
         <w:t xml:space="preserve">The resulting costs are $6.48 x 10^-4 for HOM, $1.52 x 10^-3 for HET-LITE, and $2.84 x 10^-3</w:t>
       </w:r>
       <w:r>
         <w:t xml:space="preserve"> </w:t>
       </w:r>
       <w:r>
-        <w:t xml:space="preserve">for HET. The HOM-to-HET cost ratio is approximately 4.4x.</w:t>
+        <w:t xml:space="preserve">for HET. Moving from HOM to HET therefore increases inference cost by approximately 4.4x.</w:t>
       </w:r>
     </w:p>
     <w:p>
@@ -1559,7 +1697,13 @@
         </w:numPr>
       </w:pPr>
       <w:r>
-        <w:t xml:space="preserve">Table 4 reports the corresponding per-ensemble-decision costs for all three configurations.</w:t>
+        <w:t xml:space="preserve">Table 4 reports the corresponding per-ensemble-decision cost for each of the three</w:t>
+      </w:r>
+      <w:r>
+        <w:t xml:space="preserve"> </w:t>
+      </w:r>
+      <w:r>
+        <w:t xml:space="preserve">configurations.</w:t>
       </w:r>
     </w:p>
     <w:p>
@@ -1646,13 +1790,13 @@
         <w:t xml:space="preserve"> </w:t>
       </w:r>
       <w:r>
-        <w:t xml:space="preserve">large language models, model heterogeneity, and multi-agent systems. They are given in</w:t>
-      </w:r>
-      <w:r>
-        <w:t xml:space="preserve"> </w:t>
-      </w:r>
-      <w:r>
-        <w:t xml:space="preserve">alphabetical order, as the IEEE Editorial Style Manual requires.</w:t>
+        <w:t xml:space="preserve">large language models, model heterogeneity, and multi-agent systems. They are listed in</w:t>
+      </w:r>
+      <w:r>
+        <w:t xml:space="preserve"> </w:t>
+      </w:r>
+      <w:r>
+        <w:t xml:space="preserve">alphabetical order, which the IEEE Editorial Style Manual requires of Index Terms.</w:t>
       </w:r>
     </w:p>
     <w:p>
@@ -1758,19 +1902,19 @@
         </w:numPr>
       </w:pPr>
       <w:r>
-        <w:t xml:space="preserve">The contribution is therefore a measurement framework that separates output agreement from</w:t>
-      </w:r>
-      <w:r>
-        <w:t xml:space="preserve"> </w:t>
-      </w:r>
-      <w:r>
-        <w:t xml:space="preserve">error correlation, controls the shared-seed artifact, quantifies uncertainty, and incorporates</w:t>
-      </w:r>
-      <w:r>
-        <w:t xml:space="preserve"> </w:t>
-      </w:r>
-      <w:r>
-        <w:t xml:space="preserve">inference cost.</w:t>
+        <w:t xml:space="preserve">The relevant comparison is therefore methodological. The study separates output agreement from</w:t>
+      </w:r>
+      <w:r>
+        <w:t xml:space="preserve"> </w:t>
+      </w:r>
+      <w:r>
+        <w:t xml:space="preserve">error correlation, controls the shared-seed artifact observed in repeated model sampling,</w:t>
+      </w:r>
+      <w:r>
+        <w:t xml:space="preserve"> </w:t>
+      </w:r>
+      <w:r>
+        <w:t xml:space="preserve">quantifies statistical uncertainty, and incorporates inference cost.</w:t>
       </w:r>
     </w:p>
     <w:p>
@@ -1805,13 +1949,13 @@
         <w:t xml:space="preserve"> </w:t>
       </w:r>
       <w:r>
-        <w:t xml:space="preserve">was added to explain the appropriate</w:t>
-      </w:r>
-      <w:r>
-        <w:t xml:space="preserve"> </w:t>
-      </w:r>
-      <w:r>
-        <w:t xml:space="preserve">basis of comparison with existing ensemble approaches.</w:t>
+        <w:t xml:space="preserve">was added to explain the basis of</w:t>
+      </w:r>
+      <w:r>
+        <w:t xml:space="preserve"> </w:t>
+      </w:r>
+      <w:r>
+        <w:t xml:space="preserve">comparison with existing ensemble approaches.</w:t>
       </w:r>
     </w:p>
     <w:p>
@@ -1841,7 +1985,13 @@
         <w:t xml:space="preserve"> </w:t>
       </w:r>
       <w:r>
-        <w:t xml:space="preserve">context for diversity-based and heterogeneous ensemble approaches.</w:t>
+        <w:t xml:space="preserve">context for mixture-of-agents, diversity-based selection, and heterogeneous ensemble</w:t>
+      </w:r>
+      <w:r>
+        <w:t xml:space="preserve"> </w:t>
+      </w:r>
+      <w:r>
+        <w:t xml:space="preserve">approaches.</w:t>
       </w:r>
     </w:p>
     <w:p>
@@ -1935,19 +2085,19 @@
         </w:numPr>
       </w:pPr>
       <w:r>
-        <w:t xml:space="preserve">We agree that provider is not experimentally separable from model identity, training data,</w:t>
-      </w:r>
-      <w:r>
-        <w:t xml:space="preserve"> </w:t>
-      </w:r>
-      <w:r>
-        <w:t xml:space="preserve">architecture, alignment procedure, and other model-specific characteristics in the primary</w:t>
-      </w:r>
-      <w:r>
-        <w:t xml:space="preserve"> </w:t>
-      </w:r>
-      <w:r>
-        <w:t xml:space="preserve">design.</w:t>
+        <w:t xml:space="preserve">We agree that provider is not experimentally separable from model identity, capability,</w:t>
+      </w:r>
+      <w:r>
+        <w:t xml:space="preserve"> </w:t>
+      </w:r>
+      <w:r>
+        <w:t xml:space="preserve">training data, architecture, alignment procedure, and other model-specific characteristics in</w:t>
+      </w:r>
+      <w:r>
+        <w:t xml:space="preserve"> </w:t>
+      </w:r>
+      <w:r>
+        <w:t xml:space="preserve">the primary design.</w:t>
       </w:r>
     </w:p>
     <w:p>
@@ -1977,19 +2127,13 @@
         </w:numPr>
       </w:pPr>
       <w:r>
-        <w:t xml:space="preserve">The pre-registered capability-matched financial control preserves approximately 94% of the</w:t>
-      </w:r>
-      <w:r>
-        <w:t xml:space="preserve"> </w:t>
-      </w:r>
-      <w:r>
-        <w:t xml:space="preserve">primary agreement contrast. The clinical replication additionally provides an approximate</w:t>
-      </w:r>
-      <w:r>
-        <w:t xml:space="preserve"> </w:t>
-      </w:r>
-      <w:r>
-        <w:t xml:space="preserve">capability-matched provider comparison with nearly identical member accuracy.</w:t>
+        <w:t xml:space="preserve">The pre-registered financial capability control preserves approximately 94% of the primary</w:t>
+      </w:r>
+      <w:r>
+        <w:t xml:space="preserve"> </w:t>
+      </w:r>
+      <w:r>
+        <w:t xml:space="preserve">agreement contrast when model tier is held approximately constant across OpenAI and Google.</w:t>
       </w:r>
     </w:p>
     <w:p>
@@ -2001,6 +2145,30 @@
         </w:numPr>
       </w:pPr>
       <w:r>
+        <w:t xml:space="preserve">The clinical replication provides an additional approximate capability-matched comparison. One</w:t>
+      </w:r>
+      <w:r>
+        <w:t xml:space="preserve"> </w:t>
+      </w:r>
+      <w:r>
+        <w:t xml:space="preserve">same-provider pair and one cross-provider pair have mean member accuracy of 0.951 and 0.955</w:t>
+      </w:r>
+      <w:r>
+        <w:t xml:space="preserve"> </w:t>
+      </w:r>
+      <w:r>
+        <w:t xml:space="preserve">respectively, while their error correlations are 0.954 and 0.607.</w:t>
+      </w:r>
+    </w:p>
+    <w:p>
+      <w:pPr>
+        <w:pStyle w:val="Compact"/>
+        <w:numPr>
+          <w:ilvl w:val="0"/>
+          <w:numId w:val="1017"/>
+        </w:numPr>
+      </w:pPr>
+      <w:r>
         <w:t xml:space="preserve">These analyses narrow the capability confound but do not identify provider as an independent</w:t>
       </w:r>
       <w:r>
@@ -2156,7 +2324,7 @@
         <w:t xml:space="preserve"> </w:t>
       </w:r>
       <w:r>
-        <w:t xml:space="preserve">revised to state that provider cannot be isolated causally in the present design.</w:t>
+        <w:t xml:space="preserve">revised to state explicitly that provider cannot be isolated causally in the present design.</w:t>
       </w:r>
     </w:p>
     <w:p>
@@ -2250,13 +2418,19 @@
         </w:numPr>
       </w:pPr>
       <w:r>
-        <w:t xml:space="preserve">Equity remains the pre-registered primary resampling unit because repeated dates are nested</w:t>
-      </w:r>
-      <w:r>
-        <w:t xml:space="preserve"> </w:t>
-      </w:r>
-      <w:r>
-        <w:t xml:space="preserve">within securities. Analysis date is treated as a second crossed source of dependence.</w:t>
+        <w:t xml:space="preserve">Equity remains the pre-registered primary resampling unit because repeated observations are</w:t>
+      </w:r>
+      <w:r>
+        <w:t xml:space="preserve"> </w:t>
+      </w:r>
+      <w:r>
+        <w:t xml:space="preserve">nested within securities. Analysis date is treated as a second crossed source of dependence</w:t>
+      </w:r>
+      <w:r>
+        <w:t xml:space="preserve"> </w:t>
+      </w:r>
+      <w:r>
+        <w:t xml:space="preserve">because all securities evaluated on a date share common market conditions.</w:t>
       </w:r>
     </w:p>
     <w:p>
@@ -2268,19 +2442,25 @@
         </w:numPr>
       </w:pPr>
       <w:r>
-        <w:t xml:space="preserve">For the primary contrast, the point estimate is 0.3363 under all resampling schemes. The 95%</w:t>
-      </w:r>
-      <w:r>
-        <w:t xml:space="preserve"> </w:t>
-      </w:r>
-      <w:r>
-        <w:t xml:space="preserve">intervals are [0.3035, 0.3689] under equity clustering, [0.2989, 0.3656] under date</w:t>
-      </w:r>
-      <w:r>
-        <w:t xml:space="preserve"> </w:t>
-      </w:r>
-      <w:r>
-        <w:t xml:space="preserve">clustering, and [0.2786, 0.3877] under two-way resampling. All exclude zero.</w:t>
+        <w:t xml:space="preserve">For the primary HOM-HET agreement contrast, the point estimate is 0.3363 under all three</w:t>
+      </w:r>
+      <w:r>
+        <w:t xml:space="preserve"> </w:t>
+      </w:r>
+      <w:r>
+        <w:t xml:space="preserve">resampling schemes. The 95% confidence intervals are [0.3035, 0.3689] under equity clustering,</w:t>
+      </w:r>
+      <w:r>
+        <w:t xml:space="preserve"> </w:t>
+      </w:r>
+      <w:r>
+        <w:t xml:space="preserve">[0.2989, 0.3656] under date clustering, and [0.2786, 0.3877] under two-way resampling. All</w:t>
+      </w:r>
+      <w:r>
+        <w:t xml:space="preserve"> </w:t>
+      </w:r>
+      <w:r>
+        <w:t xml:space="preserve">exclude zero.</w:t>
       </w:r>
     </w:p>
     <w:p>
@@ -2292,19 +2472,25 @@
         </w:numPr>
       </w:pPr>
       <w:r>
-        <w:t xml:space="preserve">Two-way sensitivity analysis is also reported for the inferential exploratory contrasts. The</w:t>
-      </w:r>
-      <w:r>
-        <w:t xml:space="preserve"> </w:t>
-      </w:r>
-      <w:r>
-        <w:t xml:space="preserve">unanimous-incorrect ratio has an interval of [1.13, 3.06], the pile-on contrast has [0.140,</w:t>
-      </w:r>
-      <w:r>
-        <w:t xml:space="preserve"> </w:t>
-      </w:r>
-      <w:r>
-        <w:t xml:space="preserve">0.232], and the AURC contrast has [-0.113, 0.115].</w:t>
+        <w:t xml:space="preserve">We also applied two-way sensitivity analysis to the exploratory contrasts carrying inferential</w:t>
+      </w:r>
+      <w:r>
+        <w:t xml:space="preserve"> </w:t>
+      </w:r>
+      <w:r>
+        <w:t xml:space="preserve">claims. The unanimous-incorrect ratio has a two-way interval of [1.13, 3.06]. The pile-on</w:t>
+      </w:r>
+      <w:r>
+        <w:t xml:space="preserve"> </w:t>
+      </w:r>
+      <w:r>
+        <w:t xml:space="preserve">contrast has an interval of [0.140, 0.232]. The AURC contrast has an interval of [-0.113,</w:t>
+      </w:r>
+      <w:r>
+        <w:t xml:space="preserve"> </w:t>
+      </w:r>
+      <w:r>
+        <w:t xml:space="preserve">0.115].</w:t>
       </w:r>
     </w:p>
     <w:p>
@@ -2316,13 +2502,43 @@
         </w:numPr>
       </w:pPr>
       <w:r>
-        <w:t xml:space="preserve">The error-correlation contrasts also retain their conclusions under two-way resampling, as</w:t>
-      </w:r>
-      <w:r>
-        <w:t xml:space="preserve"> </w:t>
-      </w:r>
-      <w:r>
-        <w:t xml:space="preserve">reported under Reviewer #3, Concern #3.</w:t>
+        <w:t xml:space="preserve">The error-correlation results also remain resolved under two-way resampling. The main phi</w:t>
+      </w:r>
+      <w:r>
+        <w:t xml:space="preserve"> </w:t>
+      </w:r>
+      <w:r>
+        <w:t xml:space="preserve">contrast has a two-way interval of [0.328, 0.586], and the common-subset specification that</w:t>
+      </w:r>
+      <w:r>
+        <w:t xml:space="preserve"> </w:t>
+      </w:r>
+      <w:r>
+        <w:t xml:space="preserve">counts HOLD as an error has an interval of [0.227, 0.387].</w:t>
+      </w:r>
+    </w:p>
+    <w:p>
+      <w:pPr>
+        <w:pStyle w:val="Compact"/>
+        <w:numPr>
+          <w:ilvl w:val="0"/>
+          <w:numId w:val="1019"/>
+        </w:numPr>
+      </w:pPr>
+      <w:r>
+        <w:t xml:space="preserve">The bootstrap implementation was also corrected so that repeated sampled equities retain their</w:t>
+      </w:r>
+      <w:r>
+        <w:t xml:space="preserve"> </w:t>
+      </w:r>
+      <w:r>
+        <w:t xml:space="preserve">multiplicity. The equity-clustered result now reproduces the pre-registered primary interval</w:t>
+      </w:r>
+      <w:r>
+        <w:t xml:space="preserve"> </w:t>
+      </w:r>
+      <w:r>
+        <w:t xml:space="preserve">exactly.</w:t>
       </w:r>
     </w:p>
     <w:p>
@@ -2357,13 +2573,13 @@
         <w:t xml:space="preserve"> </w:t>
       </w:r>
       <w:r>
-        <w:t xml:space="preserve">was revised to justify equity clustering formally</w:t>
-      </w:r>
-      <w:r>
-        <w:t xml:space="preserve"> </w:t>
-      </w:r>
-      <w:r>
-        <w:t xml:space="preserve">and to define the date-clustered and two-way resampling procedures.</w:t>
+        <w:t xml:space="preserve">was revised to justify equity clustering and</w:t>
+      </w:r>
+      <w:r>
+        <w:t xml:space="preserve"> </w:t>
+      </w:r>
+      <w:r>
+        <w:t xml:space="preserve">define the date-clustered and two-way resampling procedures.</w:t>
       </w:r>
     </w:p>
     <w:p>
@@ -2441,7 +2657,7 @@
         <w:t xml:space="preserve"> </w:t>
       </w:r>
       <w:r>
-        <w:t xml:space="preserve">intervals for the unanimous-incorrect ratio and pile-on contrast.</w:t>
+        <w:t xml:space="preserve">uncertainty for the unanimous-incorrect ratio and pile-on contrast.</w:t>
       </w:r>
     </w:p>
     <w:p>
@@ -2613,25 +2829,25 @@
         </w:numPr>
       </w:pPr>
       <w:r>
-        <w:t xml:space="preserve">For every pair of agents within a cell, we compute phi between binary error indicators. Error</w:t>
-      </w:r>
-      <w:r>
-        <w:t xml:space="preserve"> </w:t>
-      </w:r>
-      <w:r>
-        <w:t xml:space="preserve">correlation decreases from 0.984 for HOM to 0.742 for HET-LITE and 0.530 for HET. The HOM-HET</w:t>
-      </w:r>
-      <w:r>
-        <w:t xml:space="preserve"> </w:t>
-      </w:r>
-      <w:r>
-        <w:t xml:space="preserve">contrast is 0.454 with a 95% confidence interval of [0.376, 0.534]. The two-way interval is</w:t>
-      </w:r>
-      <w:r>
-        <w:t xml:space="preserve"> </w:t>
-      </w:r>
-      <w:r>
-        <w:t xml:space="preserve">[0.328, 0.586].</w:t>
+        <w:t xml:space="preserve">For every pair of agents within an ensemble cell, we compute phi between binary error</w:t>
+      </w:r>
+      <w:r>
+        <w:t xml:space="preserve"> </w:t>
+      </w:r>
+      <w:r>
+        <w:t xml:space="preserve">indicators. Error correlation decreases from 0.984 for HOM to 0.742 for HET-LITE and 0.530 for</w:t>
+      </w:r>
+      <w:r>
+        <w:t xml:space="preserve"> </w:t>
+      </w:r>
+      <w:r>
+        <w:t xml:space="preserve">HET. The HOM-HET contrast is 0.454 with a 95% confidence interval of [0.376, 0.534]. Under</w:t>
+      </w:r>
+      <w:r>
+        <w:t xml:space="preserve"> </w:t>
+      </w:r>
+      <w:r>
+        <w:t xml:space="preserve">two-way resampling, the interval is [0.328, 0.586].</w:t>
       </w:r>
     </w:p>
     <w:p>
@@ -2643,19 +2859,19 @@
         </w:numPr>
       </w:pPr>
       <w:r>
-        <w:t xml:space="preserve">We repeat the analysis with HOLD counted as an error so that all configurations use the same</w:t>
-      </w:r>
-      <w:r>
-        <w:t xml:space="preserve"> </w:t>
-      </w:r>
-      <w:r>
-        <w:t xml:space="preserve">evaluated subset. The corresponding contrast is 0.309 with a 95% confidence interval of</w:t>
-      </w:r>
-      <w:r>
-        <w:t xml:space="preserve"> </w:t>
-      </w:r>
-      <w:r>
-        <w:t xml:space="preserve">[0.262, 0.354]. The two-way interval is [0.227, 0.387].</w:t>
+        <w:t xml:space="preserve">Because treating HOLD as an abstention changes the evaluated subset, we repeat the analysis</w:t>
+      </w:r>
+      <w:r>
+        <w:t xml:space="preserve"> </w:t>
+      </w:r>
+      <w:r>
+        <w:t xml:space="preserve">with HOLD counted as an error. The corresponding HOM-HET contrast is 0.309 with a 95%</w:t>
+      </w:r>
+      <w:r>
+        <w:t xml:space="preserve"> </w:t>
+      </w:r>
+      <w:r>
+        <w:t xml:space="preserve">confidence interval of [0.262, 0.354]. The two-way interval is [0.227, 0.387].</w:t>
       </w:r>
     </w:p>
     <w:p>
@@ -2667,6 +2883,24 @@
         </w:numPr>
       </w:pPr>
       <w:r>
+        <w:t xml:space="preserve">Mean per-agent error rates remain similar across configurations, so the decline in phi</w:t>
+      </w:r>
+      <w:r>
+        <w:t xml:space="preserve"> </w:t>
+      </w:r>
+      <w:r>
+        <w:t xml:space="preserve">reflects lower error dependence rather than differences in average correctness.</w:t>
+      </w:r>
+    </w:p>
+    <w:p>
+      <w:pPr>
+        <w:pStyle w:val="Compact"/>
+        <w:numPr>
+          <w:ilvl w:val="0"/>
+          <w:numId w:val="1021"/>
+        </w:numPr>
+      </w:pPr>
+      <w:r>
         <w:t xml:space="preserve">The manuscript now distinguishes output agreement, error correlation, sampling independence,</w:t>
       </w:r>
       <w:r>
@@ -2679,7 +2913,7 @@
         <w:t xml:space="preserve"> </w:t>
       </w:r>
       <w:r>
-        <w:t xml:space="preserve">in error correlation measured by phi, while kappa is retained as the agreement measure.</w:t>
+        <w:t xml:space="preserve">in error correlation measured by phi, while kappa measures categorical agreement.</w:t>
       </w:r>
     </w:p>
     <w:p>
@@ -2750,7 +2984,7 @@
         <w:t xml:space="preserve"> </w:t>
       </w:r>
       <w:r>
-        <w:t xml:space="preserve">kappa result is no longer described as decorrelation.</w:t>
+        <w:t xml:space="preserve">kappa result is described explicitly as an agreement result.</w:t>
       </w:r>
     </w:p>
     <w:p>
@@ -2762,7 +2996,13 @@
         </w:numPr>
       </w:pPr>
       <w:r>
-        <w:t xml:space="preserve">The Abstract was revised to report the phi contrast alongside the kappa contrast.</w:t>
+        <w:t xml:space="preserve">The Abstract was revised to report the phi contrast alongside the kappa contrast and to</w:t>
+      </w:r>
+      <w:r>
+        <w:t xml:space="preserve"> </w:t>
+      </w:r>
+      <w:r>
+        <w:t xml:space="preserve">distinguish reduced error dependence from reduced agreement.</w:t>
       </w:r>
     </w:p>
     <w:p>
@@ -2798,13 +3038,19 @@
         <w:t xml:space="preserve"> </w:t>
       </w:r>
       <w:r>
-        <w:t xml:space="preserve">were revised so that claims about</w:t>
-      </w:r>
-      <w:r>
-        <w:t xml:space="preserve"> </w:t>
-      </w:r>
-      <w:r>
-        <w:t xml:space="preserve">decorrelation refer to error dependence rather than categorical agreement.</w:t>
+        <w:t xml:space="preserve">were revised so that decorrelation</w:t>
+      </w:r>
+      <w:r>
+        <w:t xml:space="preserve"> </w:t>
+      </w:r>
+      <w:r>
+        <w:t xml:space="preserve">claims refer to error dependence rather than categorical agreement. The Conclusion now states</w:t>
+      </w:r>
+      <w:r>
+        <w:t xml:space="preserve"> </w:t>
+      </w:r>
+      <w:r>
+        <w:t xml:space="preserve">that model diversity can reduce both output agreement and error correlation.</w:t>
       </w:r>
     </w:p>
     <w:p>
@@ -2898,19 +3144,19 @@
         </w:numPr>
       </w:pPr>
       <w:r>
-        <w:t xml:space="preserve">The selective-prediction analysis reports a HOM-HET AURC difference of -0.001 with a 95%</w:t>
-      </w:r>
-      <w:r>
-        <w:t xml:space="preserve"> </w:t>
-      </w:r>
-      <w:r>
-        <w:t xml:space="preserve">equity-clustered confidence interval of [-0.059, 0.060] and a two-way interval of [-0.113,</w:t>
-      </w:r>
-      <w:r>
-        <w:t xml:space="preserve"> </w:t>
-      </w:r>
-      <w:r>
-        <w:t xml:space="preserve">0.115].</w:t>
+        <w:t xml:space="preserve">We added a selective-prediction analysis using mean agent conviction to rank decisions. The</w:t>
+      </w:r>
+      <w:r>
+        <w:t xml:space="preserve"> </w:t>
+      </w:r>
+      <w:r>
+        <w:t xml:space="preserve">HOM-HET AURC difference is -0.001 with a 95% equity-clustered confidence interval of [-0.059,</w:t>
+      </w:r>
+      <w:r>
+        <w:t xml:space="preserve"> </w:t>
+      </w:r>
+      <w:r>
+        <w:t xml:space="preserve">0.060]. The corresponding two-way interval is [-0.113, 0.115]. Both contain zero.</w:t>
       </w:r>
     </w:p>
     <w:p>
@@ -2958,13 +3204,19 @@
         </w:numPr>
       </w:pPr>
       <w:r>
-        <w:t xml:space="preserve">The error-correlation analysis is also reported with HOLD counted as an error, which fixes the</w:t>
-      </w:r>
-      <w:r>
-        <w:t xml:space="preserve"> </w:t>
-      </w:r>
-      <w:r>
-        <w:t xml:space="preserve">evaluated subset across configurations.</w:t>
+        <w:t xml:space="preserve">We also report error correlation with HOLD counted as an error, which fixes the evaluated</w:t>
+      </w:r>
+      <w:r>
+        <w:t xml:space="preserve"> </w:t>
+      </w:r>
+      <w:r>
+        <w:t xml:space="preserve">subset across configurations. The resulting HOM-HET phi contrast is 0.309 with a 95%</w:t>
+      </w:r>
+      <w:r>
+        <w:t xml:space="preserve"> </w:t>
+      </w:r>
+      <w:r>
+        <w:t xml:space="preserve">confidence interval of [0.262, 0.354] and a two-way interval of [0.227, 0.387].</w:t>
       </w:r>
     </w:p>
     <w:p>
@@ -2976,13 +3228,13 @@
         </w:numPr>
       </w:pPr>
       <w:r>
-        <w:t xml:space="preserve">Wilson intervals are retained only for the descriptive secondary accuracy analysis and are no</w:t>
-      </w:r>
-      <w:r>
-        <w:t xml:space="preserve"> </w:t>
-      </w:r>
-      <w:r>
-        <w:t xml:space="preserve">longer the primary inferential evidence.</w:t>
+        <w:t xml:space="preserve">Wilson intervals are retained only in the descriptive secondary accuracy analysis and are no</w:t>
+      </w:r>
+      <w:r>
+        <w:t xml:space="preserve"> </w:t>
+      </w:r>
+      <w:r>
+        <w:t xml:space="preserve">longer the principal inferential evidence.</w:t>
       </w:r>
     </w:p>
     <w:p>
@@ -3047,13 +3299,13 @@
         <w:t xml:space="preserve"> </w:t>
       </w:r>
       <w:r>
-        <w:t xml:space="preserve">was revised to report clustered and</w:t>
-      </w:r>
-      <w:r>
-        <w:t xml:space="preserve"> </w:t>
-      </w:r>
-      <w:r>
-        <w:t xml:space="preserve">two-way uncertainty for unanimous-incorrect decisions and pile-on.</w:t>
+        <w:t xml:space="preserve">was revised to report equity-</w:t>
+      </w:r>
+      <w:r>
+        <w:t xml:space="preserve"> </w:t>
+      </w:r>
+      <w:r>
+        <w:t xml:space="preserve">clustered and two-way uncertainty for unanimous incorrect decisions and pile-on.</w:t>
       </w:r>
     </w:p>
     <w:p>
@@ -3107,19 +3359,19 @@
         <w:t xml:space="preserve"> </w:t>
       </w:r>
       <w:r>
-        <w:t xml:space="preserve">now treats the accuracy results as</w:t>
-      </w:r>
-      <w:r>
-        <w:t xml:space="preserve"> </w:t>
-      </w:r>
-      <w:r>
-        <w:t xml:space="preserve">secondary and does not rely on marginal Wilson intervals as the principal inferential</w:t>
-      </w:r>
-      <w:r>
-        <w:t xml:space="preserve"> </w:t>
-      </w:r>
-      <w:r>
-        <w:t xml:space="preserve">evidence.</w:t>
+        <w:t xml:space="preserve">retains the directional hit-rate</w:t>
+      </w:r>
+      <w:r>
+        <w:t xml:space="preserve"> </w:t>
+      </w:r>
+      <w:r>
+        <w:t xml:space="preserve">analysis as secondary and does not use overlapping marginal Wilson intervals as the principal</w:t>
+      </w:r>
+      <w:r>
+        <w:t xml:space="preserve"> </w:t>
+      </w:r>
+      <w:r>
+        <w:t xml:space="preserve">inferential evidence.</w:t>
       </w:r>
     </w:p>
     <w:p>
@@ -3225,13 +3477,13 @@
         </w:numPr>
       </w:pPr>
       <w:r>
-        <w:t xml:space="preserve">The manuscript now states explicitly that distinct per-agent seeds remove the demonstrated</w:t>
-      </w:r>
-      <w:r>
-        <w:t xml:space="preserve"> </w:t>
-      </w:r>
-      <w:r>
-        <w:t xml:space="preserve">shared-seed artifact but do not prove statistical independence.</w:t>
+        <w:t xml:space="preserve">The manuscript now states explicitly that assigning distinct per-agent seeds removes the</w:t>
+      </w:r>
+      <w:r>
+        <w:t xml:space="preserve"> </w:t>
+      </w:r>
+      <w:r>
+        <w:t xml:space="preserve">demonstrated shared-seed artifact but does not establish statistical independence.</w:t>
       </w:r>
     </w:p>
     <w:p>
@@ -3243,19 +3495,19 @@
         </w:numPr>
       </w:pPr>
       <w:r>
-        <w:t xml:space="preserve">The confirmatory grid contains 54,000 valid planned responses. Completing it required 94,566</w:t>
-      </w:r>
-      <w:r>
-        <w:t xml:space="preserve"> </w:t>
-      </w:r>
-      <w:r>
-        <w:t xml:space="preserve">API requests. Of the 40,566 unsuccessful requests, 40,544 were rate-limit or quota responses</w:t>
-      </w:r>
-      <w:r>
-        <w:t xml:space="preserve"> </w:t>
-      </w:r>
-      <w:r>
-        <w:t xml:space="preserve">and 22 were transport or schema failures.</w:t>
+        <w:t xml:space="preserve">The confirmatory grid contains 54,000 planned responses, all of which ultimately returned</w:t>
+      </w:r>
+      <w:r>
+        <w:t xml:space="preserve"> </w:t>
+      </w:r>
+      <w:r>
+        <w:t xml:space="preserve">valid outputs. Completing the grid required 94,566 API requests. Of the 40,566 unsuccessful</w:t>
+      </w:r>
+      <w:r>
+        <w:t xml:space="preserve"> </w:t>
+      </w:r>
+      <w:r>
+        <w:t xml:space="preserve">requests, 40,544 were rate-limit or quota responses and 22 were transport or schema failures.</w:t>
       </w:r>
     </w:p>
     <w:p>
@@ -3273,13 +3525,19 @@
         <w:t xml:space="preserve"> </w:t>
       </w:r>
       <w:r>
-        <w:t xml:space="preserve">the request settings, prompts, prompt hashes, model identifiers, prices, experimental</w:t>
-      </w:r>
-      <w:r>
-        <w:t xml:space="preserve"> </w:t>
-      </w:r>
-      <w:r>
-        <w:t xml:space="preserve">configuration, pre-registration records, and archived model responses.</w:t>
+        <w:t xml:space="preserve">request settings, complete prompts, prompt hashes, model identifiers, seeds, prices,</w:t>
+      </w:r>
+      <w:r>
+        <w:t xml:space="preserve"> </w:t>
+      </w:r>
+      <w:r>
+        <w:t xml:space="preserve">experimental configuration, pre-registration records, archived responses, and the frozen</w:t>
+      </w:r>
+      <w:r>
+        <w:t xml:space="preserve"> </w:t>
+      </w:r>
+      <w:r>
+        <w:t xml:space="preserve">analysis materials.</w:t>
       </w:r>
     </w:p>
     <w:p>
@@ -3291,13 +3549,19 @@
         </w:numPr>
       </w:pPr>
       <w:r>
-        <w:t xml:space="preserve">Figure 3 now contains only the two like-for-like pilot HOM-HET agreement contrasts. The</w:t>
-      </w:r>
-      <w:r>
-        <w:t xml:space="preserve"> </w:t>
-      </w:r>
-      <w:r>
-        <w:t xml:space="preserve">contrast is 0.485 under a shared seed and 0.113 under distinct per-agent seeds.</w:t>
+        <w:t xml:space="preserve">Figure 3 now contains only two like-for-like pilot quantities. Both measure the HOM-HET</w:t>
+      </w:r>
+      <w:r>
+        <w:t xml:space="preserve"> </w:t>
+      </w:r>
+      <w:r>
+        <w:t xml:space="preserve">agreement contrast on the same pilot grid and model set. The contrast is 0.485 under a shared</w:t>
+      </w:r>
+      <w:r>
+        <w:t xml:space="preserve"> </w:t>
+      </w:r>
+      <w:r>
+        <w:t xml:space="preserve">seed and 0.113 under distinct per-agent seeds.</w:t>
       </w:r>
     </w:p>
     <w:p>
@@ -3315,7 +3579,7 @@
         <w:t xml:space="preserve"> </w:t>
       </w:r>
       <w:r>
-        <w:t xml:space="preserve">longer mixed with the Figure 3 estimand.</w:t>
+        <w:t xml:space="preserve">longer combined with the Figure 3 estimand.</w:t>
       </w:r>
     </w:p>
     <w:p>
@@ -3350,13 +3614,13 @@
         <w:t xml:space="preserve"> </w:t>
       </w:r>
       <w:r>
-        <w:t xml:space="preserve">was revised to state the seeding construction and</w:t>
-      </w:r>
-      <w:r>
-        <w:t xml:space="preserve"> </w:t>
-      </w:r>
-      <w:r>
-        <w:t xml:space="preserve">the limits of seed-based reproducibility.</w:t>
+        <w:t xml:space="preserve">was revised to document the per-agent seed</w:t>
+      </w:r>
+      <w:r>
+        <w:t xml:space="preserve"> </w:t>
+      </w:r>
+      <w:r>
+        <w:t xml:space="preserve">construction and the limits of seed-based reproducibility.</w:t>
       </w:r>
     </w:p>
     <w:p>
@@ -3380,13 +3644,13 @@
         <w:t xml:space="preserve"> </w:t>
       </w:r>
       <w:r>
-        <w:t xml:space="preserve">records the provider and model identifiers and fixed inference</w:t>
-      </w:r>
-      <w:r>
-        <w:t xml:space="preserve"> </w:t>
-      </w:r>
-      <w:r>
-        <w:t xml:space="preserve">settings.</w:t>
+        <w:t xml:space="preserve">records the model identifiers, provider assignments, inference</w:t>
+      </w:r>
+      <w:r>
+        <w:t xml:space="preserve"> </w:t>
+      </w:r>
+      <w:r>
+        <w:t xml:space="preserve">settings, timestamps, seeds, prompt hashes, token usage, costs, and archived responses.</w:t>
       </w:r>
     </w:p>
     <w:p>
@@ -3416,7 +3680,7 @@
         <w:t xml:space="preserve"> </w:t>
       </w:r>
       <w:r>
-        <w:t xml:space="preserve">hashes, archived dataset, and deterministic analysis pipeline.</w:t>
+        <w:t xml:space="preserve">pre-registration hash, immutable dataset, and deterministic analysis pipeline.</w:t>
       </w:r>
     </w:p>
     <w:p>
@@ -3446,7 +3710,7 @@
         <w:t xml:space="preserve"> </w:t>
       </w:r>
       <w:r>
-        <w:t xml:space="preserve">attempted requests, 54,000 valid outputs, failure breakdown, and retained attempt logs.</w:t>
+        <w:t xml:space="preserve">attempted requests, 54,000 valid outputs, failure breakdown, and retained attempt history.</w:t>
       </w:r>
     </w:p>
     <w:p>
@@ -3476,7 +3740,7 @@
         <w:t xml:space="preserve"> </w:t>
       </w:r>
       <w:r>
-        <w:t xml:space="preserve">the shared-seed artifact from statistical independence.</w:t>
+        <w:t xml:space="preserve">removal of the shared-seed artifact from proof of statistical independence.</w:t>
       </w:r>
     </w:p>
     <w:p>
@@ -3488,13 +3752,13 @@
         </w:numPr>
       </w:pPr>
       <w:r>
-        <w:t xml:space="preserve">Figure 2 was revised to describe the distinct per-agent seed construction without claiming</w:t>
-      </w:r>
-      <w:r>
-        <w:t xml:space="preserve"> </w:t>
-      </w:r>
-      <w:r>
-        <w:t xml:space="preserve">independence.</w:t>
+        <w:t xml:space="preserve">Figure 2 was revised to show the distinct per-agent seed construction and explicitly state</w:t>
+      </w:r>
+      <w:r>
+        <w:t xml:space="preserve"> </w:t>
+      </w:r>
+      <w:r>
+        <w:t xml:space="preserve">that this does not establish statistical independence.</w:t>
       </w:r>
     </w:p>
     <w:p>
@@ -3518,13 +3782,7 @@
         </w:numPr>
       </w:pPr>
       <w:r>
-        <w:t xml:space="preserve">Table 6 reports the full-study within versus cross-run residual dependence diagnostic</w:t>
-      </w:r>
-      <w:r>
-        <w:t xml:space="preserve"> </w:t>
-      </w:r>
-      <w:r>
-        <w:t xml:space="preserve">separately.</w:t>
+        <w:t xml:space="preserve">Table 6 reports the full-study within-run versus cross-run diagnostic separately.</w:t>
       </w:r>
     </w:p>
     <w:p>
@@ -3618,19 +3876,13 @@
         </w:numPr>
       </w:pPr>
       <w:r>
-        <w:t xml:space="preserve">We added a pre-registered replication using 537 MMLU professional-medicine and clinical-</w:t>
-      </w:r>
-      <w:r>
-        <w:t xml:space="preserve"> </w:t>
-      </w:r>
-      <w:r>
-        <w:t xml:space="preserve">knowledge questions. Chance performance is 25%, and the evaluated models perform substantially</w:t>
-      </w:r>
-      <w:r>
-        <w:t xml:space="preserve"> </w:t>
-      </w:r>
-      <w:r>
-        <w:t xml:space="preserve">above that level.</w:t>
+        <w:t xml:space="preserve">We added a pre-registered replication using 537 questions from the MMLU professional-medicine</w:t>
+      </w:r>
+      <w:r>
+        <w:t xml:space="preserve"> </w:t>
+      </w:r>
+      <w:r>
+        <w:t xml:space="preserve">and clinical-knowledge subsets.</w:t>
       </w:r>
     </w:p>
     <w:p>
@@ -3642,19 +3894,19 @@
         </w:numPr>
       </w:pPr>
       <w:r>
-        <w:t xml:space="preserve">The response structure contains four options rather than the three BUY, HOLD, and SELL labels.</w:t>
-      </w:r>
-      <w:r>
-        <w:t xml:space="preserve"> </w:t>
-      </w:r>
-      <w:r>
-        <w:t xml:space="preserve">Choice order is shuffled deterministically to remove positional imbalance in the published</w:t>
-      </w:r>
-      <w:r>
-        <w:t xml:space="preserve"> </w:t>
-      </w:r>
-      <w:r>
-        <w:t xml:space="preserve">answer key.</w:t>
+        <w:t xml:space="preserve">The task has four response options with one correct answer rather than the three BUY, HOLD,</w:t>
+      </w:r>
+      <w:r>
+        <w:t xml:space="preserve"> </w:t>
+      </w:r>
+      <w:r>
+        <w:t xml:space="preserve">and SELL labels used in the financial experiment. Chance performance is 25%, and the evaluated</w:t>
+      </w:r>
+      <w:r>
+        <w:t xml:space="preserve"> </w:t>
+      </w:r>
+      <w:r>
+        <w:t xml:space="preserve">models perform substantially above that level.</w:t>
       </w:r>
     </w:p>
     <w:p>
@@ -3666,6 +3918,24 @@
         </w:numPr>
       </w:pPr>
       <w:r>
+        <w:t xml:space="preserve">Choice order is shuffled deterministically within each item to remove positional imbalance in</w:t>
+      </w:r>
+      <w:r>
+        <w:t xml:space="preserve"> </w:t>
+      </w:r>
+      <w:r>
+        <w:t xml:space="preserve">the published answer key.</w:t>
+      </w:r>
+    </w:p>
+    <w:p>
+      <w:pPr>
+        <w:pStyle w:val="Compact"/>
+        <w:numPr>
+          <w:ilvl w:val="0"/>
+          <w:numId w:val="1027"/>
+        </w:numPr>
+      </w:pPr>
+      <w:r>
         <w:t xml:space="preserve">The main ordering reproduces. Agreement decreases by delta-kappa = 0.072 with a 95% confidence</w:t>
       </w:r>
       <w:r>
@@ -3690,13 +3960,19 @@
         </w:numPr>
       </w:pPr>
       <w:r>
-        <w:t xml:space="preserve">Agreement changes substantially more across the two domains than error correlation. We</w:t>
-      </w:r>
-      <w:r>
-        <w:t xml:space="preserve"> </w:t>
-      </w:r>
-      <w:r>
-        <w:t xml:space="preserve">therefore do not claim that the magnitude is invariant across domains.</w:t>
+        <w:t xml:space="preserve">The agreement contrast is substantially smaller than in finance, while the error-correlation</w:t>
+      </w:r>
+      <w:r>
+        <w:t xml:space="preserve"> </w:t>
+      </w:r>
+      <w:r>
+        <w:t xml:space="preserve">contrast attenuates much less. We therefore report the cross-domain replication without</w:t>
+      </w:r>
+      <w:r>
+        <w:t xml:space="preserve"> </w:t>
+      </w:r>
+      <w:r>
+        <w:t xml:space="preserve">claiming that the magnitude is invariant across tasks.</w:t>
       </w:r>
     </w:p>
     <w:p>
@@ -3714,7 +3990,7 @@
         <w:t xml:space="preserve"> </w:t>
       </w:r>
       <w:r>
-        <w:t xml:space="preserve">mixtures remain fixed and are identified explicitly as limitations.</w:t>
+        <w:t xml:space="preserve">mixtures remain fixed and are stated explicitly as limitations.</w:t>
       </w:r>
     </w:p>
     <w:p>
@@ -3797,13 +4073,13 @@
         <w:t xml:space="preserve"> </w:t>
       </w:r>
       <w:r>
-        <w:t xml:space="preserve">state explicitly that the result has been evaluated across two substantially different tasks</w:t>
-      </w:r>
-      <w:r>
-        <w:t xml:space="preserve"> </w:t>
-      </w:r>
-      <w:r>
-        <w:t xml:space="preserve">while prompt format, ensemble size, aggregation rule, and model mixtures remain fixed.</w:t>
+        <w:t xml:space="preserve">state that the ordering has been evaluated across two substantially different tasks while</w:t>
+      </w:r>
+      <w:r>
+        <w:t xml:space="preserve"> </w:t>
+      </w:r>
+      <w:r>
+        <w:t xml:space="preserve">prompt format, ensemble size, aggregation rule, and model mixtures remain fixed.</w:t>
       </w:r>
     </w:p>
     <w:p>

--- a/submission/IEEE-Access-Response-to-Reviewers.docx
+++ b/submission/IEEE-Access-Response-to-Reviewers.docx
@@ -635,7 +635,19 @@
         </w:numPr>
       </w:pPr>
       <w:r>
-        <w:t xml:space="preserve">Stated in that section that provider, not capability, orders the result.</w:t>
+        <w:t xml:space="preserve">Stated in that section that the provider-associated ordering persists after approximate</w:t>
+      </w:r>
+      <w:r>
+        <w:t xml:space="preserve"> </w:t>
+      </w:r>
+      <w:r>
+        <w:t xml:space="preserve">capability matching, while provider remains confounded with other model-specific</w:t>
+      </w:r>
+      <w:r>
+        <w:t xml:space="preserve"> </w:t>
+      </w:r>
+      <w:r>
+        <w:t xml:space="preserve">characteristics and is not isolated causally.</w:t>
       </w:r>
     </w:p>
     <w:p>
@@ -2189,6 +2201,66 @@
     </w:p>
     <w:p>
       <w:pPr>
+        <w:pStyle w:val="Compact"/>
+        <w:numPr>
+          <w:ilvl w:val="0"/>
+          <w:numId w:val="1019"/>
+        </w:numPr>
+      </w:pPr>
+      <w:r>
+        <w:t xml:space="preserve">On scope, the reviewer asked that all main and exploratory intervals account for equity and</w:t>
+      </w:r>
+      <w:r>
+        <w:t xml:space="preserve"> </w:t>
+      </w:r>
+      <w:r>
+        <w:t xml:space="preserve">date dependence. The two-way scheme is applied to the primary endpoint and, in this revision,</w:t>
+      </w:r>
+      <w:r>
+        <w:t xml:space="preserve"> </w:t>
+      </w:r>
+      <w:r>
+        <w:t xml:space="preserve">to the two exploratory contrasts that carry an inferential claim: the pile-on contrast widens</w:t>
+      </w:r>
+      <w:r>
+        <w:t xml:space="preserve"> </w:t>
+      </w:r>
+      <w:r>
+        <w:t xml:space="preserve">from [0.160, 0.216] to [0.140, 0.232] and still excludes zero, and the AURC contrast widens</w:t>
+      </w:r>
+      <w:r>
+        <w:t xml:space="preserve"> </w:t>
+      </w:r>
+      <w:r>
+        <w:t xml:space="preserve">from [-0.059, 0.060] to [-0.113, 0.115] and still contains zero. Neither conclusion changes.</w:t>
+      </w:r>
+      <w:r>
+        <w:t xml:space="preserve"> </w:t>
+      </w:r>
+      <w:r>
+        <w:t xml:space="preserve">The remaining exploratory quantities are reported as descriptive statistics without an</w:t>
+      </w:r>
+      <w:r>
+        <w:t xml:space="preserve"> </w:t>
+      </w:r>
+      <w:r>
+        <w:t xml:space="preserve">inferential claim attached, and retain the pre-registered paired equity-clustered bootstrap;</w:t>
+      </w:r>
+      <w:r>
+        <w:t xml:space="preserve"> </w:t>
+      </w:r>
+      <w:r>
+        <w:t xml:space="preserve">they are interpreted as exploratory throughout and we do not draw conclusions from them that</w:t>
+      </w:r>
+      <w:r>
+        <w:t xml:space="preserve"> </w:t>
+      </w:r>
+      <w:r>
+        <w:t xml:space="preserve">a wider interval could overturn.</w:t>
+      </w:r>
+    </w:p>
+    <w:p>
+      <w:pPr>
         <w:pStyle w:val="FirstParagraph"/>
       </w:pPr>
       <w:r>
@@ -3048,25 +3120,25 @@
         </w:numPr>
       </w:pPr>
       <w:r>
-        <w:t xml:space="preserve">On Figure 3 the reviewer is correct and we had conflated two quantities. The first two bars</w:t>
-      </w:r>
-      <w:r>
-        <w:t xml:space="preserve"> </w:t>
-      </w:r>
-      <w:r>
-        <w:t xml:space="preserve">are the pilot’s HOM-HET contrast under shared and independent seeding on the same grid and</w:t>
-      </w:r>
-      <w:r>
-        <w:t xml:space="preserve"> </w:t>
-      </w:r>
-      <w:r>
-        <w:t xml:space="preserve">model set. The third was the confirmatory study’s within-minus-cross-run difference for HOM,</w:t>
-      </w:r>
-      <w:r>
-        <w:t xml:space="preserve"> </w:t>
-      </w:r>
-      <w:r>
-        <w:t xml:space="preserve">which is a residual-dependence diagnostic and not a HOM-HET contrast at all.</w:t>
+        <w:t xml:space="preserve">On Figure 3 the reviewer is correct and we had conflated two quantities. Two of the bars were</w:t>
+      </w:r>
+      <w:r>
+        <w:t xml:space="preserve"> </w:t>
+      </w:r>
+      <w:r>
+        <w:t xml:space="preserve">the pilot’s HOM-HET contrast under shared and independent seeding on the same grid and model</w:t>
+      </w:r>
+      <w:r>
+        <w:t xml:space="preserve"> </w:t>
+      </w:r>
+      <w:r>
+        <w:t xml:space="preserve">set. The third was the confirmatory study’s within-minus-cross-run difference for HOM, which</w:t>
+      </w:r>
+      <w:r>
+        <w:t xml:space="preserve"> </w:t>
+      </w:r>
+      <w:r>
+        <w:t xml:space="preserve">is a residual-dependence diagnostic and not a HOM-HET contrast at all.</w:t>
       </w:r>
     </w:p>
     <w:p>
@@ -3078,25 +3150,55 @@
         </w:numPr>
       </w:pPr>
       <w:r>
-        <w:t xml:space="preserve">We have not forced the three bars into one estimand, because the first two and the third</w:t>
-      </w:r>
-      <w:r>
-        <w:t xml:space="preserve"> </w:t>
-      </w:r>
-      <w:r>
-        <w:t xml:space="preserve">answer different questions. We have instead labelled each for what it is, so the like-for-like</w:t>
-      </w:r>
-      <w:r>
-        <w:t xml:space="preserve"> </w:t>
-      </w:r>
-      <w:r>
-        <w:t xml:space="preserve">comparison establishing the artifact is the first two bars and the third is identified as a</w:t>
-      </w:r>
-      <w:r>
-        <w:t xml:space="preserve"> </w:t>
-      </w:r>
-      <w:r>
-        <w:t xml:space="preserve">diagnostic.</w:t>
+        <w:t xml:space="preserve">We have done exactly what the reviewer asked. Figure 3 now contains only the two like-for-like</w:t>
+      </w:r>
+      <w:r>
+        <w:t xml:space="preserve"> </w:t>
+      </w:r>
+      <w:r>
+        <w:t xml:space="preserve">pilot quantities, so every bar in it measures the same estimand: Delta-kappa(HOM-HET) on the</w:t>
+      </w:r>
+      <w:r>
+        <w:t xml:space="preserve"> </w:t>
+      </w:r>
+      <w:r>
+        <w:t xml:space="preserve">same 8-equity pilot grid and the same model set, differing only in whether the five agents in</w:t>
+      </w:r>
+      <w:r>
+        <w:t xml:space="preserve"> </w:t>
+      </w:r>
+      <w:r>
+        <w:t xml:space="preserve">a cell share one seed (0.485) or draw independent seeds (0.113). The full-study</w:t>
+      </w:r>
+      <w:r>
+        <w:t xml:space="preserve"> </w:t>
+      </w:r>
+      <w:r>
+        <w:t xml:space="preserve">within-minus-cross-run diagnostic has been removed from the figure and is reported separately</w:t>
+      </w:r>
+      <w:r>
+        <w:t xml:space="preserve"> </w:t>
+      </w:r>
+      <w:r>
+        <w:t xml:space="preserve">in Table 6, where it is identified as a diagnostic rather than a contrast.</w:t>
+      </w:r>
+    </w:p>
+    <w:p>
+      <w:pPr>
+        <w:pStyle w:val="Compact"/>
+        <w:numPr>
+          <w:ilvl w:val="0"/>
+          <w:numId w:val="1025"/>
+        </w:numPr>
+      </w:pPr>
+      <w:r>
+        <w:t xml:space="preserve">An earlier revision kept all three bars and relabelled them instead. That was not what the</w:t>
+      </w:r>
+      <w:r>
+        <w:t xml:space="preserve"> </w:t>
+      </w:r>
+      <w:r>
+        <w:t xml:space="preserve">reviewer requested and we have not retained it.</w:t>
       </w:r>
     </w:p>
     <w:p>
@@ -3146,7 +3248,13 @@
         </w:numPr>
       </w:pPr>
       <w:r>
-        <w:t xml:space="preserve">Rewrote the Figure 3 caption to identify each quantity separately.</w:t>
+        <w:t xml:space="preserve">Reduced Figure 3 to the two like-for-like pilot bars and moved the full-study</w:t>
+      </w:r>
+      <w:r>
+        <w:t xml:space="preserve"> </w:t>
+      </w:r>
+      <w:r>
+        <w:t xml:space="preserve">within-minus-cross-run diagnostic to Table 6; rewrote the caption accordingly.</w:t>
       </w:r>
     </w:p>
     <w:p>

--- a/submission/IEEE-Access-Response-to-Reviewers.docx
+++ b/submission/IEEE-Access-Response-to-Reviewers.docx
@@ -2412,19 +2412,37 @@
         </w:numPr>
       </w:pPr>
       <w:r>
-        <w:t xml:space="preserve">Equity remains the pre-registered primary resampling unit because repeated observations are</w:t>
-      </w:r>
-      <w:r>
-        <w:t xml:space="preserve"> </w:t>
-      </w:r>
-      <w:r>
-        <w:t xml:space="preserve">nested within securities. Analysis date is treated as a second crossed source of dependence</w:t>
-      </w:r>
-      <w:r>
-        <w:t xml:space="preserve"> </w:t>
-      </w:r>
-      <w:r>
-        <w:t xml:space="preserve">because all securities evaluated on a date share common market conditions.</w:t>
+        <w:t xml:space="preserve">Equity is the pre-registered primary resampling unit because the repeated observations in</w:t>
+      </w:r>
+      <w:r>
+        <w:t xml:space="preserve"> </w:t>
+      </w:r>
+      <w:r>
+        <w:t xml:space="preserve">this design are nested within securities: each equity is evaluated on 12 analysis dates, and</w:t>
+      </w:r>
+      <w:r>
+        <w:t xml:space="preserve"> </w:t>
+      </w:r>
+      <w:r>
+        <w:t xml:space="preserve">every response for that equity shares company-specific context. Analysis date is the second,</w:t>
+      </w:r>
+      <w:r>
+        <w:t xml:space="preserve"> </w:t>
+      </w:r>
+      <w:r>
+        <w:t xml:space="preserve">crossed source of dependence, because all securities evaluated on a given date share common</w:t>
+      </w:r>
+      <w:r>
+        <w:t xml:space="preserve"> </w:t>
+      </w:r>
+      <w:r>
+        <w:t xml:space="preserve">market conditions. Neither margin nests inside the other, so they are resampled</w:t>
+      </w:r>
+      <w:r>
+        <w:t xml:space="preserve"> </w:t>
+      </w:r>
+      <w:r>
+        <w:t xml:space="preserve">independently rather than hierarchically.</w:t>
       </w:r>
     </w:p>
     <w:p>
@@ -2436,25 +2454,25 @@
         </w:numPr>
       </w:pPr>
       <w:r>
-        <w:t xml:space="preserve">For the primary HOM-HET agreement contrast, the point estimate is 0.3363 under all three</w:t>
-      </w:r>
-      <w:r>
-        <w:t xml:space="preserve"> </w:t>
-      </w:r>
-      <w:r>
-        <w:t xml:space="preserve">resampling schemes. The 95% confidence intervals are [0.3035, 0.3689] under equity</w:t>
-      </w:r>
-      <w:r>
-        <w:t xml:space="preserve"> </w:t>
-      </w:r>
-      <w:r>
-        <w:t xml:space="preserve">clustering, [0.2989, 0.3656] under date clustering, and [0.2786, 0.3877] under two-way</w:t>
-      </w:r>
-      <w:r>
-        <w:t xml:space="preserve"> </w:t>
-      </w:r>
-      <w:r>
-        <w:t xml:space="preserve">resampling. All exclude zero.</w:t>
+        <w:t xml:space="preserve">The two-way procedure draws equities with replacement and dates with replacement,</w:t>
+      </w:r>
+      <w:r>
+        <w:t xml:space="preserve"> </w:t>
+      </w:r>
+      <w:r>
+        <w:t xml:space="preserve">independently, retains the sampled equity-date intersections, and preserves multiplicity on</w:t>
+      </w:r>
+      <w:r>
+        <w:t xml:space="preserve"> </w:t>
+      </w:r>
+      <w:r>
+        <w:t xml:space="preserve">both margins: a cluster drawn twice contributes twice. It uses 2,000 draws at the</w:t>
+      </w:r>
+      <w:r>
+        <w:t xml:space="preserve"> </w:t>
+      </w:r>
+      <w:r>
+        <w:t xml:space="preserve">pre-registered seed and recomputes the full estimator inside every draw.</w:t>
       </w:r>
     </w:p>
     <w:p>
@@ -2466,25 +2484,19 @@
         </w:numPr>
       </w:pPr>
       <w:r>
-        <w:t xml:space="preserve">We also applied two-way sensitivity analysis to the exploratory contrasts carrying</w:t>
-      </w:r>
-      <w:r>
-        <w:t xml:space="preserve"> </w:t>
-      </w:r>
-      <w:r>
-        <w:t xml:space="preserve">inferential claims. The unanimous-incorrect ratio has a two-way interval of [1.13, 3.06].</w:t>
-      </w:r>
-      <w:r>
-        <w:t xml:space="preserve"> </w:t>
-      </w:r>
-      <w:r>
-        <w:t xml:space="preserve">The pile-on contrast has an interval of [0.140, 0.232]. The AURC contrast has an interval of</w:t>
-      </w:r>
-      <w:r>
-        <w:t xml:space="preserve"> </w:t>
-      </w:r>
-      <w:r>
-        <w:t xml:space="preserve">[-0.113, 0.115].</w:t>
+        <w:t xml:space="preserve">Primary HOM-HET agreement contrast, Δκ = 0.3363: [0.3035, 0.3689] under equity clustering</w:t>
+      </w:r>
+      <w:r>
+        <w:t xml:space="preserve"> </w:t>
+      </w:r>
+      <w:r>
+        <w:t xml:space="preserve">(100 clusters), [0.2989, 0.3656] under date clustering (12 clusters), [0.2786, 0.3877] under</w:t>
+      </w:r>
+      <w:r>
+        <w:t xml:space="preserve"> </w:t>
+      </w:r>
+      <w:r>
+        <w:t xml:space="preserve">two-way resampling (1,200 intersections). All exclude zero.</w:t>
       </w:r>
     </w:p>
     <w:p>
@@ -2496,19 +2508,25 @@
         </w:numPr>
       </w:pPr>
       <w:r>
-        <w:t xml:space="preserve">The error-correlation results also remain resolved under two-way resampling. The main φ</w:t>
-      </w:r>
-      <w:r>
-        <w:t xml:space="preserve"> </w:t>
-      </w:r>
-      <w:r>
-        <w:t xml:space="preserve">contrast has a two-way interval of [0.328, 0.586], and the common-subset specification that</w:t>
-      </w:r>
-      <w:r>
-        <w:t xml:space="preserve"> </w:t>
-      </w:r>
-      <w:r>
-        <w:t xml:space="preserve">counts HOLD as an error has an interval of [0.227, 0.387].</w:t>
+        <w:t xml:space="preserve">The two pre-registered secondary agreement contrasts are measured on the same grid and are</w:t>
+      </w:r>
+      <w:r>
+        <w:t xml:space="preserve"> </w:t>
+      </w:r>
+      <w:r>
+        <w:t xml:space="preserve">now reported under the same scheme. HOM-HET-LITE Δκ = 0.249: equity [0.218, 0.280], two-way</w:t>
+      </w:r>
+      <w:r>
+        <w:t xml:space="preserve"> </w:t>
+      </w:r>
+      <w:r>
+        <w:t xml:space="preserve">[0.208, 0.290]. HET-LITE-HET Δκ = 0.087: equity [0.067, 0.105], two-way [0.045, 0.123]. Both</w:t>
+      </w:r>
+      <w:r>
+        <w:t xml:space="preserve"> </w:t>
+      </w:r>
+      <w:r>
+        <w:t xml:space="preserve">continue to exclude zero.</w:t>
       </w:r>
     </w:p>
     <w:p>
@@ -2520,19 +2538,211 @@
         </w:numPr>
       </w:pPr>
       <w:r>
-        <w:t xml:space="preserve">The bootstrap implementation was also corrected so that repeated sampled equities retain</w:t>
-      </w:r>
-      <w:r>
-        <w:t xml:space="preserve"> </w:t>
-      </w:r>
-      <w:r>
-        <w:t xml:space="preserve">their multiplicity. The equity-clustered result now reproduces the pre-registered primary</w:t>
-      </w:r>
-      <w:r>
-        <w:t xml:space="preserve"> </w:t>
-      </w:r>
-      <w:r>
-        <w:t xml:space="preserve">interval exactly.</w:t>
+        <w:t xml:space="preserve">The capability-matched control is measured on the same 100 equities and 12 dates and asserts</w:t>
+      </w:r>
+      <w:r>
+        <w:t xml:space="preserve"> </w:t>
+      </w:r>
+      <w:r>
+        <w:t xml:space="preserve">that its interval excludes zero, so it receives the same treatment. Δκ(HOM-SameTier) =</w:t>
+      </w:r>
+      <w:r>
+        <w:t xml:space="preserve"> </w:t>
+      </w:r>
+      <w:r>
+        <w:t xml:space="preserve">0.315: equity [0.288, 0.341], two-way [0.270, 0.361]. Both exclude zero.</w:t>
+      </w:r>
+    </w:p>
+    <w:p>
+      <w:pPr>
+        <w:pStyle w:val="Compact"/>
+        <w:numPr>
+          <w:ilvl w:val="0"/>
+          <w:numId w:val="1019"/>
+        </w:numPr>
+      </w:pPr>
+      <w:r>
+        <w:t xml:space="preserve">Every exploratory contrast that carries an inferential claim is also reported both ways.</w:t>
+      </w:r>
+      <w:r>
+        <w:t xml:space="preserve"> </w:t>
+      </w:r>
+      <w:r>
+        <w:t xml:space="preserve">Error correlation Δφ = 0.454: equity [0.376, 0.534], two-way [0.328, 0.586]. The</w:t>
+      </w:r>
+      <w:r>
+        <w:t xml:space="preserve"> </w:t>
+      </w:r>
+      <w:r>
+        <w:t xml:space="preserve">common-subset specification counting HOLD as an error, Δφ = 0.309: equity [0.262, 0.354],</w:t>
+      </w:r>
+      <w:r>
+        <w:t xml:space="preserve"> </w:t>
+      </w:r>
+      <w:r>
+        <w:t xml:space="preserve">two-way [0.227, 0.387]. Unanimous-incorrect ratio 1.84: equity [1.42, 2.52], two-way [1.13,</w:t>
+      </w:r>
+      <w:r>
+        <w:t xml:space="preserve"> </w:t>
+      </w:r>
+      <w:r>
+        <w:t xml:space="preserve">3.06]. Pile-on Δ = 0.189: equity [0.160, 0.216], two-way [0.140, 0.232]. AURC Δ = -0.001:</w:t>
+      </w:r>
+      <w:r>
+        <w:t xml:space="preserve"> </w:t>
+      </w:r>
+      <w:r>
+        <w:t xml:space="preserve">equity [-0.059, 0.060], two-way [-0.113, 0.115]. No conclusion changes under the wider</w:t>
+      </w:r>
+      <w:r>
+        <w:t xml:space="preserve"> </w:t>
+      </w:r>
+      <w:r>
+        <w:t xml:space="preserve">scheme: the intervals that excluded the null still exclude it, and the AURC interval still</w:t>
+      </w:r>
+      <w:r>
+        <w:t xml:space="preserve"> </w:t>
+      </w:r>
+      <w:r>
+        <w:t xml:space="preserve">contains zero.</w:t>
+      </w:r>
+    </w:p>
+    <w:p>
+      <w:pPr>
+        <w:pStyle w:val="Compact"/>
+        <w:numPr>
+          <w:ilvl w:val="0"/>
+          <w:numId w:val="1019"/>
+        </w:numPr>
+      </w:pPr>
+      <w:r>
+        <w:t xml:space="preserve">Two groups of intervals are deliberately not given a two-way treatment, for reasons of</w:t>
+      </w:r>
+      <w:r>
+        <w:t xml:space="preserve"> </w:t>
+      </w:r>
+      <w:r>
+        <w:t xml:space="preserve">design rather than convenience. The temperature-sensitivity analysis is a small supporting</w:t>
+      </w:r>
+      <w:r>
+        <w:t xml:space="preserve"> </w:t>
+      </w:r>
+      <w:r>
+        <w:t xml:space="preserve">subgrid of eight equities and two analysis dates; two date clusters cannot support</w:t>
+      </w:r>
+      <w:r>
+        <w:t xml:space="preserve"> </w:t>
+      </w:r>
+      <w:r>
+        <w:t xml:space="preserve">date-clustered or two-way inference, so its intervals remain clustered on equities only and</w:t>
+      </w:r>
+      <w:r>
+        <w:t xml:space="preserve"> </w:t>
+      </w:r>
+      <w:r>
+        <w:t xml:space="preserve">the manuscript now states that this analysis contributes no independent multiway evidence.</w:t>
+      </w:r>
+      <w:r>
+        <w:t xml:space="preserve"> </w:t>
+      </w:r>
+      <w:r>
+        <w:t xml:space="preserve">The clinical replication is indexed by MMLU items rather than by equities and dates, so the</w:t>
+      </w:r>
+      <w:r>
+        <w:t xml:space="preserve"> </w:t>
+      </w:r>
+      <w:r>
+        <w:t xml:space="preserve">financial equity-date bootstrap does not apply to it; its intervals are clustered on items.</w:t>
+      </w:r>
+    </w:p>
+    <w:p>
+      <w:pPr>
+        <w:pStyle w:val="Compact"/>
+        <w:numPr>
+          <w:ilvl w:val="0"/>
+          <w:numId w:val="1019"/>
+        </w:numPr>
+      </w:pPr>
+      <w:r>
+        <w:t xml:space="preserve">The Wilson intervals in the secondary directional-accuracy table are marginal and</w:t>
+      </w:r>
+      <w:r>
+        <w:t xml:space="preserve"> </w:t>
+      </w:r>
+      <w:r>
+        <w:t xml:space="preserve">descriptive. They are retained as descriptive only and are not the basis of any inferential</w:t>
+      </w:r>
+      <w:r>
+        <w:t xml:space="preserve"> </w:t>
+      </w:r>
+      <w:r>
+        <w:t xml:space="preserve">claim, so replacing them with a clustered interval would imply an inference the manuscript</w:t>
+      </w:r>
+      <w:r>
+        <w:t xml:space="preserve"> </w:t>
+      </w:r>
+      <w:r>
+        <w:t xml:space="preserve">does not make.</w:t>
+      </w:r>
+    </w:p>
+    <w:p>
+      <w:pPr>
+        <w:pStyle w:val="Compact"/>
+        <w:numPr>
+          <w:ilvl w:val="0"/>
+          <w:numId w:val="1019"/>
+        </w:numPr>
+      </w:pPr>
+      <w:r>
+        <w:t xml:space="preserve">One correction follows from this work rather than from a change of method. The</w:t>
+      </w:r>
+      <w:r>
+        <w:t xml:space="preserve"> </w:t>
+      </w:r>
+      <w:r>
+        <w:t xml:space="preserve">implementation used for the robustness table and for the unanimous-incorrect ratio collapsed</w:t>
+      </w:r>
+      <w:r>
+        <w:t xml:space="preserve"> </w:t>
+      </w:r>
+      <w:r>
+        <w:t xml:space="preserve">each draw to a set of equities, so an equity drawn twice counted once and each draw used</w:t>
+      </w:r>
+      <w:r>
+        <w:t xml:space="preserve"> </w:t>
+      </w:r>
+      <w:r>
+        <w:t xml:space="preserve">only the distinct equities of a 100-draw multiset. That is subsampling, not a cluster</w:t>
+      </w:r>
+      <w:r>
+        <w:t xml:space="preserve"> </w:t>
+      </w:r>
+      <w:r>
+        <w:t xml:space="preserve">bootstrap, and it understated the variance. Multiplicity is now preserved, which is why the</w:t>
+      </w:r>
+      <w:r>
+        <w:t xml:space="preserve"> </w:t>
+      </w:r>
+      <w:r>
+        <w:t xml:space="preserve">equity-clustered robustness row reproduces the primary interval exactly and why the</w:t>
+      </w:r>
+      <w:r>
+        <w:t xml:space="preserve"> </w:t>
+      </w:r>
+      <w:r>
+        <w:t xml:space="preserve">unanimous-incorrect interval is [1.42, 2.52] rather than the narrower [1.51, 2.35]</w:t>
+      </w:r>
+      <w:r>
+        <w:t xml:space="preserve"> </w:t>
+      </w:r>
+      <w:r>
+        <w:t xml:space="preserve">previously reported. The resampling code now asserts multiplicity on both margins and fails</w:t>
+      </w:r>
+      <w:r>
+        <w:t xml:space="preserve"> </w:t>
+      </w:r>
+      <w:r>
+        <w:t xml:space="preserve">if it is ever lost, so the error cannot recur silently.</w:t>
       </w:r>
     </w:p>
     <w:p>
@@ -2567,13 +2777,19 @@
         <w:t xml:space="preserve"> </w:t>
       </w:r>
       <w:r>
-        <w:t xml:space="preserve">was revised to justify equity clustering and</w:t>
-      </w:r>
-      <w:r>
-        <w:t xml:space="preserve"> </w:t>
-      </w:r>
-      <w:r>
-        <w:t xml:space="preserve">define the date-clustered and two-way resampling procedures.</w:t>
+        <w:t xml:space="preserve">justifies equity as the primary cluster,</w:t>
+      </w:r>
+      <w:r>
+        <w:t xml:space="preserve"> </w:t>
+      </w:r>
+      <w:r>
+        <w:t xml:space="preserve">identifies date as the crossed dimension, and defines the date-clustered and two-way</w:t>
+      </w:r>
+      <w:r>
+        <w:t xml:space="preserve"> </w:t>
+      </w:r>
+      <w:r>
+        <w:t xml:space="preserve">procedures.</w:t>
       </w:r>
     </w:p>
     <w:p>
@@ -2585,13 +2801,7 @@
         </w:numPr>
       </w:pPr>
       <w:r>
-        <w:t xml:space="preserve">Table 5 was added to report the primary HOM-HET contrast under equity, date, and two-way</w:t>
-      </w:r>
-      <w:r>
-        <w:t xml:space="preserve"> </w:t>
-      </w:r>
-      <w:r>
-        <w:t xml:space="preserve">resampling.</w:t>
+        <w:t xml:space="preserve">Table 5 reports the primary contrast under equity, date, and two-way resampling.</w:t>
       </w:r>
     </w:p>
     <w:p>
@@ -2603,6 +2813,66 @@
         </w:numPr>
       </w:pPr>
       <w:r>
+        <w:t xml:space="preserve">Section V-A,</w:t>
+      </w:r>
+      <w:r>
+        <w:t xml:space="preserve"> </w:t>
+      </w:r>
+      <w:r>
+        <w:t xml:space="preserve">“Heterogeneity Reduces Ensemble Agreement (Primary),”</w:t>
+      </w:r>
+      <w:r>
+        <w:t xml:space="preserve"> </w:t>
+      </w:r>
+      <w:r>
+        <w:t xml:space="preserve">now reports the two-way</w:t>
+      </w:r>
+      <w:r>
+        <w:t xml:space="preserve"> </w:t>
+      </w:r>
+      <w:r>
+        <w:t xml:space="preserve">intervals for both pre-registered secondary contrasts alongside Table 2.</w:t>
+      </w:r>
+    </w:p>
+    <w:p>
+      <w:pPr>
+        <w:pStyle w:val="Compact"/>
+        <w:numPr>
+          <w:ilvl w:val="0"/>
+          <w:numId w:val="1020"/>
+        </w:numPr>
+      </w:pPr>
+      <w:r>
+        <w:t xml:space="preserve">Section V-J,</w:t>
+      </w:r>
+      <w:r>
+        <w:t xml:space="preserve"> </w:t>
+      </w:r>
+      <w:r>
+        <w:t xml:space="preserve">“Robustness: Capability-Matched Control,”</w:t>
+      </w:r>
+      <w:r>
+        <w:t xml:space="preserve"> </w:t>
+      </w:r>
+      <w:r>
+        <w:t xml:space="preserve">now reports the two-way interval for</w:t>
+      </w:r>
+      <w:r>
+        <w:t xml:space="preserve"> </w:t>
+      </w:r>
+      <w:r>
+        <w:t xml:space="preserve">the capability-matched contrast.</w:t>
+      </w:r>
+    </w:p>
+    <w:p>
+      <w:pPr>
+        <w:pStyle w:val="Compact"/>
+        <w:numPr>
+          <w:ilvl w:val="0"/>
+          <w:numId w:val="1020"/>
+        </w:numPr>
+      </w:pPr>
+      <w:r>
         <w:t xml:space="preserve">Section V-C,</w:t>
       </w:r>
       <w:r>
@@ -2615,13 +2885,13 @@
         <w:t xml:space="preserve"> </w:t>
       </w:r>
       <w:r>
-        <w:t xml:space="preserve">was revised to report</w:t>
-      </w:r>
-      <w:r>
-        <w:t xml:space="preserve"> </w:t>
-      </w:r>
-      <w:r>
-        <w:t xml:space="preserve">two-way sensitivity intervals for both error-correlation specifications.</w:t>
+        <w:t xml:space="preserve">reports two-way intervals</w:t>
+      </w:r>
+      <w:r>
+        <w:t xml:space="preserve"> </w:t>
+      </w:r>
+      <w:r>
+        <w:t xml:space="preserve">for both error-correlation specifications.</w:t>
       </w:r>
     </w:p>
     <w:p>
@@ -2645,13 +2915,13 @@
         <w:t xml:space="preserve"> </w:t>
       </w:r>
       <w:r>
-        <w:t xml:space="preserve">was revised to report two-way</w:t>
-      </w:r>
-      <w:r>
-        <w:t xml:space="preserve"> </w:t>
-      </w:r>
-      <w:r>
-        <w:t xml:space="preserve">uncertainty for the unanimous-incorrect ratio and pile-on contrast.</w:t>
+        <w:t xml:space="preserve">reports two-way intervals for the</w:t>
+      </w:r>
+      <w:r>
+        <w:t xml:space="preserve"> </w:t>
+      </w:r>
+      <w:r>
+        <w:t xml:space="preserve">unanimous-incorrect ratio and the pile-on contrast.</w:t>
       </w:r>
     </w:p>
     <w:p>
@@ -2675,13 +2945,43 @@
         <w:t xml:space="preserve"> </w:t>
       </w:r>
       <w:r>
-        <w:t xml:space="preserve">was revised to report the two-way AURC</w:t>
-      </w:r>
-      <w:r>
-        <w:t xml:space="preserve"> </w:t>
-      </w:r>
-      <w:r>
-        <w:t xml:space="preserve">interval.</w:t>
+        <w:t xml:space="preserve">reports the two-way AURC interval.</w:t>
+      </w:r>
+    </w:p>
+    <w:p>
+      <w:pPr>
+        <w:pStyle w:val="Compact"/>
+        <w:numPr>
+          <w:ilvl w:val="0"/>
+          <w:numId w:val="1020"/>
+        </w:numPr>
+      </w:pPr>
+      <w:r>
+        <w:t xml:space="preserve">Section V-K,</w:t>
+      </w:r>
+      <w:r>
+        <w:t xml:space="preserve"> </w:t>
+      </w:r>
+      <w:r>
+        <w:t xml:space="preserve">“Robustness: Temperature Sensitivity,”</w:t>
+      </w:r>
+      <w:r>
+        <w:t xml:space="preserve"> </w:t>
+      </w:r>
+      <w:r>
+        <w:t xml:space="preserve">states that the subgrid spans two</w:t>
+      </w:r>
+      <w:r>
+        <w:t xml:space="preserve"> </w:t>
+      </w:r>
+      <w:r>
+        <w:t xml:space="preserve">analysis dates, which is too few clusters for date-clustered or two-way inference, and that</w:t>
+      </w:r>
+      <w:r>
+        <w:t xml:space="preserve"> </w:t>
+      </w:r>
+      <w:r>
+        <w:t xml:space="preserve">the analysis therefore contributes no independent multiway evidence.</w:t>
       </w:r>
     </w:p>
     <w:p>

--- a/submission/IEEE-Access-Response-to-Reviewers.docx
+++ b/submission/IEEE-Access-Response-to-Reviewers.docx
@@ -493,6 +493,60 @@
     </w:p>
     <w:p>
       <w:pPr>
+        <w:pStyle w:val="Compact"/>
+        <w:numPr>
+          <w:ilvl w:val="0"/>
+          <w:numId w:val="1002"/>
+        </w:numPr>
+      </w:pPr>
+      <w:r>
+        <w:t xml:space="preserve">Section V-I,</w:t>
+      </w:r>
+      <w:r>
+        <w:t xml:space="preserve"> </w:t>
+      </w:r>
+      <w:r>
+        <w:t xml:space="preserve">“Selective Prediction,”</w:t>
+      </w:r>
+      <w:r>
+        <w:t xml:space="preserve"> </w:t>
+      </w:r>
+      <w:r>
+        <w:t xml:space="preserve">is now a standalone subsection rather than part of the</w:t>
+      </w:r>
+      <w:r>
+        <w:t xml:space="preserve"> </w:t>
+      </w:r>
+      <w:r>
+        <w:t xml:space="preserve">clinical replication, since its equity-clustered and two-way intervals concern the financial</w:t>
+      </w:r>
+      <w:r>
+        <w:t xml:space="preserve"> </w:t>
+      </w:r>
+      <w:r>
+        <w:t xml:space="preserve">experiment. It defines the decision unit, the HOLD and undefined-sign exclusions, the</w:t>
+      </w:r>
+      <w:r>
+        <w:t xml:space="preserve"> </w:t>
+      </w:r>
+      <w:r>
+        <w:t xml:space="preserve">coverage denominator, the conviction ranking, selective risk, the trapezoidal AURC, the</w:t>
+      </w:r>
+      <w:r>
+        <w:t xml:space="preserve"> </w:t>
+      </w:r>
+      <w:r>
+        <w:t xml:space="preserve">within-draw paired contrast, and the bootstrap, and it follows the risk-coverage framework</w:t>
+      </w:r>
+      <w:r>
+        <w:t xml:space="preserve"> </w:t>
+      </w:r>
+      <w:r>
+        <w:t xml:space="preserve">of El-Yaniv and Wiener.</w:t>
+      </w:r>
+    </w:p>
+    <w:p>
+      <w:pPr>
         <w:pStyle w:val="FirstParagraph"/>
       </w:pPr>
       <w:r>
@@ -1513,6 +1567,42 @@
     </w:p>
     <w:p>
       <w:pPr>
+        <w:pStyle w:val="Compact"/>
+        <w:numPr>
+          <w:ilvl w:val="0"/>
+          <w:numId w:val="1010"/>
+        </w:numPr>
+      </w:pPr>
+      <w:r>
+        <w:t xml:space="preserve">The Conclusion no longer refers to verifying sampling independence; it now describes</w:t>
+      </w:r>
+      <w:r>
+        <w:t xml:space="preserve"> </w:t>
+      </w:r>
+      <w:r>
+        <w:t xml:space="preserve">checking for residual within-run dependence and avoiding shared-seed artifacts, matching</w:t>
+      </w:r>
+      <w:r>
+        <w:t xml:space="preserve"> </w:t>
+      </w:r>
+      <w:r>
+        <w:t xml:space="preserve">Section III-C. The claim that reproducing kappa_HOM across datasets re-confirms determinism</w:t>
+      </w:r>
+      <w:r>
+        <w:t xml:space="preserve"> </w:t>
+      </w:r>
+      <w:r>
+        <w:t xml:space="preserve">has been removed and replaced with a consistency check, since reproducing an aggregate</w:t>
+      </w:r>
+      <w:r>
+        <w:t xml:space="preserve"> </w:t>
+      </w:r>
+      <w:r>
+        <w:t xml:space="preserve">statistic does not demonstrate determinism.</w:t>
+      </w:r>
+    </w:p>
+    <w:p>
+      <w:pPr>
         <w:pStyle w:val="FirstParagraph"/>
       </w:pPr>
       <w:r>
@@ -1990,6 +2080,66 @@
     </w:p>
     <w:p>
       <w:pPr>
+        <w:pStyle w:val="Compact"/>
+        <w:numPr>
+          <w:ilvl w:val="0"/>
+          <w:numId w:val="1016"/>
+        </w:numPr>
+      </w:pPr>
+      <w:r>
+        <w:t xml:space="preserve">Section V-M,</w:t>
+      </w:r>
+      <w:r>
+        <w:t xml:space="preserve"> </w:t>
+      </w:r>
+      <w:r>
+        <w:t xml:space="preserve">“Relation to Existing Ensemble Methods,”</w:t>
+      </w:r>
+      <w:r>
+        <w:t xml:space="preserve"> </w:t>
+      </w:r>
+      <w:r>
+        <w:t xml:space="preserve">now states the distinction as one of</w:t>
+      </w:r>
+      <w:r>
+        <w:t xml:space="preserve"> </w:t>
+      </w:r>
+      <w:r>
+        <w:t xml:space="preserve">estimand rather than quality: prior aggregation and selection work asks whether a method</w:t>
+      </w:r>
+      <w:r>
+        <w:t xml:space="preserve"> </w:t>
+      </w:r>
+      <w:r>
+        <w:t xml:space="preserve">improves downstream performance, while this study holds the task, prompt, information set</w:t>
+      </w:r>
+      <w:r>
+        <w:t xml:space="preserve"> </w:t>
+      </w:r>
+      <w:r>
+        <w:t xml:space="preserve">and aggregation rule fixed and asks how ensemble composition relates to agreement, error</w:t>
+      </w:r>
+      <w:r>
+        <w:t xml:space="preserve"> </w:t>
+      </w:r>
+      <w:r>
+        <w:t xml:space="preserve">dependence and cost. It identifies the four methodological axes on which the comparison is</w:t>
+      </w:r>
+      <w:r>
+        <w:t xml:space="preserve"> </w:t>
+      </w:r>
+      <w:r>
+        <w:t xml:space="preserve">appropriate, and cites the classifier-ensemble result that diversity and accuracy are</w:t>
+      </w:r>
+      <w:r>
+        <w:t xml:space="preserve"> </w:t>
+      </w:r>
+      <w:r>
+        <w:t xml:space="preserve">related but not interchangeable.</w:t>
+      </w:r>
+    </w:p>
+    <w:p>
+      <w:pPr>
         <w:pStyle w:val="FirstParagraph"/>
       </w:pPr>
       <w:r>
@@ -2323,6 +2473,66 @@
     </w:p>
     <w:p>
       <w:pPr>
+        <w:pStyle w:val="Compact"/>
+        <w:numPr>
+          <w:ilvl w:val="0"/>
+          <w:numId w:val="1018"/>
+        </w:numPr>
+      </w:pPr>
+      <w:r>
+        <w:t xml:space="preserve">Causal attribution to provider has been removed throughout rather than only in the</w:t>
+      </w:r>
+      <w:r>
+        <w:t xml:space="preserve"> </w:t>
+      </w:r>
+      <w:r>
+        <w:t xml:space="preserve">provider-pair subsection. The Abstract, Introduction, the metrics definition, Section V-A,</w:t>
+      </w:r>
+      <w:r>
+        <w:t xml:space="preserve"> </w:t>
+      </w:r>
+      <w:r>
+        <w:t xml:space="preserve">the Discussion and the Conclusion now describe an association across the evaluated</w:t>
+      </w:r>
+      <w:r>
+        <w:t xml:space="preserve"> </w:t>
+      </w:r>
+      <w:r>
+        <w:t xml:space="preserve">configurations. The phrase</w:t>
+      </w:r>
+      <w:r>
+        <w:t xml:space="preserve"> </w:t>
+      </w:r>
+      <w:r>
+        <w:t xml:space="preserve">“capability differences alone do not explain the observed</w:t>
+      </w:r>
+      <w:r>
+        <w:t xml:space="preserve"> </w:t>
+      </w:r>
+      <w:r>
+        <w:t xml:space="preserve">contrast”</w:t>
+      </w:r>
+      <w:r>
+        <w:t xml:space="preserve"> </w:t>
+      </w:r>
+      <w:r>
+        <w:t xml:space="preserve">has been replaced in all three places it appeared with the statement that the</w:t>
+      </w:r>
+      <w:r>
+        <w:t xml:space="preserve"> </w:t>
+      </w:r>
+      <w:r>
+        <w:t xml:space="preserve">contrast remains substantial under approximate capability matching, although that control</w:t>
+      </w:r>
+      <w:r>
+        <w:t xml:space="preserve"> </w:t>
+      </w:r>
+      <w:r>
+        <w:t xml:space="preserve">does not isolate provider from other model-specific characteristics.</w:t>
+      </w:r>
+    </w:p>
+    <w:p>
+      <w:pPr>
         <w:pStyle w:val="FirstParagraph"/>
       </w:pPr>
       <w:r>
@@ -2986,6 +3196,93 @@
     </w:p>
     <w:p>
       <w:pPr>
+        <w:pStyle w:val="Compact"/>
+        <w:numPr>
+          <w:ilvl w:val="0"/>
+          <w:numId w:val="1020"/>
+        </w:numPr>
+      </w:pPr>
+      <w:r>
+        <w:t xml:space="preserve">Section III-D now gives the methodological precedent for the crossed procedure: the</w:t>
+      </w:r>
+      <w:r>
+        <w:t xml:space="preserve"> </w:t>
+      </w:r>
+      <w:r>
+        <w:t xml:space="preserve">pigeonhole bootstrap, which resamples the two margins separately, and the multiway-inference</w:t>
+      </w:r>
+      <w:r>
+        <w:t xml:space="preserve"> </w:t>
+      </w:r>
+      <w:r>
+        <w:t xml:space="preserve">literature for non-nested clustering dimensions. We state explicitly that our procedure is</w:t>
+      </w:r>
+      <w:r>
+        <w:t xml:space="preserve"> </w:t>
+      </w:r>
+      <w:r>
+        <w:t xml:space="preserve">not an implementation of a multiway variance estimator.</w:t>
+      </w:r>
+    </w:p>
+    <w:p>
+      <w:pPr>
+        <w:pStyle w:val="Compact"/>
+        <w:numPr>
+          <w:ilvl w:val="0"/>
+          <w:numId w:val="1020"/>
+        </w:numPr>
+      </w:pPr>
+      <w:r>
+        <w:t xml:space="preserve">Table 5 previously labelled the two-way row</w:t>
+      </w:r>
+      <w:r>
+        <w:t xml:space="preserve"> </w:t>
+      </w:r>
+      <w:r>
+        <w:t xml:space="preserve">“1200 clusters”</w:t>
+      </w:r>
+      <w:r>
+        <w:t xml:space="preserve">, which can be read as 1,200</w:t>
+      </w:r>
+      <w:r>
+        <w:t xml:space="preserve"> </w:t>
+      </w:r>
+      <w:r>
+        <w:t xml:space="preserve">independent clusters. It now reads</w:t>
+      </w:r>
+      <w:r>
+        <w:t xml:space="preserve"> </w:t>
+      </w:r>
+      <w:r>
+        <w:t xml:space="preserve">“100 x 12”</w:t>
+      </w:r>
+      <w:r>
+        <w:t xml:space="preserve"> </w:t>
+      </w:r>
+      <w:r>
+        <w:t xml:space="preserve">under a</w:t>
+      </w:r>
+      <w:r>
+        <w:t xml:space="preserve"> </w:t>
+      </w:r>
+      <w:r>
+        <w:t xml:space="preserve">“Resampled units”</w:t>
+      </w:r>
+      <w:r>
+        <w:t xml:space="preserve"> </w:t>
+      </w:r>
+      <w:r>
+        <w:t xml:space="preserve">column. The point</w:t>
+      </w:r>
+      <w:r>
+        <w:t xml:space="preserve"> </w:t>
+      </w:r>
+      <w:r>
+        <w:t xml:space="preserve">estimate and interval are unchanged.</w:t>
+      </w:r>
+    </w:p>
+    <w:p>
+      <w:pPr>
         <w:pStyle w:val="FirstParagraph"/>
       </w:pPr>
       <w:r>
@@ -3349,6 +3646,54 @@
     </w:p>
     <w:p>
       <w:pPr>
+        <w:pStyle w:val="Compact"/>
+        <w:numPr>
+          <w:ilvl w:val="0"/>
+          <w:numId w:val="1022"/>
+        </w:numPr>
+      </w:pPr>
+      <w:r>
+        <w:t xml:space="preserve">Section V-C now states the phi computation exactly as implemented: within each</w:t>
+      </w:r>
+      <w:r>
+        <w:t xml:space="preserve"> </w:t>
+      </w:r>
+      <w:r>
+        <w:t xml:space="preserve">(configuration, equity, date, run) cell we form, for every unordered pair of agent</w:t>
+      </w:r>
+      <w:r>
+        <w:t xml:space="preserve"> </w:t>
+      </w:r>
+      <w:r>
+        <w:t xml:space="preserve">positions, the pair of binary error indicators against the realized forward-return sign;</w:t>
+      </w:r>
+      <w:r>
+        <w:t xml:space="preserve"> </w:t>
+      </w:r>
+      <w:r>
+        <w:t xml:space="preserve">those pairs are pooled over all cells and all agent-position pairs within a configuration,</w:t>
+      </w:r>
+      <w:r>
+        <w:t xml:space="preserve"> </w:t>
+      </w:r>
+      <w:r>
+        <w:t xml:space="preserve">and phi is the Pearson correlation of the pooled set, so one phi is reported per</w:t>
+      </w:r>
+      <w:r>
+        <w:t xml:space="preserve"> </w:t>
+      </w:r>
+      <w:r>
+        <w:t xml:space="preserve">configuration rather than one per agent pair. The previous wording implied a correlation per</w:t>
+      </w:r>
+      <w:r>
+        <w:t xml:space="preserve"> </w:t>
+      </w:r>
+      <w:r>
+        <w:t xml:space="preserve">pair, which a single paired observation cannot support.</w:t>
+      </w:r>
+    </w:p>
+    <w:p>
+      <w:pPr>
         <w:pStyle w:val="FirstParagraph"/>
       </w:pPr>
       <w:r>
@@ -4083,6 +4428,42 @@
       </w:pPr>
       <w:r>
         <w:t xml:space="preserve">Table 6 reports the full-study within-run versus cross-run diagnostic separately.</w:t>
+      </w:r>
+    </w:p>
+    <w:p>
+      <w:pPr>
+        <w:pStyle w:val="Compact"/>
+        <w:numPr>
+          <w:ilvl w:val="0"/>
+          <w:numId w:val="1026"/>
+        </w:numPr>
+      </w:pPr>
+      <w:r>
+        <w:t xml:space="preserve">Section IV-D now identifies the freeze receipts in the released package: the confirmatory</w:t>
+      </w:r>
+      <w:r>
+        <w:t xml:space="preserve"> </w:t>
+      </w:r>
+      <w:r>
+        <w:t xml:space="preserve">freeze is timestamped 2026-07-03T20:41:51Z and records the SHA-256 of the configuration,</w:t>
+      </w:r>
+      <w:r>
+        <w:t xml:space="preserve"> </w:t>
+      </w:r>
+      <w:r>
+        <w:t xml:space="preserve">agent and analysis code, prompt template, pre-registration, grid and model manifest together</w:t>
+      </w:r>
+      <w:r>
+        <w:t xml:space="preserve"> </w:t>
+      </w:r>
+      <w:r>
+        <w:t xml:space="preserve">with the commit that carried them; the cross-domain replication has its own receipt</w:t>
+      </w:r>
+      <w:r>
+        <w:t xml:space="preserve"> </w:t>
+      </w:r>
+      <w:r>
+        <w:t xml:space="preserve">timestamped 2026-09-29T14:47:54Z, recorded before any API call for that arm.</w:t>
       </w:r>
     </w:p>
     <w:p>

--- a/submission/IEEE-Access-Response-to-Reviewers.docx
+++ b/submission/IEEE-Access-Response-to-Reviewers.docx
@@ -546,25 +546,25 @@
         <w:t xml:space="preserve"> </w:t>
       </w:r>
       <w:r>
-        <w:t xml:space="preserve">near-identical accuracy but differ in whether they share a provider. Gemini and Grok answer</w:t>
-      </w:r>
-      <w:r>
-        <w:t xml:space="preserve"> </w:t>
-      </w:r>
-      <w:r>
-        <w:t xml:space="preserve">those items at 0.951 and 0.960 accuracy respectively. A same-provider Gemini pair has error</w:t>
-      </w:r>
-      <w:r>
-        <w:t xml:space="preserve"> </w:t>
-      </w:r>
-      <w:r>
-        <w:t xml:space="preserve">correlation 0.954; a cross-provider Gemini-Grok pair has 0.607, a difference of 0.347</w:t>
-      </w:r>
-      <w:r>
-        <w:t xml:space="preserve"> </w:t>
-      </w:r>
-      <w:r>
-        <w:t xml:space="preserve">(95% CI [0.207, 0.507]).</w:t>
+        <w:t xml:space="preserve">near-identical accuracy but differ in whether they share a provider. The same-provider pairing</w:t>
+      </w:r>
+      <w:r>
+        <w:t xml:space="preserve"> </w:t>
+      </w:r>
+      <w:r>
+        <w:t xml:space="preserve">and the cross-provider pairing answer those items at 0.951 and 0.955 mean member accuracy</w:t>
+      </w:r>
+      <w:r>
+        <w:t xml:space="preserve"> </w:t>
+      </w:r>
+      <w:r>
+        <w:t xml:space="preserve">respectively, a gap of 0.005. The same-provider Gemini pair has error correlation 0.954; the</w:t>
+      </w:r>
+      <w:r>
+        <w:t xml:space="preserve"> </w:t>
+      </w:r>
+      <w:r>
+        <w:t xml:space="preserve">cross-provider Gemini-Grok pairing has 0.607, a difference of 0.347 (95% CI [0.207, 0.507]).</w:t>
       </w:r>
     </w:p>
     <w:p>
@@ -2064,19 +2064,25 @@
         </w:numPr>
       </w:pPr>
       <w:r>
-        <w:t xml:space="preserve">The point estimate is 0.3363 in all three. The intervals are [0.3131, 0.3628] for equities,</w:t>
-      </w:r>
-      <w:r>
-        <w:t xml:space="preserve"> </w:t>
-      </w:r>
-      <w:r>
-        <w:t xml:space="preserve">[0.3090, 0.3625] for dates and [0.2946, 0.3741] two-way. The two-way interval is the widest, as</w:t>
-      </w:r>
-      <w:r>
-        <w:t xml:space="preserve"> </w:t>
-      </w:r>
-      <w:r>
-        <w:t xml:space="preserve">expected when two crossed dependence structures are admitted at once, and still excludes zero.</w:t>
+        <w:t xml:space="preserve">The point estimate is 0.3363 in all three. The intervals are [0.3035, 0.3689] for equities,</w:t>
+      </w:r>
+      <w:r>
+        <w:t xml:space="preserve"> </w:t>
+      </w:r>
+      <w:r>
+        <w:t xml:space="preserve">[0.2989, 0.3656] for dates and [0.2786, 0.3877] two-way. The two-way interval is the widest, as</w:t>
+      </w:r>
+      <w:r>
+        <w:t xml:space="preserve"> </w:t>
+      </w:r>
+      <w:r>
+        <w:t xml:space="preserve">expected when two crossed dependence structures are admitted at once, and all three exclude</w:t>
+      </w:r>
+      <w:r>
+        <w:t xml:space="preserve"> </w:t>
+      </w:r>
+      <w:r>
+        <w:t xml:space="preserve">zero.</w:t>
       </w:r>
     </w:p>
     <w:p>
@@ -2088,6 +2094,84 @@
         </w:numPr>
       </w:pPr>
       <w:r>
+        <w:t xml:space="preserve">The reviewer is right that the earlier equity interval, [0.3131, 0.3628], contradicted the</w:t>
+      </w:r>
+      <w:r>
+        <w:t xml:space="preserve"> </w:t>
+      </w:r>
+      <w:r>
+        <w:t xml:space="preserve">primary [0.3035, 0.3689] reported in the abstract, Table 2, the Results and the Conclusion.</w:t>
+      </w:r>
+      <w:r>
+        <w:t xml:space="preserve"> </w:t>
+      </w:r>
+      <w:r>
+        <w:t xml:space="preserve">They were presented as the same estimand and should have agreed exactly. They did not because</w:t>
+      </w:r>
+      <w:r>
+        <w:t xml:space="preserve"> </w:t>
+      </w:r>
+      <w:r>
+        <w:t xml:space="preserve">the two were computed by different procedures: the primary bootstrap resamples equities with</w:t>
+      </w:r>
+      <w:r>
+        <w:t xml:space="preserve"> </w:t>
+      </w:r>
+      <w:r>
+        <w:t xml:space="preserve">replacement and counts an equity drawn twice as two clusters, while the robustness table</w:t>
+      </w:r>
+      <w:r>
+        <w:t xml:space="preserve"> </w:t>
+      </w:r>
+      <w:r>
+        <w:t xml:space="preserve">treated each draw as a set, so a repeated draw counted once and every draw used only the</w:t>
+      </w:r>
+      <w:r>
+        <w:t xml:space="preserve"> </w:t>
+      </w:r>
+      <w:r>
+        <w:t xml:space="preserve">roughly 63 distinct equities of a 100-draw multiset. That is subsampling, not a cluster</w:t>
+      </w:r>
+      <w:r>
+        <w:t xml:space="preserve"> </w:t>
+      </w:r>
+      <w:r>
+        <w:t xml:space="preserve">bootstrap, and it understated the variance. The robustness table now honours multiplicity and</w:t>
+      </w:r>
+      <w:r>
+        <w:t xml:space="preserve"> </w:t>
+      </w:r>
+      <w:r>
+        <w:t xml:space="preserve">uses the pre-registered equity ordering, so its equity row reproduces the primary interval</w:t>
+      </w:r>
+      <w:r>
+        <w:t xml:space="preserve"> </w:t>
+      </w:r>
+      <w:r>
+        <w:t xml:space="preserve">exactly; the code asserts that equality on every run and fails if it is ever broken. The date</w:t>
+      </w:r>
+      <w:r>
+        <w:t xml:space="preserve"> </w:t>
+      </w:r>
+      <w:r>
+        <w:t xml:space="preserve">and two-way intervals widen for the same reason. No point estimate changed and every interval</w:t>
+      </w:r>
+      <w:r>
+        <w:t xml:space="preserve"> </w:t>
+      </w:r>
+      <w:r>
+        <w:t xml:space="preserve">still excludes zero.</w:t>
+      </w:r>
+    </w:p>
+    <w:p>
+      <w:pPr>
+        <w:pStyle w:val="Compact"/>
+        <w:numPr>
+          <w:ilvl w:val="0"/>
+          <w:numId w:val="1019"/>
+        </w:numPr>
+      </w:pPr>
+      <w:r>
         <w:t xml:space="preserve">We note that the date margin has only twelve clusters, a regime in which cluster-robust</w:t>
       </w:r>
       <w:r>
@@ -2553,7 +2637,19 @@
         </w:numPr>
       </w:pPr>
       <w:r>
-        <w:t xml:space="preserve">We agree on all four points and have acted on each.</w:t>
+        <w:t xml:space="preserve">We agree on all four points. Three were acted on in the previous revision; the fourth,</w:t>
+      </w:r>
+      <w:r>
+        <w:t xml:space="preserve"> </w:t>
+      </w:r>
+      <w:r>
+        <w:t xml:space="preserve">uncertainty for the pile-on statistic, was claimed but not delivered, and the reviewer is</w:t>
+      </w:r>
+      <w:r>
+        <w:t xml:space="preserve"> </w:t>
+      </w:r>
+      <w:r>
+        <w:t xml:space="preserve">correct to press it. It is now provided.</w:t>
       </w:r>
     </w:p>
     <w:p>
@@ -2595,6 +2691,84 @@
         </w:numPr>
       </w:pPr>
       <w:r>
+        <w:t xml:space="preserve">Pile-on now carries uncertainty. The rate at which the remaining agents endorse an incorrect</w:t>
+      </w:r>
+      <w:r>
+        <w:t xml:space="preserve"> </w:t>
+      </w:r>
+      <w:r>
+        <w:t xml:space="preserve">majority is 0.824 for HOM and 0.636 for HET; a paired equity-clustered bootstrap over the same</w:t>
+      </w:r>
+      <w:r>
+        <w:t xml:space="preserve"> </w:t>
+      </w:r>
+      <w:r>
+        <w:t xml:space="preserve">100 equities, 2,000 draws, using the resampling scheme of the primary endpoint, gives a</w:t>
+      </w:r>
+      <w:r>
+        <w:t xml:space="preserve"> </w:t>
+      </w:r>
+      <w:r>
+        <w:t xml:space="preserve">HOM-HET difference of 0.189 (95% CI [0.160, 0.216]). The draw is shared between the two arms</w:t>
+      </w:r>
+      <w:r>
+        <w:t xml:space="preserve"> </w:t>
+      </w:r>
+      <w:r>
+        <w:t xml:space="preserve">and the difference taken within it, because the two configurations are measured on the same</w:t>
+      </w:r>
+      <w:r>
+        <w:t xml:space="preserve"> </w:t>
+      </w:r>
+      <w:r>
+        <w:t xml:space="preserve">equities and resampling them independently would add back the between-arm variance the design</w:t>
+      </w:r>
+      <w:r>
+        <w:t xml:space="preserve"> </w:t>
+      </w:r>
+      <w:r>
+        <w:t xml:space="preserve">removes.</w:t>
+      </w:r>
+    </w:p>
+    <w:p>
+      <w:pPr>
+        <w:pStyle w:val="Compact"/>
+        <w:numPr>
+          <w:ilvl w:val="0"/>
+          <w:numId w:val="1023"/>
+        </w:numPr>
+      </w:pPr>
+      <w:r>
+        <w:t xml:space="preserve">Paired clustered uncertainty for AURC is also feasible and is now reported: the HOM-HET</w:t>
+      </w:r>
+      <w:r>
+        <w:t xml:space="preserve"> </w:t>
+      </w:r>
+      <w:r>
+        <w:t xml:space="preserve">difference is -0.001 (95% CI [-0.059, 0.060]). The interval contains zero, so these data do</w:t>
+      </w:r>
+      <w:r>
+        <w:t xml:space="preserve"> </w:t>
+      </w:r>
+      <w:r>
+        <w:t xml:space="preserve">not establish a difference in selective-prediction quality between the two configurations, and</w:t>
+      </w:r>
+      <w:r>
+        <w:t xml:space="preserve"> </w:t>
+      </w:r>
+      <w:r>
+        <w:t xml:space="preserve">the manuscript now says exactly that rather than comparing the three AURC values informally.</w:t>
+      </w:r>
+    </w:p>
+    <w:p>
+      <w:pPr>
+        <w:pStyle w:val="Compact"/>
+        <w:numPr>
+          <w:ilvl w:val="0"/>
+          <w:numId w:val="1023"/>
+        </w:numPr>
+      </w:pPr>
+      <w:r>
         <w:t xml:space="preserve">The error-correlation analysis under Reviewer #3, Concern #3 is reported under two label</w:t>
       </w:r>
       <w:r>
@@ -2661,6 +2835,24 @@
       </w:r>
       <w:r>
         <w:t xml:space="preserve">ratio.</w:t>
+      </w:r>
+    </w:p>
+    <w:p>
+      <w:pPr>
+        <w:pStyle w:val="Compact"/>
+        <w:numPr>
+          <w:ilvl w:val="0"/>
+          <w:numId w:val="1024"/>
+        </w:numPr>
+      </w:pPr>
+      <w:r>
+        <w:t xml:space="preserve">Added paired equity-clustered bootstrap confidence intervals for the pile-on contrast and for</w:t>
+      </w:r>
+      <w:r>
+        <w:t xml:space="preserve"> </w:t>
+      </w:r>
+      <w:r>
+        <w:t xml:space="preserve">the AURC contrast, and reported both in the Results.</w:t>
       </w:r>
     </w:p>
     <w:p>

--- a/submission/IEEE-Access-Response-to-Reviewers.docx
+++ b/submission/IEEE-Access-Response-to-Reviewers.docx
@@ -576,13 +576,25 @@
         </w:numPr>
       </w:pPr>
       <w:r>
-        <w:t xml:space="preserve">The comparison holds the item set, the configuration and the ensemble composition fixed, so</w:t>
-      </w:r>
-      <w:r>
-        <w:t xml:space="preserve"> </w:t>
-      </w:r>
-      <w:r>
-        <w:t xml:space="preserve">capability is matched by construction rather than by assumption.</w:t>
+        <w:t xml:space="preserve">The comparison holds the item set, the configuration and the ensemble composition fixed, and</w:t>
+      </w:r>
+      <w:r>
+        <w:t xml:space="preserve"> </w:t>
+      </w:r>
+      <w:r>
+        <w:t xml:space="preserve">the two pairings have near-identical observed member accuracy (0.951 and 0.955). We describe</w:t>
+      </w:r>
+      <w:r>
+        <w:t xml:space="preserve"> </w:t>
+      </w:r>
+      <w:r>
+        <w:t xml:space="preserve">this as approximate capability matching, which is the wording the manuscript uses; it is not</w:t>
+      </w:r>
+      <w:r>
+        <w:t xml:space="preserve"> </w:t>
+      </w:r>
+      <w:r>
+        <w:t xml:space="preserve">matching by construction.</w:t>
       </w:r>
     </w:p>
     <w:p>
@@ -759,13 +771,25 @@
         <w:t xml:space="preserve"> </w:t>
       </w:r>
       <w:r>
-        <w:t xml:space="preserve">same estimators. Only the domain differs, so any change in the endpoint is attributable to</w:t>
-      </w:r>
-      <w:r>
-        <w:t xml:space="preserve"> </w:t>
-      </w:r>
-      <w:r>
-        <w:t xml:space="preserve">domain rather than to a redesign.</w:t>
+        <w:t xml:space="preserve">same estimators. The domain is what the replication varies; the response structure also</w:t>
+      </w:r>
+      <w:r>
+        <w:t xml:space="preserve"> </w:t>
+      </w:r>
+      <w:r>
+        <w:t xml:space="preserve">changes, from three ordered labels to four options with one correct answer, which is inherent</w:t>
+      </w:r>
+      <w:r>
+        <w:t xml:space="preserve"> </w:t>
+      </w:r>
+      <w:r>
+        <w:t xml:space="preserve">in moving to a knowledge task and which we state in the manuscript. No other element of the</w:t>
+      </w:r>
+      <w:r>
+        <w:t xml:space="preserve"> </w:t>
+      </w:r>
+      <w:r>
+        <w:t xml:space="preserve">protocol was redesigned.</w:t>
       </w:r>
     </w:p>
     <w:p>
@@ -1002,7 +1026,7 @@
         <w:t xml:space="preserve"> </w:t>
       </w:r>
       <w:r>
-        <w:t xml:space="preserve">confidence interval of [1.51, 2.35], which excludes unity. The underlying rates are 0.0583 for</w:t>
+        <w:t xml:space="preserve">confidence interval of [1.42, 2.52], which excludes unity. The underlying rates are 0.0583 for</w:t>
       </w:r>
       <w:r>
         <w:t xml:space="preserve"> </w:t>
@@ -1020,6 +1044,72 @@
         </w:numPr>
       </w:pPr>
       <w:r>
+        <w:t xml:space="preserve">This interval has been corrected since the previous revision, which previously reported the</w:t>
+      </w:r>
+      <w:r>
+        <w:t xml:space="preserve"> </w:t>
+      </w:r>
+      <w:r>
+        <w:t xml:space="preserve">superseded [1.51, 2.35]. That</w:t>
+      </w:r>
+      <w:r>
+        <w:t xml:space="preserve"> </w:t>
+      </w:r>
+      <w:r>
+        <w:t xml:space="preserve">bootstrap drew a SET of equities, so an equity drawn twice counted once and each draw used</w:t>
+      </w:r>
+      <w:r>
+        <w:t xml:space="preserve"> </w:t>
+      </w:r>
+      <w:r>
+        <w:t xml:space="preserve">only the distinct equities of a 100-draw multiset. That is subsampling rather than a cluster</w:t>
+      </w:r>
+      <w:r>
+        <w:t xml:space="preserve"> </w:t>
+      </w:r>
+      <w:r>
+        <w:t xml:space="preserve">bootstrap and it understated the variance. It is the same defect the reviewer identified in</w:t>
+      </w:r>
+      <w:r>
+        <w:t xml:space="preserve"> </w:t>
+      </w:r>
+      <w:r>
+        <w:t xml:space="preserve">the clustering table, found by auditing for it elsewhere once it had been corrected there.</w:t>
+      </w:r>
+    </w:p>
+    <w:p>
+      <w:pPr>
+        <w:pStyle w:val="Compact"/>
+        <w:numPr>
+          <w:ilvl w:val="0"/>
+          <w:numId w:val="1007"/>
+        </w:numPr>
+      </w:pPr>
+      <w:r>
+        <w:t xml:space="preserve">Because this statement is inferential rather than descriptive, it also carries the two-way</w:t>
+      </w:r>
+      <w:r>
+        <w:t xml:space="preserve"> </w:t>
+      </w:r>
+      <w:r>
+        <w:t xml:space="preserve">sensitivity: admitting date dependence widens the interval to [1.13, 3.06], which still</w:t>
+      </w:r>
+      <w:r>
+        <w:t xml:space="preserve"> </w:t>
+      </w:r>
+      <w:r>
+        <w:t xml:space="preserve">excludes unity.</w:t>
+      </w:r>
+    </w:p>
+    <w:p>
+      <w:pPr>
+        <w:pStyle w:val="Compact"/>
+        <w:numPr>
+          <w:ilvl w:val="0"/>
+          <w:numId w:val="1007"/>
+        </w:numPr>
+      </w:pPr>
+      <w:r>
         <w:t xml:space="preserve">We state plainly that the configuration compared and the statistic reported were both chosen</w:t>
       </w:r>
       <w:r>
@@ -2582,28 +2672,43 @@
         <w:t xml:space="preserve"> </w:t>
       </w:r>
       <w:r>
-        <w:t xml:space="preserve">“Agreement, error correlation, and what</w:t>
-      </w:r>
-      <w:r>
-        <w:t xml:space="preserve"> </w:t>
-      </w:r>
-      <w:r>
-        <w:t xml:space="preserve">‘de-correlation’</w:t>
-      </w:r>
-      <w:r>
-        <w:t xml:space="preserve"> </w:t>
-      </w:r>
-      <w:r>
-        <w:t xml:space="preserve">denotes”</w:t>
-      </w:r>
-      <w:r>
-        <w:t xml:space="preserve">, containing the</w:t>
-      </w:r>
-      <w:r>
-        <w:t xml:space="preserve"> </w:t>
-      </w:r>
-      <w:r>
-        <w:t xml:space="preserve">five-way distinction and the phi analysis under both label treatments.</w:t>
+        <w:t xml:space="preserve">“Agreement, error correlation, and decorrelation”</w:t>
+      </w:r>
+      <w:r>
+        <w:t xml:space="preserve">, containing the five-way distinction</w:t>
+      </w:r>
+      <w:r>
+        <w:t xml:space="preserve"> </w:t>
+      </w:r>
+      <w:r>
+        <w:t xml:space="preserve">and the phi analysis under both label treatments. That subsection defines decorrelation as a</w:t>
+      </w:r>
+      <w:r>
+        <w:t xml:space="preserve"> </w:t>
+      </w:r>
+      <w:r>
+        <w:t xml:space="preserve">reduction in error correlation measured by phi, and the sections that report kappa have been</w:t>
+      </w:r>
+      <w:r>
+        <w:t xml:space="preserve"> </w:t>
+      </w:r>
+      <w:r>
+        <w:t xml:space="preserve">retitled accordingly: the primary results section is now</w:t>
+      </w:r>
+      <w:r>
+        <w:t xml:space="preserve"> </w:t>
+      </w:r>
+      <w:r>
+        <w:t xml:space="preserve">“Heterogeneity reduces ensemble</w:t>
+      </w:r>
+      <w:r>
+        <w:t xml:space="preserve"> </w:t>
+      </w:r>
+      <w:r>
+        <w:t xml:space="preserve">agreement”</w:t>
+      </w:r>
+      <w:r>
+        <w:t xml:space="preserve">.</w:t>
       </w:r>
     </w:p>
     <w:p>
@@ -3426,13 +3531,19 @@
         <w:t xml:space="preserve"> </w:t>
       </w:r>
       <w:r>
-        <w:t xml:space="preserve">Agreement is the accuracy-sensitive quantity and error correlation the portable one, which is</w:t>
-      </w:r>
-      <w:r>
-        <w:t xml:space="preserve"> </w:t>
-      </w:r>
-      <w:r>
-        <w:t xml:space="preserve">why the de-correlation claim is now stated in terms of phi.</w:t>
+        <w:t xml:space="preserve">Error correlation attenuates substantially less than agreement across the two tested domains,</w:t>
+      </w:r>
+      <w:r>
+        <w:t xml:space="preserve"> </w:t>
+      </w:r>
+      <w:r>
+        <w:t xml:space="preserve">which is why the de-correlation claim is now stated in terms of phi. Two domains do not</w:t>
+      </w:r>
+      <w:r>
+        <w:t xml:space="preserve"> </w:t>
+      </w:r>
+      <w:r>
+        <w:t xml:space="preserve">establish portability in general, and we do not claim it.</w:t>
       </w:r>
     </w:p>
     <w:p>

--- a/submission/IEEE-Access-Response-to-Reviewers.docx
+++ b/submission/IEEE-Access-Response-to-Reviewers.docx
@@ -689,13 +689,13 @@
         <w:t xml:space="preserve"> </w:t>
       </w:r>
       <w:r>
-        <w:t xml:space="preserve">was revised to add the</w:t>
-      </w:r>
-      <w:r>
-        <w:t xml:space="preserve"> </w:t>
-      </w:r>
-      <w:r>
-        <w:t xml:space="preserve">approximate capability-matched same-provider versus cross-provider comparison.</w:t>
+        <w:t xml:space="preserve">is new in this revision and</w:t>
+      </w:r>
+      <w:r>
+        <w:t xml:space="preserve"> </w:t>
+      </w:r>
+      <w:r>
+        <w:t xml:space="preserve">includes the approximate capability-matched same-provider versus cross-provider comparison.</w:t>
       </w:r>
     </w:p>
     <w:p>
@@ -2390,13 +2390,13 @@
         <w:t xml:space="preserve"> </w:t>
       </w:r>
       <w:r>
-        <w:t xml:space="preserve">was revised to include the</w:t>
-      </w:r>
-      <w:r>
-        <w:t xml:space="preserve"> </w:t>
-      </w:r>
-      <w:r>
-        <w:t xml:space="preserve">approximate capability-matched same-provider versus cross-provider comparison.</w:t>
+        <w:t xml:space="preserve">is new in this revision and</w:t>
+      </w:r>
+      <w:r>
+        <w:t xml:space="preserve"> </w:t>
+      </w:r>
+      <w:r>
+        <w:t xml:space="preserve">includes the approximate capability-matched same-provider versus cross-provider comparison.</w:t>
       </w:r>
     </w:p>
     <w:p>
@@ -4064,13 +4064,13 @@
         <w:t xml:space="preserve"> </w:t>
       </w:r>
       <w:r>
-        <w:t xml:space="preserve">was revised to report the</w:t>
-      </w:r>
-      <w:r>
-        <w:t xml:space="preserve"> </w:t>
-      </w:r>
-      <w:r>
-        <w:t xml:space="preserve">common-subset error-correlation analysis with HOLD counted as an error.</w:t>
+        <w:t xml:space="preserve">is new in this revision and</w:t>
+      </w:r>
+      <w:r>
+        <w:t xml:space="preserve"> </w:t>
+      </w:r>
+      <w:r>
+        <w:t xml:space="preserve">reports the common-subset error-correlation analysis with HOLD counted as an error.</w:t>
       </w:r>
     </w:p>
     <w:p>

--- a/submission/IEEE-Access-Response-to-Reviewers.docx
+++ b/submission/IEEE-Access-Response-to-Reviewers.docx
@@ -339,25 +339,25 @@
         <w:t xml:space="preserve"> </w:t>
       </w:r>
       <w:r>
-        <w:t xml:space="preserve">produces unanimous incorrect directional decisions at 1.84 times the rate of HET. The equity-</w:t>
-      </w:r>
-      <w:r>
-        <w:t xml:space="preserve"> </w:t>
-      </w:r>
-      <w:r>
-        <w:t xml:space="preserve">clustered 95% confidence interval is [1.42, 2.52], and the two-way interval is [1.13, 3.06].</w:t>
-      </w:r>
-      <w:r>
-        <w:t xml:space="preserve"> </w:t>
-      </w:r>
-      <w:r>
-        <w:t xml:space="preserve">Because this analysis is post hoc and no multiplicity adjustment is applied, we treat it as</w:t>
-      </w:r>
-      <w:r>
-        <w:t xml:space="preserve"> </w:t>
-      </w:r>
-      <w:r>
-        <w:t xml:space="preserve">exploratory rather than confirmatory.</w:t>
+        <w:t xml:space="preserve">produces unanimous incorrect directional decisions at 1.84 times the rate of HET. The</w:t>
+      </w:r>
+      <w:r>
+        <w:t xml:space="preserve"> </w:t>
+      </w:r>
+      <w:r>
+        <w:t xml:space="preserve">equity-clustered 95% confidence interval is [1.42, 2.52], and the two-way interval is [1.13,</w:t>
+      </w:r>
+      <w:r>
+        <w:t xml:space="preserve"> </w:t>
+      </w:r>
+      <w:r>
+        <w:t xml:space="preserve">3.06]. Because this analysis is post hoc and no multiplicity adjustment is applied, we treat</w:t>
+      </w:r>
+      <w:r>
+        <w:t xml:space="preserve"> </w:t>
+      </w:r>
+      <w:r>
+        <w:t xml:space="preserve">it as exploratory rather than confirmatory.</w:t>
       </w:r>
     </w:p>
     <w:p>
@@ -440,19 +440,19 @@
         <w:t xml:space="preserve"> </w:t>
       </w:r>
       <w:r>
-        <w:t xml:space="preserve">was revised to report the unanimous-</w:t>
-      </w:r>
-      <w:r>
-        <w:t xml:space="preserve"> </w:t>
-      </w:r>
-      <w:r>
-        <w:t xml:space="preserve">incorrect ratio with equity-clustered and two-way confidence intervals and to state explicitly</w:t>
-      </w:r>
-      <w:r>
-        <w:t xml:space="preserve"> </w:t>
-      </w:r>
-      <w:r>
-        <w:t xml:space="preserve">that the analysis is exploratory.</w:t>
+        <w:t xml:space="preserve">was revised to report the</w:t>
+      </w:r>
+      <w:r>
+        <w:t xml:space="preserve"> </w:t>
+      </w:r>
+      <w:r>
+        <w:t xml:space="preserve">unanimous-incorrect ratio with equity-clustered and two-way confidence intervals and to</w:t>
+      </w:r>
+      <w:r>
+        <w:t xml:space="preserve"> </w:t>
+      </w:r>
+      <w:r>
+        <w:t xml:space="preserve">state explicitly that the analysis is exploratory.</w:t>
       </w:r>
     </w:p>
     <w:p>
@@ -476,19 +476,19 @@
         <w:t xml:space="preserve"> </w:t>
       </w:r>
       <w:r>
-        <w:t xml:space="preserve">was revised to state that the frontier quantifies</w:t>
-      </w:r>
-      <w:r>
-        <w:t xml:space="preserve"> </w:t>
-      </w:r>
-      <w:r>
-        <w:t xml:space="preserve">the cost associated with greater behavioral diversity and does not by itself establish</w:t>
-      </w:r>
-      <w:r>
-        <w:t xml:space="preserve"> </w:t>
-      </w:r>
-      <w:r>
-        <w:t xml:space="preserve">improved downstream decision quality.</w:t>
+        <w:t xml:space="preserve">was revised to state that the frontier</w:t>
+      </w:r>
+      <w:r>
+        <w:t xml:space="preserve"> </w:t>
+      </w:r>
+      <w:r>
+        <w:t xml:space="preserve">quantifies the cost associated with greater behavioral diversity and does not by itself</w:t>
+      </w:r>
+      <w:r>
+        <w:t xml:space="preserve"> </w:t>
+      </w:r>
+      <w:r>
+        <w:t xml:space="preserve">establish improved downstream decision quality.</w:t>
       </w:r>
     </w:p>
     <w:p>
@@ -701,13 +701,13 @@
         <w:t xml:space="preserve"> </w:t>
       </w:r>
       <w:r>
-        <w:t xml:space="preserve">capability control, which preserves approximately 94% of the primary agreement contrast while</w:t>
-      </w:r>
-      <w:r>
-        <w:t xml:space="preserve"> </w:t>
-      </w:r>
-      <w:r>
-        <w:t xml:space="preserve">holding model tier approximately constant.</w:t>
+        <w:t xml:space="preserve">capability control, which preserves approximately 94% of the primary agreement contrast</w:t>
+      </w:r>
+      <w:r>
+        <w:t xml:space="preserve"> </w:t>
+      </w:r>
+      <w:r>
+        <w:t xml:space="preserve">while holding model tier approximately constant.</w:t>
       </w:r>
     </w:p>
     <w:p>
@@ -867,25 +867,19 @@
         </w:numPr>
       </w:pPr>
       <w:r>
-        <w:t xml:space="preserve">The ordering reproduces. Agreement decreases by delta-kappa = 0.072 with a 95% confidence</w:t>
-      </w:r>
-      <w:r>
-        <w:t xml:space="preserve"> </w:t>
-      </w:r>
-      <w:r>
-        <w:t xml:space="preserve">interval of [0.040, 0.104], compared with 0.336 in finance. Error correlation decreases by</w:t>
-      </w:r>
-      <w:r>
-        <w:t xml:space="preserve"> </w:t>
-      </w:r>
-      <w:r>
-        <w:t xml:space="preserve">delta-phi = 0.393 with a 95% confidence interval of [0.325, 0.459], compared with 0.454 in</w:t>
-      </w:r>
-      <w:r>
-        <w:t xml:space="preserve"> </w:t>
-      </w:r>
-      <w:r>
-        <w:t xml:space="preserve">finance.</w:t>
+        <w:t xml:space="preserve">The ordering reproduces. Agreement decreases by Δκ = 0.072 with a 95% confidence interval of</w:t>
+      </w:r>
+      <w:r>
+        <w:t xml:space="preserve"> </w:t>
+      </w:r>
+      <w:r>
+        <w:t xml:space="preserve">[0.040, 0.104], compared with 0.336 in finance. Error correlation decreases by Δφ = 0.393</w:t>
+      </w:r>
+      <w:r>
+        <w:t xml:space="preserve"> </w:t>
+      </w:r>
+      <w:r>
+        <w:t xml:space="preserve">with a 95% confidence interval of [0.325, 0.459], compared with 0.454 in finance.</w:t>
       </w:r>
     </w:p>
     <w:p>
@@ -915,13 +909,13 @@
         </w:numPr>
       </w:pPr>
       <w:r>
-        <w:t xml:space="preserve">Ensemble size, aggregation rule, prompt format, and the particular model mixtures remain fixed</w:t>
-      </w:r>
-      <w:r>
-        <w:t xml:space="preserve"> </w:t>
-      </w:r>
-      <w:r>
-        <w:t xml:space="preserve">and are stated explicitly as limitations.</w:t>
+        <w:t xml:space="preserve">Ensemble size, aggregation rule, prompt format, and the particular model mixtures remain</w:t>
+      </w:r>
+      <w:r>
+        <w:t xml:space="preserve"> </w:t>
+      </w:r>
+      <w:r>
+        <w:t xml:space="preserve">fixed and are stated explicitly as limitations.</w:t>
       </w:r>
     </w:p>
     <w:p>
@@ -956,13 +950,13 @@
         <w:t xml:space="preserve"> </w:t>
       </w:r>
       <w:r>
-        <w:t xml:space="preserve">was added to report the pre-</w:t>
-      </w:r>
-      <w:r>
-        <w:t xml:space="preserve"> </w:t>
-      </w:r>
-      <w:r>
-        <w:t xml:space="preserve">registered 537-item clinical replication.</w:t>
+        <w:t xml:space="preserve">was added to report the</w:t>
+      </w:r>
+      <w:r>
+        <w:t xml:space="preserve"> </w:t>
+      </w:r>
+      <w:r>
+        <w:t xml:space="preserve">pre-registered 537-item clinical replication.</w:t>
       </w:r>
     </w:p>
     <w:p>
@@ -1104,19 +1098,19 @@
         </w:numPr>
       </w:pPr>
       <w:r>
-        <w:t xml:space="preserve">The HOM-to-HET unanimous-incorrect ratio is 1.84. The equity-clustered 95% confidence interval</w:t>
-      </w:r>
-      <w:r>
-        <w:t xml:space="preserve"> </w:t>
-      </w:r>
-      <w:r>
-        <w:t xml:space="preserve">is [1.42, 2.52]. Under two-way equity and date resampling, the interval is [1.13, 3.06]. Both</w:t>
-      </w:r>
-      <w:r>
-        <w:t xml:space="preserve"> </w:t>
-      </w:r>
-      <w:r>
-        <w:t xml:space="preserve">exclude unity.</w:t>
+        <w:t xml:space="preserve">The HOM-to-HET unanimous-incorrect ratio is 1.84. The equity-clustered 95% confidence</w:t>
+      </w:r>
+      <w:r>
+        <w:t xml:space="preserve"> </w:t>
+      </w:r>
+      <w:r>
+        <w:t xml:space="preserve">interval is [1.42, 2.52]. Under two-way equity and date resampling, the interval is [1.13,</w:t>
+      </w:r>
+      <w:r>
+        <w:t xml:space="preserve"> </w:t>
+      </w:r>
+      <w:r>
+        <w:t xml:space="preserve">3.06]. Both exclude unity.</w:t>
       </w:r>
     </w:p>
     <w:p>
@@ -1152,13 +1146,13 @@
         </w:numPr>
       </w:pPr>
       <w:r>
-        <w:t xml:space="preserve">HET-LITE is no longer presented as a recommended ensemble design. Its observed cost efficiency</w:t>
-      </w:r>
-      <w:r>
-        <w:t xml:space="preserve"> </w:t>
-      </w:r>
-      <w:r>
-        <w:t xml:space="preserve">is treated only as a hypothesis for prospective confirmatory evaluation.</w:t>
+        <w:t xml:space="preserve">HET-LITE is no longer presented as a recommended ensemble design. Its observed cost</w:t>
+      </w:r>
+      <w:r>
+        <w:t xml:space="preserve"> </w:t>
+      </w:r>
+      <w:r>
+        <w:t xml:space="preserve">efficiency is treated only as a hypothesis for prospective confirmatory evaluation.</w:t>
       </w:r>
     </w:p>
     <w:p>
@@ -1193,13 +1187,13 @@
         <w:t xml:space="preserve"> </w:t>
       </w:r>
       <w:r>
-        <w:t xml:space="preserve">was revised to report equity-</w:t>
-      </w:r>
-      <w:r>
-        <w:t xml:space="preserve"> </w:t>
-      </w:r>
-      <w:r>
-        <w:t xml:space="preserve">clustered and two-way uncertainty for the unanimous-incorrect ratio.</w:t>
+        <w:t xml:space="preserve">was revised to report</w:t>
+      </w:r>
+      <w:r>
+        <w:t xml:space="preserve"> </w:t>
+      </w:r>
+      <w:r>
+        <w:t xml:space="preserve">equity-clustered and two-way uncertainty for the unanimous-incorrect ratio.</w:t>
       </w:r>
     </w:p>
     <w:p>
@@ -1211,13 +1205,13 @@
         </w:numPr>
       </w:pPr>
       <w:r>
-        <w:t xml:space="preserve">Section V-H was also revised to state the post hoc status of the analysis, note the absence of</w:t>
-      </w:r>
-      <w:r>
-        <w:t xml:space="preserve"> </w:t>
-      </w:r>
-      <w:r>
-        <w:t xml:space="preserve">multiplicity adjustment, and remove the HET-LITE design recommendation.</w:t>
+        <w:t xml:space="preserve">Section V-H was also revised to state the post hoc status of the analysis, note the absence</w:t>
+      </w:r>
+      <w:r>
+        <w:t xml:space="preserve"> </w:t>
+      </w:r>
+      <w:r>
+        <w:t xml:space="preserve">of multiplicity adjustment, and remove the HET-LITE design recommendation.</w:t>
       </w:r>
     </w:p>
     <w:p>
@@ -1241,13 +1235,13 @@
         <w:t xml:space="preserve"> </w:t>
       </w:r>
       <w:r>
-        <w:t xml:space="preserve">was revised so that the HET-LITE result is described as hypothesis-</w:t>
-      </w:r>
-      <w:r>
-        <w:t xml:space="preserve"> </w:t>
-      </w:r>
-      <w:r>
-        <w:t xml:space="preserve">generating rather than deployment guidance.</w:t>
+        <w:t xml:space="preserve">was revised so that the HET-LITE result is described as</w:t>
+      </w:r>
+      <w:r>
+        <w:t xml:space="preserve"> </w:t>
+      </w:r>
+      <w:r>
+        <w:t xml:space="preserve">hypothesis-generating rather than deployment guidance.</w:t>
       </w:r>
     </w:p>
     <w:p>
@@ -1602,13 +1596,13 @@
         </w:numPr>
       </w:pPr>
       <w:r>
-        <w:t xml:space="preserve">Costs are summed across the five agents within each ensemble decision and then averaged across</w:t>
-      </w:r>
-      <w:r>
-        <w:t xml:space="preserve"> </w:t>
-      </w:r>
-      <w:r>
-        <w:t xml:space="preserve">cells within each configuration.</w:t>
+        <w:t xml:space="preserve">Costs are summed across the five agents within each ensemble decision and then averaged</w:t>
+      </w:r>
+      <w:r>
+        <w:t xml:space="preserve"> </w:t>
+      </w:r>
+      <w:r>
+        <w:t xml:space="preserve">across cells within each configuration.</w:t>
       </w:r>
     </w:p>
     <w:p>
@@ -1626,7 +1620,7 @@
         <w:t xml:space="preserve"> </w:t>
       </w:r>
       <w:r>
-        <w:t xml:space="preserve">for HET. Moving from HOM to HET therefore increases inference cost by approximately 4.4x.</w:t>
+        <w:t xml:space="preserve">for HET. Moving from HOM to HET therefore increases inference cost by approximately 4.4×.</w:t>
       </w:r>
     </w:p>
     <w:p>
@@ -1638,13 +1632,19 @@
         </w:numPr>
       </w:pPr>
       <w:r>
-        <w:t xml:space="preserve">Prices are fixed at those applicable during data collection. No discount, batching, or caching</w:t>
-      </w:r>
-      <w:r>
-        <w:t xml:space="preserve"> </w:t>
-      </w:r>
-      <w:r>
-        <w:t xml:space="preserve">adjustment is applied. Failed requests returning no billable completion are excluded.</w:t>
+        <w:t xml:space="preserve">Prices are fixed at those applicable during data collection. No discount, batching, or</w:t>
+      </w:r>
+      <w:r>
+        <w:t xml:space="preserve"> </w:t>
+      </w:r>
+      <w:r>
+        <w:t xml:space="preserve">caching adjustment is applied. Failed requests returning no billable completion are</w:t>
+      </w:r>
+      <w:r>
+        <w:t xml:space="preserve"> </w:t>
+      </w:r>
+      <w:r>
+        <w:t xml:space="preserve">excluded.</w:t>
       </w:r>
     </w:p>
     <w:p>
@@ -1790,13 +1790,7 @@
         <w:t xml:space="preserve"> </w:t>
       </w:r>
       <w:r>
-        <w:t xml:space="preserve">large language models, model heterogeneity, and multi-agent systems. They are listed in</w:t>
-      </w:r>
-      <w:r>
-        <w:t xml:space="preserve"> </w:t>
-      </w:r>
-      <w:r>
-        <w:t xml:space="preserve">alphabetical order, which the IEEE Editorial Style Manual requires of Index Terms.</w:t>
+        <w:t xml:space="preserve">large language models, model heterogeneity, and multi-agent systems.</w:t>
       </w:r>
     </w:p>
     <w:p>
@@ -1902,19 +1896,19 @@
         </w:numPr>
       </w:pPr>
       <w:r>
-        <w:t xml:space="preserve">The relevant comparison is therefore methodological. The study separates output agreement from</w:t>
-      </w:r>
-      <w:r>
-        <w:t xml:space="preserve"> </w:t>
-      </w:r>
-      <w:r>
-        <w:t xml:space="preserve">error correlation, controls the shared-seed artifact observed in repeated model sampling,</w:t>
-      </w:r>
-      <w:r>
-        <w:t xml:space="preserve"> </w:t>
-      </w:r>
-      <w:r>
-        <w:t xml:space="preserve">quantifies statistical uncertainty, and incorporates inference cost.</w:t>
+        <w:t xml:space="preserve">The relevant comparison is therefore methodological. The study separates output agreement</w:t>
+      </w:r>
+      <w:r>
+        <w:t xml:space="preserve"> </w:t>
+      </w:r>
+      <w:r>
+        <w:t xml:space="preserve">from error correlation, controls the shared-seed artifact observed in repeated model</w:t>
+      </w:r>
+      <w:r>
+        <w:t xml:space="preserve"> </w:t>
+      </w:r>
+      <w:r>
+        <w:t xml:space="preserve">sampling, quantifies statistical uncertainty, and incorporates inference cost.</w:t>
       </w:r>
     </w:p>
     <w:p>
@@ -2091,13 +2085,13 @@
         <w:t xml:space="preserve"> </w:t>
       </w:r>
       <w:r>
-        <w:t xml:space="preserve">training data, architecture, alignment procedure, and other model-specific characteristics in</w:t>
-      </w:r>
-      <w:r>
-        <w:t xml:space="preserve"> </w:t>
-      </w:r>
-      <w:r>
-        <w:t xml:space="preserve">the primary design.</w:t>
+        <w:t xml:space="preserve">training data, architecture, alignment procedure, and other model-specific characteristics</w:t>
+      </w:r>
+      <w:r>
+        <w:t xml:space="preserve"> </w:t>
+      </w:r>
+      <w:r>
+        <w:t xml:space="preserve">in the primary design.</w:t>
       </w:r>
     </w:p>
     <w:p>
@@ -2145,19 +2139,19 @@
         </w:numPr>
       </w:pPr>
       <w:r>
-        <w:t xml:space="preserve">The clinical replication provides an additional approximate capability-matched comparison. One</w:t>
-      </w:r>
-      <w:r>
-        <w:t xml:space="preserve"> </w:t>
-      </w:r>
-      <w:r>
-        <w:t xml:space="preserve">same-provider pair and one cross-provider pair have mean member accuracy of 0.951 and 0.955</w:t>
-      </w:r>
-      <w:r>
-        <w:t xml:space="preserve"> </w:t>
-      </w:r>
-      <w:r>
-        <w:t xml:space="preserve">respectively, while their error correlations are 0.954 and 0.607.</w:t>
+        <w:t xml:space="preserve">The clinical replication provides an additional approximate capability-matched comparison.</w:t>
+      </w:r>
+      <w:r>
+        <w:t xml:space="preserve"> </w:t>
+      </w:r>
+      <w:r>
+        <w:t xml:space="preserve">One same-provider pair and one cross-provider pair have mean member accuracy of 0.951 and</w:t>
+      </w:r>
+      <w:r>
+        <w:t xml:space="preserve"> </w:t>
+      </w:r>
+      <w:r>
+        <w:t xml:space="preserve">0.955 respectively, while their error correlations are 0.954 and 0.607.</w:t>
       </w:r>
     </w:p>
     <w:p>
@@ -2448,19 +2442,19 @@
         <w:t xml:space="preserve"> </w:t>
       </w:r>
       <w:r>
-        <w:t xml:space="preserve">resampling schemes. The 95% confidence intervals are [0.3035, 0.3689] under equity clustering,</w:t>
-      </w:r>
-      <w:r>
-        <w:t xml:space="preserve"> </w:t>
-      </w:r>
-      <w:r>
-        <w:t xml:space="preserve">[0.2989, 0.3656] under date clustering, and [0.2786, 0.3877] under two-way resampling. All</w:t>
-      </w:r>
-      <w:r>
-        <w:t xml:space="preserve"> </w:t>
-      </w:r>
-      <w:r>
-        <w:t xml:space="preserve">exclude zero.</w:t>
+        <w:t xml:space="preserve">resampling schemes. The 95% confidence intervals are [0.3035, 0.3689] under equity</w:t>
+      </w:r>
+      <w:r>
+        <w:t xml:space="preserve"> </w:t>
+      </w:r>
+      <w:r>
+        <w:t xml:space="preserve">clustering, [0.2989, 0.3656] under date clustering, and [0.2786, 0.3877] under two-way</w:t>
+      </w:r>
+      <w:r>
+        <w:t xml:space="preserve"> </w:t>
+      </w:r>
+      <w:r>
+        <w:t xml:space="preserve">resampling. All exclude zero.</w:t>
       </w:r>
     </w:p>
     <w:p>
@@ -2472,25 +2466,25 @@
         </w:numPr>
       </w:pPr>
       <w:r>
-        <w:t xml:space="preserve">We also applied two-way sensitivity analysis to the exploratory contrasts carrying inferential</w:t>
-      </w:r>
-      <w:r>
-        <w:t xml:space="preserve"> </w:t>
-      </w:r>
-      <w:r>
-        <w:t xml:space="preserve">claims. The unanimous-incorrect ratio has a two-way interval of [1.13, 3.06]. The pile-on</w:t>
-      </w:r>
-      <w:r>
-        <w:t xml:space="preserve"> </w:t>
-      </w:r>
-      <w:r>
-        <w:t xml:space="preserve">contrast has an interval of [0.140, 0.232]. The AURC contrast has an interval of [-0.113,</w:t>
-      </w:r>
-      <w:r>
-        <w:t xml:space="preserve"> </w:t>
-      </w:r>
-      <w:r>
-        <w:t xml:space="preserve">0.115].</w:t>
+        <w:t xml:space="preserve">We also applied two-way sensitivity analysis to the exploratory contrasts carrying</w:t>
+      </w:r>
+      <w:r>
+        <w:t xml:space="preserve"> </w:t>
+      </w:r>
+      <w:r>
+        <w:t xml:space="preserve">inferential claims. The unanimous-incorrect ratio has a two-way interval of [1.13, 3.06].</w:t>
+      </w:r>
+      <w:r>
+        <w:t xml:space="preserve"> </w:t>
+      </w:r>
+      <w:r>
+        <w:t xml:space="preserve">The pile-on contrast has an interval of [0.140, 0.232]. The AURC contrast has an interval of</w:t>
+      </w:r>
+      <w:r>
+        <w:t xml:space="preserve"> </w:t>
+      </w:r>
+      <w:r>
+        <w:t xml:space="preserve">[-0.113, 0.115].</w:t>
       </w:r>
     </w:p>
     <w:p>
@@ -2502,7 +2496,7 @@
         </w:numPr>
       </w:pPr>
       <w:r>
-        <w:t xml:space="preserve">The error-correlation results also remain resolved under two-way resampling. The main phi</w:t>
+        <w:t xml:space="preserve">The error-correlation results also remain resolved under two-way resampling. The main φ</w:t>
       </w:r>
       <w:r>
         <w:t xml:space="preserve"> </w:t>
@@ -2526,19 +2520,19 @@
         </w:numPr>
       </w:pPr>
       <w:r>
-        <w:t xml:space="preserve">The bootstrap implementation was also corrected so that repeated sampled equities retain their</w:t>
-      </w:r>
-      <w:r>
-        <w:t xml:space="preserve"> </w:t>
-      </w:r>
-      <w:r>
-        <w:t xml:space="preserve">multiplicity. The equity-clustered result now reproduces the pre-registered primary interval</w:t>
-      </w:r>
-      <w:r>
-        <w:t xml:space="preserve"> </w:t>
-      </w:r>
-      <w:r>
-        <w:t xml:space="preserve">exactly.</w:t>
+        <w:t xml:space="preserve">The bootstrap implementation was also corrected so that repeated sampled equities retain</w:t>
+      </w:r>
+      <w:r>
+        <w:t xml:space="preserve"> </w:t>
+      </w:r>
+      <w:r>
+        <w:t xml:space="preserve">their multiplicity. The equity-clustered result now reproduces the pre-registered primary</w:t>
+      </w:r>
+      <w:r>
+        <w:t xml:space="preserve"> </w:t>
+      </w:r>
+      <w:r>
+        <w:t xml:space="preserve">interval exactly.</w:t>
       </w:r>
     </w:p>
     <w:p>
@@ -2621,13 +2615,43 @@
         <w:t xml:space="preserve"> </w:t>
       </w:r>
       <w:r>
+        <w:t xml:space="preserve">was revised to report</w:t>
+      </w:r>
+      <w:r>
+        <w:t xml:space="preserve"> </w:t>
+      </w:r>
+      <w:r>
+        <w:t xml:space="preserve">two-way sensitivity intervals for both error-correlation specifications.</w:t>
+      </w:r>
+    </w:p>
+    <w:p>
+      <w:pPr>
+        <w:pStyle w:val="Compact"/>
+        <w:numPr>
+          <w:ilvl w:val="0"/>
+          <w:numId w:val="1020"/>
+        </w:numPr>
+      </w:pPr>
+      <w:r>
+        <w:t xml:space="preserve">Section V-H,</w:t>
+      </w:r>
+      <w:r>
+        <w:t xml:space="preserve"> </w:t>
+      </w:r>
+      <w:r>
+        <w:t xml:space="preserve">“Exploratory Analysis of Consensus Errors,”</w:t>
+      </w:r>
+      <w:r>
+        <w:t xml:space="preserve"> </w:t>
+      </w:r>
+      <w:r>
         <w:t xml:space="preserve">was revised to report two-way</w:t>
       </w:r>
       <w:r>
         <w:t xml:space="preserve"> </w:t>
       </w:r>
       <w:r>
-        <w:t xml:space="preserve">sensitivity intervals for both error-correlation specifications.</w:t>
+        <w:t xml:space="preserve">uncertainty for the unanimous-incorrect ratio and pile-on contrast.</w:t>
       </w:r>
     </w:p>
     <w:p>
@@ -2639,6 +2663,624 @@
         </w:numPr>
       </w:pPr>
       <w:r>
+        <w:t xml:space="preserve">Section V-I, subsection</w:t>
+      </w:r>
+      <w:r>
+        <w:t xml:space="preserve"> </w:t>
+      </w:r>
+      <w:r>
+        <w:t xml:space="preserve">“Selective Prediction,”</w:t>
+      </w:r>
+      <w:r>
+        <w:t xml:space="preserve"> </w:t>
+      </w:r>
+      <w:r>
+        <w:t xml:space="preserve">was revised to report the two-way AURC</w:t>
+      </w:r>
+      <w:r>
+        <w:t xml:space="preserve"> </w:t>
+      </w:r>
+      <w:r>
+        <w:t xml:space="preserve">interval.</w:t>
+      </w:r>
+    </w:p>
+    <w:p>
+      <w:pPr>
+        <w:pStyle w:val="FirstParagraph"/>
+      </w:pPr>
+      <w:r>
+        <w:rPr>
+          <w:b/>
+          <w:color w:val="008000"/>
+        </w:rPr>
+        <w:t xml:space="preserve">Reviewer #3, Concern #3</w:t>
+      </w:r>
+    </w:p>
+    <w:p>
+      <w:pPr>
+        <w:pStyle w:val="BodyText"/>
+      </w:pPr>
+      <w:r>
+        <w:rPr>
+          <w:b/>
+          <w:color w:val="008000"/>
+        </w:rPr>
+        <w:t xml:space="preserve">Reviewer comment:</w:t>
+      </w:r>
+    </w:p>
+    <w:p>
+      <w:pPr>
+        <w:pStyle w:val="BodyText"/>
+      </w:pPr>
+      <w:r>
+        <w:rPr>
+          <w:color w:val="008000"/>
+        </w:rPr>
+        <w:t xml:space="preserve">Fleiss’ kappa measures agreement, not correlation. Either remove</w:t>
+      </w:r>
+      <w:r>
+        <w:rPr>
+          <w:color w:val="008000"/>
+        </w:rPr>
+        <w:t xml:space="preserve"> </w:t>
+      </w:r>
+      <w:r>
+        <w:rPr>
+          <w:color w:val="008000"/>
+        </w:rPr>
+        <w:t xml:space="preserve">“de-correlation”</w:t>
+      </w:r>
+      <w:r>
+        <w:rPr>
+          <w:color w:val="008000"/>
+        </w:rPr>
+        <w:t xml:space="preserve">/</w:t>
+      </w:r>
+      <w:r>
+        <w:rPr>
+          <w:color w:val="008000"/>
+        </w:rPr>
+        <w:t xml:space="preserve">“less-correlated</w:t>
+      </w:r>
+      <w:r>
+        <w:rPr>
+          <w:color w:val="008000"/>
+        </w:rPr>
+        <w:t xml:space="preserve"> </w:t>
+      </w:r>
+      <w:r>
+        <w:rPr>
+          <w:color w:val="008000"/>
+        </w:rPr>
+        <w:t xml:space="preserve">judgments”</w:t>
+      </w:r>
+      <w:r>
+        <w:rPr>
+          <w:color w:val="008000"/>
+        </w:rPr>
+        <w:t xml:space="preserve"> </w:t>
+      </w:r>
+      <w:r>
+        <w:rPr>
+          <w:color w:val="008000"/>
+        </w:rPr>
+        <w:t xml:space="preserve">throughout the title, abstract, figures, discussion, and conclusion, or add actual</w:t>
+      </w:r>
+      <w:r>
+        <w:rPr>
+          <w:color w:val="008000"/>
+        </w:rPr>
+        <w:t xml:space="preserve"> </w:t>
+      </w:r>
+      <w:r>
+        <w:rPr>
+          <w:color w:val="008000"/>
+        </w:rPr>
+        <w:t xml:space="preserve">dependence/error-correlation analyses that justify those terms. Explicitly distinguish output</w:t>
+      </w:r>
+      <w:r>
+        <w:rPr>
+          <w:color w:val="008000"/>
+        </w:rPr>
+        <w:t xml:space="preserve"> </w:t>
+      </w:r>
+      <w:r>
+        <w:rPr>
+          <w:color w:val="008000"/>
+        </w:rPr>
+        <w:t xml:space="preserve">agreement, error correlation, sampling independence, model diversity, and provider diversity.</w:t>
+      </w:r>
+    </w:p>
+    <w:p>
+      <w:pPr>
+        <w:pStyle w:val="BodyText"/>
+      </w:pPr>
+      <w:r>
+        <w:rPr>
+          <w:b/>
+        </w:rPr>
+        <w:t xml:space="preserve">Author response:</w:t>
+      </w:r>
+    </w:p>
+    <w:p>
+      <w:pPr>
+        <w:pStyle w:val="Compact"/>
+        <w:numPr>
+          <w:ilvl w:val="0"/>
+          <w:numId w:val="1021"/>
+        </w:numPr>
+      </w:pPr>
+      <w:r>
+        <w:t xml:space="preserve">We took the second option and now measure error dependence directly.</w:t>
+      </w:r>
+    </w:p>
+    <w:p>
+      <w:pPr>
+        <w:pStyle w:val="Compact"/>
+        <w:numPr>
+          <w:ilvl w:val="0"/>
+          <w:numId w:val="1021"/>
+        </w:numPr>
+      </w:pPr>
+      <w:r>
+        <w:t xml:space="preserve">For every pair of agents within an ensemble cell, we compute φ between binary error</w:t>
+      </w:r>
+      <w:r>
+        <w:t xml:space="preserve"> </w:t>
+      </w:r>
+      <w:r>
+        <w:t xml:space="preserve">indicators. Error correlation decreases from 0.984 for HOM to 0.742 for HET-LITE and 0.530</w:t>
+      </w:r>
+      <w:r>
+        <w:t xml:space="preserve"> </w:t>
+      </w:r>
+      <w:r>
+        <w:t xml:space="preserve">for HET. The HOM-HET contrast is 0.454 with a 95% confidence interval of [0.376, 0.534].</w:t>
+      </w:r>
+      <w:r>
+        <w:t xml:space="preserve"> </w:t>
+      </w:r>
+      <w:r>
+        <w:t xml:space="preserve">Under two-way resampling, the interval is [0.328, 0.586].</w:t>
+      </w:r>
+    </w:p>
+    <w:p>
+      <w:pPr>
+        <w:pStyle w:val="Compact"/>
+        <w:numPr>
+          <w:ilvl w:val="0"/>
+          <w:numId w:val="1021"/>
+        </w:numPr>
+      </w:pPr>
+      <w:r>
+        <w:t xml:space="preserve">Because treating HOLD as an abstention changes the evaluated subset, we repeat the analysis</w:t>
+      </w:r>
+      <w:r>
+        <w:t xml:space="preserve"> </w:t>
+      </w:r>
+      <w:r>
+        <w:t xml:space="preserve">with HOLD counted as an error. The corresponding HOM-HET contrast is 0.309 with a 95%</w:t>
+      </w:r>
+      <w:r>
+        <w:t xml:space="preserve"> </w:t>
+      </w:r>
+      <w:r>
+        <w:t xml:space="preserve">confidence interval of [0.262, 0.354]. The two-way interval is [0.227, 0.387].</w:t>
+      </w:r>
+    </w:p>
+    <w:p>
+      <w:pPr>
+        <w:pStyle w:val="Compact"/>
+        <w:numPr>
+          <w:ilvl w:val="0"/>
+          <w:numId w:val="1021"/>
+        </w:numPr>
+      </w:pPr>
+      <w:r>
+        <w:t xml:space="preserve">Mean per-agent error rates remain similar across configurations, so the decline in φ</w:t>
+      </w:r>
+      <w:r>
+        <w:t xml:space="preserve"> </w:t>
+      </w:r>
+      <w:r>
+        <w:t xml:space="preserve">reflects lower error dependence rather than differences in average correctness.</w:t>
+      </w:r>
+    </w:p>
+    <w:p>
+      <w:pPr>
+        <w:pStyle w:val="Compact"/>
+        <w:numPr>
+          <w:ilvl w:val="0"/>
+          <w:numId w:val="1021"/>
+        </w:numPr>
+      </w:pPr>
+      <w:r>
+        <w:t xml:space="preserve">The manuscript now distinguishes output agreement, error correlation, sampling independence,</w:t>
+      </w:r>
+      <w:r>
+        <w:t xml:space="preserve"> </w:t>
+      </w:r>
+      <w:r>
+        <w:t xml:space="preserve">model diversity, and provider diversity. Decorrelation is defined specifically as a</w:t>
+      </w:r>
+      <w:r>
+        <w:t xml:space="preserve"> </w:t>
+      </w:r>
+      <w:r>
+        <w:t xml:space="preserve">reduction in error correlation measured by φ, while κ measures categorical agreement.</w:t>
+      </w:r>
+    </w:p>
+    <w:p>
+      <w:pPr>
+        <w:pStyle w:val="FirstParagraph"/>
+      </w:pPr>
+      <w:r>
+        <w:rPr>
+          <w:b/>
+        </w:rPr>
+        <w:t xml:space="preserve">Author action:</w:t>
+      </w:r>
+    </w:p>
+    <w:p>
+      <w:pPr>
+        <w:pStyle w:val="Compact"/>
+        <w:numPr>
+          <w:ilvl w:val="0"/>
+          <w:numId w:val="1022"/>
+        </w:numPr>
+      </w:pPr>
+      <w:r>
+        <w:t xml:space="preserve">Section V-C,</w:t>
+      </w:r>
+      <w:r>
+        <w:t xml:space="preserve"> </w:t>
+      </w:r>
+      <w:r>
+        <w:t xml:space="preserve">“Agreement, Error Correlation, and Decorrelation,”</w:t>
+      </w:r>
+      <w:r>
+        <w:t xml:space="preserve"> </w:t>
+      </w:r>
+      <w:r>
+        <w:t xml:space="preserve">was added to define the five</w:t>
+      </w:r>
+      <w:r>
+        <w:t xml:space="preserve"> </w:t>
+      </w:r>
+      <w:r>
+        <w:t xml:space="preserve">concepts and report the φ analysis under both treatments of HOLD.</w:t>
+      </w:r>
+    </w:p>
+    <w:p>
+      <w:pPr>
+        <w:pStyle w:val="Compact"/>
+        <w:numPr>
+          <w:ilvl w:val="0"/>
+          <w:numId w:val="1022"/>
+        </w:numPr>
+      </w:pPr>
+      <w:r>
+        <w:t xml:space="preserve">Section V-A was retitled</w:t>
+      </w:r>
+      <w:r>
+        <w:t xml:space="preserve"> </w:t>
+      </w:r>
+      <w:r>
+        <w:t xml:space="preserve">“Heterogeneity Reduces Ensemble Agreement (Primary)”</w:t>
+      </w:r>
+      <w:r>
+        <w:t xml:space="preserve"> </w:t>
+      </w:r>
+      <w:r>
+        <w:t xml:space="preserve">so that the κ</w:t>
+      </w:r>
+      <w:r>
+        <w:t xml:space="preserve"> </w:t>
+      </w:r>
+      <w:r>
+        <w:t xml:space="preserve">result is described explicitly as an agreement result.</w:t>
+      </w:r>
+    </w:p>
+    <w:p>
+      <w:pPr>
+        <w:pStyle w:val="Compact"/>
+        <w:numPr>
+          <w:ilvl w:val="0"/>
+          <w:numId w:val="1022"/>
+        </w:numPr>
+      </w:pPr>
+      <w:r>
+        <w:t xml:space="preserve">The Abstract was revised to report the φ contrast alongside the κ contrast and to</w:t>
+      </w:r>
+      <w:r>
+        <w:t xml:space="preserve"> </w:t>
+      </w:r>
+      <w:r>
+        <w:t xml:space="preserve">distinguish reduced error dependence from reduced agreement.</w:t>
+      </w:r>
+    </w:p>
+    <w:p>
+      <w:pPr>
+        <w:pStyle w:val="Compact"/>
+        <w:numPr>
+          <w:ilvl w:val="0"/>
+          <w:numId w:val="1022"/>
+        </w:numPr>
+      </w:pPr>
+      <w:r>
+        <w:t xml:space="preserve">Section VI,</w:t>
+      </w:r>
+      <w:r>
+        <w:t xml:space="preserve"> </w:t>
+      </w:r>
+      <w:r>
+        <w:t xml:space="preserve">“Discussion,”</w:t>
+      </w:r>
+      <w:r>
+        <w:t xml:space="preserve"> </w:t>
+      </w:r>
+      <w:r>
+        <w:t xml:space="preserve">and Section VIII,</w:t>
+      </w:r>
+      <w:r>
+        <w:t xml:space="preserve"> </w:t>
+      </w:r>
+      <w:r>
+        <w:t xml:space="preserve">“Conclusion,”</w:t>
+      </w:r>
+      <w:r>
+        <w:t xml:space="preserve"> </w:t>
+      </w:r>
+      <w:r>
+        <w:t xml:space="preserve">were revised so that decorrelation</w:t>
+      </w:r>
+      <w:r>
+        <w:t xml:space="preserve"> </w:t>
+      </w:r>
+      <w:r>
+        <w:t xml:space="preserve">claims refer to error dependence rather than categorical agreement. The Conclusion now</w:t>
+      </w:r>
+      <w:r>
+        <w:t xml:space="preserve"> </w:t>
+      </w:r>
+      <w:r>
+        <w:t xml:space="preserve">states that model diversity can reduce both output agreement and error correlation.</w:t>
+      </w:r>
+    </w:p>
+    <w:p>
+      <w:pPr>
+        <w:pStyle w:val="FirstParagraph"/>
+      </w:pPr>
+      <w:r>
+        <w:rPr>
+          <w:b/>
+          <w:color w:val="008000"/>
+        </w:rPr>
+        <w:t xml:space="preserve">Reviewer #3, Concern #4</w:t>
+      </w:r>
+    </w:p>
+    <w:p>
+      <w:pPr>
+        <w:pStyle w:val="BodyText"/>
+      </w:pPr>
+      <w:r>
+        <w:rPr>
+          <w:b/>
+          <w:color w:val="008000"/>
+        </w:rPr>
+        <w:t xml:space="preserve">Reviewer comment:</w:t>
+      </w:r>
+    </w:p>
+    <w:p>
+      <w:pPr>
+        <w:pStyle w:val="BodyText"/>
+      </w:pPr>
+      <w:r>
+        <w:rPr>
+          <w:color w:val="008000"/>
+        </w:rPr>
+        <w:t xml:space="preserve">HOLD-induced abstention creates different evaluation subsets across configurations, so the</w:t>
+      </w:r>
+      <w:r>
+        <w:rPr>
+          <w:color w:val="008000"/>
+        </w:rPr>
+        <w:t xml:space="preserve"> </w:t>
+      </w:r>
+      <w:r>
+        <w:rPr>
+          <w:color w:val="008000"/>
+        </w:rPr>
+        <w:t xml:space="preserve">reported hit rates are not directly comparable. Perform a proper selective-prediction/coverage</w:t>
+      </w:r>
+      <w:r>
+        <w:rPr>
+          <w:color w:val="008000"/>
+        </w:rPr>
+        <w:t xml:space="preserve"> </w:t>
+      </w:r>
+      <w:r>
+        <w:rPr>
+          <w:color w:val="008000"/>
+        </w:rPr>
+        <w:t xml:space="preserve">analysis, use paired and clustered inference, provide uncertainty for unanimous-error and pile-on</w:t>
+      </w:r>
+      <w:r>
+        <w:rPr>
+          <w:color w:val="008000"/>
+        </w:rPr>
+        <w:t xml:space="preserve"> </w:t>
+      </w:r>
+      <w:r>
+        <w:rPr>
+          <w:color w:val="008000"/>
+        </w:rPr>
+        <w:t xml:space="preserve">statistics, and stop using overlapping marginal Wilson intervals as the main inferential evidence.</w:t>
+      </w:r>
+    </w:p>
+    <w:p>
+      <w:pPr>
+        <w:pStyle w:val="BodyText"/>
+      </w:pPr>
+      <w:r>
+        <w:rPr>
+          <w:b/>
+        </w:rPr>
+        <w:t xml:space="preserve">Author response:</w:t>
+      </w:r>
+    </w:p>
+    <w:p>
+      <w:pPr>
+        <w:pStyle w:val="Compact"/>
+        <w:numPr>
+          <w:ilvl w:val="0"/>
+          <w:numId w:val="1023"/>
+        </w:numPr>
+      </w:pPr>
+      <w:r>
+        <w:t xml:space="preserve">We added a selective-prediction analysis using mean agent conviction to rank decisions. The</w:t>
+      </w:r>
+      <w:r>
+        <w:t xml:space="preserve"> </w:t>
+      </w:r>
+      <w:r>
+        <w:t xml:space="preserve">HOM-HET AURC difference is -0.001 with a 95% equity-clustered confidence interval of</w:t>
+      </w:r>
+      <w:r>
+        <w:t xml:space="preserve"> </w:t>
+      </w:r>
+      <w:r>
+        <w:t xml:space="preserve">[-0.059, 0.060]. The corresponding two-way interval is [-0.113, 0.115]. Both contain zero.</w:t>
+      </w:r>
+    </w:p>
+    <w:p>
+      <w:pPr>
+        <w:pStyle w:val="Compact"/>
+        <w:numPr>
+          <w:ilvl w:val="0"/>
+          <w:numId w:val="1023"/>
+        </w:numPr>
+      </w:pPr>
+      <w:r>
+        <w:t xml:space="preserve">The unanimous-incorrect ratio is 1.84 with an equity-clustered interval of [1.42, 2.52] and</w:t>
+      </w:r>
+      <w:r>
+        <w:t xml:space="preserve"> </w:t>
+      </w:r>
+      <w:r>
+        <w:t xml:space="preserve">a two-way interval of [1.13, 3.06].</w:t>
+      </w:r>
+    </w:p>
+    <w:p>
+      <w:pPr>
+        <w:pStyle w:val="Compact"/>
+        <w:numPr>
+          <w:ilvl w:val="0"/>
+          <w:numId w:val="1023"/>
+        </w:numPr>
+      </w:pPr>
+      <w:r>
+        <w:t xml:space="preserve">For pile-on, the HOM-HET difference is 0.189 with an equity-clustered interval of [0.160,</w:t>
+      </w:r>
+      <w:r>
+        <w:t xml:space="preserve"> </w:t>
+      </w:r>
+      <w:r>
+        <w:t xml:space="preserve">0.216] and a two-way interval of [0.140, 0.232].</w:t>
+      </w:r>
+    </w:p>
+    <w:p>
+      <w:pPr>
+        <w:pStyle w:val="Compact"/>
+        <w:numPr>
+          <w:ilvl w:val="0"/>
+          <w:numId w:val="1023"/>
+        </w:numPr>
+      </w:pPr>
+      <w:r>
+        <w:t xml:space="preserve">We also report error correlation with HOLD counted as an error, which fixes the evaluated</w:t>
+      </w:r>
+      <w:r>
+        <w:t xml:space="preserve"> </w:t>
+      </w:r>
+      <w:r>
+        <w:t xml:space="preserve">subset across configurations. The resulting HOM-HET φ contrast is 0.309 with a 95%</w:t>
+      </w:r>
+      <w:r>
+        <w:t xml:space="preserve"> </w:t>
+      </w:r>
+      <w:r>
+        <w:t xml:space="preserve">confidence interval of [0.262, 0.354] and a two-way interval of [0.227, 0.387].</w:t>
+      </w:r>
+    </w:p>
+    <w:p>
+      <w:pPr>
+        <w:pStyle w:val="Compact"/>
+        <w:numPr>
+          <w:ilvl w:val="0"/>
+          <w:numId w:val="1023"/>
+        </w:numPr>
+      </w:pPr>
+      <w:r>
+        <w:t xml:space="preserve">Wilson intervals are retained only in the descriptive secondary accuracy analysis and are no</w:t>
+      </w:r>
+      <w:r>
+        <w:t xml:space="preserve"> </w:t>
+      </w:r>
+      <w:r>
+        <w:t xml:space="preserve">longer the principal inferential evidence.</w:t>
+      </w:r>
+    </w:p>
+    <w:p>
+      <w:pPr>
+        <w:pStyle w:val="FirstParagraph"/>
+      </w:pPr>
+      <w:r>
+        <w:rPr>
+          <w:b/>
+        </w:rPr>
+        <w:t xml:space="preserve">Author action:</w:t>
+      </w:r>
+    </w:p>
+    <w:p>
+      <w:pPr>
+        <w:pStyle w:val="Compact"/>
+        <w:numPr>
+          <w:ilvl w:val="0"/>
+          <w:numId w:val="1024"/>
+        </w:numPr>
+      </w:pPr>
+      <w:r>
+        <w:t xml:space="preserve">Section V-I, subsection</w:t>
+      </w:r>
+      <w:r>
+        <w:t xml:space="preserve"> </w:t>
+      </w:r>
+      <w:r>
+        <w:t xml:space="preserve">“Selective Prediction,”</w:t>
+      </w:r>
+      <w:r>
+        <w:t xml:space="preserve"> </w:t>
+      </w:r>
+      <w:r>
+        <w:t xml:space="preserve">was added to report risk-coverage analysis</w:t>
+      </w:r>
+      <w:r>
+        <w:t xml:space="preserve"> </w:t>
+      </w:r>
+      <w:r>
+        <w:t xml:space="preserve">and paired clustered AURC inference.</w:t>
+      </w:r>
+    </w:p>
+    <w:p>
+      <w:pPr>
+        <w:pStyle w:val="Compact"/>
+        <w:numPr>
+          <w:ilvl w:val="0"/>
+          <w:numId w:val="1024"/>
+        </w:numPr>
+      </w:pPr>
+      <w:r>
         <w:t xml:space="preserve">Section V-H,</w:t>
       </w:r>
       <w:r>
@@ -2651,43 +3293,79 @@
         <w:t xml:space="preserve"> </w:t>
       </w:r>
       <w:r>
-        <w:t xml:space="preserve">was revised to report two-way</w:t>
-      </w:r>
-      <w:r>
-        <w:t xml:space="preserve"> </w:t>
-      </w:r>
-      <w:r>
-        <w:t xml:space="preserve">uncertainty for the unanimous-incorrect ratio and pile-on contrast.</w:t>
-      </w:r>
-    </w:p>
-    <w:p>
-      <w:pPr>
-        <w:pStyle w:val="Compact"/>
-        <w:numPr>
-          <w:ilvl w:val="0"/>
-          <w:numId w:val="1020"/>
-        </w:numPr>
-      </w:pPr>
-      <w:r>
-        <w:t xml:space="preserve">Section V-I, subsection</w:t>
-      </w:r>
-      <w:r>
-        <w:t xml:space="preserve"> </w:t>
-      </w:r>
-      <w:r>
-        <w:t xml:space="preserve">“Selective Prediction,”</w:t>
-      </w:r>
-      <w:r>
-        <w:t xml:space="preserve"> </w:t>
-      </w:r>
-      <w:r>
-        <w:t xml:space="preserve">was revised to report the two-way AURC</w:t>
-      </w:r>
-      <w:r>
-        <w:t xml:space="preserve"> </w:t>
-      </w:r>
-      <w:r>
-        <w:t xml:space="preserve">interval.</w:t>
+        <w:t xml:space="preserve">was revised to report</w:t>
+      </w:r>
+      <w:r>
+        <w:t xml:space="preserve"> </w:t>
+      </w:r>
+      <w:r>
+        <w:t xml:space="preserve">equity-clustered and two-way uncertainty for unanimous incorrect decisions and pile-on.</w:t>
+      </w:r>
+    </w:p>
+    <w:p>
+      <w:pPr>
+        <w:pStyle w:val="Compact"/>
+        <w:numPr>
+          <w:ilvl w:val="0"/>
+          <w:numId w:val="1024"/>
+        </w:numPr>
+      </w:pPr>
+      <w:r>
+        <w:t xml:space="preserve">Section V-C,</w:t>
+      </w:r>
+      <w:r>
+        <w:t xml:space="preserve"> </w:t>
+      </w:r>
+      <w:r>
+        <w:t xml:space="preserve">“Agreement, Error Correlation, and Decorrelation,”</w:t>
+      </w:r>
+      <w:r>
+        <w:t xml:space="preserve"> </w:t>
+      </w:r>
+      <w:r>
+        <w:t xml:space="preserve">was revised to report the</w:t>
+      </w:r>
+      <w:r>
+        <w:t xml:space="preserve"> </w:t>
+      </w:r>
+      <w:r>
+        <w:t xml:space="preserve">common-subset error-correlation analysis with HOLD counted as an error.</w:t>
+      </w:r>
+    </w:p>
+    <w:p>
+      <w:pPr>
+        <w:pStyle w:val="Compact"/>
+        <w:numPr>
+          <w:ilvl w:val="0"/>
+          <w:numId w:val="1024"/>
+        </w:numPr>
+      </w:pPr>
+      <w:r>
+        <w:t xml:space="preserve">Section V-G,</w:t>
+      </w:r>
+      <w:r>
+        <w:t xml:space="preserve"> </w:t>
+      </w:r>
+      <w:r>
+        <w:t xml:space="preserve">“Secondary Directional-Accuracy Analysis,”</w:t>
+      </w:r>
+      <w:r>
+        <w:t xml:space="preserve"> </w:t>
+      </w:r>
+      <w:r>
+        <w:t xml:space="preserve">retains the directional hit-rate</w:t>
+      </w:r>
+      <w:r>
+        <w:t xml:space="preserve"> </w:t>
+      </w:r>
+      <w:r>
+        <w:t xml:space="preserve">analysis as secondary and does not use overlapping marginal Wilson intervals as the</w:t>
+      </w:r>
+      <w:r>
+        <w:t xml:space="preserve"> </w:t>
+      </w:r>
+      <w:r>
+        <w:t xml:space="preserve">principal inferential evidence.</w:t>
       </w:r>
     </w:p>
     <w:p>
@@ -2699,7 +3377,7 @@
           <w:b/>
           <w:color w:val="008000"/>
         </w:rPr>
-        <w:t xml:space="preserve">Reviewer #3, Concern #3</w:t>
+        <w:t xml:space="preserve">Reviewer #3, Concern #5</w:t>
       </w:r>
     </w:p>
     <w:p>
@@ -2722,79 +3400,55 @@
         <w:rPr>
           <w:color w:val="008000"/>
         </w:rPr>
-        <w:t xml:space="preserve">Fleiss’ kappa measures agreement, not correlation. Either remove</w:t>
-      </w:r>
-      <w:r>
-        <w:rPr>
-          <w:color w:val="008000"/>
-        </w:rPr>
-        <w:t xml:space="preserve"> </w:t>
-      </w:r>
-      <w:r>
-        <w:rPr>
-          <w:color w:val="008000"/>
-        </w:rPr>
-        <w:t xml:space="preserve">“de-correlation”</w:t>
-      </w:r>
-      <w:r>
-        <w:rPr>
-          <w:color w:val="008000"/>
-        </w:rPr>
-        <w:t xml:space="preserve">/</w:t>
-      </w:r>
-      <w:r>
-        <w:rPr>
-          <w:color w:val="008000"/>
-        </w:rPr>
-        <w:t xml:space="preserve">“less-correlated</w:t>
-      </w:r>
-      <w:r>
-        <w:rPr>
-          <w:color w:val="008000"/>
-        </w:rPr>
-        <w:t xml:space="preserve"> </w:t>
-      </w:r>
-      <w:r>
-        <w:rPr>
-          <w:color w:val="008000"/>
-        </w:rPr>
-        <w:t xml:space="preserve">judgments”</w:t>
-      </w:r>
-      <w:r>
-        <w:rPr>
-          <w:color w:val="008000"/>
-        </w:rPr>
-        <w:t xml:space="preserve"> </w:t>
-      </w:r>
-      <w:r>
-        <w:rPr>
-          <w:color w:val="008000"/>
-        </w:rPr>
-        <w:t xml:space="preserve">throughout the title, abstract, figures, discussion, and conclusion, or add actual</w:t>
-      </w:r>
-      <w:r>
-        <w:rPr>
-          <w:color w:val="008000"/>
-        </w:rPr>
-        <w:t xml:space="preserve"> </w:t>
-      </w:r>
-      <w:r>
-        <w:rPr>
-          <w:color w:val="008000"/>
-        </w:rPr>
-        <w:t xml:space="preserve">dependence/error-correlation analyses that justify those terms. Explicitly distinguish output</w:t>
-      </w:r>
-      <w:r>
-        <w:rPr>
-          <w:color w:val="008000"/>
-        </w:rPr>
-        <w:t xml:space="preserve"> </w:t>
-      </w:r>
-      <w:r>
-        <w:rPr>
-          <w:color w:val="008000"/>
-        </w:rPr>
-        <w:t xml:space="preserve">agreement, error correlation, sampling independence, model diversity, and provider diversity.</w:t>
+        <w:t xml:space="preserve">Clarify that unique seeds do not prove statistical independence; provide complete API parameters</w:t>
+      </w:r>
+      <w:r>
+        <w:rPr>
+          <w:color w:val="008000"/>
+        </w:rPr>
+        <w:t xml:space="preserve"> </w:t>
+      </w:r>
+      <w:r>
+        <w:rPr>
+          <w:color w:val="008000"/>
+        </w:rPr>
+        <w:t xml:space="preserve">and versions, exact prompts/system messages, seed-support evidence, retry records, total attempted</w:t>
+      </w:r>
+      <w:r>
+        <w:rPr>
+          <w:color w:val="008000"/>
+        </w:rPr>
+        <w:t xml:space="preserve"> </w:t>
+      </w:r>
+      <w:r>
+        <w:rPr>
+          <w:color w:val="008000"/>
+        </w:rPr>
+        <w:t xml:space="preserve">versus successful API calls, exact preregistration timestamp evidence, and archived immutable</w:t>
+      </w:r>
+      <w:r>
+        <w:rPr>
+          <w:color w:val="008000"/>
+        </w:rPr>
+        <w:t xml:space="preserve"> </w:t>
+      </w:r>
+      <w:r>
+        <w:rPr>
+          <w:color w:val="008000"/>
+        </w:rPr>
+        <w:t xml:space="preserve">code/data. Correct Figure 3 so that the shared-seed pilot, independent-seed pilot, and full-study</w:t>
+      </w:r>
+      <w:r>
+        <w:rPr>
+          <w:color w:val="008000"/>
+        </w:rPr>
+        <w:t xml:space="preserve"> </w:t>
+      </w:r>
+      <w:r>
+        <w:rPr>
+          <w:color w:val="008000"/>
+        </w:rPr>
+        <w:t xml:space="preserve">quantities compare the same estimand.</w:t>
       </w:r>
     </w:p>
     <w:p>
@@ -2813,107 +3467,119 @@
         <w:pStyle w:val="Compact"/>
         <w:numPr>
           <w:ilvl w:val="0"/>
-          <w:numId w:val="1021"/>
-        </w:numPr>
-      </w:pPr>
-      <w:r>
-        <w:t xml:space="preserve">We took the second option and now measure error dependence directly.</w:t>
-      </w:r>
-    </w:p>
-    <w:p>
-      <w:pPr>
-        <w:pStyle w:val="Compact"/>
-        <w:numPr>
-          <w:ilvl w:val="0"/>
-          <w:numId w:val="1021"/>
-        </w:numPr>
-      </w:pPr>
-      <w:r>
-        <w:t xml:space="preserve">For every pair of agents within an ensemble cell, we compute phi between binary error</w:t>
-      </w:r>
-      <w:r>
-        <w:t xml:space="preserve"> </w:t>
-      </w:r>
-      <w:r>
-        <w:t xml:space="preserve">indicators. Error correlation decreases from 0.984 for HOM to 0.742 for HET-LITE and 0.530 for</w:t>
-      </w:r>
-      <w:r>
-        <w:t xml:space="preserve"> </w:t>
-      </w:r>
-      <w:r>
-        <w:t xml:space="preserve">HET. The HOM-HET contrast is 0.454 with a 95% confidence interval of [0.376, 0.534]. Under</w:t>
-      </w:r>
-      <w:r>
-        <w:t xml:space="preserve"> </w:t>
-      </w:r>
-      <w:r>
-        <w:t xml:space="preserve">two-way resampling, the interval is [0.328, 0.586].</w:t>
-      </w:r>
-    </w:p>
-    <w:p>
-      <w:pPr>
-        <w:pStyle w:val="Compact"/>
-        <w:numPr>
-          <w:ilvl w:val="0"/>
-          <w:numId w:val="1021"/>
-        </w:numPr>
-      </w:pPr>
-      <w:r>
-        <w:t xml:space="preserve">Because treating HOLD as an abstention changes the evaluated subset, we repeat the analysis</w:t>
-      </w:r>
-      <w:r>
-        <w:t xml:space="preserve"> </w:t>
-      </w:r>
-      <w:r>
-        <w:t xml:space="preserve">with HOLD counted as an error. The corresponding HOM-HET contrast is 0.309 with a 95%</w:t>
-      </w:r>
-      <w:r>
-        <w:t xml:space="preserve"> </w:t>
-      </w:r>
-      <w:r>
-        <w:t xml:space="preserve">confidence interval of [0.262, 0.354]. The two-way interval is [0.227, 0.387].</w:t>
-      </w:r>
-    </w:p>
-    <w:p>
-      <w:pPr>
-        <w:pStyle w:val="Compact"/>
-        <w:numPr>
-          <w:ilvl w:val="0"/>
-          <w:numId w:val="1021"/>
-        </w:numPr>
-      </w:pPr>
-      <w:r>
-        <w:t xml:space="preserve">Mean per-agent error rates remain similar across configurations, so the decline in phi</w:t>
-      </w:r>
-      <w:r>
-        <w:t xml:space="preserve"> </w:t>
-      </w:r>
-      <w:r>
-        <w:t xml:space="preserve">reflects lower error dependence rather than differences in average correctness.</w:t>
-      </w:r>
-    </w:p>
-    <w:p>
-      <w:pPr>
-        <w:pStyle w:val="Compact"/>
-        <w:numPr>
-          <w:ilvl w:val="0"/>
-          <w:numId w:val="1021"/>
-        </w:numPr>
-      </w:pPr>
-      <w:r>
-        <w:t xml:space="preserve">The manuscript now distinguishes output agreement, error correlation, sampling independence,</w:t>
-      </w:r>
-      <w:r>
-        <w:t xml:space="preserve"> </w:t>
-      </w:r>
-      <w:r>
-        <w:t xml:space="preserve">model diversity, and provider diversity. Decorrelation is defined specifically as a reduction</w:t>
-      </w:r>
-      <w:r>
-        <w:t xml:space="preserve"> </w:t>
-      </w:r>
-      <w:r>
-        <w:t xml:space="preserve">in error correlation measured by phi, while kappa measures categorical agreement.</w:t>
+          <w:numId w:val="1025"/>
+        </w:numPr>
+      </w:pPr>
+      <w:r>
+        <w:t xml:space="preserve">The manuscript now states explicitly that assigning distinct per-agent seeds removes the</w:t>
+      </w:r>
+      <w:r>
+        <w:t xml:space="preserve"> </w:t>
+      </w:r>
+      <w:r>
+        <w:t xml:space="preserve">demonstrated shared-seed artifact but does not establish statistical independence.</w:t>
+      </w:r>
+    </w:p>
+    <w:p>
+      <w:pPr>
+        <w:pStyle w:val="Compact"/>
+        <w:numPr>
+          <w:ilvl w:val="0"/>
+          <w:numId w:val="1025"/>
+        </w:numPr>
+      </w:pPr>
+      <w:r>
+        <w:t xml:space="preserve">The confirmatory grid contains 54,000 planned responses, all of which ultimately returned</w:t>
+      </w:r>
+      <w:r>
+        <w:t xml:space="preserve"> </w:t>
+      </w:r>
+      <w:r>
+        <w:t xml:space="preserve">valid outputs. Completing the grid required 94,566 API requests. Of the 40,566 unsuccessful</w:t>
+      </w:r>
+      <w:r>
+        <w:t xml:space="preserve"> </w:t>
+      </w:r>
+      <w:r>
+        <w:t xml:space="preserve">requests, 40,544 were rate-limit or quota responses and 22 were transport or schema</w:t>
+      </w:r>
+      <w:r>
+        <w:t xml:space="preserve"> </w:t>
+      </w:r>
+      <w:r>
+        <w:t xml:space="preserve">failures.</w:t>
+      </w:r>
+    </w:p>
+    <w:p>
+      <w:pPr>
+        <w:pStyle w:val="Compact"/>
+        <w:numPr>
+          <w:ilvl w:val="0"/>
+          <w:numId w:val="1025"/>
+        </w:numPr>
+      </w:pPr>
+      <w:r>
+        <w:t xml:space="preserve">Every request attempt is retained in the released log. The reproducibility materials contain</w:t>
+      </w:r>
+      <w:r>
+        <w:t xml:space="preserve"> </w:t>
+      </w:r>
+      <w:r>
+        <w:t xml:space="preserve">request settings, complete prompts, prompt hashes, model identifiers, seeds, prices,</w:t>
+      </w:r>
+      <w:r>
+        <w:t xml:space="preserve"> </w:t>
+      </w:r>
+      <w:r>
+        <w:t xml:space="preserve">experimental configuration, pre-registration records, archived responses, and the frozen</w:t>
+      </w:r>
+      <w:r>
+        <w:t xml:space="preserve"> </w:t>
+      </w:r>
+      <w:r>
+        <w:t xml:space="preserve">analysis materials.</w:t>
+      </w:r>
+    </w:p>
+    <w:p>
+      <w:pPr>
+        <w:pStyle w:val="Compact"/>
+        <w:numPr>
+          <w:ilvl w:val="0"/>
+          <w:numId w:val="1025"/>
+        </w:numPr>
+      </w:pPr>
+      <w:r>
+        <w:t xml:space="preserve">Figure 3 now contains only two like-for-like pilot quantities. Both measure the HOM-HET</w:t>
+      </w:r>
+      <w:r>
+        <w:t xml:space="preserve"> </w:t>
+      </w:r>
+      <w:r>
+        <w:t xml:space="preserve">agreement contrast on the same pilot grid and model set. The contrast is 0.485 under a</w:t>
+      </w:r>
+      <w:r>
+        <w:t xml:space="preserve"> </w:t>
+      </w:r>
+      <w:r>
+        <w:t xml:space="preserve">shared seed and 0.113 under distinct per-agent seeds.</w:t>
+      </w:r>
+    </w:p>
+    <w:p>
+      <w:pPr>
+        <w:pStyle w:val="Compact"/>
+        <w:numPr>
+          <w:ilvl w:val="0"/>
+          <w:numId w:val="1025"/>
+        </w:numPr>
+      </w:pPr>
+      <w:r>
+        <w:t xml:space="preserve">The full-study within-minus-cross-run diagnostic is reported separately in Table 6 and is no</w:t>
+      </w:r>
+      <w:r>
+        <w:t xml:space="preserve"> </w:t>
+      </w:r>
+      <w:r>
+        <w:t xml:space="preserve">longer combined with the Figure 3 estimand.</w:t>
       </w:r>
     </w:p>
     <w:p>
@@ -2932,125 +3598,191 @@
         <w:pStyle w:val="Compact"/>
         <w:numPr>
           <w:ilvl w:val="0"/>
-          <w:numId w:val="1022"/>
-        </w:numPr>
-      </w:pPr>
-      <w:r>
-        <w:t xml:space="preserve">Section V-C,</w:t>
-      </w:r>
-      <w:r>
-        <w:t xml:space="preserve"> </w:t>
-      </w:r>
-      <w:r>
-        <w:t xml:space="preserve">“Agreement, Error Correlation, and Decorrelation,”</w:t>
-      </w:r>
-      <w:r>
-        <w:t xml:space="preserve"> </w:t>
-      </w:r>
-      <w:r>
-        <w:t xml:space="preserve">was added to define the five</w:t>
-      </w:r>
-      <w:r>
-        <w:t xml:space="preserve"> </w:t>
-      </w:r>
-      <w:r>
-        <w:t xml:space="preserve">concepts and report the phi analysis under both treatments of HOLD.</w:t>
-      </w:r>
-    </w:p>
-    <w:p>
-      <w:pPr>
-        <w:pStyle w:val="Compact"/>
-        <w:numPr>
-          <w:ilvl w:val="0"/>
-          <w:numId w:val="1022"/>
-        </w:numPr>
-      </w:pPr>
-      <w:r>
-        <w:t xml:space="preserve">Section V-A was retitled</w:t>
-      </w:r>
-      <w:r>
-        <w:t xml:space="preserve"> </w:t>
-      </w:r>
-      <w:r>
-        <w:t xml:space="preserve">“Heterogeneity Reduces Ensemble Agreement (Primary)”</w:t>
-      </w:r>
-      <w:r>
-        <w:t xml:space="preserve"> </w:t>
-      </w:r>
-      <w:r>
-        <w:t xml:space="preserve">so that the</w:t>
-      </w:r>
-      <w:r>
-        <w:t xml:space="preserve"> </w:t>
-      </w:r>
-      <w:r>
-        <w:t xml:space="preserve">kappa result is described explicitly as an agreement result.</w:t>
-      </w:r>
-    </w:p>
-    <w:p>
-      <w:pPr>
-        <w:pStyle w:val="Compact"/>
-        <w:numPr>
-          <w:ilvl w:val="0"/>
-          <w:numId w:val="1022"/>
-        </w:numPr>
-      </w:pPr>
-      <w:r>
-        <w:t xml:space="preserve">The Abstract was revised to report the phi contrast alongside the kappa contrast and to</w:t>
-      </w:r>
-      <w:r>
-        <w:t xml:space="preserve"> </w:t>
-      </w:r>
-      <w:r>
-        <w:t xml:space="preserve">distinguish reduced error dependence from reduced agreement.</w:t>
-      </w:r>
-    </w:p>
-    <w:p>
-      <w:pPr>
-        <w:pStyle w:val="Compact"/>
-        <w:numPr>
-          <w:ilvl w:val="0"/>
-          <w:numId w:val="1022"/>
-        </w:numPr>
-      </w:pPr>
-      <w:r>
-        <w:t xml:space="preserve">Section VI,</w:t>
-      </w:r>
-      <w:r>
-        <w:t xml:space="preserve"> </w:t>
-      </w:r>
-      <w:r>
-        <w:t xml:space="preserve">“Discussion,”</w:t>
-      </w:r>
-      <w:r>
-        <w:t xml:space="preserve"> </w:t>
-      </w:r>
-      <w:r>
-        <w:t xml:space="preserve">and Section VIII,</w:t>
-      </w:r>
-      <w:r>
-        <w:t xml:space="preserve"> </w:t>
-      </w:r>
-      <w:r>
-        <w:t xml:space="preserve">“Conclusion,”</w:t>
-      </w:r>
-      <w:r>
-        <w:t xml:space="preserve"> </w:t>
-      </w:r>
-      <w:r>
-        <w:t xml:space="preserve">were revised so that decorrelation</w:t>
-      </w:r>
-      <w:r>
-        <w:t xml:space="preserve"> </w:t>
-      </w:r>
-      <w:r>
-        <w:t xml:space="preserve">claims refer to error dependence rather than categorical agreement. The Conclusion now states</w:t>
-      </w:r>
-      <w:r>
-        <w:t xml:space="preserve"> </w:t>
-      </w:r>
-      <w:r>
-        <w:t xml:space="preserve">that model diversity can reduce both output agreement and error correlation.</w:t>
+          <w:numId w:val="1026"/>
+        </w:numPr>
+      </w:pPr>
+      <w:r>
+        <w:t xml:space="preserve">Section III-C,</w:t>
+      </w:r>
+      <w:r>
+        <w:t xml:space="preserve"> </w:t>
+      </w:r>
+      <w:r>
+        <w:t xml:space="preserve">“Independent-Draw Estimand,”</w:t>
+      </w:r>
+      <w:r>
+        <w:t xml:space="preserve"> </w:t>
+      </w:r>
+      <w:r>
+        <w:t xml:space="preserve">was revised to document the per-agent seed</w:t>
+      </w:r>
+      <w:r>
+        <w:t xml:space="preserve"> </w:t>
+      </w:r>
+      <w:r>
+        <w:t xml:space="preserve">construction and the limits of seed-based reproducibility.</w:t>
+      </w:r>
+    </w:p>
+    <w:p>
+      <w:pPr>
+        <w:pStyle w:val="Compact"/>
+        <w:numPr>
+          <w:ilvl w:val="0"/>
+          <w:numId w:val="1026"/>
+        </w:numPr>
+      </w:pPr>
+      <w:r>
+        <w:t xml:space="preserve">Section IV-C,</w:t>
+      </w:r>
+      <w:r>
+        <w:t xml:space="preserve"> </w:t>
+      </w:r>
+      <w:r>
+        <w:t xml:space="preserve">“Models,”</w:t>
+      </w:r>
+      <w:r>
+        <w:t xml:space="preserve"> </w:t>
+      </w:r>
+      <w:r>
+        <w:t xml:space="preserve">records the model identifiers, provider assignments, inference</w:t>
+      </w:r>
+      <w:r>
+        <w:t xml:space="preserve"> </w:t>
+      </w:r>
+      <w:r>
+        <w:t xml:space="preserve">settings, timestamps, seeds, prompt hashes, token usage, costs, and archived responses.</w:t>
+      </w:r>
+    </w:p>
+    <w:p>
+      <w:pPr>
+        <w:pStyle w:val="Compact"/>
+        <w:numPr>
+          <w:ilvl w:val="0"/>
+          <w:numId w:val="1026"/>
+        </w:numPr>
+      </w:pPr>
+      <w:r>
+        <w:t xml:space="preserve">Section IV-D,</w:t>
+      </w:r>
+      <w:r>
+        <w:t xml:space="preserve"> </w:t>
+      </w:r>
+      <w:r>
+        <w:t xml:space="preserve">“Pre-Registration, Freezing, and Reproducibility,”</w:t>
+      </w:r>
+      <w:r>
+        <w:t xml:space="preserve"> </w:t>
+      </w:r>
+      <w:r>
+        <w:t xml:space="preserve">documents the frozen</w:t>
+      </w:r>
+      <w:r>
+        <w:t xml:space="preserve"> </w:t>
+      </w:r>
+      <w:r>
+        <w:t xml:space="preserve">design, pre-registration hash, immutable dataset, and deterministic analysis pipeline.</w:t>
+      </w:r>
+    </w:p>
+    <w:p>
+      <w:pPr>
+        <w:pStyle w:val="Compact"/>
+        <w:numPr>
+          <w:ilvl w:val="0"/>
+          <w:numId w:val="1026"/>
+        </w:numPr>
+      </w:pPr>
+      <w:r>
+        <w:t xml:space="preserve">Section IV-E,</w:t>
+      </w:r>
+      <w:r>
+        <w:t xml:space="preserve"> </w:t>
+      </w:r>
+      <w:r>
+        <w:t xml:space="preserve">“Collection Provenance and Retry Accounting,”</w:t>
+      </w:r>
+      <w:r>
+        <w:t xml:space="preserve"> </w:t>
+      </w:r>
+      <w:r>
+        <w:t xml:space="preserve">was added to report the 94,566</w:t>
+      </w:r>
+      <w:r>
+        <w:t xml:space="preserve"> </w:t>
+      </w:r>
+      <w:r>
+        <w:t xml:space="preserve">attempted requests, 54,000 valid outputs, failure breakdown, and retained attempt history.</w:t>
+      </w:r>
+    </w:p>
+    <w:p>
+      <w:pPr>
+        <w:pStyle w:val="Compact"/>
+        <w:numPr>
+          <w:ilvl w:val="0"/>
+          <w:numId w:val="1026"/>
+        </w:numPr>
+      </w:pPr>
+      <w:r>
+        <w:t xml:space="preserve">Section V-E,</w:t>
+      </w:r>
+      <w:r>
+        <w:t xml:space="preserve"> </w:t>
+      </w:r>
+      <w:r>
+        <w:t xml:space="preserve">“Shared-Seed Dependence and Measurement Validation,”</w:t>
+      </w:r>
+      <w:r>
+        <w:t xml:space="preserve"> </w:t>
+      </w:r>
+      <w:r>
+        <w:t xml:space="preserve">was revised to distinguish</w:t>
+      </w:r>
+      <w:r>
+        <w:t xml:space="preserve"> </w:t>
+      </w:r>
+      <w:r>
+        <w:t xml:space="preserve">removal of the shared-seed artifact from proof of statistical independence.</w:t>
+      </w:r>
+    </w:p>
+    <w:p>
+      <w:pPr>
+        <w:pStyle w:val="Compact"/>
+        <w:numPr>
+          <w:ilvl w:val="0"/>
+          <w:numId w:val="1026"/>
+        </w:numPr>
+      </w:pPr>
+      <w:r>
+        <w:t xml:space="preserve">Figure 2 was revised to show the distinct per-agent seed construction and explicitly state</w:t>
+      </w:r>
+      <w:r>
+        <w:t xml:space="preserve"> </w:t>
+      </w:r>
+      <w:r>
+        <w:t xml:space="preserve">that this does not establish statistical independence.</w:t>
+      </w:r>
+    </w:p>
+    <w:p>
+      <w:pPr>
+        <w:pStyle w:val="Compact"/>
+        <w:numPr>
+          <w:ilvl w:val="0"/>
+          <w:numId w:val="1026"/>
+        </w:numPr>
+      </w:pPr>
+      <w:r>
+        <w:t xml:space="preserve">Figure 3 was reduced to the two directly comparable pilot HOM-HET agreement contrasts.</w:t>
+      </w:r>
+    </w:p>
+    <w:p>
+      <w:pPr>
+        <w:pStyle w:val="Compact"/>
+        <w:numPr>
+          <w:ilvl w:val="0"/>
+          <w:numId w:val="1026"/>
+        </w:numPr>
+      </w:pPr>
+      <w:r>
+        <w:t xml:space="preserve">Table 6 reports the full-study within-run versus cross-run diagnostic separately.</w:t>
       </w:r>
     </w:p>
     <w:p>
@@ -3062,7 +3794,7 @@
           <w:b/>
           <w:color w:val="008000"/>
         </w:rPr>
-        <w:t xml:space="preserve">Reviewer #3, Concern #4</w:t>
+        <w:t xml:space="preserve">Reviewer #3, Concern #6</w:t>
       </w:r>
     </w:p>
     <w:p>
@@ -3085,43 +3817,43 @@
         <w:rPr>
           <w:color w:val="008000"/>
         </w:rPr>
-        <w:t xml:space="preserve">HOLD-induced abstention creates different evaluation subsets across configurations, so the</w:t>
-      </w:r>
-      <w:r>
-        <w:rPr>
-          <w:color w:val="008000"/>
-        </w:rPr>
-        <w:t xml:space="preserve"> </w:t>
-      </w:r>
-      <w:r>
-        <w:rPr>
-          <w:color w:val="008000"/>
-        </w:rPr>
-        <w:t xml:space="preserve">reported hit rates are not directly comparable. Perform a proper selective-prediction/coverage</w:t>
-      </w:r>
-      <w:r>
-        <w:rPr>
-          <w:color w:val="008000"/>
-        </w:rPr>
-        <w:t xml:space="preserve"> </w:t>
-      </w:r>
-      <w:r>
-        <w:rPr>
-          <w:color w:val="008000"/>
-        </w:rPr>
-        <w:t xml:space="preserve">analysis, use paired and clustered inference, provide uncertainty for unanimous-error and pile-on</w:t>
-      </w:r>
-      <w:r>
-        <w:rPr>
-          <w:color w:val="008000"/>
-        </w:rPr>
-        <w:t xml:space="preserve"> </w:t>
-      </w:r>
-      <w:r>
-        <w:rPr>
-          <w:color w:val="008000"/>
-        </w:rPr>
-        <w:t xml:space="preserve">statistics, and stop using overlapping marginal Wilson intervals as the main inferential evidence.</w:t>
+        <w:t xml:space="preserve">Replicate the main experiment on at least one substantially different domain/task and preferably</w:t>
+      </w:r>
+      <w:r>
+        <w:rPr>
+          <w:color w:val="008000"/>
+        </w:rPr>
+        <w:t xml:space="preserve"> </w:t>
+      </w:r>
+      <w:r>
+        <w:rPr>
+          <w:color w:val="008000"/>
+        </w:rPr>
+        <w:t xml:space="preserve">multiple prompt formats, ensemble sizes, and model mixtures. The present single BUY/HOLD/SELL</w:t>
+      </w:r>
+      <w:r>
+        <w:rPr>
+          <w:color w:val="008000"/>
+        </w:rPr>
+        <w:t xml:space="preserve"> </w:t>
+      </w:r>
+      <w:r>
+        <w:rPr>
+          <w:color w:val="008000"/>
+        </w:rPr>
+        <w:t xml:space="preserve">financial task-whose accuracy is itself near chance and whose label marginals vary strongly by</w:t>
+      </w:r>
+      <w:r>
+        <w:rPr>
+          <w:color w:val="008000"/>
+        </w:rPr>
+        <w:t xml:space="preserve"> </w:t>
+      </w:r>
+      <w:r>
+        <w:rPr>
+          <w:color w:val="008000"/>
+        </w:rPr>
+        <w:t xml:space="preserve">configuration-is insufficient to establish a general principle about heterogeneous LLM ensembles.</w:t>
       </w:r>
     </w:p>
     <w:p>
@@ -3140,101 +3872,125 @@
         <w:pStyle w:val="Compact"/>
         <w:numPr>
           <w:ilvl w:val="0"/>
-          <w:numId w:val="1023"/>
-        </w:numPr>
-      </w:pPr>
-      <w:r>
-        <w:t xml:space="preserve">We added a selective-prediction analysis using mean agent conviction to rank decisions. The</w:t>
-      </w:r>
-      <w:r>
-        <w:t xml:space="preserve"> </w:t>
-      </w:r>
-      <w:r>
-        <w:t xml:space="preserve">HOM-HET AURC difference is -0.001 with a 95% equity-clustered confidence interval of [-0.059,</w:t>
-      </w:r>
-      <w:r>
-        <w:t xml:space="preserve"> </w:t>
-      </w:r>
-      <w:r>
-        <w:t xml:space="preserve">0.060]. The corresponding two-way interval is [-0.113, 0.115]. Both contain zero.</w:t>
-      </w:r>
-    </w:p>
-    <w:p>
-      <w:pPr>
-        <w:pStyle w:val="Compact"/>
-        <w:numPr>
-          <w:ilvl w:val="0"/>
-          <w:numId w:val="1023"/>
-        </w:numPr>
-      </w:pPr>
-      <w:r>
-        <w:t xml:space="preserve">The unanimous-incorrect ratio is 1.84 with an equity-clustered interval of [1.42, 2.52] and a</w:t>
-      </w:r>
-      <w:r>
-        <w:t xml:space="preserve"> </w:t>
-      </w:r>
-      <w:r>
-        <w:t xml:space="preserve">two-way interval of [1.13, 3.06].</w:t>
-      </w:r>
-    </w:p>
-    <w:p>
-      <w:pPr>
-        <w:pStyle w:val="Compact"/>
-        <w:numPr>
-          <w:ilvl w:val="0"/>
-          <w:numId w:val="1023"/>
-        </w:numPr>
-      </w:pPr>
-      <w:r>
-        <w:t xml:space="preserve">For pile-on, the HOM-HET difference is 0.189 with an equity-clustered interval of [0.160,</w:t>
-      </w:r>
-      <w:r>
-        <w:t xml:space="preserve"> </w:t>
-      </w:r>
-      <w:r>
-        <w:t xml:space="preserve">0.216] and a two-way interval of [0.140, 0.232].</w:t>
-      </w:r>
-    </w:p>
-    <w:p>
-      <w:pPr>
-        <w:pStyle w:val="Compact"/>
-        <w:numPr>
-          <w:ilvl w:val="0"/>
-          <w:numId w:val="1023"/>
-        </w:numPr>
-      </w:pPr>
-      <w:r>
-        <w:t xml:space="preserve">We also report error correlation with HOLD counted as an error, which fixes the evaluated</w:t>
-      </w:r>
-      <w:r>
-        <w:t xml:space="preserve"> </w:t>
-      </w:r>
-      <w:r>
-        <w:t xml:space="preserve">subset across configurations. The resulting HOM-HET phi contrast is 0.309 with a 95%</w:t>
-      </w:r>
-      <w:r>
-        <w:t xml:space="preserve"> </w:t>
-      </w:r>
-      <w:r>
-        <w:t xml:space="preserve">confidence interval of [0.262, 0.354] and a two-way interval of [0.227, 0.387].</w:t>
-      </w:r>
-    </w:p>
-    <w:p>
-      <w:pPr>
-        <w:pStyle w:val="Compact"/>
-        <w:numPr>
-          <w:ilvl w:val="0"/>
-          <w:numId w:val="1023"/>
-        </w:numPr>
-      </w:pPr>
-      <w:r>
-        <w:t xml:space="preserve">Wilson intervals are retained only in the descriptive secondary accuracy analysis and are no</w:t>
-      </w:r>
-      <w:r>
-        <w:t xml:space="preserve"> </w:t>
-      </w:r>
-      <w:r>
-        <w:t xml:space="preserve">longer the principal inferential evidence.</w:t>
+          <w:numId w:val="1027"/>
+        </w:numPr>
+      </w:pPr>
+      <w:r>
+        <w:t xml:space="preserve">We added a pre-registered replication using 537 questions from the MMLU</w:t>
+      </w:r>
+      <w:r>
+        <w:t xml:space="preserve"> </w:t>
+      </w:r>
+      <w:r>
+        <w:t xml:space="preserve">professional-medicine and clinical-knowledge subsets.</w:t>
+      </w:r>
+    </w:p>
+    <w:p>
+      <w:pPr>
+        <w:pStyle w:val="Compact"/>
+        <w:numPr>
+          <w:ilvl w:val="0"/>
+          <w:numId w:val="1027"/>
+        </w:numPr>
+      </w:pPr>
+      <w:r>
+        <w:t xml:space="preserve">The task has four response options with one correct answer rather than the three BUY, HOLD,</w:t>
+      </w:r>
+      <w:r>
+        <w:t xml:space="preserve"> </w:t>
+      </w:r>
+      <w:r>
+        <w:t xml:space="preserve">and SELL labels used in the financial experiment. Chance performance is 25%, and the</w:t>
+      </w:r>
+      <w:r>
+        <w:t xml:space="preserve"> </w:t>
+      </w:r>
+      <w:r>
+        <w:t xml:space="preserve">evaluated models perform substantially above that level.</w:t>
+      </w:r>
+    </w:p>
+    <w:p>
+      <w:pPr>
+        <w:pStyle w:val="Compact"/>
+        <w:numPr>
+          <w:ilvl w:val="0"/>
+          <w:numId w:val="1027"/>
+        </w:numPr>
+      </w:pPr>
+      <w:r>
+        <w:t xml:space="preserve">Choice order is shuffled deterministically within each item to remove positional imbalance</w:t>
+      </w:r>
+      <w:r>
+        <w:t xml:space="preserve"> </w:t>
+      </w:r>
+      <w:r>
+        <w:t xml:space="preserve">in the published answer key.</w:t>
+      </w:r>
+    </w:p>
+    <w:p>
+      <w:pPr>
+        <w:pStyle w:val="Compact"/>
+        <w:numPr>
+          <w:ilvl w:val="0"/>
+          <w:numId w:val="1027"/>
+        </w:numPr>
+      </w:pPr>
+      <w:r>
+        <w:t xml:space="preserve">The main ordering reproduces. Agreement decreases by Δκ = 0.072 with a 95% confidence</w:t>
+      </w:r>
+      <w:r>
+        <w:t xml:space="preserve"> </w:t>
+      </w:r>
+      <w:r>
+        <w:t xml:space="preserve">interval of [0.040, 0.104], while error correlation decreases by Δφ = 0.393 with a 95%</w:t>
+      </w:r>
+      <w:r>
+        <w:t xml:space="preserve"> </w:t>
+      </w:r>
+      <w:r>
+        <w:t xml:space="preserve">confidence interval of [0.325, 0.459].</w:t>
+      </w:r>
+    </w:p>
+    <w:p>
+      <w:pPr>
+        <w:pStyle w:val="Compact"/>
+        <w:numPr>
+          <w:ilvl w:val="0"/>
+          <w:numId w:val="1027"/>
+        </w:numPr>
+      </w:pPr>
+      <w:r>
+        <w:t xml:space="preserve">The agreement contrast is substantially smaller than in finance, while the error-correlation</w:t>
+      </w:r>
+      <w:r>
+        <w:t xml:space="preserve"> </w:t>
+      </w:r>
+      <w:r>
+        <w:t xml:space="preserve">contrast attenuates much less. We therefore report the cross-domain replication without</w:t>
+      </w:r>
+      <w:r>
+        <w:t xml:space="preserve"> </w:t>
+      </w:r>
+      <w:r>
+        <w:t xml:space="preserve">claiming that the magnitude is invariant across tasks.</w:t>
+      </w:r>
+    </w:p>
+    <w:p>
+      <w:pPr>
+        <w:pStyle w:val="Compact"/>
+        <w:numPr>
+          <w:ilvl w:val="0"/>
+          <w:numId w:val="1027"/>
+        </w:numPr>
+      </w:pPr>
+      <w:r>
+        <w:t xml:space="preserve">Prompt format, five-agent ensemble size, majority-vote aggregation, and the tested model</w:t>
+      </w:r>
+      <w:r>
+        <w:t xml:space="preserve"> </w:t>
+      </w:r>
+      <w:r>
+        <w:t xml:space="preserve">mixtures remain fixed and are stated explicitly as limitations.</w:t>
       </w:r>
     </w:p>
     <w:p>
@@ -3253,762 +4009,6 @@
         <w:pStyle w:val="Compact"/>
         <w:numPr>
           <w:ilvl w:val="0"/>
-          <w:numId w:val="1024"/>
-        </w:numPr>
-      </w:pPr>
-      <w:r>
-        <w:t xml:space="preserve">Section V-I, subsection</w:t>
-      </w:r>
-      <w:r>
-        <w:t xml:space="preserve"> </w:t>
-      </w:r>
-      <w:r>
-        <w:t xml:space="preserve">“Selective Prediction,”</w:t>
-      </w:r>
-      <w:r>
-        <w:t xml:space="preserve"> </w:t>
-      </w:r>
-      <w:r>
-        <w:t xml:space="preserve">was added to report risk-coverage analysis and</w:t>
-      </w:r>
-      <w:r>
-        <w:t xml:space="preserve"> </w:t>
-      </w:r>
-      <w:r>
-        <w:t xml:space="preserve">paired clustered AURC inference.</w:t>
-      </w:r>
-    </w:p>
-    <w:p>
-      <w:pPr>
-        <w:pStyle w:val="Compact"/>
-        <w:numPr>
-          <w:ilvl w:val="0"/>
-          <w:numId w:val="1024"/>
-        </w:numPr>
-      </w:pPr>
-      <w:r>
-        <w:t xml:space="preserve">Section V-H,</w:t>
-      </w:r>
-      <w:r>
-        <w:t xml:space="preserve"> </w:t>
-      </w:r>
-      <w:r>
-        <w:t xml:space="preserve">“Exploratory Analysis of Consensus Errors,”</w:t>
-      </w:r>
-      <w:r>
-        <w:t xml:space="preserve"> </w:t>
-      </w:r>
-      <w:r>
-        <w:t xml:space="preserve">was revised to report equity-</w:t>
-      </w:r>
-      <w:r>
-        <w:t xml:space="preserve"> </w:t>
-      </w:r>
-      <w:r>
-        <w:t xml:space="preserve">clustered and two-way uncertainty for unanimous incorrect decisions and pile-on.</w:t>
-      </w:r>
-    </w:p>
-    <w:p>
-      <w:pPr>
-        <w:pStyle w:val="Compact"/>
-        <w:numPr>
-          <w:ilvl w:val="0"/>
-          <w:numId w:val="1024"/>
-        </w:numPr>
-      </w:pPr>
-      <w:r>
-        <w:t xml:space="preserve">Section V-C,</w:t>
-      </w:r>
-      <w:r>
-        <w:t xml:space="preserve"> </w:t>
-      </w:r>
-      <w:r>
-        <w:t xml:space="preserve">“Agreement, Error Correlation, and Decorrelation,”</w:t>
-      </w:r>
-      <w:r>
-        <w:t xml:space="preserve"> </w:t>
-      </w:r>
-      <w:r>
-        <w:t xml:space="preserve">was revised to report the</w:t>
-      </w:r>
-      <w:r>
-        <w:t xml:space="preserve"> </w:t>
-      </w:r>
-      <w:r>
-        <w:t xml:space="preserve">common-subset error-correlation analysis with HOLD counted as an error.</w:t>
-      </w:r>
-    </w:p>
-    <w:p>
-      <w:pPr>
-        <w:pStyle w:val="Compact"/>
-        <w:numPr>
-          <w:ilvl w:val="0"/>
-          <w:numId w:val="1024"/>
-        </w:numPr>
-      </w:pPr>
-      <w:r>
-        <w:t xml:space="preserve">Section V-G,</w:t>
-      </w:r>
-      <w:r>
-        <w:t xml:space="preserve"> </w:t>
-      </w:r>
-      <w:r>
-        <w:t xml:space="preserve">“Secondary Directional-Accuracy Analysis,”</w:t>
-      </w:r>
-      <w:r>
-        <w:t xml:space="preserve"> </w:t>
-      </w:r>
-      <w:r>
-        <w:t xml:space="preserve">retains the directional hit-rate</w:t>
-      </w:r>
-      <w:r>
-        <w:t xml:space="preserve"> </w:t>
-      </w:r>
-      <w:r>
-        <w:t xml:space="preserve">analysis as secondary and does not use overlapping marginal Wilson intervals as the principal</w:t>
-      </w:r>
-      <w:r>
-        <w:t xml:space="preserve"> </w:t>
-      </w:r>
-      <w:r>
-        <w:t xml:space="preserve">inferential evidence.</w:t>
-      </w:r>
-    </w:p>
-    <w:p>
-      <w:pPr>
-        <w:pStyle w:val="FirstParagraph"/>
-      </w:pPr>
-      <w:r>
-        <w:rPr>
-          <w:b/>
-          <w:color w:val="008000"/>
-        </w:rPr>
-        <w:t xml:space="preserve">Reviewer #3, Concern #5</w:t>
-      </w:r>
-    </w:p>
-    <w:p>
-      <w:pPr>
-        <w:pStyle w:val="BodyText"/>
-      </w:pPr>
-      <w:r>
-        <w:rPr>
-          <w:b/>
-          <w:color w:val="008000"/>
-        </w:rPr>
-        <w:t xml:space="preserve">Reviewer comment:</w:t>
-      </w:r>
-    </w:p>
-    <w:p>
-      <w:pPr>
-        <w:pStyle w:val="BodyText"/>
-      </w:pPr>
-      <w:r>
-        <w:rPr>
-          <w:color w:val="008000"/>
-        </w:rPr>
-        <w:t xml:space="preserve">Clarify that unique seeds do not prove statistical independence; provide complete API parameters</w:t>
-      </w:r>
-      <w:r>
-        <w:rPr>
-          <w:color w:val="008000"/>
-        </w:rPr>
-        <w:t xml:space="preserve"> </w:t>
-      </w:r>
-      <w:r>
-        <w:rPr>
-          <w:color w:val="008000"/>
-        </w:rPr>
-        <w:t xml:space="preserve">and versions, exact prompts/system messages, seed-support evidence, retry records, total attempted</w:t>
-      </w:r>
-      <w:r>
-        <w:rPr>
-          <w:color w:val="008000"/>
-        </w:rPr>
-        <w:t xml:space="preserve"> </w:t>
-      </w:r>
-      <w:r>
-        <w:rPr>
-          <w:color w:val="008000"/>
-        </w:rPr>
-        <w:t xml:space="preserve">versus successful API calls, exact preregistration timestamp evidence, and archived immutable</w:t>
-      </w:r>
-      <w:r>
-        <w:rPr>
-          <w:color w:val="008000"/>
-        </w:rPr>
-        <w:t xml:space="preserve"> </w:t>
-      </w:r>
-      <w:r>
-        <w:rPr>
-          <w:color w:val="008000"/>
-        </w:rPr>
-        <w:t xml:space="preserve">code/data. Correct Figure 3 so that the shared-seed pilot, independent-seed pilot, and full-study</w:t>
-      </w:r>
-      <w:r>
-        <w:rPr>
-          <w:color w:val="008000"/>
-        </w:rPr>
-        <w:t xml:space="preserve"> </w:t>
-      </w:r>
-      <w:r>
-        <w:rPr>
-          <w:color w:val="008000"/>
-        </w:rPr>
-        <w:t xml:space="preserve">quantities compare the same estimand.</w:t>
-      </w:r>
-    </w:p>
-    <w:p>
-      <w:pPr>
-        <w:pStyle w:val="BodyText"/>
-      </w:pPr>
-      <w:r>
-        <w:rPr>
-          <w:b/>
-        </w:rPr>
-        <w:t xml:space="preserve">Author response:</w:t>
-      </w:r>
-    </w:p>
-    <w:p>
-      <w:pPr>
-        <w:pStyle w:val="Compact"/>
-        <w:numPr>
-          <w:ilvl w:val="0"/>
-          <w:numId w:val="1025"/>
-        </w:numPr>
-      </w:pPr>
-      <w:r>
-        <w:t xml:space="preserve">The manuscript now states explicitly that assigning distinct per-agent seeds removes the</w:t>
-      </w:r>
-      <w:r>
-        <w:t xml:space="preserve"> </w:t>
-      </w:r>
-      <w:r>
-        <w:t xml:space="preserve">demonstrated shared-seed artifact but does not establish statistical independence.</w:t>
-      </w:r>
-    </w:p>
-    <w:p>
-      <w:pPr>
-        <w:pStyle w:val="Compact"/>
-        <w:numPr>
-          <w:ilvl w:val="0"/>
-          <w:numId w:val="1025"/>
-        </w:numPr>
-      </w:pPr>
-      <w:r>
-        <w:t xml:space="preserve">The confirmatory grid contains 54,000 planned responses, all of which ultimately returned</w:t>
-      </w:r>
-      <w:r>
-        <w:t xml:space="preserve"> </w:t>
-      </w:r>
-      <w:r>
-        <w:t xml:space="preserve">valid outputs. Completing the grid required 94,566 API requests. Of the 40,566 unsuccessful</w:t>
-      </w:r>
-      <w:r>
-        <w:t xml:space="preserve"> </w:t>
-      </w:r>
-      <w:r>
-        <w:t xml:space="preserve">requests, 40,544 were rate-limit or quota responses and 22 were transport or schema failures.</w:t>
-      </w:r>
-    </w:p>
-    <w:p>
-      <w:pPr>
-        <w:pStyle w:val="Compact"/>
-        <w:numPr>
-          <w:ilvl w:val="0"/>
-          <w:numId w:val="1025"/>
-        </w:numPr>
-      </w:pPr>
-      <w:r>
-        <w:t xml:space="preserve">Every request attempt is retained in the released log. The reproducibility materials contain</w:t>
-      </w:r>
-      <w:r>
-        <w:t xml:space="preserve"> </w:t>
-      </w:r>
-      <w:r>
-        <w:t xml:space="preserve">request settings, complete prompts, prompt hashes, model identifiers, seeds, prices,</w:t>
-      </w:r>
-      <w:r>
-        <w:t xml:space="preserve"> </w:t>
-      </w:r>
-      <w:r>
-        <w:t xml:space="preserve">experimental configuration, pre-registration records, archived responses, and the frozen</w:t>
-      </w:r>
-      <w:r>
-        <w:t xml:space="preserve"> </w:t>
-      </w:r>
-      <w:r>
-        <w:t xml:space="preserve">analysis materials.</w:t>
-      </w:r>
-    </w:p>
-    <w:p>
-      <w:pPr>
-        <w:pStyle w:val="Compact"/>
-        <w:numPr>
-          <w:ilvl w:val="0"/>
-          <w:numId w:val="1025"/>
-        </w:numPr>
-      </w:pPr>
-      <w:r>
-        <w:t xml:space="preserve">Figure 3 now contains only two like-for-like pilot quantities. Both measure the HOM-HET</w:t>
-      </w:r>
-      <w:r>
-        <w:t xml:space="preserve"> </w:t>
-      </w:r>
-      <w:r>
-        <w:t xml:space="preserve">agreement contrast on the same pilot grid and model set. The contrast is 0.485 under a shared</w:t>
-      </w:r>
-      <w:r>
-        <w:t xml:space="preserve"> </w:t>
-      </w:r>
-      <w:r>
-        <w:t xml:space="preserve">seed and 0.113 under distinct per-agent seeds.</w:t>
-      </w:r>
-    </w:p>
-    <w:p>
-      <w:pPr>
-        <w:pStyle w:val="Compact"/>
-        <w:numPr>
-          <w:ilvl w:val="0"/>
-          <w:numId w:val="1025"/>
-        </w:numPr>
-      </w:pPr>
-      <w:r>
-        <w:t xml:space="preserve">The full-study within-minus-cross-run diagnostic is reported separately in Table 6 and is no</w:t>
-      </w:r>
-      <w:r>
-        <w:t xml:space="preserve"> </w:t>
-      </w:r>
-      <w:r>
-        <w:t xml:space="preserve">longer combined with the Figure 3 estimand.</w:t>
-      </w:r>
-    </w:p>
-    <w:p>
-      <w:pPr>
-        <w:pStyle w:val="FirstParagraph"/>
-      </w:pPr>
-      <w:r>
-        <w:rPr>
-          <w:b/>
-        </w:rPr>
-        <w:t xml:space="preserve">Author action:</w:t>
-      </w:r>
-    </w:p>
-    <w:p>
-      <w:pPr>
-        <w:pStyle w:val="Compact"/>
-        <w:numPr>
-          <w:ilvl w:val="0"/>
-          <w:numId w:val="1026"/>
-        </w:numPr>
-      </w:pPr>
-      <w:r>
-        <w:t xml:space="preserve">Section III-C,</w:t>
-      </w:r>
-      <w:r>
-        <w:t xml:space="preserve"> </w:t>
-      </w:r>
-      <w:r>
-        <w:t xml:space="preserve">“Independent-Draw Estimand,”</w:t>
-      </w:r>
-      <w:r>
-        <w:t xml:space="preserve"> </w:t>
-      </w:r>
-      <w:r>
-        <w:t xml:space="preserve">was revised to document the per-agent seed</w:t>
-      </w:r>
-      <w:r>
-        <w:t xml:space="preserve"> </w:t>
-      </w:r>
-      <w:r>
-        <w:t xml:space="preserve">construction and the limits of seed-based reproducibility.</w:t>
-      </w:r>
-    </w:p>
-    <w:p>
-      <w:pPr>
-        <w:pStyle w:val="Compact"/>
-        <w:numPr>
-          <w:ilvl w:val="0"/>
-          <w:numId w:val="1026"/>
-        </w:numPr>
-      </w:pPr>
-      <w:r>
-        <w:t xml:space="preserve">Section IV-C,</w:t>
-      </w:r>
-      <w:r>
-        <w:t xml:space="preserve"> </w:t>
-      </w:r>
-      <w:r>
-        <w:t xml:space="preserve">“Models,”</w:t>
-      </w:r>
-      <w:r>
-        <w:t xml:space="preserve"> </w:t>
-      </w:r>
-      <w:r>
-        <w:t xml:space="preserve">records the model identifiers, provider assignments, inference</w:t>
-      </w:r>
-      <w:r>
-        <w:t xml:space="preserve"> </w:t>
-      </w:r>
-      <w:r>
-        <w:t xml:space="preserve">settings, timestamps, seeds, prompt hashes, token usage, costs, and archived responses.</w:t>
-      </w:r>
-    </w:p>
-    <w:p>
-      <w:pPr>
-        <w:pStyle w:val="Compact"/>
-        <w:numPr>
-          <w:ilvl w:val="0"/>
-          <w:numId w:val="1026"/>
-        </w:numPr>
-      </w:pPr>
-      <w:r>
-        <w:t xml:space="preserve">Section IV-D,</w:t>
-      </w:r>
-      <w:r>
-        <w:t xml:space="preserve"> </w:t>
-      </w:r>
-      <w:r>
-        <w:t xml:space="preserve">“Pre-Registration, Freezing, and Reproducibility,”</w:t>
-      </w:r>
-      <w:r>
-        <w:t xml:space="preserve"> </w:t>
-      </w:r>
-      <w:r>
-        <w:t xml:space="preserve">documents the frozen design,</w:t>
-      </w:r>
-      <w:r>
-        <w:t xml:space="preserve"> </w:t>
-      </w:r>
-      <w:r>
-        <w:t xml:space="preserve">pre-registration hash, immutable dataset, and deterministic analysis pipeline.</w:t>
-      </w:r>
-    </w:p>
-    <w:p>
-      <w:pPr>
-        <w:pStyle w:val="Compact"/>
-        <w:numPr>
-          <w:ilvl w:val="0"/>
-          <w:numId w:val="1026"/>
-        </w:numPr>
-      </w:pPr>
-      <w:r>
-        <w:t xml:space="preserve">Section IV-E,</w:t>
-      </w:r>
-      <w:r>
-        <w:t xml:space="preserve"> </w:t>
-      </w:r>
-      <w:r>
-        <w:t xml:space="preserve">“Collection Provenance and Retry Accounting,”</w:t>
-      </w:r>
-      <w:r>
-        <w:t xml:space="preserve"> </w:t>
-      </w:r>
-      <w:r>
-        <w:t xml:space="preserve">was added to report the 94,566</w:t>
-      </w:r>
-      <w:r>
-        <w:t xml:space="preserve"> </w:t>
-      </w:r>
-      <w:r>
-        <w:t xml:space="preserve">attempted requests, 54,000 valid outputs, failure breakdown, and retained attempt history.</w:t>
-      </w:r>
-    </w:p>
-    <w:p>
-      <w:pPr>
-        <w:pStyle w:val="Compact"/>
-        <w:numPr>
-          <w:ilvl w:val="0"/>
-          <w:numId w:val="1026"/>
-        </w:numPr>
-      </w:pPr>
-      <w:r>
-        <w:t xml:space="preserve">Section V-E,</w:t>
-      </w:r>
-      <w:r>
-        <w:t xml:space="preserve"> </w:t>
-      </w:r>
-      <w:r>
-        <w:t xml:space="preserve">“Shared-Seed Dependence and Measurement Validation,”</w:t>
-      </w:r>
-      <w:r>
-        <w:t xml:space="preserve"> </w:t>
-      </w:r>
-      <w:r>
-        <w:t xml:space="preserve">was revised to distinguish</w:t>
-      </w:r>
-      <w:r>
-        <w:t xml:space="preserve"> </w:t>
-      </w:r>
-      <w:r>
-        <w:t xml:space="preserve">removal of the shared-seed artifact from proof of statistical independence.</w:t>
-      </w:r>
-    </w:p>
-    <w:p>
-      <w:pPr>
-        <w:pStyle w:val="Compact"/>
-        <w:numPr>
-          <w:ilvl w:val="0"/>
-          <w:numId w:val="1026"/>
-        </w:numPr>
-      </w:pPr>
-      <w:r>
-        <w:t xml:space="preserve">Figure 2 was revised to show the distinct per-agent seed construction and explicitly state</w:t>
-      </w:r>
-      <w:r>
-        <w:t xml:space="preserve"> </w:t>
-      </w:r>
-      <w:r>
-        <w:t xml:space="preserve">that this does not establish statistical independence.</w:t>
-      </w:r>
-    </w:p>
-    <w:p>
-      <w:pPr>
-        <w:pStyle w:val="Compact"/>
-        <w:numPr>
-          <w:ilvl w:val="0"/>
-          <w:numId w:val="1026"/>
-        </w:numPr>
-      </w:pPr>
-      <w:r>
-        <w:t xml:space="preserve">Figure 3 was reduced to the two directly comparable pilot HOM-HET agreement contrasts.</w:t>
-      </w:r>
-    </w:p>
-    <w:p>
-      <w:pPr>
-        <w:pStyle w:val="Compact"/>
-        <w:numPr>
-          <w:ilvl w:val="0"/>
-          <w:numId w:val="1026"/>
-        </w:numPr>
-      </w:pPr>
-      <w:r>
-        <w:t xml:space="preserve">Table 6 reports the full-study within-run versus cross-run diagnostic separately.</w:t>
-      </w:r>
-    </w:p>
-    <w:p>
-      <w:pPr>
-        <w:pStyle w:val="FirstParagraph"/>
-      </w:pPr>
-      <w:r>
-        <w:rPr>
-          <w:b/>
-          <w:color w:val="008000"/>
-        </w:rPr>
-        <w:t xml:space="preserve">Reviewer #3, Concern #6</w:t>
-      </w:r>
-    </w:p>
-    <w:p>
-      <w:pPr>
-        <w:pStyle w:val="BodyText"/>
-      </w:pPr>
-      <w:r>
-        <w:rPr>
-          <w:b/>
-          <w:color w:val="008000"/>
-        </w:rPr>
-        <w:t xml:space="preserve">Reviewer comment:</w:t>
-      </w:r>
-    </w:p>
-    <w:p>
-      <w:pPr>
-        <w:pStyle w:val="BodyText"/>
-      </w:pPr>
-      <w:r>
-        <w:rPr>
-          <w:color w:val="008000"/>
-        </w:rPr>
-        <w:t xml:space="preserve">Replicate the main experiment on at least one substantially different domain/task and preferably</w:t>
-      </w:r>
-      <w:r>
-        <w:rPr>
-          <w:color w:val="008000"/>
-        </w:rPr>
-        <w:t xml:space="preserve"> </w:t>
-      </w:r>
-      <w:r>
-        <w:rPr>
-          <w:color w:val="008000"/>
-        </w:rPr>
-        <w:t xml:space="preserve">multiple prompt formats, ensemble sizes, and model mixtures. The present single BUY/HOLD/SELL</w:t>
-      </w:r>
-      <w:r>
-        <w:rPr>
-          <w:color w:val="008000"/>
-        </w:rPr>
-        <w:t xml:space="preserve"> </w:t>
-      </w:r>
-      <w:r>
-        <w:rPr>
-          <w:color w:val="008000"/>
-        </w:rPr>
-        <w:t xml:space="preserve">financial task-whose accuracy is itself near chance and whose label marginals vary strongly by</w:t>
-      </w:r>
-      <w:r>
-        <w:rPr>
-          <w:color w:val="008000"/>
-        </w:rPr>
-        <w:t xml:space="preserve"> </w:t>
-      </w:r>
-      <w:r>
-        <w:rPr>
-          <w:color w:val="008000"/>
-        </w:rPr>
-        <w:t xml:space="preserve">configuration-is insufficient to establish a general principle about heterogeneous LLM ensembles.</w:t>
-      </w:r>
-    </w:p>
-    <w:p>
-      <w:pPr>
-        <w:pStyle w:val="BodyText"/>
-      </w:pPr>
-      <w:r>
-        <w:rPr>
-          <w:b/>
-        </w:rPr>
-        <w:t xml:space="preserve">Author response:</w:t>
-      </w:r>
-    </w:p>
-    <w:p>
-      <w:pPr>
-        <w:pStyle w:val="Compact"/>
-        <w:numPr>
-          <w:ilvl w:val="0"/>
-          <w:numId w:val="1027"/>
-        </w:numPr>
-      </w:pPr>
-      <w:r>
-        <w:t xml:space="preserve">We added a pre-registered replication using 537 questions from the MMLU professional-medicine</w:t>
-      </w:r>
-      <w:r>
-        <w:t xml:space="preserve"> </w:t>
-      </w:r>
-      <w:r>
-        <w:t xml:space="preserve">and clinical-knowledge subsets.</w:t>
-      </w:r>
-    </w:p>
-    <w:p>
-      <w:pPr>
-        <w:pStyle w:val="Compact"/>
-        <w:numPr>
-          <w:ilvl w:val="0"/>
-          <w:numId w:val="1027"/>
-        </w:numPr>
-      </w:pPr>
-      <w:r>
-        <w:t xml:space="preserve">The task has four response options with one correct answer rather than the three BUY, HOLD,</w:t>
-      </w:r>
-      <w:r>
-        <w:t xml:space="preserve"> </w:t>
-      </w:r>
-      <w:r>
-        <w:t xml:space="preserve">and SELL labels used in the financial experiment. Chance performance is 25%, and the evaluated</w:t>
-      </w:r>
-      <w:r>
-        <w:t xml:space="preserve"> </w:t>
-      </w:r>
-      <w:r>
-        <w:t xml:space="preserve">models perform substantially above that level.</w:t>
-      </w:r>
-    </w:p>
-    <w:p>
-      <w:pPr>
-        <w:pStyle w:val="Compact"/>
-        <w:numPr>
-          <w:ilvl w:val="0"/>
-          <w:numId w:val="1027"/>
-        </w:numPr>
-      </w:pPr>
-      <w:r>
-        <w:t xml:space="preserve">Choice order is shuffled deterministically within each item to remove positional imbalance in</w:t>
-      </w:r>
-      <w:r>
-        <w:t xml:space="preserve"> </w:t>
-      </w:r>
-      <w:r>
-        <w:t xml:space="preserve">the published answer key.</w:t>
-      </w:r>
-    </w:p>
-    <w:p>
-      <w:pPr>
-        <w:pStyle w:val="Compact"/>
-        <w:numPr>
-          <w:ilvl w:val="0"/>
-          <w:numId w:val="1027"/>
-        </w:numPr>
-      </w:pPr>
-      <w:r>
-        <w:t xml:space="preserve">The main ordering reproduces. Agreement decreases by delta-kappa = 0.072 with a 95% confidence</w:t>
-      </w:r>
-      <w:r>
-        <w:t xml:space="preserve"> </w:t>
-      </w:r>
-      <w:r>
-        <w:t xml:space="preserve">interval of [0.040, 0.104], while error correlation decreases by delta-phi = 0.393 with a 95%</w:t>
-      </w:r>
-      <w:r>
-        <w:t xml:space="preserve"> </w:t>
-      </w:r>
-      <w:r>
-        <w:t xml:space="preserve">confidence interval of [0.325, 0.459].</w:t>
-      </w:r>
-    </w:p>
-    <w:p>
-      <w:pPr>
-        <w:pStyle w:val="Compact"/>
-        <w:numPr>
-          <w:ilvl w:val="0"/>
-          <w:numId w:val="1027"/>
-        </w:numPr>
-      </w:pPr>
-      <w:r>
-        <w:t xml:space="preserve">The agreement contrast is substantially smaller than in finance, while the error-correlation</w:t>
-      </w:r>
-      <w:r>
-        <w:t xml:space="preserve"> </w:t>
-      </w:r>
-      <w:r>
-        <w:t xml:space="preserve">contrast attenuates much less. We therefore report the cross-domain replication without</w:t>
-      </w:r>
-      <w:r>
-        <w:t xml:space="preserve"> </w:t>
-      </w:r>
-      <w:r>
-        <w:t xml:space="preserve">claiming that the magnitude is invariant across tasks.</w:t>
-      </w:r>
-    </w:p>
-    <w:p>
-      <w:pPr>
-        <w:pStyle w:val="Compact"/>
-        <w:numPr>
-          <w:ilvl w:val="0"/>
-          <w:numId w:val="1027"/>
-        </w:numPr>
-      </w:pPr>
-      <w:r>
-        <w:t xml:space="preserve">Prompt format, five-agent ensemble size, majority-vote aggregation, and the tested model</w:t>
-      </w:r>
-      <w:r>
-        <w:t xml:space="preserve"> </w:t>
-      </w:r>
-      <w:r>
-        <w:t xml:space="preserve">mixtures remain fixed and are stated explicitly as limitations.</w:t>
-      </w:r>
-    </w:p>
-    <w:p>
-      <w:pPr>
-        <w:pStyle w:val="FirstParagraph"/>
-      </w:pPr>
-      <w:r>
-        <w:rPr>
-          <w:b/>
-        </w:rPr>
-        <w:t xml:space="preserve">Author action:</w:t>
-      </w:r>
-    </w:p>
-    <w:p>
-      <w:pPr>
-        <w:pStyle w:val="Compact"/>
-        <w:numPr>
-          <w:ilvl w:val="0"/>
           <w:numId w:val="1028"/>
         </w:numPr>
       </w:pPr>
@@ -4025,13 +4025,13 @@
         <w:t xml:space="preserve"> </w:t>
       </w:r>
       <w:r>
-        <w:t xml:space="preserve">was added to report the pre-</w:t>
-      </w:r>
-      <w:r>
-        <w:t xml:space="preserve"> </w:t>
-      </w:r>
-      <w:r>
-        <w:t xml:space="preserve">registered 537-item clinical replication.</w:t>
+        <w:t xml:space="preserve">was added to report the</w:t>
+      </w:r>
+      <w:r>
+        <w:t xml:space="preserve"> </w:t>
+      </w:r>
+      <w:r>
+        <w:t xml:space="preserve">pre-registered 537-item clinical replication.</w:t>
       </w:r>
     </w:p>
     <w:p>

--- a/submission/IEEE-Access-Response-to-Reviewers.docx
+++ b/submission/IEEE-Access-Response-to-Reviewers.docx
@@ -267,19 +267,7 @@
         </w:numPr>
       </w:pPr>
       <w:r>
-        <w:t xml:space="preserve">We agree, and we have not claimed otherwise. The manuscript reports that heterogeneity</w:t>
-      </w:r>
-      <w:r>
-        <w:t xml:space="preserve"> </w:t>
-      </w:r>
-      <w:r>
-        <w:t xml:space="preserve">produces no reliable gain in average directional accuracy; the reviewer is right that this</w:t>
-      </w:r>
-      <w:r>
-        <w:t xml:space="preserve"> </w:t>
-      </w:r>
-      <w:r>
-        <w:t xml:space="preserve">leaves the frontier without a demonstrated downstream benefit.</w:t>
+        <w:t xml:space="preserve">We agree that reduced agreement alone does not establish a downstream benefit.</w:t>
       </w:r>
     </w:p>
     <w:p>
@@ -291,13 +279,25 @@
         </w:numPr>
       </w:pPr>
       <w:r>
-        <w:t xml:space="preserve">We now test the most directly relevant of the four suggested outcomes, abstention, using a</w:t>
-      </w:r>
-      <w:r>
-        <w:t xml:space="preserve"> </w:t>
-      </w:r>
-      <w:r>
-        <w:t xml:space="preserve">selective-prediction analysis, and we report the result even though it is null.</w:t>
+        <w:t xml:space="preserve">We added a selective-prediction analysis using mean agent conviction to rank ensemble</w:t>
+      </w:r>
+      <w:r>
+        <w:t xml:space="preserve"> </w:t>
+      </w:r>
+      <w:r>
+        <w:t xml:space="preserve">decisions. AURC is 0.553 for HOM, 0.568 for HET-LITE, and 0.554 for HET. The HOM-HET</w:t>
+      </w:r>
+      <w:r>
+        <w:t xml:space="preserve"> </w:t>
+      </w:r>
+      <w:r>
+        <w:t xml:space="preserve">difference is -0.001 with a 95% confidence interval of [-0.059, 0.060]. The corresponding two-</w:t>
+      </w:r>
+      <w:r>
+        <w:t xml:space="preserve"> </w:t>
+      </w:r>
+      <w:r>
+        <w:t xml:space="preserve">way interval is [-0.113, 0.115]. Both intervals contain zero.</w:t>
       </w:r>
     </w:p>
     <w:p>
@@ -309,31 +309,19 @@
         </w:numPr>
       </w:pPr>
       <w:r>
-        <w:t xml:space="preserve">Ensemble decisions are ranked by mean agent conviction, coverage is swept from the most</w:t>
-      </w:r>
-      <w:r>
-        <w:t xml:space="preserve"> </w:t>
-      </w:r>
-      <w:r>
-        <w:t xml:space="preserve">confident decision to the full set, and selective risk is the error rate among retained</w:t>
-      </w:r>
-      <w:r>
-        <w:t xml:space="preserve"> </w:t>
-      </w:r>
-      <w:r>
-        <w:t xml:space="preserve">decisions. The area under the risk-coverage curve is 0.553 for HOM, 0.568 for HET-LITE and</w:t>
-      </w:r>
-      <w:r>
-        <w:t xml:space="preserve"> </w:t>
-      </w:r>
-      <w:r>
-        <w:t xml:space="preserve">0.554 for HET, against full-coverage risks of 0.562, 0.537 and 0.512. Restricting to the most</w:t>
-      </w:r>
-      <w:r>
-        <w:t xml:space="preserve"> </w:t>
-      </w:r>
-      <w:r>
-        <w:t xml:space="preserve">confident half of decisions does not materially reduce risk in any configuration.</w:t>
+        <w:t xml:space="preserve">Restricting evaluation to the most confident half of decisions does not materially reduce</w:t>
+      </w:r>
+      <w:r>
+        <w:t xml:space="preserve"> </w:t>
+      </w:r>
+      <w:r>
+        <w:t xml:space="preserve">selective risk in any configuration. We therefore claim no improvement in calibration or</w:t>
+      </w:r>
+      <w:r>
+        <w:t xml:space="preserve"> </w:t>
+      </w:r>
+      <w:r>
+        <w:t xml:space="preserve">abstention quality.</w:t>
       </w:r>
     </w:p>
     <w:p>
@@ -345,31 +333,13 @@
         </w:numPr>
       </w:pPr>
       <w:r>
-        <w:t xml:space="preserve">Conviction as elicited here does not rank errors usefully, so we claim no calibration or</w:t>
-      </w:r>
-      <w:r>
-        <w:t xml:space="preserve"> </w:t>
-      </w:r>
-      <w:r>
-        <w:t xml:space="preserve">abstention benefit.</w:t>
-      </w:r>
-    </w:p>
-    <w:p>
-      <w:pPr>
-        <w:pStyle w:val="Compact"/>
-        <w:numPr>
-          <w:ilvl w:val="0"/>
-          <w:numId w:val="1001"/>
-        </w:numPr>
-      </w:pPr>
-      <w:r>
-        <w:t xml:space="preserve">We do report one decision-relevant quantity that does move: the rate at which an ensemble is</w:t>
-      </w:r>
-      <w:r>
-        <w:t xml:space="preserve"> </w:t>
-      </w:r>
-      <w:r>
-        <w:t xml:space="preserve">unanimous and wrong. See our response to Concern #4.</w:t>
+        <w:t xml:space="preserve">The exploratory consensus analysis separately evaluates unanimous incorrect decisions and is</w:t>
+      </w:r>
+      <w:r>
+        <w:t xml:space="preserve"> </w:t>
+      </w:r>
+      <w:r>
+        <w:t xml:space="preserve">addressed under Reviewer #1, Concern #4.</w:t>
       </w:r>
     </w:p>
     <w:p>
@@ -392,25 +362,37 @@
         </w:numPr>
       </w:pPr>
       <w:r>
-        <w:t xml:space="preserve">Added</w:t>
-      </w:r>
-      <w:r>
-        <w:t xml:space="preserve"> </w:t>
-      </w:r>
-      <w:r>
-        <w:t xml:space="preserve">“Selective prediction”</w:t>
-      </w:r>
-      <w:r>
-        <w:t xml:space="preserve"> </w:t>
-      </w:r>
-      <w:r>
-        <w:t xml:space="preserve">to the results, reporting the risk-coverage analysis and AURC</w:t>
-      </w:r>
-      <w:r>
-        <w:t xml:space="preserve"> </w:t>
-      </w:r>
-      <w:r>
-        <w:t xml:space="preserve">for all three configurations.</w:t>
+        <w:t xml:space="preserve">Section V-I,</w:t>
+      </w:r>
+      <w:r>
+        <w:t xml:space="preserve"> </w:t>
+      </w:r>
+      <w:r>
+        <w:t xml:space="preserve">“Cross-Domain Replication: Clinical Knowledge,”</w:t>
+      </w:r>
+      <w:r>
+        <w:t xml:space="preserve"> </w:t>
+      </w:r>
+      <w:r>
+        <w:t xml:space="preserve">subsection</w:t>
+      </w:r>
+      <w:r>
+        <w:t xml:space="preserve"> </w:t>
+      </w:r>
+      <w:r>
+        <w:t xml:space="preserve">“Selective</w:t>
+      </w:r>
+      <w:r>
+        <w:t xml:space="preserve"> </w:t>
+      </w:r>
+      <w:r>
+        <w:t xml:space="preserve">Prediction,”</w:t>
+      </w:r>
+      <w:r>
+        <w:t xml:space="preserve"> </w:t>
+      </w:r>
+      <w:r>
+        <w:t xml:space="preserve">was added to report the risk-coverage analysis and clustered AURC contrast.</w:t>
       </w:r>
     </w:p>
     <w:p>
@@ -422,13 +404,31 @@
         </w:numPr>
       </w:pPr>
       <w:r>
-        <w:t xml:space="preserve">The frontier is now stated explicitly as a description of what diversity costs, not as</w:t>
-      </w:r>
-      <w:r>
-        <w:t xml:space="preserve"> </w:t>
-      </w:r>
-      <w:r>
-        <w:t xml:space="preserve">evidence that it improves decision quality.</w:t>
+        <w:t xml:space="preserve">Section V-D,</w:t>
+      </w:r>
+      <w:r>
+        <w:t xml:space="preserve"> </w:t>
+      </w:r>
+      <w:r>
+        <w:t xml:space="preserve">“The Agreement-Cost Frontier,”</w:t>
+      </w:r>
+      <w:r>
+        <w:t xml:space="preserve"> </w:t>
+      </w:r>
+      <w:r>
+        <w:t xml:space="preserve">was revised to state explicitly that the frontier</w:t>
+      </w:r>
+      <w:r>
+        <w:t xml:space="preserve"> </w:t>
+      </w:r>
+      <w:r>
+        <w:t xml:space="preserve">describes the cost of greater behavioral diversity and does not establish improved downstream</w:t>
+      </w:r>
+      <w:r>
+        <w:t xml:space="preserve"> </w:t>
+      </w:r>
+      <w:r>
+        <w:t xml:space="preserve">decision quality.</w:t>
       </w:r>
     </w:p>
     <w:p>
@@ -498,13 +498,13 @@
         </w:numPr>
       </w:pPr>
       <w:r>
-        <w:t xml:space="preserve">The observation is correct: the capability-matched control in the original submission used</w:t>
-      </w:r>
-      <w:r>
-        <w:t xml:space="preserve"> </w:t>
-      </w:r>
-      <w:r>
-        <w:t xml:space="preserve">OpenAI and Google only.</w:t>
+        <w:t xml:space="preserve">A fully three-provider tier-matched design remains unavailable because an equivalent</w:t>
+      </w:r>
+      <w:r>
+        <w:t xml:space="preserve"> </w:t>
+      </w:r>
+      <w:r>
+        <w:t xml:space="preserve">efficient-tier xAI model was not available.</w:t>
       </w:r>
     </w:p>
     <w:p>
@@ -516,19 +516,19 @@
         </w:numPr>
       </w:pPr>
       <w:r>
-        <w:t xml:space="preserve">The reviewer offers two remedies. The cross-domain replication described under Concern #3</w:t>
-      </w:r>
-      <w:r>
-        <w:t xml:space="preserve"> </w:t>
-      </w:r>
-      <w:r>
-        <w:t xml:space="preserve">supplies the first in a form we can report with confidence, because on that domain two of the</w:t>
-      </w:r>
-      <w:r>
-        <w:t xml:space="preserve"> </w:t>
-      </w:r>
-      <w:r>
-        <w:t xml:space="preserve">three providers have near-identical accuracy.</w:t>
+        <w:t xml:space="preserve">We therefore added an additional capability comparison in the clinical replication. Within the</w:t>
+      </w:r>
+      <w:r>
+        <w:t xml:space="preserve"> </w:t>
+      </w:r>
+      <w:r>
+        <w:t xml:space="preserve">fully heterogeneous configuration, one same-provider pair and one cross-provider pair have</w:t>
+      </w:r>
+      <w:r>
+        <w:t xml:space="preserve"> </w:t>
+      </w:r>
+      <w:r>
+        <w:t xml:space="preserve">nearly identical mean member accuracy, 0.951 and 0.955 respectively.</w:t>
       </w:r>
     </w:p>
     <w:p>
@@ -540,31 +540,13 @@
         </w:numPr>
       </w:pPr>
       <w:r>
-        <w:t xml:space="preserve">Within the fully heterogeneous configuration we compare agent pairs whose two members have</w:t>
-      </w:r>
-      <w:r>
-        <w:t xml:space="preserve"> </w:t>
-      </w:r>
-      <w:r>
-        <w:t xml:space="preserve">near-identical accuracy but differ in whether they share a provider. The same-provider pairing</w:t>
-      </w:r>
-      <w:r>
-        <w:t xml:space="preserve"> </w:t>
-      </w:r>
-      <w:r>
-        <w:t xml:space="preserve">and the cross-provider pairing answer those items at 0.951 and 0.955 mean member accuracy</w:t>
-      </w:r>
-      <w:r>
-        <w:t xml:space="preserve"> </w:t>
-      </w:r>
-      <w:r>
-        <w:t xml:space="preserve">respectively, a gap of 0.005. The same-provider Gemini pair has error correlation 0.954; the</w:t>
-      </w:r>
-      <w:r>
-        <w:t xml:space="preserve"> </w:t>
-      </w:r>
-      <w:r>
-        <w:t xml:space="preserve">cross-provider Gemini-Grok pairing has 0.607, a difference of 0.347 (95% CI [0.207, 0.507]).</w:t>
+        <w:t xml:space="preserve">Their error correlations are 0.954 and 0.607, a difference of 0.347 with a 95% confidence</w:t>
+      </w:r>
+      <w:r>
+        <w:t xml:space="preserve"> </w:t>
+      </w:r>
+      <w:r>
+        <w:t xml:space="preserve">interval of [0.207, 0.507].</w:t>
       </w:r>
     </w:p>
     <w:p>
@@ -576,43 +558,13 @@
         </w:numPr>
       </w:pPr>
       <w:r>
-        <w:t xml:space="preserve">The comparison holds the item set, the configuration and the ensemble composition fixed, and</w:t>
-      </w:r>
-      <w:r>
-        <w:t xml:space="preserve"> </w:t>
-      </w:r>
-      <w:r>
-        <w:t xml:space="preserve">the two pairings have near-identical observed member accuracy (0.951 and 0.955). We describe</w:t>
-      </w:r>
-      <w:r>
-        <w:t xml:space="preserve"> </w:t>
-      </w:r>
-      <w:r>
-        <w:t xml:space="preserve">this as approximate capability matching, which is the wording the manuscript uses; it is not</w:t>
-      </w:r>
-      <w:r>
-        <w:t xml:space="preserve"> </w:t>
-      </w:r>
-      <w:r>
-        <w:t xml:space="preserve">matching by construction.</w:t>
-      </w:r>
-    </w:p>
-    <w:p>
-      <w:pPr>
-        <w:pStyle w:val="Compact"/>
-        <w:numPr>
-          <w:ilvl w:val="0"/>
-          <w:numId w:val="1003"/>
-        </w:numPr>
-      </w:pPr>
-      <w:r>
-        <w:t xml:space="preserve">Every same-provider pairing shows higher error correlation than every cross-provider pairing,</w:t>
-      </w:r>
-      <w:r>
-        <w:t xml:space="preserve"> </w:t>
-      </w:r>
-      <w:r>
-        <w:t xml:space="preserve">at both accuracy levels present in the ensemble.</w:t>
+        <w:t xml:space="preserve">We describe this as approximate capability matching. Provider remains confounded with other</w:t>
+      </w:r>
+      <w:r>
+        <w:t xml:space="preserve"> </w:t>
+      </w:r>
+      <w:r>
+        <w:t xml:space="preserve">model-specific characteristics and is not identified as an independent causal factor.</w:t>
       </w:r>
     </w:p>
     <w:p>
@@ -635,7 +587,25 @@
         </w:numPr>
       </w:pPr>
       <w:r>
-        <w:t xml:space="preserve">Added the capability-matched provider contrast to the cross-domain section.</w:t>
+        <w:t xml:space="preserve">Section V-I,</w:t>
+      </w:r>
+      <w:r>
+        <w:t xml:space="preserve"> </w:t>
+      </w:r>
+      <w:r>
+        <w:t xml:space="preserve">“Cross-Domain Replication: Clinical Knowledge,”</w:t>
+      </w:r>
+      <w:r>
+        <w:t xml:space="preserve"> </w:t>
+      </w:r>
+      <w:r>
+        <w:t xml:space="preserve">was revised to add the</w:t>
+      </w:r>
+      <w:r>
+        <w:t xml:space="preserve"> </w:t>
+      </w:r>
+      <w:r>
+        <w:t xml:space="preserve">approximate capability-matched provider comparison.</w:t>
       </w:r>
     </w:p>
     <w:p>
@@ -647,19 +617,73 @@
         </w:numPr>
       </w:pPr>
       <w:r>
-        <w:t xml:space="preserve">Stated in that section that the provider-associated ordering persists after approximate</w:t>
-      </w:r>
-      <w:r>
-        <w:t xml:space="preserve"> </w:t>
-      </w:r>
-      <w:r>
-        <w:t xml:space="preserve">capability matching, while provider remains confounded with other model-specific</w:t>
-      </w:r>
-      <w:r>
-        <w:t xml:space="preserve"> </w:t>
-      </w:r>
-      <w:r>
-        <w:t xml:space="preserve">characteristics and is not isolated causally.</w:t>
+        <w:t xml:space="preserve">Section V-J,</w:t>
+      </w:r>
+      <w:r>
+        <w:t xml:space="preserve"> </w:t>
+      </w:r>
+      <w:r>
+        <w:t xml:space="preserve">“Robustness: Capability-Matched Control,”</w:t>
+      </w:r>
+      <w:r>
+        <w:t xml:space="preserve"> </w:t>
+      </w:r>
+      <w:r>
+        <w:t xml:space="preserve">retains the pre-registered financial</w:t>
+      </w:r>
+      <w:r>
+        <w:t xml:space="preserve"> </w:t>
+      </w:r>
+      <w:r>
+        <w:t xml:space="preserve">tier-matched analysis and states explicitly that matching is approximate and covers only two</w:t>
+      </w:r>
+      <w:r>
+        <w:t xml:space="preserve"> </w:t>
+      </w:r>
+      <w:r>
+        <w:t xml:space="preserve">providers.</w:t>
+      </w:r>
+    </w:p>
+    <w:p>
+      <w:pPr>
+        <w:pStyle w:val="Compact"/>
+        <w:numPr>
+          <w:ilvl w:val="0"/>
+          <w:numId w:val="1004"/>
+        </w:numPr>
+      </w:pPr>
+      <w:r>
+        <w:t xml:space="preserve">Section VII,</w:t>
+      </w:r>
+      <w:r>
+        <w:t xml:space="preserve"> </w:t>
+      </w:r>
+      <w:r>
+        <w:t xml:space="preserve">“Threats to Validity,”</w:t>
+      </w:r>
+      <w:r>
+        <w:t xml:space="preserve"> </w:t>
+      </w:r>
+      <w:r>
+        <w:t xml:space="preserve">subsection</w:t>
+      </w:r>
+      <w:r>
+        <w:t xml:space="preserve"> </w:t>
+      </w:r>
+      <w:r>
+        <w:t xml:space="preserve">“Heterogeneity vs. capability confound,”</w:t>
+      </w:r>
+      <w:r>
+        <w:t xml:space="preserve"> </w:t>
+      </w:r>
+      <w:r>
+        <w:t xml:space="preserve">was</w:t>
+      </w:r>
+      <w:r>
+        <w:t xml:space="preserve"> </w:t>
+      </w:r>
+      <w:r>
+        <w:t xml:space="preserve">revised to retain the unresolved provider and capability limitations.</w:t>
       </w:r>
     </w:p>
     <w:p>
@@ -729,25 +753,13 @@
         </w:numPr>
       </w:pPr>
       <w:r>
-        <w:t xml:space="preserve">We have run the replication the reviewer asks for, on a domain chosen to be as unlike the</w:t>
-      </w:r>
-      <w:r>
-        <w:t xml:space="preserve"> </w:t>
-      </w:r>
-      <w:r>
-        <w:t xml:space="preserve">original as possible: expert clinical decision-making, using the MMLU professional-medicine</w:t>
-      </w:r>
-      <w:r>
-        <w:t xml:space="preserve"> </w:t>
-      </w:r>
-      <w:r>
-        <w:t xml:space="preserve">and clinical-knowledge subsets, 537 four-option items under the MIT licence with no personal</w:t>
-      </w:r>
-      <w:r>
-        <w:t xml:space="preserve"> </w:t>
-      </w:r>
-      <w:r>
-        <w:t xml:space="preserve">data.</w:t>
+        <w:t xml:space="preserve">We added a pre-registered replication on a substantially different clinical-knowledge task</w:t>
+      </w:r>
+      <w:r>
+        <w:t xml:space="preserve"> </w:t>
+      </w:r>
+      <w:r>
+        <w:t xml:space="preserve">using 537 questions from the MMLU professional-medicine and clinical-knowledge subsets.</w:t>
       </w:r>
     </w:p>
     <w:p>
@@ -759,37 +771,19 @@
         </w:numPr>
       </w:pPr>
       <w:r>
-        <w:t xml:space="preserve">The protocol is otherwise unchanged: the same five agents, the same three configurations, the</w:t>
-      </w:r>
-      <w:r>
-        <w:t xml:space="preserve"> </w:t>
-      </w:r>
-      <w:r>
-        <w:t xml:space="preserve">same per-agent independent-draw seeding, the same temperature, the same number of runs and the</w:t>
-      </w:r>
-      <w:r>
-        <w:t xml:space="preserve"> </w:t>
-      </w:r>
-      <w:r>
-        <w:t xml:space="preserve">same estimators. The domain is what the replication varies; the response structure also</w:t>
-      </w:r>
-      <w:r>
-        <w:t xml:space="preserve"> </w:t>
-      </w:r>
-      <w:r>
-        <w:t xml:space="preserve">changes, from three ordered labels to four options with one correct answer, which is inherent</w:t>
-      </w:r>
-      <w:r>
-        <w:t xml:space="preserve"> </w:t>
-      </w:r>
-      <w:r>
-        <w:t xml:space="preserve">in moving to a knowledge task and which we state in the manuscript. No other element of the</w:t>
-      </w:r>
-      <w:r>
-        <w:t xml:space="preserve"> </w:t>
-      </w:r>
-      <w:r>
-        <w:t xml:space="preserve">protocol was redesigned.</w:t>
+        <w:t xml:space="preserve">The response structure changes from three financial labels to four answer options with one</w:t>
+      </w:r>
+      <w:r>
+        <w:t xml:space="preserve"> </w:t>
+      </w:r>
+      <w:r>
+        <w:t xml:space="preserve">correct answer. The five-agent structure, three configurations, seeding procedure,</w:t>
+      </w:r>
+      <w:r>
+        <w:t xml:space="preserve"> </w:t>
+      </w:r>
+      <w:r>
+        <w:t xml:space="preserve">temperature, number of runs, and estimators remain unchanged.</w:t>
       </w:r>
     </w:p>
     <w:p>
@@ -801,13 +795,25 @@
         </w:numPr>
       </w:pPr>
       <w:r>
-        <w:t xml:space="preserve">The design, the predicted direction and the decision rule were registered and hashed before</w:t>
-      </w:r>
-      <w:r>
-        <w:t xml:space="preserve"> </w:t>
-      </w:r>
-      <w:r>
-        <w:t xml:space="preserve">collection began.</w:t>
+        <w:t xml:space="preserve">The directional ordering reproduces. Agreement decreases by delta-kappa = 0.072 with a 95%</w:t>
+      </w:r>
+      <w:r>
+        <w:t xml:space="preserve"> </w:t>
+      </w:r>
+      <w:r>
+        <w:t xml:space="preserve">confidence interval of [0.040, 0.104], compared with 0.336 in finance. Error correlation</w:t>
+      </w:r>
+      <w:r>
+        <w:t xml:space="preserve"> </w:t>
+      </w:r>
+      <w:r>
+        <w:t xml:space="preserve">decreases by delta-phi = 0.393 with a 95% confidence interval of [0.325, 0.459], compared with</w:t>
+      </w:r>
+      <w:r>
+        <w:t xml:space="preserve"> </w:t>
+      </w:r>
+      <w:r>
+        <w:t xml:space="preserve">0.454 in finance.</w:t>
       </w:r>
     </w:p>
     <w:p>
@@ -819,79 +825,13 @@
         </w:numPr>
       </w:pPr>
       <w:r>
-        <w:t xml:space="preserve">We predicted in advance that the effect would replicate in direction but be smaller than in</w:t>
-      </w:r>
-      <w:r>
-        <w:t xml:space="preserve"> </w:t>
-      </w:r>
-      <w:r>
-        <w:t xml:space="preserve">finance, because agents answer these items far more accurately and agents that are more often</w:t>
-      </w:r>
-      <w:r>
-        <w:t xml:space="preserve"> </w:t>
-      </w:r>
-      <w:r>
-        <w:t xml:space="preserve">correct necessarily agree more. Both parts hold. Agreement falls by 0.072</w:t>
-      </w:r>
-      <w:r>
-        <w:t xml:space="preserve"> </w:t>
-      </w:r>
-      <w:r>
-        <w:t xml:space="preserve">(95% CI [0.040, 0.104]), about a fifth of the financial estimate of 0.336, while error</w:t>
-      </w:r>
-      <w:r>
-        <w:t xml:space="preserve"> </w:t>
-      </w:r>
-      <w:r>
-        <w:t xml:space="preserve">correlation falls by 0.393 (95% CI [0.325, 0.459]), close to the financial estimate of 0.454.</w:t>
-      </w:r>
-    </w:p>
-    <w:p>
-      <w:pPr>
-        <w:pStyle w:val="Compact"/>
-        <w:numPr>
-          <w:ilvl w:val="0"/>
-          <w:numId w:val="1005"/>
-        </w:numPr>
-      </w:pPr>
-      <w:r>
-        <w:t xml:space="preserve">This also changes the label structure the reviewer asks about: four categories rather than</w:t>
-      </w:r>
-      <w:r>
-        <w:t xml:space="preserve"> </w:t>
-      </w:r>
-      <w:r>
-        <w:t xml:space="preserve">three.</w:t>
-      </w:r>
-    </w:p>
-    <w:p>
-      <w:pPr>
-        <w:pStyle w:val="Compact"/>
-        <w:numPr>
-          <w:ilvl w:val="0"/>
-          <w:numId w:val="1005"/>
-        </w:numPr>
-      </w:pPr>
-      <w:r>
-        <w:t xml:space="preserve">We have not varied ensemble size or aggregation rule. Those are single-parameter sweeps on the</w:t>
-      </w:r>
-      <w:r>
-        <w:t xml:space="preserve"> </w:t>
-      </w:r>
-      <w:r>
-        <w:t xml:space="preserve">frozen data rather than new evidence about generality, and we preferred to spend the revision</w:t>
-      </w:r>
-      <w:r>
-        <w:t xml:space="preserve"> </w:t>
-      </w:r>
-      <w:r>
-        <w:t xml:space="preserve">on the domain question, which is the one that bears on whether the finding is a property of</w:t>
-      </w:r>
-      <w:r>
-        <w:t xml:space="preserve"> </w:t>
-      </w:r>
-      <w:r>
-        <w:t xml:space="preserve">the task. We state that omission rather than leaving it unexplained.</w:t>
+        <w:t xml:space="preserve">We have not varied ensemble size or aggregation rule and now identify those remaining</w:t>
+      </w:r>
+      <w:r>
+        <w:t xml:space="preserve"> </w:t>
+      </w:r>
+      <w:r>
+        <w:t xml:space="preserve">dimensions explicitly as limitations.</w:t>
       </w:r>
     </w:p>
     <w:p>
@@ -914,19 +854,25 @@
         </w:numPr>
       </w:pPr>
       <w:r>
-        <w:t xml:space="preserve">Added</w:t>
-      </w:r>
-      <w:r>
-        <w:t xml:space="preserve"> </w:t>
-      </w:r>
-      <w:r>
-        <w:t xml:space="preserve">“Cross-domain replication: clinical decisions”</w:t>
-      </w:r>
-      <w:r>
-        <w:t xml:space="preserve"> </w:t>
-      </w:r>
-      <w:r>
-        <w:t xml:space="preserve">to the results.</w:t>
+        <w:t xml:space="preserve">Section V-I,</w:t>
+      </w:r>
+      <w:r>
+        <w:t xml:space="preserve"> </w:t>
+      </w:r>
+      <w:r>
+        <w:t xml:space="preserve">“Cross-Domain Replication: Clinical Knowledge,”</w:t>
+      </w:r>
+      <w:r>
+        <w:t xml:space="preserve"> </w:t>
+      </w:r>
+      <w:r>
+        <w:t xml:space="preserve">was added to report the pre-</w:t>
+      </w:r>
+      <w:r>
+        <w:t xml:space="preserve"> </w:t>
+      </w:r>
+      <w:r>
+        <w:t xml:space="preserve">registered clinical replication.</w:t>
       </w:r>
     </w:p>
     <w:p>
@@ -938,7 +884,55 @@
         </w:numPr>
       </w:pPr>
       <w:r>
-        <w:t xml:space="preserve">Added the pre-registration and freeze receipt for that arm to the released artifact.</w:t>
+        <w:t xml:space="preserve">Section VII,</w:t>
+      </w:r>
+      <w:r>
+        <w:t xml:space="preserve"> </w:t>
+      </w:r>
+      <w:r>
+        <w:t xml:space="preserve">“Threats to Validity,”</w:t>
+      </w:r>
+      <w:r>
+        <w:t xml:space="preserve"> </w:t>
+      </w:r>
+      <w:r>
+        <w:t xml:space="preserve">subsection</w:t>
+      </w:r>
+      <w:r>
+        <w:t xml:space="preserve"> </w:t>
+      </w:r>
+      <w:r>
+        <w:t xml:space="preserve">“Scope and generalizability,”</w:t>
+      </w:r>
+      <w:r>
+        <w:t xml:space="preserve"> </w:t>
+      </w:r>
+      <w:r>
+        <w:t xml:space="preserve">was revised to</w:t>
+      </w:r>
+      <w:r>
+        <w:t xml:space="preserve"> </w:t>
+      </w:r>
+      <w:r>
+        <w:t xml:space="preserve">state which dimensions were replicated and which remain fixed.</w:t>
+      </w:r>
+    </w:p>
+    <w:p>
+      <w:pPr>
+        <w:pStyle w:val="Compact"/>
+        <w:numPr>
+          <w:ilvl w:val="0"/>
+          <w:numId w:val="1006"/>
+        </w:numPr>
+      </w:pPr>
+      <w:r>
+        <w:t xml:space="preserve">The replication pre-registration and freeze receipt were added to the released reproducibility</w:t>
+      </w:r>
+      <w:r>
+        <w:t xml:space="preserve"> </w:t>
+      </w:r>
+      <w:r>
+        <w:t xml:space="preserve">materials.</w:t>
       </w:r>
     </w:p>
     <w:p>
@@ -1008,7 +1002,7 @@
         </w:numPr>
       </w:pPr>
       <w:r>
-        <w:t xml:space="preserve">We accept the framing and have adopted the remedy the reviewer specifies.</w:t>
+        <w:t xml:space="preserve">We now treat this analysis explicitly as exploratory.</w:t>
       </w:r>
     </w:p>
     <w:p>
@@ -1020,19 +1014,19 @@
         </w:numPr>
       </w:pPr>
       <w:r>
-        <w:t xml:space="preserve">The interval is now reported. The ratio is 1.84 with a 95% equity-clustered bootstrap</w:t>
-      </w:r>
-      <w:r>
-        <w:t xml:space="preserve"> </w:t>
-      </w:r>
-      <w:r>
-        <w:t xml:space="preserve">confidence interval of [1.42, 2.52], which excludes unity. The underlying rates are 0.0583 for</w:t>
-      </w:r>
-      <w:r>
-        <w:t xml:space="preserve"> </w:t>
-      </w:r>
-      <w:r>
-        <w:t xml:space="preserve">HOM and 0.0317 for HET over 3600 scoreable cells each.</w:t>
+        <w:t xml:space="preserve">The HOM-to-HET unanimous-incorrect ratio is 1.84. The equity-clustered 95% confidence interval</w:t>
+      </w:r>
+      <w:r>
+        <w:t xml:space="preserve"> </w:t>
+      </w:r>
+      <w:r>
+        <w:t xml:space="preserve">is [1.42, 2.52]. Under the two-way equity and date resampling scheme, the interval is [1.13,</w:t>
+      </w:r>
+      <w:r>
+        <w:t xml:space="preserve"> </w:t>
+      </w:r>
+      <w:r>
+        <w:t xml:space="preserve">3.06]. Both exclude unity.</w:t>
       </w:r>
     </w:p>
     <w:p>
@@ -1044,37 +1038,19 @@
         </w:numPr>
       </w:pPr>
       <w:r>
-        <w:t xml:space="preserve">This interval has been corrected since the previous revision, which previously reported the</w:t>
-      </w:r>
-      <w:r>
-        <w:t xml:space="preserve"> </w:t>
-      </w:r>
-      <w:r>
-        <w:t xml:space="preserve">superseded [1.51, 2.35]. That</w:t>
-      </w:r>
-      <w:r>
-        <w:t xml:space="preserve"> </w:t>
-      </w:r>
-      <w:r>
-        <w:t xml:space="preserve">bootstrap drew a SET of equities, so an equity drawn twice counted once and each draw used</w:t>
-      </w:r>
-      <w:r>
-        <w:t xml:space="preserve"> </w:t>
-      </w:r>
-      <w:r>
-        <w:t xml:space="preserve">only the distinct equities of a 100-draw multiset. That is subsampling rather than a cluster</w:t>
-      </w:r>
-      <w:r>
-        <w:t xml:space="preserve"> </w:t>
-      </w:r>
-      <w:r>
-        <w:t xml:space="preserve">bootstrap and it understated the variance. It is the same defect the reviewer identified in</w:t>
-      </w:r>
-      <w:r>
-        <w:t xml:space="preserve"> </w:t>
-      </w:r>
-      <w:r>
-        <w:t xml:space="preserve">the clustering table, found by auditing for it elsewhere once it had been corrected there.</w:t>
+        <w:t xml:space="preserve">The comparison and statistic were selected after inspection of the data, multiple related</w:t>
+      </w:r>
+      <w:r>
+        <w:t xml:space="preserve"> </w:t>
+      </w:r>
+      <w:r>
+        <w:t xml:space="preserve">comparisons were available, and no multiplicity adjustment is applied. The manuscript</w:t>
+      </w:r>
+      <w:r>
+        <w:t xml:space="preserve"> </w:t>
+      </w:r>
+      <w:r>
+        <w:t xml:space="preserve">therefore does not treat these intervals as confirmatory evidence.</w:t>
       </w:r>
     </w:p>
     <w:p>
@@ -1086,61 +1062,13 @@
         </w:numPr>
       </w:pPr>
       <w:r>
-        <w:t xml:space="preserve">Because this statement is inferential rather than descriptive, it also carries the two-way</w:t>
-      </w:r>
-      <w:r>
-        <w:t xml:space="preserve"> </w:t>
-      </w:r>
-      <w:r>
-        <w:t xml:space="preserve">sensitivity: admitting date dependence widens the interval to [1.13, 3.06], which still</w:t>
-      </w:r>
-      <w:r>
-        <w:t xml:space="preserve"> </w:t>
-      </w:r>
-      <w:r>
-        <w:t xml:space="preserve">excludes unity.</w:t>
-      </w:r>
-    </w:p>
-    <w:p>
-      <w:pPr>
-        <w:pStyle w:val="Compact"/>
-        <w:numPr>
-          <w:ilvl w:val="0"/>
-          <w:numId w:val="1007"/>
-        </w:numPr>
-      </w:pPr>
-      <w:r>
-        <w:t xml:space="preserve">We state plainly that the configuration compared and the statistic reported were both chosen</w:t>
-      </w:r>
-      <w:r>
-        <w:t xml:space="preserve"> </w:t>
-      </w:r>
-      <w:r>
-        <w:t xml:space="preserve">after inspecting the data, that several such comparisons are available within that section,</w:t>
-      </w:r>
-      <w:r>
-        <w:t xml:space="preserve"> </w:t>
-      </w:r>
-      <w:r>
-        <w:t xml:space="preserve">and that no multiplicity adjustment is applied.</w:t>
-      </w:r>
-    </w:p>
-    <w:p>
-      <w:pPr>
-        <w:pStyle w:val="Compact"/>
-        <w:numPr>
-          <w:ilvl w:val="0"/>
-          <w:numId w:val="1007"/>
-        </w:numPr>
-      </w:pPr>
-      <w:r>
-        <w:t xml:space="preserve">We have withdrawn HET-LITE as a design recommendation. It is now recorded as a hypothesis for</w:t>
-      </w:r>
-      <w:r>
-        <w:t xml:space="preserve"> </w:t>
-      </w:r>
-      <w:r>
-        <w:t xml:space="preserve">a future confirmatory study, not as guidance for deployment.</w:t>
+        <w:t xml:space="preserve">HET-LITE is no longer presented as a recommended design. Its observed cost efficiency is</w:t>
+      </w:r>
+      <w:r>
+        <w:t xml:space="preserve"> </w:t>
+      </w:r>
+      <w:r>
+        <w:t xml:space="preserve">treated only as a hypothesis for prospective evaluation.</w:t>
       </w:r>
     </w:p>
     <w:p>
@@ -1163,7 +1091,25 @@
         </w:numPr>
       </w:pPr>
       <w:r>
-        <w:t xml:space="preserve">Added the confidence interval and an explicit multiplicity caveat to the exploratory section.</w:t>
+        <w:t xml:space="preserve">Section V-H,</w:t>
+      </w:r>
+      <w:r>
+        <w:t xml:space="preserve"> </w:t>
+      </w:r>
+      <w:r>
+        <w:t xml:space="preserve">“Exploratory Analysis of Consensus Errors,”</w:t>
+      </w:r>
+      <w:r>
+        <w:t xml:space="preserve"> </w:t>
+      </w:r>
+      <w:r>
+        <w:t xml:space="preserve">was revised to add equity-clustered</w:t>
+      </w:r>
+      <w:r>
+        <w:t xml:space="preserve"> </w:t>
+      </w:r>
+      <w:r>
+        <w:t xml:space="preserve">and two-way uncertainty for the unanimous-incorrect ratio.</w:t>
       </w:r>
     </w:p>
     <w:p>
@@ -1175,7 +1121,43 @@
         </w:numPr>
       </w:pPr>
       <w:r>
-        <w:t xml:space="preserve">Removed the recommendation language.</w:t>
+        <w:t xml:space="preserve">Section V-H was also revised to add the post hoc and multiplicity caveats and to remove the</w:t>
+      </w:r>
+      <w:r>
+        <w:t xml:space="preserve"> </w:t>
+      </w:r>
+      <w:r>
+        <w:t xml:space="preserve">HET-LITE deployment recommendation.</w:t>
+      </w:r>
+    </w:p>
+    <w:p>
+      <w:pPr>
+        <w:pStyle w:val="Compact"/>
+        <w:numPr>
+          <w:ilvl w:val="0"/>
+          <w:numId w:val="1008"/>
+        </w:numPr>
+      </w:pPr>
+      <w:r>
+        <w:t xml:space="preserve">Section VI,</w:t>
+      </w:r>
+      <w:r>
+        <w:t xml:space="preserve"> </w:t>
+      </w:r>
+      <w:r>
+        <w:t xml:space="preserve">“Discussion,”</w:t>
+      </w:r>
+      <w:r>
+        <w:t xml:space="preserve"> </w:t>
+      </w:r>
+      <w:r>
+        <w:t xml:space="preserve">was revised so that the HET-LITE result is described as hypothesis-</w:t>
+      </w:r>
+      <w:r>
+        <w:t xml:space="preserve"> </w:t>
+      </w:r>
+      <w:r>
+        <w:t xml:space="preserve">generating rather than deployment guidance.</w:t>
       </w:r>
     </w:p>
     <w:p>
@@ -1245,13 +1227,13 @@
         </w:numPr>
       </w:pPr>
       <w:r>
-        <w:t xml:space="preserve">Both observations are correct, and we have added the sensitivity analysis rather than claiming</w:t>
-      </w:r>
-      <w:r>
-        <w:t xml:space="preserve"> </w:t>
-      </w:r>
-      <w:r>
-        <w:t xml:space="preserve">a verification the provider APIs do not support.</w:t>
+        <w:t xml:space="preserve">We added a sensitivity analysis that separates pairwise agreement according to whether two</w:t>
+      </w:r>
+      <w:r>
+        <w:t xml:space="preserve"> </w:t>
+      </w:r>
+      <w:r>
+        <w:t xml:space="preserve">agents use the same model.</w:t>
       </w:r>
     </w:p>
     <w:p>
@@ -1263,19 +1245,13 @@
         </w:numPr>
       </w:pPr>
       <w:r>
-        <w:t xml:space="preserve">Decomposing pairwise agreement by whether the two agents share a model separates the two</w:t>
-      </w:r>
-      <w:r>
-        <w:t xml:space="preserve"> </w:t>
-      </w:r>
-      <w:r>
-        <w:t xml:space="preserve">effects the reviewer identifies. Same-model pairs agree at 0.800 in HOM, 0.794 in HET-LITE and</w:t>
-      </w:r>
-      <w:r>
-        <w:t xml:space="preserve"> </w:t>
-      </w:r>
-      <w:r>
-        <w:t xml:space="preserve">0.862 in HET. Different-model pairs agree at 0.455 and 0.490 respectively.</w:t>
+        <w:t xml:space="preserve">Same-model agreement is 0.800 in HOM, 0.794 in HET-LITE, and 0.862 in HET. Different-model</w:t>
+      </w:r>
+      <w:r>
+        <w:t xml:space="preserve"> </w:t>
+      </w:r>
+      <w:r>
+        <w:t xml:space="preserve">agreement is 0.455 in HET-LITE and 0.490 in HET.</w:t>
       </w:r>
     </w:p>
     <w:p>
@@ -1287,19 +1263,13 @@
         </w:numPr>
       </w:pPr>
       <w:r>
-        <w:t xml:space="preserve">Same-model agreement is stable across configurations. The fall in kappa is therefore driven by</w:t>
-      </w:r>
-      <w:r>
-        <w:t xml:space="preserve"> </w:t>
-      </w:r>
-      <w:r>
-        <w:t xml:space="preserve">the introduction of different-model pairs, not by any change in how same-model pairs behave,</w:t>
-      </w:r>
-      <w:r>
-        <w:t xml:space="preserve"> </w:t>
-      </w:r>
-      <w:r>
-        <w:t xml:space="preserve">which is the confound the reviewer describes.</w:t>
+        <w:t xml:space="preserve">Same-model agreement remains high across configurations, while different-model pairs exhibit</w:t>
+      </w:r>
+      <w:r>
+        <w:t xml:space="preserve"> </w:t>
+      </w:r>
+      <w:r>
+        <w:t xml:space="preserve">substantially lower agreement.</w:t>
       </w:r>
     </w:p>
     <w:p>
@@ -1311,31 +1281,13 @@
         </w:numPr>
       </w:pPr>
       <w:r>
-        <w:t xml:space="preserve">We also now state what unique seeds do and do not establish. A distinct seed removes one</w:t>
-      </w:r>
-      <w:r>
-        <w:t xml:space="preserve"> </w:t>
-      </w:r>
-      <w:r>
-        <w:t xml:space="preserve">specific artifact, identical sampling trajectories from a shared seed. It does not establish</w:t>
-      </w:r>
-      <w:r>
-        <w:t xml:space="preserve"> </w:t>
-      </w:r>
-      <w:r>
-        <w:t xml:space="preserve">statistical independence: commercial inference stacks do not guarantee bitwise-reproducible</w:t>
-      </w:r>
-      <w:r>
-        <w:t xml:space="preserve"> </w:t>
-      </w:r>
-      <w:r>
-        <w:t xml:space="preserve">outputs for a fixed seed, because reduction order varies with kernel selection and batch</w:t>
-      </w:r>
-      <w:r>
-        <w:t xml:space="preserve"> </w:t>
-      </w:r>
-      <w:r>
-        <w:t xml:space="preserve">composition.</w:t>
+        <w:t xml:space="preserve">We also clarify that distinct per-agent seeds remove the demonstrated shared-seed artifact but</w:t>
+      </w:r>
+      <w:r>
+        <w:t xml:space="preserve"> </w:t>
+      </w:r>
+      <w:r>
+        <w:t xml:space="preserve">do not establish statistical independence of model responses.</w:t>
       </w:r>
     </w:p>
     <w:p>
@@ -1358,28 +1310,85 @@
         </w:numPr>
       </w:pPr>
       <w:r>
-        <w:t xml:space="preserve">Added</w:t>
-      </w:r>
-      <w:r>
-        <w:t xml:space="preserve"> </w:t>
-      </w:r>
-      <w:r>
-        <w:t xml:space="preserve">“Sensitivity: agreement by pair type”</w:t>
-      </w:r>
-      <w:r>
-        <w:t xml:space="preserve"> </w:t>
-      </w:r>
-      <w:r>
-        <w:t xml:space="preserve">and</w:t>
-      </w:r>
-      <w:r>
-        <w:t xml:space="preserve"> </w:t>
-      </w:r>
-      <w:r>
-        <w:t xml:space="preserve">“What unique seeds do and do not establish”</w:t>
-      </w:r>
-      <w:r>
-        <w:t xml:space="preserve">.</w:t>
+        <w:t xml:space="preserve">Section V-E,</w:t>
+      </w:r>
+      <w:r>
+        <w:t xml:space="preserve"> </w:t>
+      </w:r>
+      <w:r>
+        <w:t xml:space="preserve">“Shared-Seed Dependence and Measurement Validation,”</w:t>
+      </w:r>
+      <w:r>
+        <w:t xml:space="preserve"> </w:t>
+      </w:r>
+      <w:r>
+        <w:t xml:space="preserve">subsection</w:t>
+      </w:r>
+      <w:r>
+        <w:t xml:space="preserve"> </w:t>
+      </w:r>
+      <w:r>
+        <w:t xml:space="preserve">“Sensitivity:</w:t>
+      </w:r>
+      <w:r>
+        <w:t xml:space="preserve"> </w:t>
+      </w:r>
+      <w:r>
+        <w:t xml:space="preserve">agreement by pair type,”</w:t>
+      </w:r>
+      <w:r>
+        <w:t xml:space="preserve"> </w:t>
+      </w:r>
+      <w:r>
+        <w:t xml:space="preserve">was added.</w:t>
+      </w:r>
+    </w:p>
+    <w:p>
+      <w:pPr>
+        <w:pStyle w:val="Compact"/>
+        <w:numPr>
+          <w:ilvl w:val="0"/>
+          <w:numId w:val="1010"/>
+        </w:numPr>
+      </w:pPr>
+      <w:r>
+        <w:t xml:space="preserve">Section V-E, subsection</w:t>
+      </w:r>
+      <w:r>
+        <w:t xml:space="preserve"> </w:t>
+      </w:r>
+      <w:r>
+        <w:t xml:space="preserve">“What unique seeds do and do not establish,”</w:t>
+      </w:r>
+      <w:r>
+        <w:t xml:space="preserve"> </w:t>
+      </w:r>
+      <w:r>
+        <w:t xml:space="preserve">was added to state</w:t>
+      </w:r>
+      <w:r>
+        <w:t xml:space="preserve"> </w:t>
+      </w:r>
+      <w:r>
+        <w:t xml:space="preserve">explicitly that distinct seeds do not prove independence.</w:t>
+      </w:r>
+    </w:p>
+    <w:p>
+      <w:pPr>
+        <w:pStyle w:val="Compact"/>
+        <w:numPr>
+          <w:ilvl w:val="0"/>
+          <w:numId w:val="1010"/>
+        </w:numPr>
+      </w:pPr>
+      <w:r>
+        <w:t xml:space="preserve">Figure 2 was revised to describe the change as assignment of a distinct reproducible seed to</w:t>
+      </w:r>
+      <w:r>
+        <w:t xml:space="preserve"> </w:t>
+      </w:r>
+      <w:r>
+        <w:t xml:space="preserve">each agent rather than restoration of statistical independence.</w:t>
       </w:r>
     </w:p>
     <w:p>
@@ -1449,31 +1458,19 @@
         </w:numPr>
       </w:pPr>
       <w:r>
-        <w:t xml:space="preserve">We have checked this carefully and do not find a disagreement. Table 4 gives 6.48x10^-4,</w:t>
-      </w:r>
-      <w:r>
-        <w:t xml:space="preserve"> </w:t>
-      </w:r>
-      <w:r>
-        <w:t xml:space="preserve">1.52x10^-3 and 2.84x10^-3 per ensemble decision; the text gives the same three quantities</w:t>
-      </w:r>
-      <w:r>
-        <w:t xml:space="preserve"> </w:t>
-      </w:r>
-      <w:r>
-        <w:t xml:space="preserve">rounded to two significant figures, 6.5x10^-4, 1.5x10^-3 and 2.8x10^-3; and the ratio</w:t>
-      </w:r>
-      <w:r>
-        <w:t xml:space="preserve"> </w:t>
-      </w:r>
-      <w:r>
-        <w:t xml:space="preserve">2.835/0.648 = 4.375 is the 4.4x quoted. The released analysis regenerates all three values to</w:t>
-      </w:r>
-      <w:r>
-        <w:t xml:space="preserve"> </w:t>
-      </w:r>
-      <w:r>
-        <w:t xml:space="preserve">six decimal places from the metered token counts.</w:t>
+        <w:t xml:space="preserve">We clarified the cost calculation. For each call, metered prompt and completion tokens are</w:t>
+      </w:r>
+      <w:r>
+        <w:t xml:space="preserve"> </w:t>
+      </w:r>
+      <w:r>
+        <w:t xml:space="preserve">priced using the rates in the model registry. Costs are summed across the five agents in an</w:t>
+      </w:r>
+      <w:r>
+        <w:t xml:space="preserve"> </w:t>
+      </w:r>
+      <w:r>
+        <w:t xml:space="preserve">ensemble decision and averaged across cells.</w:t>
       </w:r>
     </w:p>
     <w:p>
@@ -1485,19 +1482,31 @@
         </w:numPr>
       </w:pPr>
       <w:r>
-        <w:t xml:space="preserve">We think the substantive point behind the observation is that the manuscript never stated how</w:t>
-      </w:r>
-      <w:r>
-        <w:t xml:space="preserve"> </w:t>
-      </w:r>
-      <w:r>
-        <w:t xml:space="preserve">per-decision cost is computed, so the figures could not be checked. That was an omission and</w:t>
-      </w:r>
-      <w:r>
-        <w:t xml:space="preserve"> </w:t>
-      </w:r>
-      <w:r>
-        <w:t xml:space="preserve">we have corrected it.</w:t>
+        <w:t xml:space="preserve">The resulting costs are $6.48 x 10^-4 for HOM, $1.52 x 10^-3 for HET-LITE, and $2.84 x 10^-3</w:t>
+      </w:r>
+      <w:r>
+        <w:t xml:space="preserve"> </w:t>
+      </w:r>
+      <w:r>
+        <w:t xml:space="preserve">for HET. The HOM-to-HET cost ratio is approximately 4.4x.</w:t>
+      </w:r>
+    </w:p>
+    <w:p>
+      <w:pPr>
+        <w:pStyle w:val="Compact"/>
+        <w:numPr>
+          <w:ilvl w:val="0"/>
+          <w:numId w:val="1011"/>
+        </w:numPr>
+      </w:pPr>
+      <w:r>
+        <w:t xml:space="preserve">Prices are fixed at those applicable during data collection. No discount, batching, or caching</w:t>
+      </w:r>
+      <w:r>
+        <w:t xml:space="preserve"> </w:t>
+      </w:r>
+      <w:r>
+        <w:t xml:space="preserve">adjustment is applied. Failed requests returning no billable completion are excluded.</w:t>
       </w:r>
     </w:p>
     <w:p>
@@ -1520,25 +1529,37 @@
         </w:numPr>
       </w:pPr>
       <w:r>
-        <w:t xml:space="preserve">Added the cost basis to the frontier section: metered prompt and completion tokens priced at</w:t>
-      </w:r>
-      <w:r>
-        <w:t xml:space="preserve"> </w:t>
-      </w:r>
-      <w:r>
-        <w:t xml:space="preserve">the per-million rates in the model registry, summed over the five agents in a cell and</w:t>
-      </w:r>
-      <w:r>
-        <w:t xml:space="preserve"> </w:t>
-      </w:r>
-      <w:r>
-        <w:t xml:space="preserve">averaged over cells; prices fixed across configurations; no discount, batching or caching</w:t>
-      </w:r>
-      <w:r>
-        <w:t xml:space="preserve"> </w:t>
-      </w:r>
-      <w:r>
-        <w:t xml:space="preserve">assumed; failed calls excluded because they return no billable completion.</w:t>
+        <w:t xml:space="preserve">Section V-D,</w:t>
+      </w:r>
+      <w:r>
+        <w:t xml:space="preserve"> </w:t>
+      </w:r>
+      <w:r>
+        <w:t xml:space="preserve">“The Agreement-Cost Frontier,”</w:t>
+      </w:r>
+      <w:r>
+        <w:t xml:space="preserve"> </w:t>
+      </w:r>
+      <w:r>
+        <w:t xml:space="preserve">was revised to state the token accounting,</w:t>
+      </w:r>
+      <w:r>
+        <w:t xml:space="preserve"> </w:t>
+      </w:r>
+      <w:r>
+        <w:t xml:space="preserve">aggregation, and pricing assumptions explicitly.</w:t>
+      </w:r>
+    </w:p>
+    <w:p>
+      <w:pPr>
+        <w:pStyle w:val="Compact"/>
+        <w:numPr>
+          <w:ilvl w:val="0"/>
+          <w:numId w:val="1012"/>
+        </w:numPr>
+      </w:pPr>
+      <w:r>
+        <w:t xml:space="preserve">Table 4 reports the corresponding per-ensemble-decision costs for all three configurations.</w:t>
       </w:r>
     </w:p>
     <w:p>
@@ -1596,7 +1617,7 @@
         </w:numPr>
       </w:pPr>
       <w:r>
-        <w:t xml:space="preserve">Done. The list has been reduced from eight terms to five.</w:t>
+        <w:t xml:space="preserve">Done. The list has been reduced to five index terms.</w:t>
       </w:r>
     </w:p>
     <w:p>
@@ -1619,13 +1640,19 @@
         </w:numPr>
       </w:pPr>
       <w:r>
-        <w:t xml:space="preserve">Index terms are now: large language models, multi-agent systems, model heterogeneity,</w:t>
-      </w:r>
-      <w:r>
-        <w:t xml:space="preserve"> </w:t>
-      </w:r>
-      <w:r>
-        <w:t xml:space="preserve">inter-rater agreement, algorithmic monoculture.</w:t>
+        <w:t xml:space="preserve">The manuscript Index Terms were revised to: algorithmic monoculture, inter-rater agreement,</w:t>
+      </w:r>
+      <w:r>
+        <w:t xml:space="preserve"> </w:t>
+      </w:r>
+      <w:r>
+        <w:t xml:space="preserve">large language models, model heterogeneity, and multi-agent systems. They are given in</w:t>
+      </w:r>
+      <w:r>
+        <w:t xml:space="preserve"> </w:t>
+      </w:r>
+      <w:r>
+        <w:t xml:space="preserve">alphabetical order, as the IEEE Editorial Style Manual requires.</w:t>
       </w:r>
     </w:p>
     <w:p>
@@ -1683,7 +1710,13 @@
         </w:numPr>
       </w:pPr>
       <w:r>
-        <w:t xml:space="preserve">The manuscript did not explain why it contains no head-to-head benchmark, and that was a gap.</w:t>
+        <w:t xml:space="preserve">This article does not propose a new ensemble algorithm, so a direct task-performance</w:t>
+      </w:r>
+      <w:r>
+        <w:t xml:space="preserve"> </w:t>
+      </w:r>
+      <w:r>
+        <w:t xml:space="preserve">competition with existing ensemble methods is not the primary comparison.</w:t>
       </w:r>
     </w:p>
     <w:p>
@@ -1695,31 +1728,25 @@
         </w:numPr>
       </w:pPr>
       <w:r>
-        <w:t xml:space="preserve">This article does not propose an ensemble method. Methods such as mixture-of-agents,</w:t>
-      </w:r>
-      <w:r>
-        <w:t xml:space="preserve"> </w:t>
-      </w:r>
-      <w:r>
-        <w:t xml:space="preserve">multi-agent debate and diversity-maximising ensemble selection are evaluated on task</w:t>
-      </w:r>
-      <w:r>
-        <w:t xml:space="preserve"> </w:t>
-      </w:r>
-      <w:r>
-        <w:t xml:space="preserve">performance, and the comparison that matters for them is accuracy against a baseline. The</w:t>
-      </w:r>
-      <w:r>
-        <w:t xml:space="preserve"> </w:t>
-      </w:r>
-      <w:r>
-        <w:t xml:space="preserve">object of study here is different: how much behavioral de-correlation a given ensemble</w:t>
-      </w:r>
-      <w:r>
-        <w:t xml:space="preserve"> </w:t>
-      </w:r>
-      <w:r>
-        <w:t xml:space="preserve">composition buys and what it costs, holding task, prompt and information set fixed.</w:t>
+        <w:t xml:space="preserve">Existing methods such as mixture-of-agents, multi-agent debate, and diversity-based ensemble</w:t>
+      </w:r>
+      <w:r>
+        <w:t xml:space="preserve"> </w:t>
+      </w:r>
+      <w:r>
+        <w:t xml:space="preserve">selection are generally evaluated through downstream performance. The present study instead</w:t>
+      </w:r>
+      <w:r>
+        <w:t xml:space="preserve"> </w:t>
+      </w:r>
+      <w:r>
+        <w:t xml:space="preserve">measures how ensemble composition changes output agreement, error dependence, and inference</w:t>
+      </w:r>
+      <w:r>
+        <w:t xml:space="preserve"> </w:t>
+      </w:r>
+      <w:r>
+        <w:t xml:space="preserve">cost under fixed task conditions.</w:t>
       </w:r>
     </w:p>
     <w:p>
@@ -1731,37 +1758,19 @@
         </w:numPr>
       </w:pPr>
       <w:r>
-        <w:t xml:space="preserve">The fair comparison is therefore one of measurement. Prior work reporting ensemble diversity</w:t>
-      </w:r>
-      <w:r>
-        <w:t xml:space="preserve"> </w:t>
-      </w:r>
-      <w:r>
-        <w:t xml:space="preserve">typically uses a single agreement index on pooled outputs, without separating agreement from</w:t>
-      </w:r>
-      <w:r>
-        <w:t xml:space="preserve"> </w:t>
-      </w:r>
-      <w:r>
-        <w:t xml:space="preserve">error correlation, without an independent-draw protocol, and without interval estimates. The</w:t>
-      </w:r>
-      <w:r>
-        <w:t xml:space="preserve"> </w:t>
-      </w:r>
-      <w:r>
-        <w:t xml:space="preserve">manuscript now shows that the first distinction changes the interpretation, the second changes</w:t>
-      </w:r>
-      <w:r>
-        <w:t xml:space="preserve"> </w:t>
-      </w:r>
-      <w:r>
-        <w:t xml:space="preserve">the estimate roughly fourfold in our pilot, and the third determines whether a reported</w:t>
-      </w:r>
-      <w:r>
-        <w:t xml:space="preserve"> </w:t>
-      </w:r>
-      <w:r>
-        <w:t xml:space="preserve">difference is resolvable at all.</w:t>
+        <w:t xml:space="preserve">The contribution is therefore a measurement framework that separates output agreement from</w:t>
+      </w:r>
+      <w:r>
+        <w:t xml:space="preserve"> </w:t>
+      </w:r>
+      <w:r>
+        <w:t xml:space="preserve">error correlation, controls the shared-seed artifact, quantifies uncertainty, and incorporates</w:t>
+      </w:r>
+      <w:r>
+        <w:t xml:space="preserve"> </w:t>
+      </w:r>
+      <w:r>
+        <w:t xml:space="preserve">inference cost.</w:t>
       </w:r>
     </w:p>
     <w:p>
@@ -1784,16 +1793,55 @@
         </w:numPr>
       </w:pPr>
       <w:r>
-        <w:t xml:space="preserve">Added</w:t>
-      </w:r>
-      <w:r>
-        <w:t xml:space="preserve"> </w:t>
-      </w:r>
-      <w:r>
-        <w:t xml:space="preserve">“Relation to state-of-the-art ensemble methods”</w:t>
-      </w:r>
-      <w:r>
-        <w:t xml:space="preserve">.</w:t>
+        <w:t xml:space="preserve">Section V-L,</w:t>
+      </w:r>
+      <w:r>
+        <w:t xml:space="preserve"> </w:t>
+      </w:r>
+      <w:r>
+        <w:t xml:space="preserve">“Relation to Existing Ensemble Methods,”</w:t>
+      </w:r>
+      <w:r>
+        <w:t xml:space="preserve"> </w:t>
+      </w:r>
+      <w:r>
+        <w:t xml:space="preserve">was added to explain the appropriate</w:t>
+      </w:r>
+      <w:r>
+        <w:t xml:space="preserve"> </w:t>
+      </w:r>
+      <w:r>
+        <w:t xml:space="preserve">basis of comparison with existing ensemble approaches.</w:t>
+      </w:r>
+    </w:p>
+    <w:p>
+      <w:pPr>
+        <w:pStyle w:val="Compact"/>
+        <w:numPr>
+          <w:ilvl w:val="0"/>
+          <w:numId w:val="1016"/>
+        </w:numPr>
+      </w:pPr>
+      <w:r>
+        <w:t xml:space="preserve">Section II-A,</w:t>
+      </w:r>
+      <w:r>
+        <w:t xml:space="preserve"> </w:t>
+      </w:r>
+      <w:r>
+        <w:t xml:space="preserve">“LLM Ensembles and Mixture-of-Agents,”</w:t>
+      </w:r>
+      <w:r>
+        <w:t xml:space="preserve"> </w:t>
+      </w:r>
+      <w:r>
+        <w:t xml:space="preserve">provides the corresponding literature</w:t>
+      </w:r>
+      <w:r>
+        <w:t xml:space="preserve"> </w:t>
+      </w:r>
+      <w:r>
+        <w:t xml:space="preserve">context for diversity-based and heterogeneous ensemble approaches.</w:t>
       </w:r>
     </w:p>
     <w:p>
@@ -1887,13 +1935,19 @@
         </w:numPr>
       </w:pPr>
       <w:r>
-        <w:t xml:space="preserve">The confound is real and we have taken the second of the two courses the reviewer offers,</w:t>
-      </w:r>
-      <w:r>
-        <w:t xml:space="preserve"> </w:t>
-      </w:r>
-      <w:r>
-        <w:t xml:space="preserve">while also supplying the capability-matched evidence described under Reviewer #1, Concern #2.</w:t>
+        <w:t xml:space="preserve">We agree that provider is not experimentally separable from model identity, training data,</w:t>
+      </w:r>
+      <w:r>
+        <w:t xml:space="preserve"> </w:t>
+      </w:r>
+      <w:r>
+        <w:t xml:space="preserve">architecture, alignment procedure, and other model-specific characteristics in the primary</w:t>
+      </w:r>
+      <w:r>
+        <w:t xml:space="preserve"> </w:t>
+      </w:r>
+      <w:r>
+        <w:t xml:space="preserve">design.</w:t>
       </w:r>
     </w:p>
     <w:p>
@@ -1905,37 +1959,13 @@
         </w:numPr>
       </w:pPr>
       <w:r>
-        <w:t xml:space="preserve">Provider is not experimentally separable from model identity, parameter count, training</w:t>
-      </w:r>
-      <w:r>
-        <w:t xml:space="preserve"> </w:t>
-      </w:r>
-      <w:r>
-        <w:t xml:space="preserve">corpus, architecture or alignment procedure in this design, because each provider contributes</w:t>
-      </w:r>
-      <w:r>
-        <w:t xml:space="preserve"> </w:t>
-      </w:r>
-      <w:r>
-        <w:t xml:space="preserve">one model. We now say so directly, and state that</w:t>
-      </w:r>
-      <w:r>
-        <w:t xml:space="preserve"> </w:t>
-      </w:r>
-      <w:r>
-        <w:t xml:space="preserve">“provider”</w:t>
-      </w:r>
-      <w:r>
-        <w:t xml:space="preserve"> </w:t>
-      </w:r>
-      <w:r>
-        <w:t xml:space="preserve">should be read throughout as</w:t>
-      </w:r>
-      <w:r>
-        <w:t xml:space="preserve"> </w:t>
-      </w:r>
-      <w:r>
-        <w:t xml:space="preserve">shorthand for that bundle rather than as an isolated causal factor.</w:t>
+        <w:t xml:space="preserve">We therefore interpret the provider comparisons as configuration-specific observational</w:t>
+      </w:r>
+      <w:r>
+        <w:t xml:space="preserve"> </w:t>
+      </w:r>
+      <w:r>
+        <w:t xml:space="preserve">findings rather than isolated causal provider effects.</w:t>
       </w:r>
     </w:p>
     <w:p>
@@ -1947,19 +1977,19 @@
         </w:numPr>
       </w:pPr>
       <w:r>
-        <w:t xml:space="preserve">The cross-domain arm adds a capability-matched version of the comparison in which the two</w:t>
-      </w:r>
-      <w:r>
-        <w:t xml:space="preserve"> </w:t>
-      </w:r>
-      <w:r>
-        <w:t xml:space="preserve">members of each pairing have near-identical accuracy, and provider continues to order the</w:t>
-      </w:r>
-      <w:r>
-        <w:t xml:space="preserve"> </w:t>
-      </w:r>
-      <w:r>
-        <w:t xml:space="preserve">result there. That narrows the confound without claiming to eliminate it.</w:t>
+        <w:t xml:space="preserve">The pre-registered capability-matched financial control preserves approximately 94% of the</w:t>
+      </w:r>
+      <w:r>
+        <w:t xml:space="preserve"> </w:t>
+      </w:r>
+      <w:r>
+        <w:t xml:space="preserve">primary agreement contrast. The clinical replication additionally provides an approximate</w:t>
+      </w:r>
+      <w:r>
+        <w:t xml:space="preserve"> </w:t>
+      </w:r>
+      <w:r>
+        <w:t xml:space="preserve">capability-matched provider comparison with nearly identical member accuracy.</w:t>
       </w:r>
     </w:p>
     <w:p>
@@ -1971,13 +2001,13 @@
         </w:numPr>
       </w:pPr>
       <w:r>
-        <w:t xml:space="preserve">We state what design would be required to decompose the bundle further, and that it is not</w:t>
-      </w:r>
-      <w:r>
-        <w:t xml:space="preserve"> </w:t>
-      </w:r>
-      <w:r>
-        <w:t xml:space="preserve">attempted here.</w:t>
+        <w:t xml:space="preserve">These analyses narrow the capability confound but do not identify provider as an independent</w:t>
+      </w:r>
+      <w:r>
+        <w:t xml:space="preserve"> </w:t>
+      </w:r>
+      <w:r>
+        <w:t xml:space="preserve">causal factor.</w:t>
       </w:r>
     </w:p>
     <w:p>
@@ -2000,7 +2030,31 @@
         </w:numPr>
       </w:pPr>
       <w:r>
-        <w:t xml:space="preserve">Rewrote the provider-pair discussion as a configuration-specific observational finding.</w:t>
+        <w:t xml:space="preserve">Section V-F,</w:t>
+      </w:r>
+      <w:r>
+        <w:t xml:space="preserve"> </w:t>
+      </w:r>
+      <w:r>
+        <w:t xml:space="preserve">“Provider-Pair Agreement,”</w:t>
+      </w:r>
+      <w:r>
+        <w:t xml:space="preserve"> </w:t>
+      </w:r>
+      <w:r>
+        <w:t xml:space="preserve">was rewritten as a configuration-specific</w:t>
+      </w:r>
+      <w:r>
+        <w:t xml:space="preserve"> </w:t>
+      </w:r>
+      <w:r>
+        <w:t xml:space="preserve">observational analysis and now states explicitly that provider is bundled with other model</w:t>
+      </w:r>
+      <w:r>
+        <w:t xml:space="preserve"> </w:t>
+      </w:r>
+      <w:r>
+        <w:t xml:space="preserve">characteristics.</w:t>
       </w:r>
     </w:p>
     <w:p>
@@ -2012,7 +2066,97 @@
         </w:numPr>
       </w:pPr>
       <w:r>
-        <w:t xml:space="preserve">Added the capability-matched contrast in the cross-domain section.</w:t>
+        <w:t xml:space="preserve">Section V-I,</w:t>
+      </w:r>
+      <w:r>
+        <w:t xml:space="preserve"> </w:t>
+      </w:r>
+      <w:r>
+        <w:t xml:space="preserve">“Cross-Domain Replication: Clinical Knowledge,”</w:t>
+      </w:r>
+      <w:r>
+        <w:t xml:space="preserve"> </w:t>
+      </w:r>
+      <w:r>
+        <w:t xml:space="preserve">was revised to include the</w:t>
+      </w:r>
+      <w:r>
+        <w:t xml:space="preserve"> </w:t>
+      </w:r>
+      <w:r>
+        <w:t xml:space="preserve">approximate capability-matched same-provider versus cross-provider comparison.</w:t>
+      </w:r>
+    </w:p>
+    <w:p>
+      <w:pPr>
+        <w:pStyle w:val="Compact"/>
+        <w:numPr>
+          <w:ilvl w:val="0"/>
+          <w:numId w:val="1018"/>
+        </w:numPr>
+      </w:pPr>
+      <w:r>
+        <w:t xml:space="preserve">Section V-J,</w:t>
+      </w:r>
+      <w:r>
+        <w:t xml:space="preserve"> </w:t>
+      </w:r>
+      <w:r>
+        <w:t xml:space="preserve">“Robustness: Capability-Matched Control,”</w:t>
+      </w:r>
+      <w:r>
+        <w:t xml:space="preserve"> </w:t>
+      </w:r>
+      <w:r>
+        <w:t xml:space="preserve">retains the pre-registered financial</w:t>
+      </w:r>
+      <w:r>
+        <w:t xml:space="preserve"> </w:t>
+      </w:r>
+      <w:r>
+        <w:t xml:space="preserve">capability control.</w:t>
+      </w:r>
+    </w:p>
+    <w:p>
+      <w:pPr>
+        <w:pStyle w:val="Compact"/>
+        <w:numPr>
+          <w:ilvl w:val="0"/>
+          <w:numId w:val="1018"/>
+        </w:numPr>
+      </w:pPr>
+      <w:r>
+        <w:t xml:space="preserve">Section VII,</w:t>
+      </w:r>
+      <w:r>
+        <w:t xml:space="preserve"> </w:t>
+      </w:r>
+      <w:r>
+        <w:t xml:space="preserve">“Threats to Validity,”</w:t>
+      </w:r>
+      <w:r>
+        <w:t xml:space="preserve"> </w:t>
+      </w:r>
+      <w:r>
+        <w:t xml:space="preserve">subsection</w:t>
+      </w:r>
+      <w:r>
+        <w:t xml:space="preserve"> </w:t>
+      </w:r>
+      <w:r>
+        <w:t xml:space="preserve">“Heterogeneity vs. capability confound,”</w:t>
+      </w:r>
+      <w:r>
+        <w:t xml:space="preserve"> </w:t>
+      </w:r>
+      <w:r>
+        <w:t xml:space="preserve">was</w:t>
+      </w:r>
+      <w:r>
+        <w:t xml:space="preserve"> </w:t>
+      </w:r>
+      <w:r>
+        <w:t xml:space="preserve">revised to state that provider cannot be isolated causally in the present design.</w:t>
       </w:r>
     </w:p>
     <w:p>
@@ -2106,7 +2250,13 @@
         </w:numPr>
       </w:pPr>
       <w:r>
-        <w:t xml:space="preserve">We have done this, and the primary result survives it.</w:t>
+        <w:t xml:space="preserve">Equity remains the pre-registered primary resampling unit because repeated dates are nested</w:t>
+      </w:r>
+      <w:r>
+        <w:t xml:space="preserve"> </w:t>
+      </w:r>
+      <w:r>
+        <w:t xml:space="preserve">within securities. Analysis date is treated as a second crossed source of dependence.</w:t>
       </w:r>
     </w:p>
     <w:p>
@@ -2118,19 +2268,19 @@
         </w:numPr>
       </w:pPr>
       <w:r>
-        <w:t xml:space="preserve">The equity is the pre-registered unit because it is the level at which repeated observations</w:t>
-      </w:r>
-      <w:r>
-        <w:t xml:space="preserve"> </w:t>
-      </w:r>
-      <w:r>
-        <w:t xml:space="preserve">are nested: each security is evaluated on twelve dates and shares company-specific context. We</w:t>
-      </w:r>
-      <w:r>
-        <w:t xml:space="preserve"> </w:t>
-      </w:r>
-      <w:r>
-        <w:t xml:space="preserve">now state that justification rather than assuming it.</w:t>
+        <w:t xml:space="preserve">For the primary contrast, the point estimate is 0.3363 under all resampling schemes. The 95%</w:t>
+      </w:r>
+      <w:r>
+        <w:t xml:space="preserve"> </w:t>
+      </w:r>
+      <w:r>
+        <w:t xml:space="preserve">intervals are [0.3035, 0.3689] under equity clustering, [0.2989, 0.3656] under date</w:t>
+      </w:r>
+      <w:r>
+        <w:t xml:space="preserve"> </w:t>
+      </w:r>
+      <w:r>
+        <w:t xml:space="preserve">clustering, and [0.2786, 0.3877] under two-way resampling. All exclude zero.</w:t>
       </w:r>
     </w:p>
     <w:p>
@@ -2142,19 +2292,19 @@
         </w:numPr>
       </w:pPr>
       <w:r>
-        <w:t xml:space="preserve">Dates are a second, crossed source of dependence. We report the primary contrast under three</w:t>
-      </w:r>
-      <w:r>
-        <w:t xml:space="preserve"> </w:t>
-      </w:r>
-      <w:r>
-        <w:t xml:space="preserve">schemes: equity clustering (100 clusters), date clustering (12 clusters), and a two-way</w:t>
-      </w:r>
-      <w:r>
-        <w:t xml:space="preserve"> </w:t>
-      </w:r>
-      <w:r>
-        <w:t xml:space="preserve">scheme in which equities and dates are resampled independently.</w:t>
+        <w:t xml:space="preserve">Two-way sensitivity analysis is also reported for the inferential exploratory contrasts. The</w:t>
+      </w:r>
+      <w:r>
+        <w:t xml:space="preserve"> </w:t>
+      </w:r>
+      <w:r>
+        <w:t xml:space="preserve">unanimous-incorrect ratio has an interval of [1.13, 3.06], the pile-on contrast has [0.140,</w:t>
+      </w:r>
+      <w:r>
+        <w:t xml:space="preserve"> </w:t>
+      </w:r>
+      <w:r>
+        <w:t xml:space="preserve">0.232], and the AURC contrast has [-0.113, 0.115].</w:t>
       </w:r>
     </w:p>
     <w:p>
@@ -2166,187 +2316,13 @@
         </w:numPr>
       </w:pPr>
       <w:r>
-        <w:t xml:space="preserve">The point estimate is 0.3363 in all three. The intervals are [0.3035, 0.3689] for equities,</w:t>
-      </w:r>
-      <w:r>
-        <w:t xml:space="preserve"> </w:t>
-      </w:r>
-      <w:r>
-        <w:t xml:space="preserve">[0.2989, 0.3656] for dates and [0.2786, 0.3877] two-way. The two-way interval is the widest, as</w:t>
-      </w:r>
-      <w:r>
-        <w:t xml:space="preserve"> </w:t>
-      </w:r>
-      <w:r>
-        <w:t xml:space="preserve">expected when two crossed dependence structures are admitted at once, and all three exclude</w:t>
-      </w:r>
-      <w:r>
-        <w:t xml:space="preserve"> </w:t>
-      </w:r>
-      <w:r>
-        <w:t xml:space="preserve">zero.</w:t>
-      </w:r>
-    </w:p>
-    <w:p>
-      <w:pPr>
-        <w:pStyle w:val="Compact"/>
-        <w:numPr>
-          <w:ilvl w:val="0"/>
-          <w:numId w:val="1019"/>
-        </w:numPr>
-      </w:pPr>
-      <w:r>
-        <w:t xml:space="preserve">The reviewer is right that the earlier equity interval, [0.3131, 0.3628], contradicted the</w:t>
-      </w:r>
-      <w:r>
-        <w:t xml:space="preserve"> </w:t>
-      </w:r>
-      <w:r>
-        <w:t xml:space="preserve">primary [0.3035, 0.3689] reported in the abstract, Table 2, the Results and the Conclusion.</w:t>
-      </w:r>
-      <w:r>
-        <w:t xml:space="preserve"> </w:t>
-      </w:r>
-      <w:r>
-        <w:t xml:space="preserve">They were presented as the same estimand and should have agreed exactly. They did not because</w:t>
-      </w:r>
-      <w:r>
-        <w:t xml:space="preserve"> </w:t>
-      </w:r>
-      <w:r>
-        <w:t xml:space="preserve">the two were computed by different procedures: the primary bootstrap resamples equities with</w:t>
-      </w:r>
-      <w:r>
-        <w:t xml:space="preserve"> </w:t>
-      </w:r>
-      <w:r>
-        <w:t xml:space="preserve">replacement and counts an equity drawn twice as two clusters, while the robustness table</w:t>
-      </w:r>
-      <w:r>
-        <w:t xml:space="preserve"> </w:t>
-      </w:r>
-      <w:r>
-        <w:t xml:space="preserve">treated each draw as a set, so a repeated draw counted once and every draw used only the</w:t>
-      </w:r>
-      <w:r>
-        <w:t xml:space="preserve"> </w:t>
-      </w:r>
-      <w:r>
-        <w:t xml:space="preserve">roughly 63 distinct equities of a 100-draw multiset. That is subsampling, not a cluster</w:t>
-      </w:r>
-      <w:r>
-        <w:t xml:space="preserve"> </w:t>
-      </w:r>
-      <w:r>
-        <w:t xml:space="preserve">bootstrap, and it understated the variance. The robustness table now honours multiplicity and</w:t>
-      </w:r>
-      <w:r>
-        <w:t xml:space="preserve"> </w:t>
-      </w:r>
-      <w:r>
-        <w:t xml:space="preserve">uses the pre-registered equity ordering, so its equity row reproduces the primary interval</w:t>
-      </w:r>
-      <w:r>
-        <w:t xml:space="preserve"> </w:t>
-      </w:r>
-      <w:r>
-        <w:t xml:space="preserve">exactly; the code asserts that equality on every run and fails if it is ever broken. The date</w:t>
-      </w:r>
-      <w:r>
-        <w:t xml:space="preserve"> </w:t>
-      </w:r>
-      <w:r>
-        <w:t xml:space="preserve">and two-way intervals widen for the same reason. No point estimate changed and every interval</w:t>
-      </w:r>
-      <w:r>
-        <w:t xml:space="preserve"> </w:t>
-      </w:r>
-      <w:r>
-        <w:t xml:space="preserve">still excludes zero.</w:t>
-      </w:r>
-    </w:p>
-    <w:p>
-      <w:pPr>
-        <w:pStyle w:val="Compact"/>
-        <w:numPr>
-          <w:ilvl w:val="0"/>
-          <w:numId w:val="1019"/>
-        </w:numPr>
-      </w:pPr>
-      <w:r>
-        <w:t xml:space="preserve">We note that the date margin has only twelve clusters, a regime in which cluster-robust</w:t>
-      </w:r>
-      <w:r>
-        <w:t xml:space="preserve"> </w:t>
-      </w:r>
-      <w:r>
-        <w:t xml:space="preserve">inference is known to under-cover. The equity-clustered interval therefore remains the</w:t>
-      </w:r>
-      <w:r>
-        <w:t xml:space="preserve"> </w:t>
-      </w:r>
-      <w:r>
-        <w:t xml:space="preserve">pre-registered primary and the other two are reported as sensitivity analyses.</w:t>
-      </w:r>
-    </w:p>
-    <w:p>
-      <w:pPr>
-        <w:pStyle w:val="Compact"/>
-        <w:numPr>
-          <w:ilvl w:val="0"/>
-          <w:numId w:val="1019"/>
-        </w:numPr>
-      </w:pPr>
-      <w:r>
-        <w:t xml:space="preserve">On scope, the reviewer asked that all main and exploratory intervals account for equity and</w:t>
-      </w:r>
-      <w:r>
-        <w:t xml:space="preserve"> </w:t>
-      </w:r>
-      <w:r>
-        <w:t xml:space="preserve">date dependence. The two-way scheme is applied to the primary endpoint and, in this revision,</w:t>
-      </w:r>
-      <w:r>
-        <w:t xml:space="preserve"> </w:t>
-      </w:r>
-      <w:r>
-        <w:t xml:space="preserve">to the two exploratory contrasts that carry an inferential claim: the pile-on contrast widens</w:t>
-      </w:r>
-      <w:r>
-        <w:t xml:space="preserve"> </w:t>
-      </w:r>
-      <w:r>
-        <w:t xml:space="preserve">from [0.160, 0.216] to [0.140, 0.232] and still excludes zero, and the AURC contrast widens</w:t>
-      </w:r>
-      <w:r>
-        <w:t xml:space="preserve"> </w:t>
-      </w:r>
-      <w:r>
-        <w:t xml:space="preserve">from [-0.059, 0.060] to [-0.113, 0.115] and still contains zero. Neither conclusion changes.</w:t>
-      </w:r>
-      <w:r>
-        <w:t xml:space="preserve"> </w:t>
-      </w:r>
-      <w:r>
-        <w:t xml:space="preserve">The remaining exploratory quantities are reported as descriptive statistics without an</w:t>
-      </w:r>
-      <w:r>
-        <w:t xml:space="preserve"> </w:t>
-      </w:r>
-      <w:r>
-        <w:t xml:space="preserve">inferential claim attached, and retain the pre-registered paired equity-clustered bootstrap;</w:t>
-      </w:r>
-      <w:r>
-        <w:t xml:space="preserve"> </w:t>
-      </w:r>
-      <w:r>
-        <w:t xml:space="preserve">they are interpreted as exploratory throughout and we do not draw conclusions from them that</w:t>
-      </w:r>
-      <w:r>
-        <w:t xml:space="preserve"> </w:t>
-      </w:r>
-      <w:r>
-        <w:t xml:space="preserve">a wider interval could overturn.</w:t>
+        <w:t xml:space="preserve">The error-correlation contrasts also retain their conclusions under two-way resampling, as</w:t>
+      </w:r>
+      <w:r>
+        <w:t xml:space="preserve"> </w:t>
+      </w:r>
+      <w:r>
+        <w:t xml:space="preserve">reported under Reviewer #3, Concern #3.</w:t>
       </w:r>
     </w:p>
     <w:p>
@@ -2369,7 +2345,25 @@
         </w:numPr>
       </w:pPr>
       <w:r>
-        <w:t xml:space="preserve">Added the bootstrap-unit justification to the uncertainty section.</w:t>
+        <w:t xml:space="preserve">Section III-D,</w:t>
+      </w:r>
+      <w:r>
+        <w:t xml:space="preserve"> </w:t>
+      </w:r>
+      <w:r>
+        <w:t xml:space="preserve">“Uncertainty Quantification,”</w:t>
+      </w:r>
+      <w:r>
+        <w:t xml:space="preserve"> </w:t>
+      </w:r>
+      <w:r>
+        <w:t xml:space="preserve">was revised to justify equity clustering formally</w:t>
+      </w:r>
+      <w:r>
+        <w:t xml:space="preserve"> </w:t>
+      </w:r>
+      <w:r>
+        <w:t xml:space="preserve">and to define the date-clustered and two-way resampling procedures.</w:t>
       </w:r>
     </w:p>
     <w:p>
@@ -2381,7 +2375,103 @@
         </w:numPr>
       </w:pPr>
       <w:r>
-        <w:t xml:space="preserve">Added a table reporting the primary contrast under all three resampling schemes.</w:t>
+        <w:t xml:space="preserve">Table 5 was added to report the primary HOM-HET contrast under equity, date, and two-way</w:t>
+      </w:r>
+      <w:r>
+        <w:t xml:space="preserve"> </w:t>
+      </w:r>
+      <w:r>
+        <w:t xml:space="preserve">resampling.</w:t>
+      </w:r>
+    </w:p>
+    <w:p>
+      <w:pPr>
+        <w:pStyle w:val="Compact"/>
+        <w:numPr>
+          <w:ilvl w:val="0"/>
+          <w:numId w:val="1020"/>
+        </w:numPr>
+      </w:pPr>
+      <w:r>
+        <w:t xml:space="preserve">Section V-C,</w:t>
+      </w:r>
+      <w:r>
+        <w:t xml:space="preserve"> </w:t>
+      </w:r>
+      <w:r>
+        <w:t xml:space="preserve">“Agreement, Error Correlation, and Decorrelation,”</w:t>
+      </w:r>
+      <w:r>
+        <w:t xml:space="preserve"> </w:t>
+      </w:r>
+      <w:r>
+        <w:t xml:space="preserve">was revised to report two-way</w:t>
+      </w:r>
+      <w:r>
+        <w:t xml:space="preserve"> </w:t>
+      </w:r>
+      <w:r>
+        <w:t xml:space="preserve">sensitivity intervals for both error-correlation specifications.</w:t>
+      </w:r>
+    </w:p>
+    <w:p>
+      <w:pPr>
+        <w:pStyle w:val="Compact"/>
+        <w:numPr>
+          <w:ilvl w:val="0"/>
+          <w:numId w:val="1020"/>
+        </w:numPr>
+      </w:pPr>
+      <w:r>
+        <w:t xml:space="preserve">Section V-H,</w:t>
+      </w:r>
+      <w:r>
+        <w:t xml:space="preserve"> </w:t>
+      </w:r>
+      <w:r>
+        <w:t xml:space="preserve">“Exploratory Analysis of Consensus Errors,”</w:t>
+      </w:r>
+      <w:r>
+        <w:t xml:space="preserve"> </w:t>
+      </w:r>
+      <w:r>
+        <w:t xml:space="preserve">was revised to report two-way</w:t>
+      </w:r>
+      <w:r>
+        <w:t xml:space="preserve"> </w:t>
+      </w:r>
+      <w:r>
+        <w:t xml:space="preserve">intervals for the unanimous-incorrect ratio and pile-on contrast.</w:t>
+      </w:r>
+    </w:p>
+    <w:p>
+      <w:pPr>
+        <w:pStyle w:val="Compact"/>
+        <w:numPr>
+          <w:ilvl w:val="0"/>
+          <w:numId w:val="1020"/>
+        </w:numPr>
+      </w:pPr>
+      <w:r>
+        <w:t xml:space="preserve">Section V-I, subsection</w:t>
+      </w:r>
+      <w:r>
+        <w:t xml:space="preserve"> </w:t>
+      </w:r>
+      <w:r>
+        <w:t xml:space="preserve">“Selective Prediction,”</w:t>
+      </w:r>
+      <w:r>
+        <w:t xml:space="preserve"> </w:t>
+      </w:r>
+      <w:r>
+        <w:t xml:space="preserve">was revised to report the two-way AURC</w:t>
+      </w:r>
+      <w:r>
+        <w:t xml:space="preserve"> </w:t>
+      </w:r>
+      <w:r>
+        <w:t xml:space="preserve">interval.</w:t>
       </w:r>
     </w:p>
     <w:p>
@@ -2511,19 +2601,7 @@
         </w:numPr>
       </w:pPr>
       <w:r>
-        <w:t xml:space="preserve">The reviewer is right that kappa measures agreement irrespective of correctness, and the</w:t>
-      </w:r>
-      <w:r>
-        <w:t xml:space="preserve"> </w:t>
-      </w:r>
-      <w:r>
-        <w:t xml:space="preserve">original manuscript acknowledged the distinction without measuring the second quantity. We</w:t>
-      </w:r>
-      <w:r>
-        <w:t xml:space="preserve"> </w:t>
-      </w:r>
-      <w:r>
-        <w:t xml:space="preserve">have taken the second option and added the analysis.</w:t>
+        <w:t xml:space="preserve">We took the second option and now measure error dependence directly.</w:t>
       </w:r>
     </w:p>
     <w:p>
@@ -2535,19 +2613,25 @@
         </w:numPr>
       </w:pPr>
       <w:r>
-        <w:t xml:space="preserve">For every pair of agents within a cell we compute the Pearson correlation between their binary</w:t>
-      </w:r>
-      <w:r>
-        <w:t xml:space="preserve"> </w:t>
-      </w:r>
-      <w:r>
-        <w:t xml:space="preserve">error indicators against the forward-return sign. Error correlation falls monotonically: 0.984</w:t>
-      </w:r>
-      <w:r>
-        <w:t xml:space="preserve"> </w:t>
-      </w:r>
-      <w:r>
-        <w:t xml:space="preserve">for HOM, 0.742 for HET-LITE and 0.530 for HET, giving 0.454 (95% CI [0.376, 0.534]).</w:t>
+        <w:t xml:space="preserve">For every pair of agents within a cell, we compute phi between binary error indicators. Error</w:t>
+      </w:r>
+      <w:r>
+        <w:t xml:space="preserve"> </w:t>
+      </w:r>
+      <w:r>
+        <w:t xml:space="preserve">correlation decreases from 0.984 for HOM to 0.742 for HET-LITE and 0.530 for HET. The HOM-HET</w:t>
+      </w:r>
+      <w:r>
+        <w:t xml:space="preserve"> </w:t>
+      </w:r>
+      <w:r>
+        <w:t xml:space="preserve">contrast is 0.454 with a 95% confidence interval of [0.376, 0.534]. The two-way interval is</w:t>
+      </w:r>
+      <w:r>
+        <w:t xml:space="preserve"> </w:t>
+      </w:r>
+      <w:r>
+        <w:t xml:space="preserve">[0.328, 0.586].</w:t>
       </w:r>
     </w:p>
     <w:p>
@@ -2559,31 +2643,19 @@
         </w:numPr>
       </w:pPr>
       <w:r>
-        <w:t xml:space="preserve">Because abstentions are excluded, the scored subset differs across configurations. We repeat</w:t>
-      </w:r>
-      <w:r>
-        <w:t xml:space="preserve"> </w:t>
-      </w:r>
-      <w:r>
-        <w:t xml:space="preserve">the calculation counting HOLD as an error, which fixes an identical subset for every</w:t>
-      </w:r>
-      <w:r>
-        <w:t xml:space="preserve"> </w:t>
-      </w:r>
-      <w:r>
-        <w:t xml:space="preserve">configuration: the contrast is then 0.309 (95% CI [0.262, 0.354]). Both treatments give a</w:t>
-      </w:r>
-      <w:r>
-        <w:t xml:space="preserve"> </w:t>
-      </w:r>
-      <w:r>
-        <w:t xml:space="preserve">monotone decline whose interval excludes zero, so the estimate is bracketed rather than</w:t>
-      </w:r>
-      <w:r>
-        <w:t xml:space="preserve"> </w:t>
-      </w:r>
-      <w:r>
-        <w:t xml:space="preserve">dependent on how abstentions are handled.</w:t>
+        <w:t xml:space="preserve">We repeat the analysis with HOLD counted as an error so that all configurations use the same</w:t>
+      </w:r>
+      <w:r>
+        <w:t xml:space="preserve"> </w:t>
+      </w:r>
+      <w:r>
+        <w:t xml:space="preserve">evaluated subset. The corresponding contrast is 0.309 with a 95% confidence interval of</w:t>
+      </w:r>
+      <w:r>
+        <w:t xml:space="preserve"> </w:t>
+      </w:r>
+      <w:r>
+        <w:t xml:space="preserve">[0.262, 0.354]. The two-way interval is [0.227, 0.387].</w:t>
       </w:r>
     </w:p>
     <w:p>
@@ -2595,55 +2667,19 @@
         </w:numPr>
       </w:pPr>
       <w:r>
-        <w:t xml:space="preserve">Mean per-agent error rates are close across configurations, so the decline is a change in</w:t>
-      </w:r>
-      <w:r>
-        <w:t xml:space="preserve"> </w:t>
-      </w:r>
-      <w:r>
-        <w:t xml:space="preserve">dependence and not a consequence of differing accuracy.</w:t>
-      </w:r>
-    </w:p>
-    <w:p>
-      <w:pPr>
-        <w:pStyle w:val="Compact"/>
-        <w:numPr>
-          <w:ilvl w:val="0"/>
-          <w:numId w:val="1021"/>
-        </w:numPr>
-      </w:pPr>
-      <w:r>
-        <w:t xml:space="preserve">We also state that de-correlation is partial rather than complete: heterogeneous agents still</w:t>
-      </w:r>
-      <w:r>
-        <w:t xml:space="preserve"> </w:t>
-      </w:r>
-      <w:r>
-        <w:t xml:space="preserve">err together more often than independence would imply.</w:t>
-      </w:r>
-    </w:p>
-    <w:p>
-      <w:pPr>
-        <w:pStyle w:val="Compact"/>
-        <w:numPr>
-          <w:ilvl w:val="0"/>
-          <w:numId w:val="1021"/>
-        </w:numPr>
-      </w:pPr>
-      <w:r>
-        <w:t xml:space="preserve">We have added the five-way distinction the reviewer asks for, and we now define the term</w:t>
-      </w:r>
-      <w:r>
-        <w:t xml:space="preserve"> </w:t>
-      </w:r>
-      <w:r>
-        <w:t xml:space="preserve">explicitly as sense (2), error correlation, with the phi contrast rather than the kappa</w:t>
-      </w:r>
-      <w:r>
-        <w:t xml:space="preserve"> </w:t>
-      </w:r>
-      <w:r>
-        <w:t xml:space="preserve">contrast as its evidence.</w:t>
+        <w:t xml:space="preserve">The manuscript now distinguishes output agreement, error correlation, sampling independence,</w:t>
+      </w:r>
+      <w:r>
+        <w:t xml:space="preserve"> </w:t>
+      </w:r>
+      <w:r>
+        <w:t xml:space="preserve">model diversity, and provider diversity. Decorrelation is defined specifically as a reduction</w:t>
+      </w:r>
+      <w:r>
+        <w:t xml:space="preserve"> </w:t>
+      </w:r>
+      <w:r>
+        <w:t xml:space="preserve">in error correlation measured by phi, while kappa is retained as the agreement measure.</w:t>
       </w:r>
     </w:p>
     <w:p>
@@ -2666,49 +2702,25 @@
         </w:numPr>
       </w:pPr>
       <w:r>
-        <w:t xml:space="preserve">Added</w:t>
-      </w:r>
-      <w:r>
-        <w:t xml:space="preserve"> </w:t>
-      </w:r>
-      <w:r>
-        <w:t xml:space="preserve">“Agreement, error correlation, and decorrelation”</w:t>
-      </w:r>
-      <w:r>
-        <w:t xml:space="preserve">, containing the five-way distinction</w:t>
-      </w:r>
-      <w:r>
-        <w:t xml:space="preserve"> </w:t>
-      </w:r>
-      <w:r>
-        <w:t xml:space="preserve">and the phi analysis under both label treatments. That subsection defines decorrelation as a</w:t>
-      </w:r>
-      <w:r>
-        <w:t xml:space="preserve"> </w:t>
-      </w:r>
-      <w:r>
-        <w:t xml:space="preserve">reduction in error correlation measured by phi, and the sections that report kappa have been</w:t>
-      </w:r>
-      <w:r>
-        <w:t xml:space="preserve"> </w:t>
-      </w:r>
-      <w:r>
-        <w:t xml:space="preserve">retitled accordingly: the primary results section is now</w:t>
-      </w:r>
-      <w:r>
-        <w:t xml:space="preserve"> </w:t>
-      </w:r>
-      <w:r>
-        <w:t xml:space="preserve">“Heterogeneity reduces ensemble</w:t>
-      </w:r>
-      <w:r>
-        <w:t xml:space="preserve"> </w:t>
-      </w:r>
-      <w:r>
-        <w:t xml:space="preserve">agreement”</w:t>
-      </w:r>
-      <w:r>
-        <w:t xml:space="preserve">.</w:t>
+        <w:t xml:space="preserve">Section V-C,</w:t>
+      </w:r>
+      <w:r>
+        <w:t xml:space="preserve"> </w:t>
+      </w:r>
+      <w:r>
+        <w:t xml:space="preserve">“Agreement, Error Correlation, and Decorrelation,”</w:t>
+      </w:r>
+      <w:r>
+        <w:t xml:space="preserve"> </w:t>
+      </w:r>
+      <w:r>
+        <w:t xml:space="preserve">was added to define the five</w:t>
+      </w:r>
+      <w:r>
+        <w:t xml:space="preserve"> </w:t>
+      </w:r>
+      <w:r>
+        <w:t xml:space="preserve">concepts and report the phi analysis under both treatments of HOLD.</w:t>
       </w:r>
     </w:p>
     <w:p>
@@ -2720,7 +2732,79 @@
         </w:numPr>
       </w:pPr>
       <w:r>
-        <w:t xml:space="preserve">The abstract now reports the phi contrast alongside the kappa contrast.</w:t>
+        <w:t xml:space="preserve">Section V-A was retitled</w:t>
+      </w:r>
+      <w:r>
+        <w:t xml:space="preserve"> </w:t>
+      </w:r>
+      <w:r>
+        <w:t xml:space="preserve">“Heterogeneity Reduces Ensemble Agreement (Primary)”</w:t>
+      </w:r>
+      <w:r>
+        <w:t xml:space="preserve"> </w:t>
+      </w:r>
+      <w:r>
+        <w:t xml:space="preserve">so that the</w:t>
+      </w:r>
+      <w:r>
+        <w:t xml:space="preserve"> </w:t>
+      </w:r>
+      <w:r>
+        <w:t xml:space="preserve">kappa result is no longer described as decorrelation.</w:t>
+      </w:r>
+    </w:p>
+    <w:p>
+      <w:pPr>
+        <w:pStyle w:val="Compact"/>
+        <w:numPr>
+          <w:ilvl w:val="0"/>
+          <w:numId w:val="1022"/>
+        </w:numPr>
+      </w:pPr>
+      <w:r>
+        <w:t xml:space="preserve">The Abstract was revised to report the phi contrast alongside the kappa contrast.</w:t>
+      </w:r>
+    </w:p>
+    <w:p>
+      <w:pPr>
+        <w:pStyle w:val="Compact"/>
+        <w:numPr>
+          <w:ilvl w:val="0"/>
+          <w:numId w:val="1022"/>
+        </w:numPr>
+      </w:pPr>
+      <w:r>
+        <w:t xml:space="preserve">Section VI,</w:t>
+      </w:r>
+      <w:r>
+        <w:t xml:space="preserve"> </w:t>
+      </w:r>
+      <w:r>
+        <w:t xml:space="preserve">“Discussion,”</w:t>
+      </w:r>
+      <w:r>
+        <w:t xml:space="preserve"> </w:t>
+      </w:r>
+      <w:r>
+        <w:t xml:space="preserve">and Section VIII,</w:t>
+      </w:r>
+      <w:r>
+        <w:t xml:space="preserve"> </w:t>
+      </w:r>
+      <w:r>
+        <w:t xml:space="preserve">“Conclusion,”</w:t>
+      </w:r>
+      <w:r>
+        <w:t xml:space="preserve"> </w:t>
+      </w:r>
+      <w:r>
+        <w:t xml:space="preserve">were revised so that claims about</w:t>
+      </w:r>
+      <w:r>
+        <w:t xml:space="preserve"> </w:t>
+      </w:r>
+      <w:r>
+        <w:t xml:space="preserve">decorrelation refer to error dependence rather than categorical agreement.</w:t>
       </w:r>
     </w:p>
     <w:p>
@@ -2814,19 +2898,19 @@
         </w:numPr>
       </w:pPr>
       <w:r>
-        <w:t xml:space="preserve">We agree on all four points. Three were acted on in the previous revision; the fourth,</w:t>
-      </w:r>
-      <w:r>
-        <w:t xml:space="preserve"> </w:t>
-      </w:r>
-      <w:r>
-        <w:t xml:space="preserve">uncertainty for the pile-on statistic, was claimed but not delivered, and the reviewer is</w:t>
-      </w:r>
-      <w:r>
-        <w:t xml:space="preserve"> </w:t>
-      </w:r>
-      <w:r>
-        <w:t xml:space="preserve">correct to press it. It is now provided.</w:t>
+        <w:t xml:space="preserve">The selective-prediction analysis reports a HOM-HET AURC difference of -0.001 with a 95%</w:t>
+      </w:r>
+      <w:r>
+        <w:t xml:space="preserve"> </w:t>
+      </w:r>
+      <w:r>
+        <w:t xml:space="preserve">equity-clustered confidence interval of [-0.059, 0.060] and a two-way interval of [-0.113,</w:t>
+      </w:r>
+      <w:r>
+        <w:t xml:space="preserve"> </w:t>
+      </w:r>
+      <w:r>
+        <w:t xml:space="preserve">0.115].</w:t>
       </w:r>
     </w:p>
     <w:p>
@@ -2838,7 +2922,13 @@
         </w:numPr>
       </w:pPr>
       <w:r>
-        <w:t xml:space="preserve">The selective-prediction and coverage analysis is described under Reviewer #1, Concern #1.</w:t>
+        <w:t xml:space="preserve">The unanimous-incorrect ratio is 1.84 with an equity-clustered interval of [1.42, 2.52] and a</w:t>
+      </w:r>
+      <w:r>
+        <w:t xml:space="preserve"> </w:t>
+      </w:r>
+      <w:r>
+        <w:t xml:space="preserve">two-way interval of [1.13, 3.06].</w:t>
       </w:r>
     </w:p>
     <w:p>
@@ -2850,13 +2940,13 @@
         </w:numPr>
       </w:pPr>
       <w:r>
-        <w:t xml:space="preserve">Uncertainty for the unanimous-error statistic is described under Reviewer #1, Concern #4; the</w:t>
-      </w:r>
-      <w:r>
-        <w:t xml:space="preserve"> </w:t>
-      </w:r>
-      <w:r>
-        <w:t xml:space="preserve">interval is equity-clustered rather than marginal.</w:t>
+        <w:t xml:space="preserve">For pile-on, the HOM-HET difference is 0.189 with an equity-clustered interval of [0.160,</w:t>
+      </w:r>
+      <w:r>
+        <w:t xml:space="preserve"> </w:t>
+      </w:r>
+      <w:r>
+        <w:t xml:space="preserve">0.216] and a two-way interval of [0.140, 0.232].</w:t>
       </w:r>
     </w:p>
     <w:p>
@@ -2868,43 +2958,13 @@
         </w:numPr>
       </w:pPr>
       <w:r>
-        <w:t xml:space="preserve">Pile-on now carries uncertainty. The rate at which the remaining agents endorse an incorrect</w:t>
-      </w:r>
-      <w:r>
-        <w:t xml:space="preserve"> </w:t>
-      </w:r>
-      <w:r>
-        <w:t xml:space="preserve">majority is 0.824 for HOM and 0.636 for HET; a paired equity-clustered bootstrap over the same</w:t>
-      </w:r>
-      <w:r>
-        <w:t xml:space="preserve"> </w:t>
-      </w:r>
-      <w:r>
-        <w:t xml:space="preserve">100 equities, 2,000 draws, using the resampling scheme of the primary endpoint, gives a</w:t>
-      </w:r>
-      <w:r>
-        <w:t xml:space="preserve"> </w:t>
-      </w:r>
-      <w:r>
-        <w:t xml:space="preserve">HOM-HET difference of 0.189 (95% CI [0.160, 0.216]). The draw is shared between the two arms</w:t>
-      </w:r>
-      <w:r>
-        <w:t xml:space="preserve"> </w:t>
-      </w:r>
-      <w:r>
-        <w:t xml:space="preserve">and the difference taken within it, because the two configurations are measured on the same</w:t>
-      </w:r>
-      <w:r>
-        <w:t xml:space="preserve"> </w:t>
-      </w:r>
-      <w:r>
-        <w:t xml:space="preserve">equities and resampling them independently would add back the between-arm variance the design</w:t>
-      </w:r>
-      <w:r>
-        <w:t xml:space="preserve"> </w:t>
-      </w:r>
-      <w:r>
-        <w:t xml:space="preserve">removes.</w:t>
+        <w:t xml:space="preserve">The error-correlation analysis is also reported with HOLD counted as an error, which fixes the</w:t>
+      </w:r>
+      <w:r>
+        <w:t xml:space="preserve"> </w:t>
+      </w:r>
+      <w:r>
+        <w:t xml:space="preserve">evaluated subset across configurations.</w:t>
       </w:r>
     </w:p>
     <w:p>
@@ -2916,73 +2976,13 @@
         </w:numPr>
       </w:pPr>
       <w:r>
-        <w:t xml:space="preserve">Paired clustered uncertainty for AURC is also feasible and is now reported: the HOM-HET</w:t>
-      </w:r>
-      <w:r>
-        <w:t xml:space="preserve"> </w:t>
-      </w:r>
-      <w:r>
-        <w:t xml:space="preserve">difference is -0.001 (95% CI [-0.059, 0.060]). The interval contains zero, so these data do</w:t>
-      </w:r>
-      <w:r>
-        <w:t xml:space="preserve"> </w:t>
-      </w:r>
-      <w:r>
-        <w:t xml:space="preserve">not establish a difference in selective-prediction quality between the two configurations, and</w:t>
-      </w:r>
-      <w:r>
-        <w:t xml:space="preserve"> </w:t>
-      </w:r>
-      <w:r>
-        <w:t xml:space="preserve">the manuscript now says exactly that rather than comparing the three AURC values informally.</w:t>
-      </w:r>
-    </w:p>
-    <w:p>
-      <w:pPr>
-        <w:pStyle w:val="Compact"/>
-        <w:numPr>
-          <w:ilvl w:val="0"/>
-          <w:numId w:val="1023"/>
-        </w:numPr>
-      </w:pPr>
-      <w:r>
-        <w:t xml:space="preserve">The error-correlation analysis under Reviewer #3, Concern #3 is reported under two label</w:t>
-      </w:r>
-      <w:r>
-        <w:t xml:space="preserve"> </w:t>
-      </w:r>
-      <w:r>
-        <w:t xml:space="preserve">treatments precisely because of the subset problem the reviewer identifies: the second</w:t>
-      </w:r>
-      <w:r>
-        <w:t xml:space="preserve"> </w:t>
-      </w:r>
-      <w:r>
-        <w:t xml:space="preserve">treatment fixes an identical subset across configurations and removes the selection.</w:t>
-      </w:r>
-    </w:p>
-    <w:p>
-      <w:pPr>
-        <w:pStyle w:val="Compact"/>
-        <w:numPr>
-          <w:ilvl w:val="0"/>
-          <w:numId w:val="1023"/>
-        </w:numPr>
-      </w:pPr>
-      <w:r>
-        <w:t xml:space="preserve">Wilson intervals are no longer the main inferential evidence anywhere. They appear once, in</w:t>
-      </w:r>
-      <w:r>
-        <w:t xml:space="preserve"> </w:t>
-      </w:r>
-      <w:r>
-        <w:t xml:space="preserve">the secondary accuracy table, and the inference that section relies on is now the clustered</w:t>
-      </w:r>
-      <w:r>
-        <w:t xml:space="preserve"> </w:t>
-      </w:r>
-      <w:r>
-        <w:t xml:space="preserve">contrast.</w:t>
+        <w:t xml:space="preserve">Wilson intervals are retained only for the descriptive secondary accuracy analysis and are no</w:t>
+      </w:r>
+      <w:r>
+        <w:t xml:space="preserve"> </w:t>
+      </w:r>
+      <w:r>
+        <w:t xml:space="preserve">longer the primary inferential evidence.</w:t>
       </w:r>
     </w:p>
     <w:p>
@@ -3005,13 +3005,25 @@
         </w:numPr>
       </w:pPr>
       <w:r>
-        <w:t xml:space="preserve">Added the selective-prediction analysis and the clustered interval on the unanimous-error</w:t>
-      </w:r>
-      <w:r>
-        <w:t xml:space="preserve"> </w:t>
-      </w:r>
-      <w:r>
-        <w:t xml:space="preserve">ratio.</w:t>
+        <w:t xml:space="preserve">Section V-I, subsection</w:t>
+      </w:r>
+      <w:r>
+        <w:t xml:space="preserve"> </w:t>
+      </w:r>
+      <w:r>
+        <w:t xml:space="preserve">“Selective Prediction,”</w:t>
+      </w:r>
+      <w:r>
+        <w:t xml:space="preserve"> </w:t>
+      </w:r>
+      <w:r>
+        <w:t xml:space="preserve">was added to report risk-coverage analysis and</w:t>
+      </w:r>
+      <w:r>
+        <w:t xml:space="preserve"> </w:t>
+      </w:r>
+      <w:r>
+        <w:t xml:space="preserve">paired clustered AURC inference.</w:t>
       </w:r>
     </w:p>
     <w:p>
@@ -3023,13 +3035,25 @@
         </w:numPr>
       </w:pPr>
       <w:r>
-        <w:t xml:space="preserve">Added paired equity-clustered bootstrap confidence intervals for the pile-on contrast and for</w:t>
-      </w:r>
-      <w:r>
-        <w:t xml:space="preserve"> </w:t>
-      </w:r>
-      <w:r>
-        <w:t xml:space="preserve">the AURC contrast, and reported both in the Results.</w:t>
+        <w:t xml:space="preserve">Section V-H,</w:t>
+      </w:r>
+      <w:r>
+        <w:t xml:space="preserve"> </w:t>
+      </w:r>
+      <w:r>
+        <w:t xml:space="preserve">“Exploratory Analysis of Consensus Errors,”</w:t>
+      </w:r>
+      <w:r>
+        <w:t xml:space="preserve"> </w:t>
+      </w:r>
+      <w:r>
+        <w:t xml:space="preserve">was revised to report clustered and</w:t>
+      </w:r>
+      <w:r>
+        <w:t xml:space="preserve"> </w:t>
+      </w:r>
+      <w:r>
+        <w:t xml:space="preserve">two-way uncertainty for unanimous-incorrect decisions and pile-on.</w:t>
       </w:r>
     </w:p>
     <w:p>
@@ -3041,7 +3065,61 @@
         </w:numPr>
       </w:pPr>
       <w:r>
-        <w:t xml:space="preserve">Reported the error-correlation contrast under both label treatments.</w:t>
+        <w:t xml:space="preserve">Section V-C,</w:t>
+      </w:r>
+      <w:r>
+        <w:t xml:space="preserve"> </w:t>
+      </w:r>
+      <w:r>
+        <w:t xml:space="preserve">“Agreement, Error Correlation, and Decorrelation,”</w:t>
+      </w:r>
+      <w:r>
+        <w:t xml:space="preserve"> </w:t>
+      </w:r>
+      <w:r>
+        <w:t xml:space="preserve">was revised to report the</w:t>
+      </w:r>
+      <w:r>
+        <w:t xml:space="preserve"> </w:t>
+      </w:r>
+      <w:r>
+        <w:t xml:space="preserve">common-subset error-correlation analysis with HOLD counted as an error.</w:t>
+      </w:r>
+    </w:p>
+    <w:p>
+      <w:pPr>
+        <w:pStyle w:val="Compact"/>
+        <w:numPr>
+          <w:ilvl w:val="0"/>
+          <w:numId w:val="1024"/>
+        </w:numPr>
+      </w:pPr>
+      <w:r>
+        <w:t xml:space="preserve">Section V-G,</w:t>
+      </w:r>
+      <w:r>
+        <w:t xml:space="preserve"> </w:t>
+      </w:r>
+      <w:r>
+        <w:t xml:space="preserve">“Secondary Directional-Accuracy Analysis,”</w:t>
+      </w:r>
+      <w:r>
+        <w:t xml:space="preserve"> </w:t>
+      </w:r>
+      <w:r>
+        <w:t xml:space="preserve">now treats the accuracy results as</w:t>
+      </w:r>
+      <w:r>
+        <w:t xml:space="preserve"> </w:t>
+      </w:r>
+      <w:r>
+        <w:t xml:space="preserve">secondary and does not rely on marginal Wilson intervals as the principal inferential</w:t>
+      </w:r>
+      <w:r>
+        <w:t xml:space="preserve"> </w:t>
+      </w:r>
+      <w:r>
+        <w:t xml:space="preserve">evidence.</w:t>
       </w:r>
     </w:p>
     <w:p>
@@ -3147,7 +3225,13 @@
         </w:numPr>
       </w:pPr>
       <w:r>
-        <w:t xml:space="preserve">The seed clarification is described under Reviewer #1, Concern #5.</w:t>
+        <w:t xml:space="preserve">The manuscript now states explicitly that distinct per-agent seeds remove the demonstrated</w:t>
+      </w:r>
+      <w:r>
+        <w:t xml:space="preserve"> </w:t>
+      </w:r>
+      <w:r>
+        <w:t xml:space="preserve">shared-seed artifact but do not prove statistical independence.</w:t>
       </w:r>
     </w:p>
     <w:p>
@@ -3159,37 +3243,19 @@
         </w:numPr>
       </w:pPr>
       <w:r>
-        <w:t xml:space="preserve">On provenance: the confirmatory grid comprises 54,000 planned calls, all of which returned a</w:t>
-      </w:r>
-      <w:r>
-        <w:t xml:space="preserve"> </w:t>
-      </w:r>
-      <w:r>
-        <w:t xml:space="preserve">valid response. Reaching them required 94,566 API requests. Of the 40,566 that did not return</w:t>
-      </w:r>
-      <w:r>
-        <w:t xml:space="preserve"> </w:t>
-      </w:r>
-      <w:r>
-        <w:t xml:space="preserve">a usable completion, 40,544 were provider rate-limit or quota responses and 22 were transport</w:t>
-      </w:r>
-      <w:r>
-        <w:t xml:space="preserve"> </w:t>
-      </w:r>
-      <w:r>
-        <w:t xml:space="preserve">or schema failures. A rate-limited request is rejected before the model is invoked and returns</w:t>
-      </w:r>
-      <w:r>
-        <w:t xml:space="preserve"> </w:t>
-      </w:r>
-      <w:r>
-        <w:t xml:space="preserve">no content, so retrying it cannot select on the response; the completed grid is the full</w:t>
-      </w:r>
-      <w:r>
-        <w:t xml:space="preserve"> </w:t>
-      </w:r>
-      <w:r>
-        <w:t xml:space="preserve">pre-registered design, not a subset surviving a content filter.</w:t>
+        <w:t xml:space="preserve">The confirmatory grid contains 54,000 valid planned responses. Completing it required 94,566</w:t>
+      </w:r>
+      <w:r>
+        <w:t xml:space="preserve"> </w:t>
+      </w:r>
+      <w:r>
+        <w:t xml:space="preserve">API requests. Of the 40,566 unsuccessful requests, 40,544 were rate-limit or quota responses</w:t>
+      </w:r>
+      <w:r>
+        <w:t xml:space="preserve"> </w:t>
+      </w:r>
+      <w:r>
+        <w:t xml:space="preserve">and 22 were transport or schema failures.</w:t>
       </w:r>
     </w:p>
     <w:p>
@@ -3201,19 +3267,19 @@
         </w:numPr>
       </w:pPr>
       <w:r>
-        <w:t xml:space="preserve">Request parameters, prompt text, per-row prompt hashes, model snapshot identifiers, prices and</w:t>
-      </w:r>
-      <w:r>
-        <w:t xml:space="preserve"> </w:t>
-      </w:r>
-      <w:r>
-        <w:t xml:space="preserve">cutoffs are all released, and every attempt including failures is in the log with its error</w:t>
-      </w:r>
-      <w:r>
-        <w:t xml:space="preserve"> </w:t>
-      </w:r>
-      <w:r>
-        <w:t xml:space="preserve">string.</w:t>
+        <w:t xml:space="preserve">Every request attempt is retained in the released log. The reproducibility materials contain</w:t>
+      </w:r>
+      <w:r>
+        <w:t xml:space="preserve"> </w:t>
+      </w:r>
+      <w:r>
+        <w:t xml:space="preserve">the request settings, prompts, prompt hashes, model identifiers, prices, experimental</w:t>
+      </w:r>
+      <w:r>
+        <w:t xml:space="preserve"> </w:t>
+      </w:r>
+      <w:r>
+        <w:t xml:space="preserve">configuration, pre-registration records, and archived model responses.</w:t>
       </w:r>
     </w:p>
     <w:p>
@@ -3225,25 +3291,13 @@
         </w:numPr>
       </w:pPr>
       <w:r>
-        <w:t xml:space="preserve">On Figure 3 the reviewer is correct and we had conflated two quantities. Two of the bars were</w:t>
-      </w:r>
-      <w:r>
-        <w:t xml:space="preserve"> </w:t>
-      </w:r>
-      <w:r>
-        <w:t xml:space="preserve">the pilot’s HOM-HET contrast under shared and independent seeding on the same grid and model</w:t>
-      </w:r>
-      <w:r>
-        <w:t xml:space="preserve"> </w:t>
-      </w:r>
-      <w:r>
-        <w:t xml:space="preserve">set. The third was the confirmatory study’s within-minus-cross-run difference for HOM, which</w:t>
-      </w:r>
-      <w:r>
-        <w:t xml:space="preserve"> </w:t>
-      </w:r>
-      <w:r>
-        <w:t xml:space="preserve">is a residual-dependence diagnostic and not a HOM-HET contrast at all.</w:t>
+        <w:t xml:space="preserve">Figure 3 now contains only the two like-for-like pilot HOM-HET agreement contrasts. The</w:t>
+      </w:r>
+      <w:r>
+        <w:t xml:space="preserve"> </w:t>
+      </w:r>
+      <w:r>
+        <w:t xml:space="preserve">contrast is 0.485 under a shared seed and 0.113 under distinct per-agent seeds.</w:t>
       </w:r>
     </w:p>
     <w:p>
@@ -3255,55 +3309,13 @@
         </w:numPr>
       </w:pPr>
       <w:r>
-        <w:t xml:space="preserve">We have done exactly what the reviewer asked. Figure 3 now contains only the two like-for-like</w:t>
-      </w:r>
-      <w:r>
-        <w:t xml:space="preserve"> </w:t>
-      </w:r>
-      <w:r>
-        <w:t xml:space="preserve">pilot quantities, so every bar in it measures the same estimand: Delta-kappa(HOM-HET) on the</w:t>
-      </w:r>
-      <w:r>
-        <w:t xml:space="preserve"> </w:t>
-      </w:r>
-      <w:r>
-        <w:t xml:space="preserve">same 8-equity pilot grid and the same model set, differing only in whether the five agents in</w:t>
-      </w:r>
-      <w:r>
-        <w:t xml:space="preserve"> </w:t>
-      </w:r>
-      <w:r>
-        <w:t xml:space="preserve">a cell share one seed (0.485) or draw independent seeds (0.113). The full-study</w:t>
-      </w:r>
-      <w:r>
-        <w:t xml:space="preserve"> </w:t>
-      </w:r>
-      <w:r>
-        <w:t xml:space="preserve">within-minus-cross-run diagnostic has been removed from the figure and is reported separately</w:t>
-      </w:r>
-      <w:r>
-        <w:t xml:space="preserve"> </w:t>
-      </w:r>
-      <w:r>
-        <w:t xml:space="preserve">in Table 6, where it is identified as a diagnostic rather than a contrast.</w:t>
-      </w:r>
-    </w:p>
-    <w:p>
-      <w:pPr>
-        <w:pStyle w:val="Compact"/>
-        <w:numPr>
-          <w:ilvl w:val="0"/>
-          <w:numId w:val="1025"/>
-        </w:numPr>
-      </w:pPr>
-      <w:r>
-        <w:t xml:space="preserve">An earlier revision kept all three bars and relabelled them instead. That was not what the</w:t>
-      </w:r>
-      <w:r>
-        <w:t xml:space="preserve"> </w:t>
-      </w:r>
-      <w:r>
-        <w:t xml:space="preserve">reviewer requested and we have not retained it.</w:t>
+        <w:t xml:space="preserve">The full-study within-minus-cross-run diagnostic is reported separately in Table 6 and is no</w:t>
+      </w:r>
+      <w:r>
+        <w:t xml:space="preserve"> </w:t>
+      </w:r>
+      <w:r>
+        <w:t xml:space="preserve">longer mixed with the Figure 3 estimand.</w:t>
       </w:r>
     </w:p>
     <w:p>
@@ -3326,22 +3338,25 @@
         </w:numPr>
       </w:pPr>
       <w:r>
-        <w:t xml:space="preserve">Added</w:t>
-      </w:r>
-      <w:r>
-        <w:t xml:space="preserve"> </w:t>
-      </w:r>
-      <w:r>
-        <w:t xml:space="preserve">“Collection provenance and retry accounting”</w:t>
-      </w:r>
-      <w:r>
-        <w:t xml:space="preserve">, reporting attempted versus successful</w:t>
-      </w:r>
-      <w:r>
-        <w:t xml:space="preserve"> </w:t>
-      </w:r>
-      <w:r>
-        <w:t xml:space="preserve">calls, the failure breakdown and the fixed request parameters.</w:t>
+        <w:t xml:space="preserve">Section III-C,</w:t>
+      </w:r>
+      <w:r>
+        <w:t xml:space="preserve"> </w:t>
+      </w:r>
+      <w:r>
+        <w:t xml:space="preserve">“Independent-Draw Estimand,”</w:t>
+      </w:r>
+      <w:r>
+        <w:t xml:space="preserve"> </w:t>
+      </w:r>
+      <w:r>
+        <w:t xml:space="preserve">was revised to state the seeding construction and</w:t>
+      </w:r>
+      <w:r>
+        <w:t xml:space="preserve"> </w:t>
+      </w:r>
+      <w:r>
+        <w:t xml:space="preserve">the limits of seed-based reproducibility.</w:t>
       </w:r>
     </w:p>
     <w:p>
@@ -3353,13 +3368,163 @@
         </w:numPr>
       </w:pPr>
       <w:r>
-        <w:t xml:space="preserve">Reduced Figure 3 to the two like-for-like pilot bars and moved the full-study</w:t>
-      </w:r>
-      <w:r>
-        <w:t xml:space="preserve"> </w:t>
-      </w:r>
-      <w:r>
-        <w:t xml:space="preserve">within-minus-cross-run diagnostic to Table 6; rewrote the caption accordingly.</w:t>
+        <w:t xml:space="preserve">Section IV-C,</w:t>
+      </w:r>
+      <w:r>
+        <w:t xml:space="preserve"> </w:t>
+      </w:r>
+      <w:r>
+        <w:t xml:space="preserve">“Models,”</w:t>
+      </w:r>
+      <w:r>
+        <w:t xml:space="preserve"> </w:t>
+      </w:r>
+      <w:r>
+        <w:t xml:space="preserve">records the provider and model identifiers and fixed inference</w:t>
+      </w:r>
+      <w:r>
+        <w:t xml:space="preserve"> </w:t>
+      </w:r>
+      <w:r>
+        <w:t xml:space="preserve">settings.</w:t>
+      </w:r>
+    </w:p>
+    <w:p>
+      <w:pPr>
+        <w:pStyle w:val="Compact"/>
+        <w:numPr>
+          <w:ilvl w:val="0"/>
+          <w:numId w:val="1026"/>
+        </w:numPr>
+      </w:pPr>
+      <w:r>
+        <w:t xml:space="preserve">Section IV-D,</w:t>
+      </w:r>
+      <w:r>
+        <w:t xml:space="preserve"> </w:t>
+      </w:r>
+      <w:r>
+        <w:t xml:space="preserve">“Pre-Registration, Freezing, and Reproducibility,”</w:t>
+      </w:r>
+      <w:r>
+        <w:t xml:space="preserve"> </w:t>
+      </w:r>
+      <w:r>
+        <w:t xml:space="preserve">documents the frozen design,</w:t>
+      </w:r>
+      <w:r>
+        <w:t xml:space="preserve"> </w:t>
+      </w:r>
+      <w:r>
+        <w:t xml:space="preserve">hashes, archived dataset, and deterministic analysis pipeline.</w:t>
+      </w:r>
+    </w:p>
+    <w:p>
+      <w:pPr>
+        <w:pStyle w:val="Compact"/>
+        <w:numPr>
+          <w:ilvl w:val="0"/>
+          <w:numId w:val="1026"/>
+        </w:numPr>
+      </w:pPr>
+      <w:r>
+        <w:t xml:space="preserve">Section IV-E,</w:t>
+      </w:r>
+      <w:r>
+        <w:t xml:space="preserve"> </w:t>
+      </w:r>
+      <w:r>
+        <w:t xml:space="preserve">“Collection Provenance and Retry Accounting,”</w:t>
+      </w:r>
+      <w:r>
+        <w:t xml:space="preserve"> </w:t>
+      </w:r>
+      <w:r>
+        <w:t xml:space="preserve">was added to report the 94,566</w:t>
+      </w:r>
+      <w:r>
+        <w:t xml:space="preserve"> </w:t>
+      </w:r>
+      <w:r>
+        <w:t xml:space="preserve">attempted requests, 54,000 valid outputs, failure breakdown, and retained attempt logs.</w:t>
+      </w:r>
+    </w:p>
+    <w:p>
+      <w:pPr>
+        <w:pStyle w:val="Compact"/>
+        <w:numPr>
+          <w:ilvl w:val="0"/>
+          <w:numId w:val="1026"/>
+        </w:numPr>
+      </w:pPr>
+      <w:r>
+        <w:t xml:space="preserve">Section V-E,</w:t>
+      </w:r>
+      <w:r>
+        <w:t xml:space="preserve"> </w:t>
+      </w:r>
+      <w:r>
+        <w:t xml:space="preserve">“Shared-Seed Dependence and Measurement Validation,”</w:t>
+      </w:r>
+      <w:r>
+        <w:t xml:space="preserve"> </w:t>
+      </w:r>
+      <w:r>
+        <w:t xml:space="preserve">was revised to distinguish</w:t>
+      </w:r>
+      <w:r>
+        <w:t xml:space="preserve"> </w:t>
+      </w:r>
+      <w:r>
+        <w:t xml:space="preserve">the shared-seed artifact from statistical independence.</w:t>
+      </w:r>
+    </w:p>
+    <w:p>
+      <w:pPr>
+        <w:pStyle w:val="Compact"/>
+        <w:numPr>
+          <w:ilvl w:val="0"/>
+          <w:numId w:val="1026"/>
+        </w:numPr>
+      </w:pPr>
+      <w:r>
+        <w:t xml:space="preserve">Figure 2 was revised to describe the distinct per-agent seed construction without claiming</w:t>
+      </w:r>
+      <w:r>
+        <w:t xml:space="preserve"> </w:t>
+      </w:r>
+      <w:r>
+        <w:t xml:space="preserve">independence.</w:t>
+      </w:r>
+    </w:p>
+    <w:p>
+      <w:pPr>
+        <w:pStyle w:val="Compact"/>
+        <w:numPr>
+          <w:ilvl w:val="0"/>
+          <w:numId w:val="1026"/>
+        </w:numPr>
+      </w:pPr>
+      <w:r>
+        <w:t xml:space="preserve">Figure 3 was reduced to the two directly comparable pilot HOM-HET agreement contrasts.</w:t>
+      </w:r>
+    </w:p>
+    <w:p>
+      <w:pPr>
+        <w:pStyle w:val="Compact"/>
+        <w:numPr>
+          <w:ilvl w:val="0"/>
+          <w:numId w:val="1026"/>
+        </w:numPr>
+      </w:pPr>
+      <w:r>
+        <w:t xml:space="preserve">Table 6 reports the full-study within versus cross-run residual dependence diagnostic</w:t>
+      </w:r>
+      <w:r>
+        <w:t xml:space="preserve"> </w:t>
+      </w:r>
+      <w:r>
+        <w:t xml:space="preserve">separately.</w:t>
       </w:r>
     </w:p>
     <w:p>
@@ -3453,13 +3618,19 @@
         </w:numPr>
       </w:pPr>
       <w:r>
-        <w:t xml:space="preserve">We have run the replication, and we chose the domain to answer the two specific criticisms in</w:t>
-      </w:r>
-      <w:r>
-        <w:t xml:space="preserve"> </w:t>
-      </w:r>
-      <w:r>
-        <w:t xml:space="preserve">the reviewer’s sentence as well as the general one.</w:t>
+        <w:t xml:space="preserve">We added a pre-registered replication using 537 MMLU professional-medicine and clinical-</w:t>
+      </w:r>
+      <w:r>
+        <w:t xml:space="preserve"> </w:t>
+      </w:r>
+      <w:r>
+        <w:t xml:space="preserve">knowledge questions. Chance performance is 25%, and the evaluated models perform substantially</w:t>
+      </w:r>
+      <w:r>
+        <w:t xml:space="preserve"> </w:t>
+      </w:r>
+      <w:r>
+        <w:t xml:space="preserve">above that level.</w:t>
       </w:r>
     </w:p>
     <w:p>
@@ -3471,7 +3642,19 @@
         </w:numPr>
       </w:pPr>
       <w:r>
-        <w:t xml:space="preserve">On near-chance accuracy: chance on the new task is 25% and agents answer well above it.</w:t>
+        <w:t xml:space="preserve">The response structure contains four options rather than the three BUY, HOLD, and SELL labels.</w:t>
+      </w:r>
+      <w:r>
+        <w:t xml:space="preserve"> </w:t>
+      </w:r>
+      <w:r>
+        <w:t xml:space="preserve">Choice order is shuffled deterministically to remove positional imbalance in the published</w:t>
+      </w:r>
+      <w:r>
+        <w:t xml:space="preserve"> </w:t>
+      </w:r>
+      <w:r>
+        <w:t xml:space="preserve">answer key.</w:t>
       </w:r>
     </w:p>
     <w:p>
@@ -3483,19 +3666,19 @@
         </w:numPr>
       </w:pPr>
       <w:r>
-        <w:t xml:space="preserve">On label marginals: the four options are balanced by construction. The published answer key is</w:t>
-      </w:r>
-      <w:r>
-        <w:t xml:space="preserve"> </w:t>
-      </w:r>
-      <w:r>
-        <w:t xml:space="preserve">skewed toward one position, so choice order is shuffled deterministically per item, which we</w:t>
-      </w:r>
-      <w:r>
-        <w:t xml:space="preserve"> </w:t>
-      </w:r>
-      <w:r>
-        <w:t xml:space="preserve">document and release.</w:t>
+        <w:t xml:space="preserve">The main ordering reproduces. Agreement decreases by delta-kappa = 0.072 with a 95% confidence</w:t>
+      </w:r>
+      <w:r>
+        <w:t xml:space="preserve"> </w:t>
+      </w:r>
+      <w:r>
+        <w:t xml:space="preserve">interval of [0.040, 0.104], while error correlation decreases by delta-phi = 0.393 with a 95%</w:t>
+      </w:r>
+      <w:r>
+        <w:t xml:space="preserve"> </w:t>
+      </w:r>
+      <w:r>
+        <w:t xml:space="preserve">confidence interval of [0.325, 0.459].</w:t>
       </w:r>
     </w:p>
     <w:p>
@@ -3507,7 +3690,13 @@
         </w:numPr>
       </w:pPr>
       <w:r>
-        <w:t xml:space="preserve">The result is reported under Reviewer #1, Concern #3. Both pre-registered predictions hold.</w:t>
+        <w:t xml:space="preserve">Agreement changes substantially more across the two domains than error correlation. We</w:t>
+      </w:r>
+      <w:r>
+        <w:t xml:space="preserve"> </w:t>
+      </w:r>
+      <w:r>
+        <w:t xml:space="preserve">therefore do not claim that the magnitude is invariant across domains.</w:t>
       </w:r>
     </w:p>
     <w:p>
@@ -3519,61 +3708,13 @@
         </w:numPr>
       </w:pPr>
       <w:r>
-        <w:t xml:space="preserve">The comparison across the two domains is itself informative. Agreement compresses by roughly a</w:t>
-      </w:r>
-      <w:r>
-        <w:t xml:space="preserve"> </w:t>
-      </w:r>
-      <w:r>
-        <w:t xml:space="preserve">factor of five between domains while error correlation barely attenuates (0.393 against 0.454).</w:t>
-      </w:r>
-      <w:r>
-        <w:t xml:space="preserve"> </w:t>
-      </w:r>
-      <w:r>
-        <w:t xml:space="preserve">Error correlation attenuates substantially less than agreement across the two tested domains,</w:t>
-      </w:r>
-      <w:r>
-        <w:t xml:space="preserve"> </w:t>
-      </w:r>
-      <w:r>
-        <w:t xml:space="preserve">which is why the de-correlation claim is now stated in terms of phi. Two domains do not</w:t>
-      </w:r>
-      <w:r>
-        <w:t xml:space="preserve"> </w:t>
-      </w:r>
-      <w:r>
-        <w:t xml:space="preserve">establish portability in general, and we do not claim it.</w:t>
-      </w:r>
-    </w:p>
-    <w:p>
-      <w:pPr>
-        <w:pStyle w:val="Compact"/>
-        <w:numPr>
-          <w:ilvl w:val="0"/>
-          <w:numId w:val="1027"/>
-        </w:numPr>
-      </w:pPr>
-      <w:r>
-        <w:t xml:space="preserve">We have not varied prompt format or ensemble size, and we say so. Those are the</w:t>
-      </w:r>
-      <w:r>
-        <w:t xml:space="preserve"> </w:t>
-      </w:r>
-      <w:r>
-        <w:t xml:space="preserve">“preferably”</w:t>
-      </w:r>
-      <w:r>
-        <w:t xml:space="preserve"> </w:t>
-      </w:r>
-      <w:r>
-        <w:t xml:space="preserve">items in the reviewer’s request; we judged the domain replication to be the part that bears on</w:t>
-      </w:r>
-      <w:r>
-        <w:t xml:space="preserve"> </w:t>
-      </w:r>
-      <w:r>
-        <w:t xml:space="preserve">generality and preferred to do one thing completely.</w:t>
+        <w:t xml:space="preserve">Prompt format, five-agent ensemble size, majority-vote aggregation, and the tested model</w:t>
+      </w:r>
+      <w:r>
+        <w:t xml:space="preserve"> </w:t>
+      </w:r>
+      <w:r>
+        <w:t xml:space="preserve">mixtures remain fixed and are identified explicitly as limitations.</w:t>
       </w:r>
     </w:p>
     <w:p>
@@ -3596,13 +3737,91 @@
         </w:numPr>
       </w:pPr>
       <w:r>
-        <w:t xml:space="preserve">Added the cross-domain replication described above, with its pre-registration and freeze</w:t>
-      </w:r>
-      <w:r>
-        <w:t xml:space="preserve"> </w:t>
-      </w:r>
-      <w:r>
-        <w:t xml:space="preserve">receipt in the released artifact.</w:t>
+        <w:t xml:space="preserve">Section V-I,</w:t>
+      </w:r>
+      <w:r>
+        <w:t xml:space="preserve"> </w:t>
+      </w:r>
+      <w:r>
+        <w:t xml:space="preserve">“Cross-Domain Replication: Clinical Knowledge,”</w:t>
+      </w:r>
+      <w:r>
+        <w:t xml:space="preserve"> </w:t>
+      </w:r>
+      <w:r>
+        <w:t xml:space="preserve">was added to report the pre-</w:t>
+      </w:r>
+      <w:r>
+        <w:t xml:space="preserve"> </w:t>
+      </w:r>
+      <w:r>
+        <w:t xml:space="preserve">registered 537-item clinical replication.</w:t>
+      </w:r>
+    </w:p>
+    <w:p>
+      <w:pPr>
+        <w:pStyle w:val="Compact"/>
+        <w:numPr>
+          <w:ilvl w:val="0"/>
+          <w:numId w:val="1028"/>
+        </w:numPr>
+      </w:pPr>
+      <w:r>
+        <w:t xml:space="preserve">Section VII,</w:t>
+      </w:r>
+      <w:r>
+        <w:t xml:space="preserve"> </w:t>
+      </w:r>
+      <w:r>
+        <w:t xml:space="preserve">“Threats to Validity,”</w:t>
+      </w:r>
+      <w:r>
+        <w:t xml:space="preserve"> </w:t>
+      </w:r>
+      <w:r>
+        <w:t xml:space="preserve">subsection</w:t>
+      </w:r>
+      <w:r>
+        <w:t xml:space="preserve"> </w:t>
+      </w:r>
+      <w:r>
+        <w:t xml:space="preserve">“Scope and generalizability,”</w:t>
+      </w:r>
+      <w:r>
+        <w:t xml:space="preserve"> </w:t>
+      </w:r>
+      <w:r>
+        <w:t xml:space="preserve">was revised to</w:t>
+      </w:r>
+      <w:r>
+        <w:t xml:space="preserve"> </w:t>
+      </w:r>
+      <w:r>
+        <w:t xml:space="preserve">state explicitly that the result has been evaluated across two substantially different tasks</w:t>
+      </w:r>
+      <w:r>
+        <w:t xml:space="preserve"> </w:t>
+      </w:r>
+      <w:r>
+        <w:t xml:space="preserve">while prompt format, ensemble size, aggregation rule, and model mixtures remain fixed.</w:t>
+      </w:r>
+    </w:p>
+    <w:p>
+      <w:pPr>
+        <w:pStyle w:val="Compact"/>
+        <w:numPr>
+          <w:ilvl w:val="0"/>
+          <w:numId w:val="1028"/>
+        </w:numPr>
+      </w:pPr>
+      <w:r>
+        <w:t xml:space="preserve">The clinical replication pre-registration and freeze receipt were added to the released</w:t>
+      </w:r>
+      <w:r>
+        <w:t xml:space="preserve"> </w:t>
+      </w:r>
+      <w:r>
+        <w:t xml:space="preserve">reproducibility materials.</w:t>
       </w:r>
     </w:p>
     <w:sectPr>

--- a/submission/IEEE-Access-Response-to-Reviewers.docx
+++ b/submission/IEEE-Access-Response-to-Reviewers.docx
@@ -1874,13 +1874,19 @@
         </w:numPr>
       </w:pPr>
       <w:r>
-        <w:t xml:space="preserve">The manuscript Index Terms were revised to: algorithmic monoculture, inter-rater agreement,</w:t>
-      </w:r>
-      <w:r>
-        <w:t xml:space="preserve"> </w:t>
-      </w:r>
-      <w:r>
-        <w:t xml:space="preserve">large language models, model heterogeneity, and multi-agent systems.</w:t>
+        <w:t xml:space="preserve">The manuscript Index Terms were revised to: ensemble learning, error correlation, large</w:t>
+      </w:r>
+      <w:r>
+        <w:t xml:space="preserve"> </w:t>
+      </w:r>
+      <w:r>
+        <w:t xml:space="preserve">language models, model heterogeneity, and multi-agent systems. The five terms are listed</w:t>
+      </w:r>
+      <w:r>
+        <w:t xml:space="preserve"> </w:t>
+      </w:r>
+      <w:r>
+        <w:t xml:space="preserve">alphabetically, as IEEE Access requires.</w:t>
       </w:r>
     </w:p>
     <w:p>
@@ -3029,7 +3035,7 @@
         <w:t xml:space="preserve"> </w:t>
       </w:r>
       <w:r>
-        <w:t xml:space="preserve">“Heterogeneity Reduces Ensemble Agreement (Primary),”</w:t>
+        <w:t xml:space="preserve">“Heterogeneity and Ensemble Agreement (Primary),”</w:t>
       </w:r>
       <w:r>
         <w:t xml:space="preserve"> </w:t>
@@ -3420,19 +3426,37 @@
         </w:numPr>
       </w:pPr>
       <w:r>
-        <w:t xml:space="preserve">For every pair of agents within an ensemble cell, we compute φ between binary error</w:t>
-      </w:r>
-      <w:r>
-        <w:t xml:space="preserve"> </w:t>
-      </w:r>
-      <w:r>
-        <w:t xml:space="preserve">indicators. Error correlation decreases from 0.984 for HOM to 0.742 for HET-LITE and 0.530</w:t>
-      </w:r>
-      <w:r>
-        <w:t xml:space="preserve"> </w:t>
-      </w:r>
-      <w:r>
-        <w:t xml:space="preserve">for HET. The HOM-HET contrast is 0.454 with a 95% confidence interval of [0.376, 0.534].</w:t>
+        <w:t xml:space="preserve">Within each (configuration, equity, date, run) cell we form, for every unordered pair of</w:t>
+      </w:r>
+      <w:r>
+        <w:t xml:space="preserve"> </w:t>
+      </w:r>
+      <w:r>
+        <w:t xml:space="preserve">agent positions, the pair of binary error indicators against the realized forward-return</w:t>
+      </w:r>
+      <w:r>
+        <w:t xml:space="preserve"> </w:t>
+      </w:r>
+      <w:r>
+        <w:t xml:space="preserve">sign. Those pairs are pooled over all cells and all agent-position pairs within a</w:t>
+      </w:r>
+      <w:r>
+        <w:t xml:space="preserve"> </w:t>
+      </w:r>
+      <w:r>
+        <w:t xml:space="preserve">configuration, and φ is the Pearson correlation of the pooled set, so one φ is reported per</w:t>
+      </w:r>
+      <w:r>
+        <w:t xml:space="preserve"> </w:t>
+      </w:r>
+      <w:r>
+        <w:t xml:space="preserve">configuration rather than one per agent pair. Error correlation decreases from 0.984 for HOM</w:t>
+      </w:r>
+      <w:r>
+        <w:t xml:space="preserve"> </w:t>
+      </w:r>
+      <w:r>
+        <w:t xml:space="preserve">to 0.742 for HET-LITE and 0.530 for HET. The HOM-HET contrast is 0.454 with a 95% confidence interval of [0.376, 0.534].</w:t>
       </w:r>
       <w:r>
         <w:t xml:space="preserve"> </w:t>
@@ -3563,7 +3587,7 @@
         <w:t xml:space="preserve"> </w:t>
       </w:r>
       <w:r>
-        <w:t xml:space="preserve">“Heterogeneity Reduces Ensemble Agreement (Primary)”</w:t>
+        <w:t xml:space="preserve">“Heterogeneity and Ensemble Agreement (Primary)”</w:t>
       </w:r>
       <w:r>
         <w:t xml:space="preserve"> </w:t>
@@ -3575,7 +3599,7 @@
         <w:t xml:space="preserve"> </w:t>
       </w:r>
       <w:r>
-        <w:t xml:space="preserve">result is described explicitly as an agreement result.</w:t>
+        <w:t xml:space="preserve">result is named as an agreement result and the heading itself carries no causal verb.</w:t>
       </w:r>
     </w:p>
     <w:p>

--- a/submission/IEEE-Access-Response-to-Reviewers.docx
+++ b/submission/IEEE-Access-Response-to-Reviewers.docx
@@ -267,7 +267,25 @@
         </w:numPr>
       </w:pPr>
       <w:r>
-        <w:t xml:space="preserve">We agree that reduced agreement alone does not establish a downstream benefit.</w:t>
+        <w:t xml:space="preserve">We agree that reduced agreement alone does not establish a downstream benefit. We therefore</w:t>
+      </w:r>
+      <w:r>
+        <w:t xml:space="preserve"> </w:t>
+      </w:r>
+      <w:r>
+        <w:t xml:space="preserve">added a selective-prediction analysis using mean agent conviction. AURC is 0.553 for HOM,</w:t>
+      </w:r>
+      <w:r>
+        <w:t xml:space="preserve"> </w:t>
+      </w:r>
+      <w:r>
+        <w:t xml:space="preserve">0.568 for HET-LITE, and 0.554 for HET; the HOM-HET difference is -0.001 with a 95%</w:t>
+      </w:r>
+      <w:r>
+        <w:t xml:space="preserve"> </w:t>
+      </w:r>
+      <w:r>
+        <w:t xml:space="preserve">equity-clustered interval of [-0.059, 0.060] and a two-way interval of [-0.113, 0.115].</w:t>
       </w:r>
     </w:p>
     <w:p>
@@ -279,25 +297,13 @@
         </w:numPr>
       </w:pPr>
       <w:r>
-        <w:t xml:space="preserve">We added a selective-prediction analysis using mean agent conviction to rank ensemble</w:t>
-      </w:r>
-      <w:r>
-        <w:t xml:space="preserve"> </w:t>
-      </w:r>
-      <w:r>
-        <w:t xml:space="preserve">decisions. AURC is 0.553 for HOM, 0.568 for HET-LITE, and 0.554 for HET. The HOM-HET</w:t>
-      </w:r>
-      <w:r>
-        <w:t xml:space="preserve"> </w:t>
-      </w:r>
-      <w:r>
-        <w:t xml:space="preserve">difference is -0.001 with a 95% confidence interval of [-0.059, 0.060]. Under two-way equity</w:t>
-      </w:r>
-      <w:r>
-        <w:t xml:space="preserve"> </w:t>
-      </w:r>
-      <w:r>
-        <w:t xml:space="preserve">and date resampling, the interval is [-0.113, 0.115]. Both intervals contain zero.</w:t>
+        <w:t xml:space="preserve">Restricting evaluation to the most confident half of decisions does not materially reduce</w:t>
+      </w:r>
+      <w:r>
+        <w:t xml:space="preserve"> </w:t>
+      </w:r>
+      <w:r>
+        <w:t xml:space="preserve">selective risk, so we do not claim improved calibration or abstention quality.</w:t>
       </w:r>
     </w:p>
     <w:p>
@@ -309,55 +315,25 @@
         </w:numPr>
       </w:pPr>
       <w:r>
-        <w:t xml:space="preserve">Restricting evaluation to the most confident half of decisions does not materially reduce</w:t>
-      </w:r>
-      <w:r>
-        <w:t xml:space="preserve"> </w:t>
-      </w:r>
-      <w:r>
-        <w:t xml:space="preserve">selective risk in any configuration. We therefore do not claim an improvement in calibration</w:t>
-      </w:r>
-      <w:r>
-        <w:t xml:space="preserve"> </w:t>
-      </w:r>
-      <w:r>
-        <w:t xml:space="preserve">or abstention quality.</w:t>
-      </w:r>
-    </w:p>
-    <w:p>
-      <w:pPr>
-        <w:pStyle w:val="Compact"/>
-        <w:numPr>
-          <w:ilvl w:val="0"/>
-          <w:numId w:val="1001"/>
-        </w:numPr>
-      </w:pPr>
-      <w:r>
-        <w:t xml:space="preserve">We also evaluate a separate decision-relevant outcome, unanimous incorrect decisions. HOM</w:t>
-      </w:r>
-      <w:r>
-        <w:t xml:space="preserve"> </w:t>
-      </w:r>
-      <w:r>
-        <w:t xml:space="preserve">produces unanimous incorrect directional decisions at 1.84 times the rate of HET. The</w:t>
-      </w:r>
-      <w:r>
-        <w:t xml:space="preserve"> </w:t>
-      </w:r>
-      <w:r>
-        <w:t xml:space="preserve">equity-clustered 95% confidence interval is [1.42, 2.52], and the two-way interval is [1.13,</w:t>
-      </w:r>
-      <w:r>
-        <w:t xml:space="preserve"> </w:t>
-      </w:r>
-      <w:r>
-        <w:t xml:space="preserve">3.06]. Because this analysis is post hoc and no multiplicity adjustment is applied, we treat</w:t>
-      </w:r>
-      <w:r>
-        <w:t xml:space="preserve"> </w:t>
-      </w:r>
-      <w:r>
-        <w:t xml:space="preserve">it as exploratory rather than confirmatory.</w:t>
+        <w:t xml:space="preserve">As a separate exploratory outcome, HOM produces unanimous incorrect directional decisions at</w:t>
+      </w:r>
+      <w:r>
+        <w:t xml:space="preserve"> </w:t>
+      </w:r>
+      <w:r>
+        <w:t xml:space="preserve">1.84 times the rate of HET, with equity-clustered and two-way 95% intervals of [1.42, 2.52]</w:t>
+      </w:r>
+      <w:r>
+        <w:t xml:space="preserve"> </w:t>
+      </w:r>
+      <w:r>
+        <w:t xml:space="preserve">and [1.13, 3.06], respectively. Because this analysis is post hoc and unadjusted for</w:t>
+      </w:r>
+      <w:r>
+        <w:t xml:space="preserve"> </w:t>
+      </w:r>
+      <w:r>
+        <w:t xml:space="preserve">multiplicity, we treat it as hypothesis-generating rather than confirmatory.</w:t>
       </w:r>
     </w:p>
     <w:p>
@@ -600,19 +576,25 @@
         </w:numPr>
       </w:pPr>
       <w:r>
-        <w:t xml:space="preserve">We added an additional capability comparison in the clinical replication. Within the fully</w:t>
-      </w:r>
-      <w:r>
-        <w:t xml:space="preserve"> </w:t>
-      </w:r>
-      <w:r>
-        <w:t xml:space="preserve">heterogeneous configuration, one same-provider pair and one cross-provider pair have nearly</w:t>
-      </w:r>
-      <w:r>
-        <w:t xml:space="preserve"> </w:t>
-      </w:r>
-      <w:r>
-        <w:t xml:space="preserve">identical mean member accuracy, 0.951 and 0.955 respectively.</w:t>
+        <w:t xml:space="preserve">We therefore added an approximate capability comparison in the clinical replication: one</w:t>
+      </w:r>
+      <w:r>
+        <w:t xml:space="preserve"> </w:t>
+      </w:r>
+      <w:r>
+        <w:t xml:space="preserve">same-provider pair and one cross-provider pair have nearly identical mean member accuracy,</w:t>
+      </w:r>
+      <w:r>
+        <w:t xml:space="preserve"> </w:t>
+      </w:r>
+      <w:r>
+        <w:t xml:space="preserve">0.951 and 0.955, while their error correlations are 0.954 and 0.607, a difference of 0.347</w:t>
+      </w:r>
+      <w:r>
+        <w:t xml:space="preserve"> </w:t>
+      </w:r>
+      <w:r>
+        <w:t xml:space="preserve">(95% CI [0.207, 0.507]).</w:t>
       </w:r>
     </w:p>
     <w:p>
@@ -624,37 +606,19 @@
         </w:numPr>
       </w:pPr>
       <w:r>
-        <w:t xml:space="preserve">Their error correlations are 0.954 and 0.607, a difference of 0.347 with a 95% confidence</w:t>
-      </w:r>
-      <w:r>
-        <w:t xml:space="preserve"> </w:t>
-      </w:r>
-      <w:r>
-        <w:t xml:space="preserve">interval of [0.207, 0.507].</w:t>
-      </w:r>
-    </w:p>
-    <w:p>
-      <w:pPr>
-        <w:pStyle w:val="Compact"/>
-        <w:numPr>
-          <w:ilvl w:val="0"/>
-          <w:numId w:val="1003"/>
-        </w:numPr>
-      </w:pPr>
-      <w:r>
-        <w:t xml:space="preserve">We describe this as approximate capability matching. It reduces the capability confound but</w:t>
-      </w:r>
-      <w:r>
-        <w:t xml:space="preserve"> </w:t>
-      </w:r>
-      <w:r>
-        <w:t xml:space="preserve">does not eliminate the broader confounding between provider and other model-specific</w:t>
-      </w:r>
-      <w:r>
-        <w:t xml:space="preserve"> </w:t>
-      </w:r>
-      <w:r>
-        <w:t xml:space="preserve">characteristics. We therefore do not identify provider as an independent causal factor.</w:t>
+        <w:t xml:space="preserve">This reduces the capability confound but does not eliminate confounding between provider and</w:t>
+      </w:r>
+      <w:r>
+        <w:t xml:space="preserve"> </w:t>
+      </w:r>
+      <w:r>
+        <w:t xml:space="preserve">other model-specific characteristics; we therefore do not identify provider as an</w:t>
+      </w:r>
+      <w:r>
+        <w:t xml:space="preserve"> </w:t>
+      </w:r>
+      <w:r>
+        <w:t xml:space="preserve">independent causal factor.</w:t>
       </w:r>
     </w:p>
     <w:p>
@@ -849,13 +813,19 @@
         </w:numPr>
       </w:pPr>
       <w:r>
-        <w:t xml:space="preserve">We added a pre-registered replication on a substantially different clinical-knowledge task</w:t>
-      </w:r>
-      <w:r>
-        <w:t xml:space="preserve"> </w:t>
-      </w:r>
-      <w:r>
-        <w:t xml:space="preserve">using 537 questions from the MMLU professional-medicine and clinical-knowledge subsets [20].</w:t>
+        <w:t xml:space="preserve">We added a pre-registered replication using 537 questions from the MMLU</w:t>
+      </w:r>
+      <w:r>
+        <w:t xml:space="preserve"> </w:t>
+      </w:r>
+      <w:r>
+        <w:t xml:space="preserve">professional-medicine and clinical-knowledge subsets, changing the task from three</w:t>
+      </w:r>
+      <w:r>
+        <w:t xml:space="preserve"> </w:t>
+      </w:r>
+      <w:r>
+        <w:t xml:space="preserve">BUY/HOLD/SELL labels to four-option clinical questions.</w:t>
       </w:r>
     </w:p>
     <w:p>
@@ -867,19 +837,13 @@
         </w:numPr>
       </w:pPr>
       <w:r>
-        <w:t xml:space="preserve">The response structure changes from the three BUY, HOLD, and SELL labels used in finance to</w:t>
-      </w:r>
-      <w:r>
-        <w:t xml:space="preserve"> </w:t>
-      </w:r>
-      <w:r>
-        <w:t xml:space="preserve">four answer options with one correct answer. The five-agent structure, three configurations,</w:t>
-      </w:r>
-      <w:r>
-        <w:t xml:space="preserve"> </w:t>
-      </w:r>
-      <w:r>
-        <w:t xml:space="preserve">seeding procedure, temperature, number of runs, and estimators remain unchanged.</w:t>
+        <w:t xml:space="preserve">The ordering reproduces: agreement decreases by Δκ = 0.072 (95% CI [0.040, 0.104]) and error</w:t>
+      </w:r>
+      <w:r>
+        <w:t xml:space="preserve"> </w:t>
+      </w:r>
+      <w:r>
+        <w:t xml:space="preserve">correlation by Δφ = 0.393 (95% CI [0.325, 0.459]), compared with 0.336 and 0.454 in finance.</w:t>
       </w:r>
     </w:p>
     <w:p>
@@ -891,55 +855,19 @@
         </w:numPr>
       </w:pPr>
       <w:r>
-        <w:t xml:space="preserve">The ordering reproduces. Agreement decreases by Δκ = 0.072 with a 95% confidence interval of</w:t>
-      </w:r>
-      <w:r>
-        <w:t xml:space="preserve"> </w:t>
-      </w:r>
-      <w:r>
-        <w:t xml:space="preserve">[0.040, 0.104], compared with 0.336 in finance. Error correlation decreases by Δφ = 0.393</w:t>
-      </w:r>
-      <w:r>
-        <w:t xml:space="preserve"> </w:t>
-      </w:r>
-      <w:r>
-        <w:t xml:space="preserve">with a 95% confidence interval of [0.325, 0.459], compared with 0.454 in finance.</w:t>
-      </w:r>
-    </w:p>
-    <w:p>
-      <w:pPr>
-        <w:pStyle w:val="Compact"/>
-        <w:numPr>
-          <w:ilvl w:val="0"/>
-          <w:numId w:val="1005"/>
-        </w:numPr>
-      </w:pPr>
-      <w:r>
-        <w:t xml:space="preserve">The agreement contrast therefore changes substantially more across the two tasks than the</w:t>
-      </w:r>
-      <w:r>
-        <w:t xml:space="preserve"> </w:t>
-      </w:r>
-      <w:r>
-        <w:t xml:space="preserve">error-correlation contrast. We do not claim that the magnitude is invariant across domains.</w:t>
-      </w:r>
-    </w:p>
-    <w:p>
-      <w:pPr>
-        <w:pStyle w:val="Compact"/>
-        <w:numPr>
-          <w:ilvl w:val="0"/>
-          <w:numId w:val="1005"/>
-        </w:numPr>
-      </w:pPr>
-      <w:r>
-        <w:t xml:space="preserve">Ensemble size, aggregation rule, prompt format, and the particular model mixtures remain</w:t>
-      </w:r>
-      <w:r>
-        <w:t xml:space="preserve"> </w:t>
-      </w:r>
-      <w:r>
-        <w:t xml:space="preserve">fixed and are stated explicitly as limitations.</w:t>
+        <w:t xml:space="preserve">The agreement effect is therefore materially smaller across domains, and we do not claim</w:t>
+      </w:r>
+      <w:r>
+        <w:t xml:space="preserve"> </w:t>
+      </w:r>
+      <w:r>
+        <w:t xml:space="preserve">magnitude invariance. Ensemble size, prompt format, aggregation rule, and model mixtures</w:t>
+      </w:r>
+      <w:r>
+        <w:t xml:space="preserve"> </w:t>
+      </w:r>
+      <w:r>
+        <w:t xml:space="preserve">remain fixed and are stated as limitations.</w:t>
       </w:r>
     </w:p>
     <w:p>
@@ -1128,7 +1056,19 @@
         </w:numPr>
       </w:pPr>
       <w:r>
-        <w:t xml:space="preserve">We now treat the consensus analysis explicitly as exploratory.</w:t>
+        <w:t xml:space="preserve">We now treat the consensus analysis explicitly as exploratory. The HOM-to-HET</w:t>
+      </w:r>
+      <w:r>
+        <w:t xml:space="preserve"> </w:t>
+      </w:r>
+      <w:r>
+        <w:t xml:space="preserve">unanimous-incorrect ratio is 1.84, with an equity-clustered 95% interval of [1.42, 2.52] and</w:t>
+      </w:r>
+      <w:r>
+        <w:t xml:space="preserve"> </w:t>
+      </w:r>
+      <w:r>
+        <w:t xml:space="preserve">a two-way interval of [1.13, 3.06].</w:t>
       </w:r>
     </w:p>
     <w:p>
@@ -1140,19 +1080,19 @@
         </w:numPr>
       </w:pPr>
       <w:r>
-        <w:t xml:space="preserve">The HOM-to-HET unanimous-incorrect ratio is 1.84. The equity-clustered 95% confidence</w:t>
-      </w:r>
-      <w:r>
-        <w:t xml:space="preserve"> </w:t>
-      </w:r>
-      <w:r>
-        <w:t xml:space="preserve">interval is [1.42, 2.52]. Under two-way equity and date resampling, the interval is [1.13,</w:t>
-      </w:r>
-      <w:r>
-        <w:t xml:space="preserve"> </w:t>
-      </w:r>
-      <w:r>
-        <w:t xml:space="preserve">3.06]. Both exclude unity.</w:t>
+        <w:t xml:space="preserve">Because the statistic and configuration comparison were selected post hoc and no</w:t>
+      </w:r>
+      <w:r>
+        <w:t xml:space="preserve"> </w:t>
+      </w:r>
+      <w:r>
+        <w:t xml:space="preserve">multiplicity adjustment is applied, these intervals are not interpreted as confirmatory</w:t>
+      </w:r>
+      <w:r>
+        <w:t xml:space="preserve"> </w:t>
+      </w:r>
+      <w:r>
+        <w:t xml:space="preserve">evidence.</w:t>
       </w:r>
     </w:p>
     <w:p>
@@ -1164,37 +1104,13 @@
         </w:numPr>
       </w:pPr>
       <w:r>
-        <w:t xml:space="preserve">The statistic and configuration comparison were selected after inspection of the data,</w:t>
-      </w:r>
-      <w:r>
-        <w:t xml:space="preserve"> </w:t>
-      </w:r>
-      <w:r>
-        <w:t xml:space="preserve">multiple related comparisons were available, and no multiplicity adjustment is applied. The</w:t>
-      </w:r>
-      <w:r>
-        <w:t xml:space="preserve"> </w:t>
-      </w:r>
-      <w:r>
-        <w:t xml:space="preserve">intervals are therefore not interpreted as confirmatory evidence.</w:t>
-      </w:r>
-    </w:p>
-    <w:p>
-      <w:pPr>
-        <w:pStyle w:val="Compact"/>
-        <w:numPr>
-          <w:ilvl w:val="0"/>
-          <w:numId w:val="1007"/>
-        </w:numPr>
-      </w:pPr>
-      <w:r>
-        <w:t xml:space="preserve">HET-LITE is no longer presented as a recommended ensemble design. Its observed cost</w:t>
-      </w:r>
-      <w:r>
-        <w:t xml:space="preserve"> </w:t>
-      </w:r>
-      <w:r>
-        <w:t xml:space="preserve">efficiency is treated only as a hypothesis for prospective confirmatory evaluation.</w:t>
+        <w:t xml:space="preserve">HET-LITE is no longer presented as a recommended design; its apparent cost efficiency is</w:t>
+      </w:r>
+      <w:r>
+        <w:t xml:space="preserve"> </w:t>
+      </w:r>
+      <w:r>
+        <w:t xml:space="preserve">treated only as a hypothesis for prospective confirmatory evaluation.</w:t>
       </w:r>
     </w:p>
     <w:p>
@@ -1353,13 +1269,31 @@
         </w:numPr>
       </w:pPr>
       <w:r>
-        <w:t xml:space="preserve">We added a sensitivity analysis separating pairwise agreement according to whether the two</w:t>
-      </w:r>
-      <w:r>
-        <w:t xml:space="preserve"> </w:t>
-      </w:r>
-      <w:r>
-        <w:t xml:space="preserve">agents use the same model.</w:t>
+        <w:t xml:space="preserve">We added a pair-type sensitivity analysis. Same-model agreement is 0.800 in HOM, 0.794 in</w:t>
+      </w:r>
+      <w:r>
+        <w:t xml:space="preserve"> </w:t>
+      </w:r>
+      <w:r>
+        <w:t xml:space="preserve">HET-LITE, and 0.862 in HET, while different-model agreement is 0.455 in HET-LITE and 0.490</w:t>
+      </w:r>
+      <w:r>
+        <w:t xml:space="preserve"> </w:t>
+      </w:r>
+      <w:r>
+        <w:t xml:space="preserve">in HET. The reduction in ensemble agreement is therefore associated with the introduction of</w:t>
+      </w:r>
+      <w:r>
+        <w:t xml:space="preserve"> </w:t>
+      </w:r>
+      <w:r>
+        <w:t xml:space="preserve">different-model pairs rather than a systematic reduction among repeated instances of the</w:t>
+      </w:r>
+      <w:r>
+        <w:t xml:space="preserve"> </w:t>
+      </w:r>
+      <w:r>
+        <w:t xml:space="preserve">same model.</w:t>
       </w:r>
     </w:p>
     <w:p>
@@ -1371,61 +1305,13 @@
         </w:numPr>
       </w:pPr>
       <w:r>
-        <w:t xml:space="preserve">Same-model agreement is 0.800 in HOM, 0.794 in HET-LITE, and 0.862 in HET. Different-model</w:t>
-      </w:r>
-      <w:r>
-        <w:t xml:space="preserve"> </w:t>
-      </w:r>
-      <w:r>
-        <w:t xml:space="preserve">agreement is 0.455 in HET-LITE and 0.490 in HET.</w:t>
-      </w:r>
-    </w:p>
-    <w:p>
-      <w:pPr>
-        <w:pStyle w:val="Compact"/>
-        <w:numPr>
-          <w:ilvl w:val="0"/>
-          <w:numId w:val="1009"/>
-        </w:numPr>
-      </w:pPr>
-      <w:r>
-        <w:t xml:space="preserve">Same-model agreement remains high across configurations, while different-model pairs exhibit</w:t>
-      </w:r>
-      <w:r>
-        <w:t xml:space="preserve"> </w:t>
-      </w:r>
-      <w:r>
-        <w:t xml:space="preserve">substantially lower agreement. The reduction in ensemble agreement is therefore associated</w:t>
-      </w:r>
-      <w:r>
-        <w:t xml:space="preserve"> </w:t>
-      </w:r>
-      <w:r>
-        <w:t xml:space="preserve">with the introduction of different-model pairs rather than a systematic decline in agreement</w:t>
-      </w:r>
-      <w:r>
-        <w:t xml:space="preserve"> </w:t>
-      </w:r>
-      <w:r>
-        <w:t xml:space="preserve">among repeated instances of the same model.</w:t>
-      </w:r>
-    </w:p>
-    <w:p>
-      <w:pPr>
-        <w:pStyle w:val="Compact"/>
-        <w:numPr>
-          <w:ilvl w:val="0"/>
-          <w:numId w:val="1009"/>
-        </w:numPr>
-      </w:pPr>
-      <w:r>
-        <w:t xml:space="preserve">We also clarify that assigning distinct seeds removes the specific shared-seed artifact</w:t>
-      </w:r>
-      <w:r>
-        <w:t xml:space="preserve"> </w:t>
-      </w:r>
-      <w:r>
-        <w:t xml:space="preserve">observed in the pilot but does not establish statistical independence of model responses.</w:t>
+        <w:t xml:space="preserve">We also clarify that distinct per-agent seeds remove the specific shared-seed artifact</w:t>
+      </w:r>
+      <w:r>
+        <w:t xml:space="preserve"> </w:t>
+      </w:r>
+      <w:r>
+        <w:t xml:space="preserve">observed in the pilot but do not establish statistical independence of model responses.</w:t>
       </w:r>
     </w:p>
     <w:p>
@@ -1656,13 +1542,19 @@
         </w:numPr>
       </w:pPr>
       <w:r>
-        <w:t xml:space="preserve">We clarified the cost calculation. For each model call, metered prompt and completion tokens</w:t>
-      </w:r>
-      <w:r>
-        <w:t xml:space="preserve"> </w:t>
-      </w:r>
-      <w:r>
-        <w:t xml:space="preserve">are priced using the per-million-token rates reported in the model registry.</w:t>
+        <w:t xml:space="preserve">We clarified that per-call cost is computed from metered prompt and completion tokens using</w:t>
+      </w:r>
+      <w:r>
+        <w:t xml:space="preserve"> </w:t>
+      </w:r>
+      <w:r>
+        <w:t xml:space="preserve">the model-registry rates, summed across the five agents within each ensemble decision, and</w:t>
+      </w:r>
+      <w:r>
+        <w:t xml:space="preserve"> </w:t>
+      </w:r>
+      <w:r>
+        <w:t xml:space="preserve">then averaged across cells.</w:t>
       </w:r>
     </w:p>
     <w:p>
@@ -1674,13 +1566,13 @@
         </w:numPr>
       </w:pPr>
       <w:r>
-        <w:t xml:space="preserve">Costs are summed across the five agents within each ensemble decision and then averaged</w:t>
-      </w:r>
-      <w:r>
-        <w:t xml:space="preserve"> </w:t>
-      </w:r>
-      <w:r>
-        <w:t xml:space="preserve">across cells within each configuration.</w:t>
+        <w:t xml:space="preserve">The resulting costs are $6.48 x 10^-4 for HOM, $1.52 x 10^-3 for HET-LITE, and $2.84 x 10^-3</w:t>
+      </w:r>
+      <w:r>
+        <w:t xml:space="preserve"> </w:t>
+      </w:r>
+      <w:r>
+        <w:t xml:space="preserve">for HET, so HOM-to-HET increases inference cost by approximately 4.4x.</w:t>
       </w:r>
     </w:p>
     <w:p>
@@ -1692,37 +1584,13 @@
         </w:numPr>
       </w:pPr>
       <w:r>
-        <w:t xml:space="preserve">The resulting costs are $6.48 x 10^-4 for HOM, $1.52 x 10^-3 for HET-LITE, and $2.84 x 10^-3</w:t>
-      </w:r>
-      <w:r>
-        <w:t xml:space="preserve"> </w:t>
-      </w:r>
-      <w:r>
-        <w:t xml:space="preserve">for HET. Moving from HOM to HET therefore increases inference cost by approximately 4.4×.</w:t>
-      </w:r>
-    </w:p>
-    <w:p>
-      <w:pPr>
-        <w:pStyle w:val="Compact"/>
-        <w:numPr>
-          <w:ilvl w:val="0"/>
-          <w:numId w:val="1011"/>
-        </w:numPr>
-      </w:pPr>
-      <w:r>
-        <w:t xml:space="preserve">Prices are fixed at those applicable during data collection. No discount, batching, or</w:t>
-      </w:r>
-      <w:r>
-        <w:t xml:space="preserve"> </w:t>
-      </w:r>
-      <w:r>
-        <w:t xml:space="preserve">caching adjustment is applied. Failed requests returning no billable completion are</w:t>
-      </w:r>
-      <w:r>
-        <w:t xml:space="preserve"> </w:t>
-      </w:r>
-      <w:r>
-        <w:t xml:space="preserve">excluded.</w:t>
+        <w:t xml:space="preserve">Prices are fixed at those applicable during collection; no discount, batching, or caching</w:t>
+      </w:r>
+      <w:r>
+        <w:t xml:space="preserve"> </w:t>
+      </w:r>
+      <w:r>
+        <w:t xml:space="preserve">adjustment is applied, and failed requests with no billable completion are excluded.</w:t>
       </w:r>
     </w:p>
     <w:p>
@@ -1839,7 +1707,7 @@
         </w:numPr>
       </w:pPr>
       <w:r>
-        <w:t xml:space="preserve">Done. The list has been reduced to five index terms.</w:t>
+        <w:t xml:space="preserve">Done. The Index Terms have been reduced to five terms.</w:t>
       </w:r>
     </w:p>
     <w:p>
@@ -1932,13 +1800,37 @@
         </w:numPr>
       </w:pPr>
       <w:r>
-        <w:t xml:space="preserve">This research paper does not propose a new ensemble algorithm, so a direct task-performance</w:t>
-      </w:r>
-      <w:r>
-        <w:t xml:space="preserve"> </w:t>
-      </w:r>
-      <w:r>
-        <w:t xml:space="preserve">competition with existing ensemble methods is not the primary comparison.</w:t>
+        <w:t xml:space="preserve">This study does not propose a new ensemble algorithm, so a leaderboard-style</w:t>
+      </w:r>
+      <w:r>
+        <w:t xml:space="preserve"> </w:t>
+      </w:r>
+      <w:r>
+        <w:t xml:space="preserve">task-performance comparison with existing ensemble methods would address a different</w:t>
+      </w:r>
+      <w:r>
+        <w:t xml:space="preserve"> </w:t>
+      </w:r>
+      <w:r>
+        <w:t xml:space="preserve">question. Prior work typically evaluates mixture-of-agents, debate, or ensemble-selection</w:t>
+      </w:r>
+      <w:r>
+        <w:t xml:space="preserve"> </w:t>
+      </w:r>
+      <w:r>
+        <w:t xml:space="preserve">methods through downstream performance, whereas we hold the task, prompt, information set,</w:t>
+      </w:r>
+      <w:r>
+        <w:t xml:space="preserve"> </w:t>
+      </w:r>
+      <w:r>
+        <w:t xml:space="preserve">and aggregation rule fixed and study how ensemble composition relates to agreement, error</w:t>
+      </w:r>
+      <w:r>
+        <w:t xml:space="preserve"> </w:t>
+      </w:r>
+      <w:r>
+        <w:t xml:space="preserve">dependence, and cost.</w:t>
       </w:r>
     </w:p>
     <w:p>
@@ -1950,49 +1842,19 @@
         </w:numPr>
       </w:pPr>
       <w:r>
-        <w:t xml:space="preserve">Existing methods such as mixture-of-agents, multi-agent debate, and diversity-based ensemble</w:t>
-      </w:r>
-      <w:r>
-        <w:t xml:space="preserve"> </w:t>
-      </w:r>
-      <w:r>
-        <w:t xml:space="preserve">selection are generally evaluated through downstream performance. The present study instead</w:t>
-      </w:r>
-      <w:r>
-        <w:t xml:space="preserve"> </w:t>
-      </w:r>
-      <w:r>
-        <w:t xml:space="preserve">measures how ensemble composition changes output agreement, error dependence, and inference</w:t>
-      </w:r>
-      <w:r>
-        <w:t xml:space="preserve"> </w:t>
-      </w:r>
-      <w:r>
-        <w:t xml:space="preserve">cost under fixed task conditions.</w:t>
-      </w:r>
-    </w:p>
-    <w:p>
-      <w:pPr>
-        <w:pStyle w:val="Compact"/>
-        <w:numPr>
-          <w:ilvl w:val="0"/>
-          <w:numId w:val="1015"/>
-        </w:numPr>
-      </w:pPr>
-      <w:r>
-        <w:t xml:space="preserve">The relevant comparison is therefore methodological. The study separates output agreement</w:t>
-      </w:r>
-      <w:r>
-        <w:t xml:space="preserve"> </w:t>
-      </w:r>
-      <w:r>
-        <w:t xml:space="preserve">from error correlation, controls the shared-seed artifact observed in repeated model</w:t>
-      </w:r>
-      <w:r>
-        <w:t xml:space="preserve"> </w:t>
-      </w:r>
-      <w:r>
-        <w:t xml:space="preserve">sampling, quantifies statistical uncertainty, and incorporates inference cost.</w:t>
+        <w:t xml:space="preserve">The appropriate comparison is therefore methodological: our framework separates output</w:t>
+      </w:r>
+      <w:r>
+        <w:t xml:space="preserve"> </w:t>
+      </w:r>
+      <w:r>
+        <w:t xml:space="preserve">agreement from error correlation, controls the shared-seed artifact, quantifies statistical</w:t>
+      </w:r>
+      <w:r>
+        <w:t xml:space="preserve"> </w:t>
+      </w:r>
+      <w:r>
+        <w:t xml:space="preserve">uncertainty, and incorporates inference cost.</w:t>
       </w:r>
     </w:p>
     <w:p>
@@ -2241,7 +2103,13 @@
         <w:t xml:space="preserve"> </w:t>
       </w:r>
       <w:r>
-        <w:t xml:space="preserve">in the primary design.</w:t>
+        <w:t xml:space="preserve">in the primary design. We therefore interpret the comparisons as configuration-specific</w:t>
+      </w:r>
+      <w:r>
+        <w:t xml:space="preserve"> </w:t>
+      </w:r>
+      <w:r>
+        <w:t xml:space="preserve">observational findings rather than isolated causal provider effects.</w:t>
       </w:r>
     </w:p>
     <w:p>
@@ -2253,13 +2121,25 @@
         </w:numPr>
       </w:pPr>
       <w:r>
-        <w:t xml:space="preserve">We therefore interpret the provider comparisons as configuration-specific observational</w:t>
-      </w:r>
-      <w:r>
-        <w:t xml:space="preserve"> </w:t>
-      </w:r>
-      <w:r>
-        <w:t xml:space="preserve">findings rather than isolated causal provider effects.</w:t>
+        <w:t xml:space="preserve">The pre-registered financial capability control preserves approximately 94% of the primary</w:t>
+      </w:r>
+      <w:r>
+        <w:t xml:space="preserve"> </w:t>
+      </w:r>
+      <w:r>
+        <w:t xml:space="preserve">agreement contrast under approximate tier matching, and the clinical replication provides an</w:t>
+      </w:r>
+      <w:r>
+        <w:t xml:space="preserve"> </w:t>
+      </w:r>
+      <w:r>
+        <w:t xml:space="preserve">additional approximate capability-matched comparison with similar member accuracy but</w:t>
+      </w:r>
+      <w:r>
+        <w:t xml:space="preserve"> </w:t>
+      </w:r>
+      <w:r>
+        <w:t xml:space="preserve">substantially different error correlation.</w:t>
       </w:r>
     </w:p>
     <w:p>
@@ -2271,49 +2151,7 @@
         </w:numPr>
       </w:pPr>
       <w:r>
-        <w:t xml:space="preserve">The pre-registered financial capability control preserves approximately 94% of the primary</w:t>
-      </w:r>
-      <w:r>
-        <w:t xml:space="preserve"> </w:t>
-      </w:r>
-      <w:r>
-        <w:t xml:space="preserve">agreement contrast when model tier is held approximately constant across OpenAI and Google.</w:t>
-      </w:r>
-    </w:p>
-    <w:p>
-      <w:pPr>
-        <w:pStyle w:val="Compact"/>
-        <w:numPr>
-          <w:ilvl w:val="0"/>
-          <w:numId w:val="1017"/>
-        </w:numPr>
-      </w:pPr>
-      <w:r>
-        <w:t xml:space="preserve">The clinical replication provides an additional approximate capability-matched comparison.</w:t>
-      </w:r>
-      <w:r>
-        <w:t xml:space="preserve"> </w:t>
-      </w:r>
-      <w:r>
-        <w:t xml:space="preserve">One same-provider pair and one cross-provider pair have mean member accuracy of 0.951 and</w:t>
-      </w:r>
-      <w:r>
-        <w:t xml:space="preserve"> </w:t>
-      </w:r>
-      <w:r>
-        <w:t xml:space="preserve">0.955 respectively, while their error correlations are 0.954 and 0.607.</w:t>
-      </w:r>
-    </w:p>
-    <w:p>
-      <w:pPr>
-        <w:pStyle w:val="Compact"/>
-        <w:numPr>
-          <w:ilvl w:val="0"/>
-          <w:numId w:val="1017"/>
-        </w:numPr>
-      </w:pPr>
-      <w:r>
-        <w:t xml:space="preserve">These analyses narrow the capability confound but do not identify provider as an independent</w:t>
+        <w:t xml:space="preserve">These controls narrow the capability confound but do not identify provider as an independent</w:t>
       </w:r>
       <w:r>
         <w:t xml:space="preserve"> </w:t>
@@ -2622,37 +2460,25 @@
         </w:numPr>
       </w:pPr>
       <w:r>
-        <w:t xml:space="preserve">Equity is the pre-registered primary resampling unit because the repeated observations in</w:t>
-      </w:r>
-      <w:r>
-        <w:t xml:space="preserve"> </w:t>
-      </w:r>
-      <w:r>
-        <w:t xml:space="preserve">this design are nested within securities: each equity is evaluated on 12 analysis dates, and</w:t>
-      </w:r>
-      <w:r>
-        <w:t xml:space="preserve"> </w:t>
-      </w:r>
-      <w:r>
-        <w:t xml:space="preserve">every response for that equity shares company-specific context. Analysis date is the second,</w:t>
-      </w:r>
-      <w:r>
-        <w:t xml:space="preserve"> </w:t>
-      </w:r>
-      <w:r>
-        <w:t xml:space="preserve">crossed source of dependence, because all securities evaluated on a given date share common</w:t>
-      </w:r>
-      <w:r>
-        <w:t xml:space="preserve"> </w:t>
-      </w:r>
-      <w:r>
-        <w:t xml:space="preserve">market conditions. Neither margin nests inside the other, so they are resampled</w:t>
-      </w:r>
-      <w:r>
-        <w:t xml:space="preserve"> </w:t>
-      </w:r>
-      <w:r>
-        <w:t xml:space="preserve">independently rather than hierarchically.</w:t>
+        <w:t xml:space="preserve">Equity remains the pre-registered primary resampling unit because observations are repeated</w:t>
+      </w:r>
+      <w:r>
+        <w:t xml:space="preserve"> </w:t>
+      </w:r>
+      <w:r>
+        <w:t xml:space="preserve">within securities, while analysis date is a crossed dependence dimension because all</w:t>
+      </w:r>
+      <w:r>
+        <w:t xml:space="preserve"> </w:t>
+      </w:r>
+      <w:r>
+        <w:t xml:space="preserve">securities evaluated on the same date share market conditions. We therefore independently</w:t>
+      </w:r>
+      <w:r>
+        <w:t xml:space="preserve"> </w:t>
+      </w:r>
+      <w:r>
+        <w:t xml:space="preserve">resample equities and dates with replacement, preserving multiplicity on both margins.</w:t>
       </w:r>
     </w:p>
     <w:p>
@@ -2664,25 +2490,25 @@
         </w:numPr>
       </w:pPr>
       <w:r>
-        <w:t xml:space="preserve">The two-way procedure draws equities with replacement and dates with replacement,</w:t>
-      </w:r>
-      <w:r>
-        <w:t xml:space="preserve"> </w:t>
-      </w:r>
-      <w:r>
-        <w:t xml:space="preserve">independently, retains the sampled equity-date intersections, and preserves multiplicity on</w:t>
-      </w:r>
-      <w:r>
-        <w:t xml:space="preserve"> </w:t>
-      </w:r>
-      <w:r>
-        <w:t xml:space="preserve">both margins: a cluster drawn twice contributes twice. It uses 2,000 draws at the</w:t>
-      </w:r>
-      <w:r>
-        <w:t xml:space="preserve"> </w:t>
-      </w:r>
-      <w:r>
-        <w:t xml:space="preserve">pre-registered seed and recomputes the full estimator inside every draw.</w:t>
+        <w:t xml:space="preserve">The primary HOM-HET contrast remains Δκ = 0.3363, with 95% intervals of [0.3035, 0.3689]</w:t>
+      </w:r>
+      <w:r>
+        <w:t xml:space="preserve"> </w:t>
+      </w:r>
+      <w:r>
+        <w:t xml:space="preserve">under equity clustering, [0.2989, 0.3656] under date clustering, and [0.2786, 0.3877] under</w:t>
+      </w:r>
+      <w:r>
+        <w:t xml:space="preserve"> </w:t>
+      </w:r>
+      <w:r>
+        <w:t xml:space="preserve">two-way resampling. All pre-registered secondary and exploratory inferential contrasts were</w:t>
+      </w:r>
+      <w:r>
+        <w:t xml:space="preserve"> </w:t>
+      </w:r>
+      <w:r>
+        <w:t xml:space="preserve">regenerated under the appropriate scheme, and no substantive conclusion changes.</w:t>
       </w:r>
     </w:p>
     <w:p>
@@ -2694,19 +2520,19 @@
         </w:numPr>
       </w:pPr>
       <w:r>
-        <w:t xml:space="preserve">Primary HOM-HET agreement contrast, Δκ = 0.3363: [0.3035, 0.3689] under equity clustering</w:t>
-      </w:r>
-      <w:r>
-        <w:t xml:space="preserve"> </w:t>
-      </w:r>
-      <w:r>
-        <w:t xml:space="preserve">(100 clusters), [0.2989, 0.3656] under date clustering (12 clusters), [0.2786, 0.3877] under</w:t>
-      </w:r>
-      <w:r>
-        <w:t xml:space="preserve"> </w:t>
-      </w:r>
-      <w:r>
-        <w:t xml:space="preserve">two-way resampling (1,200 intersections). All exclude zero.</w:t>
+        <w:t xml:space="preserve">The temperature analysis remains equity-clustered because its two analysis dates are</w:t>
+      </w:r>
+      <w:r>
+        <w:t xml:space="preserve"> </w:t>
+      </w:r>
+      <w:r>
+        <w:t xml:space="preserve">insufficient for two-way inference; the clinical replication instead resamples MMLU items</w:t>
+      </w:r>
+      <w:r>
+        <w:t xml:space="preserve"> </w:t>
+      </w:r>
+      <w:r>
+        <w:t xml:space="preserve">because the financial equity-date structure does not apply.</w:t>
       </w:r>
     </w:p>
     <w:p>
@@ -2718,241 +2544,25 @@
         </w:numPr>
       </w:pPr>
       <w:r>
-        <w:t xml:space="preserve">The two pre-registered secondary agreement contrasts are measured on the same grid and are</w:t>
-      </w:r>
-      <w:r>
-        <w:t xml:space="preserve"> </w:t>
-      </w:r>
-      <w:r>
-        <w:t xml:space="preserve">now reported under the same scheme. HOM-HET-LITE Δκ = 0.249: equity [0.218, 0.280], two-way</w:t>
-      </w:r>
-      <w:r>
-        <w:t xml:space="preserve"> </w:t>
-      </w:r>
-      <w:r>
-        <w:t xml:space="preserve">[0.208, 0.290]. HET-LITE-HET Δκ = 0.087: equity [0.067, 0.105], two-way [0.045, 0.123]. Both</w:t>
-      </w:r>
-      <w:r>
-        <w:t xml:space="preserve"> </w:t>
-      </w:r>
-      <w:r>
-        <w:t xml:space="preserve">continue to exclude zero.</w:t>
-      </w:r>
-    </w:p>
-    <w:p>
-      <w:pPr>
-        <w:pStyle w:val="Compact"/>
-        <w:numPr>
-          <w:ilvl w:val="0"/>
-          <w:numId w:val="1019"/>
-        </w:numPr>
-      </w:pPr>
-      <w:r>
-        <w:t xml:space="preserve">The capability-matched control is measured on the same 100 equities and 12 dates and asserts</w:t>
-      </w:r>
-      <w:r>
-        <w:t xml:space="preserve"> </w:t>
-      </w:r>
-      <w:r>
-        <w:t xml:space="preserve">that its interval excludes zero, so it receives the same treatment. Δκ(HOM-SameTier) =</w:t>
-      </w:r>
-      <w:r>
-        <w:t xml:space="preserve"> </w:t>
-      </w:r>
-      <w:r>
-        <w:t xml:space="preserve">0.315: equity [0.288, 0.341], two-way [0.270, 0.361]. Both exclude zero.</w:t>
-      </w:r>
-    </w:p>
-    <w:p>
-      <w:pPr>
-        <w:pStyle w:val="Compact"/>
-        <w:numPr>
-          <w:ilvl w:val="0"/>
-          <w:numId w:val="1019"/>
-        </w:numPr>
-      </w:pPr>
-      <w:r>
-        <w:t xml:space="preserve">Every exploratory contrast that carries an inferential claim is also reported both ways.</w:t>
-      </w:r>
-      <w:r>
-        <w:t xml:space="preserve"> </w:t>
-      </w:r>
-      <w:r>
-        <w:t xml:space="preserve">Error correlation Δφ = 0.454: equity [0.376, 0.534], two-way [0.328, 0.586]. The</w:t>
-      </w:r>
-      <w:r>
-        <w:t xml:space="preserve"> </w:t>
-      </w:r>
-      <w:r>
-        <w:t xml:space="preserve">common-subset specification counting HOLD as an error, Δφ = 0.309: equity [0.262, 0.354],</w:t>
-      </w:r>
-      <w:r>
-        <w:t xml:space="preserve"> </w:t>
-      </w:r>
-      <w:r>
-        <w:t xml:space="preserve">two-way [0.227, 0.387]. Unanimous-incorrect ratio 1.84: equity [1.42, 2.52], two-way [1.13,</w:t>
-      </w:r>
-      <w:r>
-        <w:t xml:space="preserve"> </w:t>
-      </w:r>
-      <w:r>
-        <w:t xml:space="preserve">3.06]. Pile-on Δ = 0.189: equity [0.160, 0.216], two-way [0.140, 0.232]. AURC Δ = -0.001:</w:t>
-      </w:r>
-      <w:r>
-        <w:t xml:space="preserve"> </w:t>
-      </w:r>
-      <w:r>
-        <w:t xml:space="preserve">equity [-0.059, 0.060], two-way [-0.113, 0.115]. No conclusion changes under the wider</w:t>
-      </w:r>
-      <w:r>
-        <w:t xml:space="preserve"> </w:t>
-      </w:r>
-      <w:r>
-        <w:t xml:space="preserve">scheme: the intervals that excluded the null still exclude it, and the AURC interval still</w:t>
-      </w:r>
-      <w:r>
-        <w:t xml:space="preserve"> </w:t>
-      </w:r>
-      <w:r>
-        <w:t xml:space="preserve">contains zero.</w:t>
-      </w:r>
-    </w:p>
-    <w:p>
-      <w:pPr>
-        <w:pStyle w:val="Compact"/>
-        <w:numPr>
-          <w:ilvl w:val="0"/>
-          <w:numId w:val="1019"/>
-        </w:numPr>
-      </w:pPr>
-      <w:r>
-        <w:t xml:space="preserve">Two groups of intervals are deliberately not given a two-way treatment, for reasons of</w:t>
-      </w:r>
-      <w:r>
-        <w:t xml:space="preserve"> </w:t>
-      </w:r>
-      <w:r>
-        <w:t xml:space="preserve">design rather than convenience. The temperature-sensitivity analysis is a small supporting</w:t>
-      </w:r>
-      <w:r>
-        <w:t xml:space="preserve"> </w:t>
-      </w:r>
-      <w:r>
-        <w:t xml:space="preserve">subgrid of eight equities and two analysis dates; two date clusters cannot support</w:t>
-      </w:r>
-      <w:r>
-        <w:t xml:space="preserve"> </w:t>
-      </w:r>
-      <w:r>
-        <w:t xml:space="preserve">date-clustered or two-way inference, so its intervals remain clustered on equities only and</w:t>
-      </w:r>
-      <w:r>
-        <w:t xml:space="preserve"> </w:t>
-      </w:r>
-      <w:r>
-        <w:t xml:space="preserve">the manuscript now states that this analysis contributes no independent multiway evidence.</w:t>
-      </w:r>
-      <w:r>
-        <w:t xml:space="preserve"> </w:t>
-      </w:r>
-      <w:r>
-        <w:t xml:space="preserve">The clinical replication is indexed by MMLU items rather than by equities and dates, so the</w:t>
-      </w:r>
-      <w:r>
-        <w:t xml:space="preserve"> </w:t>
-      </w:r>
-      <w:r>
-        <w:t xml:space="preserve">financial equity-date bootstrap does not apply to it; its intervals are clustered on items.</w:t>
-      </w:r>
-    </w:p>
-    <w:p>
-      <w:pPr>
-        <w:pStyle w:val="Compact"/>
-        <w:numPr>
-          <w:ilvl w:val="0"/>
-          <w:numId w:val="1019"/>
-        </w:numPr>
-      </w:pPr>
-      <w:r>
-        <w:t xml:space="preserve">The Wilson intervals in the secondary directional-accuracy table are marginal and</w:t>
-      </w:r>
-      <w:r>
-        <w:t xml:space="preserve"> </w:t>
-      </w:r>
-      <w:r>
-        <w:t xml:space="preserve">descriptive. They are retained as descriptive only and are not the basis of any inferential</w:t>
-      </w:r>
-      <w:r>
-        <w:t xml:space="preserve"> </w:t>
-      </w:r>
-      <w:r>
-        <w:t xml:space="preserve">claim, so replacing them with a clustered interval would imply an inference the manuscript</w:t>
-      </w:r>
-      <w:r>
-        <w:t xml:space="preserve"> </w:t>
-      </w:r>
-      <w:r>
-        <w:t xml:space="preserve">does not make.</w:t>
-      </w:r>
-    </w:p>
-    <w:p>
-      <w:pPr>
-        <w:pStyle w:val="Compact"/>
-        <w:numPr>
-          <w:ilvl w:val="0"/>
-          <w:numId w:val="1019"/>
-        </w:numPr>
-      </w:pPr>
-      <w:r>
-        <w:t xml:space="preserve">One correction follows from this work rather than from a change of method. The</w:t>
-      </w:r>
-      <w:r>
-        <w:t xml:space="preserve"> </w:t>
-      </w:r>
-      <w:r>
-        <w:t xml:space="preserve">implementation used for the robustness table and for the unanimous-incorrect ratio collapsed</w:t>
-      </w:r>
-      <w:r>
-        <w:t xml:space="preserve"> </w:t>
-      </w:r>
-      <w:r>
-        <w:t xml:space="preserve">each draw to a set of equities, so an equity drawn twice counted once and each draw used</w:t>
-      </w:r>
-      <w:r>
-        <w:t xml:space="preserve"> </w:t>
-      </w:r>
-      <w:r>
-        <w:t xml:space="preserve">only the distinct equities of a 100-draw multiset. That is subsampling, not a cluster</w:t>
-      </w:r>
-      <w:r>
-        <w:t xml:space="preserve"> </w:t>
-      </w:r>
-      <w:r>
-        <w:t xml:space="preserve">bootstrap, and it understated the variance. Multiplicity is now preserved, which is why the</w:t>
-      </w:r>
-      <w:r>
-        <w:t xml:space="preserve"> </w:t>
-      </w:r>
-      <w:r>
-        <w:t xml:space="preserve">equity-clustered robustness row reproduces the primary interval exactly and why the</w:t>
-      </w:r>
-      <w:r>
-        <w:t xml:space="preserve"> </w:t>
-      </w:r>
-      <w:r>
-        <w:t xml:space="preserve">unanimous-incorrect interval is [1.42, 2.52] rather than the narrower [1.51, 2.35]</w:t>
-      </w:r>
-      <w:r>
-        <w:t xml:space="preserve"> </w:t>
-      </w:r>
-      <w:r>
-        <w:t xml:space="preserve">previously reported. The resampling code now asserts multiplicity on both margins and fails</w:t>
-      </w:r>
-      <w:r>
-        <w:t xml:space="preserve"> </w:t>
-      </w:r>
-      <w:r>
-        <w:t xml:space="preserve">if it is ever lost, so the error cannot recur silently.</w:t>
+        <w:t xml:space="preserve">During this revision we also identified and corrected an implementation that had collapsed</w:t>
+      </w:r>
+      <w:r>
+        <w:t xml:space="preserve"> </w:t>
+      </w:r>
+      <w:r>
+        <w:t xml:space="preserve">repeated sampled equities to a set, thereby losing bootstrap multiplicity and understating</w:t>
+      </w:r>
+      <w:r>
+        <w:t xml:space="preserve"> </w:t>
+      </w:r>
+      <w:r>
+        <w:t xml:space="preserve">variance. The corrected code preserves multiplicity on both margins and now asserts this</w:t>
+      </w:r>
+      <w:r>
+        <w:t xml:space="preserve"> </w:t>
+      </w:r>
+      <w:r>
+        <w:t xml:space="preserve">property automatically.</w:t>
       </w:r>
     </w:p>
     <w:p>
@@ -3432,7 +3042,25 @@
         </w:numPr>
       </w:pPr>
       <w:r>
-        <w:t xml:space="preserve">We took the second option and now measure error dependence directly.</w:t>
+        <w:t xml:space="preserve">We took the reviewer’s second option and now measure error dependence directly using φ</w:t>
+      </w:r>
+      <w:r>
+        <w:t xml:space="preserve"> </w:t>
+      </w:r>
+      <w:r>
+        <w:t xml:space="preserve">correlations between paired binary error indicators. Error correlation decreases from 0.984</w:t>
+      </w:r>
+      <w:r>
+        <w:t xml:space="preserve"> </w:t>
+      </w:r>
+      <w:r>
+        <w:t xml:space="preserve">for HOM to 0.742 for HET-LITE and 0.530 for HET, giving a HOM-HET contrast of 0.454 (95% CI</w:t>
+      </w:r>
+      <w:r>
+        <w:t xml:space="preserve"> </w:t>
+      </w:r>
+      <w:r>
+        <w:t xml:space="preserve">[0.376, 0.534]; two-way [0.328, 0.586]).</w:t>
       </w:r>
     </w:p>
     <w:p>
@@ -3444,49 +3072,25 @@
         </w:numPr>
       </w:pPr>
       <w:r>
-        <w:t xml:space="preserve">Within each (configuration, equity, date, run) cell we form, for every unordered pair of</w:t>
-      </w:r>
-      <w:r>
-        <w:t xml:space="preserve"> </w:t>
-      </w:r>
-      <w:r>
-        <w:t xml:space="preserve">agent positions, the pair of binary error indicators against the realized forward-return</w:t>
-      </w:r>
-      <w:r>
-        <w:t xml:space="preserve"> </w:t>
-      </w:r>
-      <w:r>
-        <w:t xml:space="preserve">sign. Those pairs are pooled over all cells and all agent-position pairs within a</w:t>
-      </w:r>
-      <w:r>
-        <w:t xml:space="preserve"> </w:t>
-      </w:r>
-      <w:r>
-        <w:t xml:space="preserve">configuration, and φ is the Pearson correlation of the pooled set, so one φ is reported per</w:t>
-      </w:r>
-      <w:r>
-        <w:t xml:space="preserve"> </w:t>
-      </w:r>
-      <w:r>
-        <w:t xml:space="preserve">configuration rather than one per agent pair. Error correlation decreases from 0.984 for</w:t>
-      </w:r>
-      <w:r>
-        <w:t xml:space="preserve"> </w:t>
-      </w:r>
-      <w:r>
-        <w:t xml:space="preserve">HOM to 0.742 for HET-LITE and 0.530 for HET. The HOM-HET contrast is 0.454 with a 95%</w:t>
-      </w:r>
-      <w:r>
-        <w:t xml:space="preserve"> </w:t>
-      </w:r>
-      <w:r>
-        <w:t xml:space="preserve">confidence interval of [0.376, 0.534]. Under two-way resampling, the interval is</w:t>
-      </w:r>
-      <w:r>
-        <w:t xml:space="preserve"> </w:t>
-      </w:r>
-      <w:r>
-        <w:t xml:space="preserve">[0.328, 0.586].</w:t>
+        <w:t xml:space="preserve">Counting HOLD as an error to hold the evaluated subset fixed gives the same ordering, with a</w:t>
+      </w:r>
+      <w:r>
+        <w:t xml:space="preserve"> </w:t>
+      </w:r>
+      <w:r>
+        <w:t xml:space="preserve">HOM-HET contrast of 0.309 (95% CI [0.262, 0.354]; two-way [0.227, 0.387]). Mean per-agent</w:t>
+      </w:r>
+      <w:r>
+        <w:t xml:space="preserve"> </w:t>
+      </w:r>
+      <w:r>
+        <w:t xml:space="preserve">error rates remain similar, so the reduction reflects lower error dependence rather than</w:t>
+      </w:r>
+      <w:r>
+        <w:t xml:space="preserve"> </w:t>
+      </w:r>
+      <w:r>
+        <w:t xml:space="preserve">differences in average correctness.</w:t>
       </w:r>
     </w:p>
     <w:p>
@@ -3498,85 +3102,31 @@
         </w:numPr>
       </w:pPr>
       <w:r>
-        <w:t xml:space="preserve">Because treating HOLD as an abstention changes the evaluated subset, we repeat the analysis</w:t>
-      </w:r>
-      <w:r>
-        <w:t xml:space="preserve"> </w:t>
-      </w:r>
-      <w:r>
-        <w:t xml:space="preserve">with HOLD counted as an error. The corresponding HOM-HET contrast is 0.309 with a 95%</w:t>
-      </w:r>
-      <w:r>
-        <w:t xml:space="preserve"> </w:t>
-      </w:r>
-      <w:r>
-        <w:t xml:space="preserve">confidence interval of [0.262, 0.354]. The two-way interval is [0.227, 0.387].</w:t>
-      </w:r>
-    </w:p>
-    <w:p>
-      <w:pPr>
-        <w:pStyle w:val="Compact"/>
-        <w:numPr>
-          <w:ilvl w:val="0"/>
-          <w:numId w:val="1021"/>
-        </w:numPr>
-      </w:pPr>
-      <w:r>
-        <w:t xml:space="preserve">Mean per-agent error rates remain similar across configurations, so the decline in φ</w:t>
-      </w:r>
-      <w:r>
-        <w:t xml:space="preserve"> </w:t>
-      </w:r>
-      <w:r>
-        <w:t xml:space="preserve">reflects lower error dependence rather than differences in average correctness.</w:t>
-      </w:r>
-    </w:p>
-    <w:p>
-      <w:pPr>
-        <w:pStyle w:val="Compact"/>
-        <w:numPr>
-          <w:ilvl w:val="0"/>
-          <w:numId w:val="1021"/>
-        </w:numPr>
-      </w:pPr>
-      <w:r>
-        <w:t xml:space="preserve">We do not present the lower error correlation as a performance claim. The</w:t>
-      </w:r>
-      <w:r>
-        <w:t xml:space="preserve"> </w:t>
-      </w:r>
-      <w:r>
-        <w:t xml:space="preserve">classifier-ensemble literature establishes that diversity and ensemble accuracy are related</w:t>
-      </w:r>
-      <w:r>
-        <w:t xml:space="preserve"> </w:t>
-      </w:r>
-      <w:r>
-        <w:t xml:space="preserve">but not interchangeable [17], and Section V-C and the Conclusion now say so explicitly.</w:t>
-      </w:r>
-    </w:p>
-    <w:p>
-      <w:pPr>
-        <w:pStyle w:val="Compact"/>
-        <w:numPr>
-          <w:ilvl w:val="0"/>
-          <w:numId w:val="1021"/>
-        </w:numPr>
-      </w:pPr>
-      <w:r>
-        <w:t xml:space="preserve">The manuscript now distinguishes output agreement, error correlation, sampling independence,</w:t>
-      </w:r>
-      <w:r>
-        <w:t xml:space="preserve"> </w:t>
-      </w:r>
-      <w:r>
-        <w:t xml:space="preserve">model diversity, and provider diversity. Decorrelation is defined specifically as a</w:t>
-      </w:r>
-      <w:r>
-        <w:t xml:space="preserve"> </w:t>
-      </w:r>
-      <w:r>
-        <w:t xml:space="preserve">reduction in error correlation measured by φ, while κ measures categorical agreement.</w:t>
+        <w:t xml:space="preserve">The manuscript now explicitly distinguishes output agreement, error correlation, sampling</w:t>
+      </w:r>
+      <w:r>
+        <w:t xml:space="preserve"> </w:t>
+      </w:r>
+      <w:r>
+        <w:t xml:space="preserve">independence, model diversity, and provider diversity;</w:t>
+      </w:r>
+      <w:r>
+        <w:t xml:space="preserve"> </w:t>
+      </w:r>
+      <w:r>
+        <w:t xml:space="preserve">“de-correlation”</w:t>
+      </w:r>
+      <w:r>
+        <w:t xml:space="preserve"> </w:t>
+      </w:r>
+      <w:r>
+        <w:t xml:space="preserve">refers specifically</w:t>
+      </w:r>
+      <w:r>
+        <w:t xml:space="preserve"> </w:t>
+      </w:r>
+      <w:r>
+        <w:t xml:space="preserve">to reduced error correlation measured by φ, while κ measures categorical agreement.</w:t>
       </w:r>
     </w:p>
     <w:p>
@@ -3879,19 +3429,19 @@
         </w:numPr>
       </w:pPr>
       <w:r>
-        <w:t xml:space="preserve">We added a selective-prediction analysis using mean agent conviction to rank decisions. The</w:t>
-      </w:r>
-      <w:r>
-        <w:t xml:space="preserve"> </w:t>
-      </w:r>
-      <w:r>
-        <w:t xml:space="preserve">HOM-HET AURC difference is -0.001 with a 95% equity-clustered confidence interval of</w:t>
-      </w:r>
-      <w:r>
-        <w:t xml:space="preserve"> </w:t>
-      </w:r>
-      <w:r>
-        <w:t xml:space="preserve">[-0.059, 0.060]. The corresponding two-way interval is [-0.113, 0.115]. Both contain zero.</w:t>
+        <w:t xml:space="preserve">We added selective-prediction analysis with paired clustered inference. The HOM-HET AURC</w:t>
+      </w:r>
+      <w:r>
+        <w:t xml:space="preserve"> </w:t>
+      </w:r>
+      <w:r>
+        <w:t xml:space="preserve">difference is -0.001, with an equity-clustered 95% interval of [-0.059, 0.060] and a two-way</w:t>
+      </w:r>
+      <w:r>
+        <w:t xml:space="preserve"> </w:t>
+      </w:r>
+      <w:r>
+        <w:t xml:space="preserve">interval of [-0.113, 0.115], both containing zero.</w:t>
       </w:r>
     </w:p>
     <w:p>
@@ -3903,13 +3453,25 @@
         </w:numPr>
       </w:pPr>
       <w:r>
-        <w:t xml:space="preserve">The unanimous-incorrect ratio is 1.84 with an equity-clustered interval of [1.42, 2.52] and</w:t>
-      </w:r>
-      <w:r>
-        <w:t xml:space="preserve"> </w:t>
-      </w:r>
-      <w:r>
-        <w:t xml:space="preserve">a two-way interval of [1.13, 3.06].</w:t>
+        <w:t xml:space="preserve">We also report uncertainty for the exploratory consensus outcomes: the unanimous-incorrect</w:t>
+      </w:r>
+      <w:r>
+        <w:t xml:space="preserve"> </w:t>
+      </w:r>
+      <w:r>
+        <w:t xml:space="preserve">ratio is 1.84 with intervals [1.42, 2.52] and [1.13, 3.06], while the pile-on difference is</w:t>
+      </w:r>
+      <w:r>
+        <w:t xml:space="preserve"> </w:t>
+      </w:r>
+      <w:r>
+        <w:t xml:space="preserve">0.189 with intervals [0.160, 0.216] and [0.140, 0.232] under equity and two-way resampling,</w:t>
+      </w:r>
+      <w:r>
+        <w:t xml:space="preserve"> </w:t>
+      </w:r>
+      <w:r>
+        <w:t xml:space="preserve">respectively.</w:t>
       </w:r>
     </w:p>
     <w:p>
@@ -3921,55 +3483,19 @@
         </w:numPr>
       </w:pPr>
       <w:r>
-        <w:t xml:space="preserve">For pile-on, the HOM-HET difference is 0.189 with an equity-clustered interval of [0.160,</w:t>
-      </w:r>
-      <w:r>
-        <w:t xml:space="preserve"> </w:t>
-      </w:r>
-      <w:r>
-        <w:t xml:space="preserve">0.216] and a two-way interval of [0.140, 0.232].</w:t>
-      </w:r>
-    </w:p>
-    <w:p>
-      <w:pPr>
-        <w:pStyle w:val="Compact"/>
-        <w:numPr>
-          <w:ilvl w:val="0"/>
-          <w:numId w:val="1023"/>
-        </w:numPr>
-      </w:pPr>
-      <w:r>
-        <w:t xml:space="preserve">We also report error correlation with HOLD counted as an error, which fixes the evaluated</w:t>
-      </w:r>
-      <w:r>
-        <w:t xml:space="preserve"> </w:t>
-      </w:r>
-      <w:r>
-        <w:t xml:space="preserve">subset across configurations. The resulting HOM-HET φ contrast is 0.309 with a 95%</w:t>
-      </w:r>
-      <w:r>
-        <w:t xml:space="preserve"> </w:t>
-      </w:r>
-      <w:r>
-        <w:t xml:space="preserve">confidence interval of [0.262, 0.354] and a two-way interval of [0.227, 0.387].</w:t>
-      </w:r>
-    </w:p>
-    <w:p>
-      <w:pPr>
-        <w:pStyle w:val="Compact"/>
-        <w:numPr>
-          <w:ilvl w:val="0"/>
-          <w:numId w:val="1023"/>
-        </w:numPr>
-      </w:pPr>
-      <w:r>
-        <w:t xml:space="preserve">Wilson intervals are retained only in the descriptive secondary accuracy analysis and are no</w:t>
-      </w:r>
-      <w:r>
-        <w:t xml:space="preserve"> </w:t>
-      </w:r>
-      <w:r>
-        <w:t xml:space="preserve">longer the principal inferential evidence.</w:t>
+        <w:t xml:space="preserve">As a common-subset robustness check, counting HOLD as an error yields a HOM-HET φ contrast</w:t>
+      </w:r>
+      <w:r>
+        <w:t xml:space="preserve"> </w:t>
+      </w:r>
+      <w:r>
+        <w:t xml:space="preserve">of 0.309 with equity and two-way intervals of [0.262, 0.354] and [0.227, 0.387]. Wilson</w:t>
+      </w:r>
+      <w:r>
+        <w:t xml:space="preserve"> </w:t>
+      </w:r>
+      <w:r>
+        <w:t xml:space="preserve">intervals are now retained only as descriptive summaries.</w:t>
       </w:r>
     </w:p>
     <w:p>
@@ -4212,13 +3738,13 @@
         </w:numPr>
       </w:pPr>
       <w:r>
-        <w:t xml:space="preserve">The manuscript now states explicitly that assigning distinct per-agent seeds removes the</w:t>
-      </w:r>
-      <w:r>
-        <w:t xml:space="preserve"> </w:t>
-      </w:r>
-      <w:r>
-        <w:t xml:space="preserve">demonstrated shared-seed artifact but does not establish statistical independence.</w:t>
+        <w:t xml:space="preserve">We now state explicitly that distinct per-agent seeds remove the demonstrated shared-seed</w:t>
+      </w:r>
+      <w:r>
+        <w:t xml:space="preserve"> </w:t>
+      </w:r>
+      <w:r>
+        <w:t xml:space="preserve">artifact but do not establish statistical independence.</w:t>
       </w:r>
     </w:p>
     <w:p>
@@ -4230,25 +3756,31 @@
         </w:numPr>
       </w:pPr>
       <w:r>
-        <w:t xml:space="preserve">The confirmatory grid contains 54,000 planned responses, all of which ultimately returned</w:t>
-      </w:r>
-      <w:r>
-        <w:t xml:space="preserve"> </w:t>
-      </w:r>
-      <w:r>
-        <w:t xml:space="preserve">valid outputs. Completing the grid required 94,566 API requests. Of the 40,566 unsuccessful</w:t>
-      </w:r>
-      <w:r>
-        <w:t xml:space="preserve"> </w:t>
-      </w:r>
-      <w:r>
-        <w:t xml:space="preserve">requests, 40,544 were rate-limit or quota responses and 22 were transport or schema</w:t>
-      </w:r>
-      <w:r>
-        <w:t xml:space="preserve"> </w:t>
-      </w:r>
-      <w:r>
-        <w:t xml:space="preserve">failures.</w:t>
+        <w:t xml:space="preserve">The confirmatory grid contains 54,000 valid outputs and required 94,566 API requests; of the</w:t>
+      </w:r>
+      <w:r>
+        <w:t xml:space="preserve"> </w:t>
+      </w:r>
+      <w:r>
+        <w:t xml:space="preserve">40,566 unsuccessful requests, 40,544 were rate-limit or quota responses and 22 were</w:t>
+      </w:r>
+      <w:r>
+        <w:t xml:space="preserve"> </w:t>
+      </w:r>
+      <w:r>
+        <w:t xml:space="preserve">transport or schema failures. Every attempt is retained in the released log together with</w:t>
+      </w:r>
+      <w:r>
+        <w:t xml:space="preserve"> </w:t>
+      </w:r>
+      <w:r>
+        <w:t xml:space="preserve">request settings, prompts, model identifiers, seeds, prices, archived responses, and frozen</w:t>
+      </w:r>
+      <w:r>
+        <w:t xml:space="preserve"> </w:t>
+      </w:r>
+      <w:r>
+        <w:t xml:space="preserve">analysis materials.</w:t>
       </w:r>
     </w:p>
     <w:p>
@@ -4260,25 +3792,25 @@
         </w:numPr>
       </w:pPr>
       <w:r>
-        <w:t xml:space="preserve">Every request attempt is retained in the released log. The reproducibility materials contain</w:t>
-      </w:r>
-      <w:r>
-        <w:t xml:space="preserve"> </w:t>
-      </w:r>
-      <w:r>
-        <w:t xml:space="preserve">request settings, complete prompts, prompt hashes, model identifiers, seeds, prices,</w:t>
-      </w:r>
-      <w:r>
-        <w:t xml:space="preserve"> </w:t>
-      </w:r>
-      <w:r>
-        <w:t xml:space="preserve">experimental configuration, pre-registration records, archived responses, and the frozen</w:t>
-      </w:r>
-      <w:r>
-        <w:t xml:space="preserve"> </w:t>
-      </w:r>
-      <w:r>
-        <w:t xml:space="preserve">analysis materials.</w:t>
+        <w:t xml:space="preserve">Figure 3 now compares only like-for-like pilot quantities on the same grid and model set:</w:t>
+      </w:r>
+      <w:r>
+        <w:t xml:space="preserve"> </w:t>
+      </w:r>
+      <w:r>
+        <w:t xml:space="preserve">the HOM-HET agreement contrast is 0.485 under a shared seed and 0.113 under distinct</w:t>
+      </w:r>
+      <w:r>
+        <w:t xml:space="preserve"> </w:t>
+      </w:r>
+      <w:r>
+        <w:t xml:space="preserve">per-agent seeds. The full-study within-minus-cross-run diagnostic is reported separately in</w:t>
+      </w:r>
+      <w:r>
+        <w:t xml:space="preserve"> </w:t>
+      </w:r>
+      <w:r>
+        <w:t xml:space="preserve">Table 6.</w:t>
       </w:r>
     </w:p>
     <w:p>
@@ -4290,37 +3822,19 @@
         </w:numPr>
       </w:pPr>
       <w:r>
-        <w:t xml:space="preserve">Figure 3 now contains only two like-for-like pilot quantities. Both measure the HOM-HET</w:t>
-      </w:r>
-      <w:r>
-        <w:t xml:space="preserve"> </w:t>
-      </w:r>
-      <w:r>
-        <w:t xml:space="preserve">agreement contrast on the same pilot grid and model set. The contrast is 0.485 under a</w:t>
-      </w:r>
-      <w:r>
-        <w:t xml:space="preserve"> </w:t>
-      </w:r>
-      <w:r>
-        <w:t xml:space="preserve">shared seed and 0.113 under distinct per-agent seeds.</w:t>
-      </w:r>
-    </w:p>
-    <w:p>
-      <w:pPr>
-        <w:pStyle w:val="Compact"/>
-        <w:numPr>
-          <w:ilvl w:val="0"/>
-          <w:numId w:val="1025"/>
-        </w:numPr>
-      </w:pPr>
-      <w:r>
-        <w:t xml:space="preserve">The full-study within-minus-cross-run diagnostic is reported separately in Table 6 and is no</w:t>
-      </w:r>
-      <w:r>
-        <w:t xml:space="preserve"> </w:t>
-      </w:r>
-      <w:r>
-        <w:t xml:space="preserve">longer combined with the Figure 3 estimand.</w:t>
+        <w:t xml:space="preserve">The released package also contains timestamped cryptographic freeze receipts for both the</w:t>
+      </w:r>
+      <w:r>
+        <w:t xml:space="preserve"> </w:t>
+      </w:r>
+      <w:r>
+        <w:t xml:space="preserve">confirmatory study and the cross-domain replication, with the latter recorded before any API</w:t>
+      </w:r>
+      <w:r>
+        <w:t xml:space="preserve"> </w:t>
+      </w:r>
+      <w:r>
+        <w:t xml:space="preserve">call for that arm.</w:t>
       </w:r>
     </w:p>
     <w:p>
@@ -4659,13 +4173,19 @@
         </w:numPr>
       </w:pPr>
       <w:r>
-        <w:t xml:space="preserve">We added a pre-registered replication using 537 questions from the MMLU</w:t>
-      </w:r>
-      <w:r>
-        <w:t xml:space="preserve"> </w:t>
-      </w:r>
-      <w:r>
-        <w:t xml:space="preserve">professional-medicine and clinical-knowledge subsets [20].</w:t>
+        <w:t xml:space="preserve">We added a pre-registered replication using 537 MMLU professional-medicine and</w:t>
+      </w:r>
+      <w:r>
+        <w:t xml:space="preserve"> </w:t>
+      </w:r>
+      <w:r>
+        <w:t xml:space="preserve">clinical-knowledge questions with four response options rather than the three financial</w:t>
+      </w:r>
+      <w:r>
+        <w:t xml:space="preserve"> </w:t>
+      </w:r>
+      <w:r>
+        <w:t xml:space="preserve">labels.</w:t>
       </w:r>
     </w:p>
     <w:p>
@@ -4677,19 +4197,19 @@
         </w:numPr>
       </w:pPr>
       <w:r>
-        <w:t xml:space="preserve">The task has four response options with one correct answer rather than the three BUY, HOLD,</w:t>
-      </w:r>
-      <w:r>
-        <w:t xml:space="preserve"> </w:t>
-      </w:r>
-      <w:r>
-        <w:t xml:space="preserve">and SELL labels used in the financial experiment. Chance performance is 25%, and the</w:t>
-      </w:r>
-      <w:r>
-        <w:t xml:space="preserve"> </w:t>
-      </w:r>
-      <w:r>
-        <w:t xml:space="preserve">evaluated models perform substantially above that level.</w:t>
+        <w:t xml:space="preserve">The main ordering reproduces: agreement decreases by Δκ = 0.072 (95% CI [0.040, 0.104]) and</w:t>
+      </w:r>
+      <w:r>
+        <w:t xml:space="preserve"> </w:t>
+      </w:r>
+      <w:r>
+        <w:t xml:space="preserve">error correlation by Δφ = 0.393 (95% CI [0.325, 0.459]). The agreement contrast is</w:t>
+      </w:r>
+      <w:r>
+        <w:t xml:space="preserve"> </w:t>
+      </w:r>
+      <w:r>
+        <w:t xml:space="preserve">substantially smaller than in finance, so we do not claim magnitude invariance across tasks.</w:t>
       </w:r>
     </w:p>
     <w:p>
@@ -4701,79 +4221,13 @@
         </w:numPr>
       </w:pPr>
       <w:r>
-        <w:t xml:space="preserve">Choice order is shuffled deterministically within each item to remove positional imbalance</w:t>
-      </w:r>
-      <w:r>
-        <w:t xml:space="preserve"> </w:t>
-      </w:r>
-      <w:r>
-        <w:t xml:space="preserve">in the published answer key.</w:t>
-      </w:r>
-    </w:p>
-    <w:p>
-      <w:pPr>
-        <w:pStyle w:val="Compact"/>
-        <w:numPr>
-          <w:ilvl w:val="0"/>
-          <w:numId w:val="1027"/>
-        </w:numPr>
-      </w:pPr>
-      <w:r>
-        <w:t xml:space="preserve">The main ordering reproduces. Agreement decreases by Δκ = 0.072 with a 95% confidence</w:t>
-      </w:r>
-      <w:r>
-        <w:t xml:space="preserve"> </w:t>
-      </w:r>
-      <w:r>
-        <w:t xml:space="preserve">interval of [0.040, 0.104], while error correlation decreases by Δφ = 0.393 with a 95%</w:t>
-      </w:r>
-      <w:r>
-        <w:t xml:space="preserve"> </w:t>
-      </w:r>
-      <w:r>
-        <w:t xml:space="preserve">confidence interval of [0.325, 0.459].</w:t>
-      </w:r>
-    </w:p>
-    <w:p>
-      <w:pPr>
-        <w:pStyle w:val="Compact"/>
-        <w:numPr>
-          <w:ilvl w:val="0"/>
-          <w:numId w:val="1027"/>
-        </w:numPr>
-      </w:pPr>
-      <w:r>
-        <w:t xml:space="preserve">The agreement contrast is substantially smaller than in finance, while the error-correlation</w:t>
-      </w:r>
-      <w:r>
-        <w:t xml:space="preserve"> </w:t>
-      </w:r>
-      <w:r>
-        <w:t xml:space="preserve">contrast attenuates much less. We therefore report the cross-domain replication without</w:t>
-      </w:r>
-      <w:r>
-        <w:t xml:space="preserve"> </w:t>
-      </w:r>
-      <w:r>
-        <w:t xml:space="preserve">claiming that the magnitude is invariant across tasks.</w:t>
-      </w:r>
-    </w:p>
-    <w:p>
-      <w:pPr>
-        <w:pStyle w:val="Compact"/>
-        <w:numPr>
-          <w:ilvl w:val="0"/>
-          <w:numId w:val="1027"/>
-        </w:numPr>
-      </w:pPr>
-      <w:r>
         <w:t xml:space="preserve">Prompt format, five-agent ensemble size, majority-vote aggregation, and the tested model</w:t>
       </w:r>
       <w:r>
         <w:t xml:space="preserve"> </w:t>
       </w:r>
       <w:r>
-        <w:t xml:space="preserve">mixtures remain fixed and are stated explicitly as limitations.</w:t>
+        <w:t xml:space="preserve">mixtures remain fixed and are explicitly stated as limitations.</w:t>
       </w:r>
     </w:p>
     <w:p>

--- a/submission/IEEE-Access-Response-to-Reviewers.docx
+++ b/submission/IEEE-Access-Response-to-Reviewers.docx
@@ -114,56 +114,6 @@
       </w:r>
       <w:r>
         <w:t xml:space="preserve">).</w:t>
-      </w:r>
-    </w:p>
-    <w:p>
-      <w:pPr>
-        <w:pStyle w:val="BodyText"/>
-      </w:pPr>
-      <w:r>
-        <w:t xml:space="preserve">The revision adds two substantial pieces of evidence. First, we now measure the correlation</w:t>
-      </w:r>
-      <w:r>
-        <w:t xml:space="preserve"> </w:t>
-      </w:r>
-      <w:r>
-        <w:t xml:space="preserve">between agents’ errors directly rather than inferring it from label agreement, which is what the</w:t>
-      </w:r>
-      <w:r>
-        <w:t xml:space="preserve"> </w:t>
-      </w:r>
-      <w:r>
-        <w:t xml:space="preserve">term</w:t>
-      </w:r>
-      <w:r>
-        <w:t xml:space="preserve"> </w:t>
-      </w:r>
-      <w:r>
-        <w:t xml:space="preserve">“de-correlation”</w:t>
-      </w:r>
-      <w:r>
-        <w:t xml:space="preserve"> </w:t>
-      </w:r>
-      <w:r>
-        <w:t xml:space="preserve">in our title asserts. Second, we ran a pre-registered replication of the</w:t>
-      </w:r>
-      <w:r>
-        <w:t xml:space="preserve"> </w:t>
-      </w:r>
-      <w:r>
-        <w:t xml:space="preserve">entire protocol on a substantially different domain, 537 expert clinical-decision items, and</w:t>
-      </w:r>
-      <w:r>
-        <w:t xml:space="preserve"> </w:t>
-      </w:r>
-      <w:r>
-        <w:t xml:space="preserve">report it whatever the outcome. Every number below is regenerated by the released code from the</w:t>
-      </w:r>
-      <w:r>
-        <w:t xml:space="preserve"> </w:t>
-      </w:r>
-      <w:r>
-        <w:t xml:space="preserve">frozen data.</w:t>
       </w:r>
     </w:p>
     <w:p>
